--- a/документация/diary.docx
+++ b/документация/diary.docx
@@ -12,7 +12,6 @@
           <w:color w:val="000000"/>
           <w:sz w:val="28"/>
           <w:szCs w:val="28"/>
-          <w:lang w:val="ru-RU"/>
         </w:rPr>
       </w:pPr>
     </w:p>
@@ -171,7 +170,26 @@
           <w:szCs w:val="28"/>
           <w:lang w:val="en-US"/>
         </w:rPr>
-        <w:t>MY DIARY</w:t>
+        <w:t>MY</w:t>
+      </w:r>
+      <w:r>
+        <w:rPr>
+          <w:b/>
+          <w:bCs/>
+          <w:sz w:val="28"/>
+          <w:szCs w:val="28"/>
+        </w:rPr>
+        <w:t xml:space="preserve"> </w:t>
+      </w:r>
+      <w:r>
+        <w:rPr>
+          <w:b/>
+          <w:bCs/>
+          <w:sz w:val="28"/>
+          <w:szCs w:val="28"/>
+          <w:lang w:val="en-US"/>
+        </w:rPr>
+        <w:t>DIARY</w:t>
       </w:r>
       <w:r>
         <w:rPr>
@@ -429,7 +447,6 @@
               <w:rPr>
                 <w:sz w:val="28"/>
                 <w:szCs w:val="28"/>
-                <w:lang w:val="ru-RU"/>
               </w:rPr>
               <w:t>М</w:t>
             </w:r>
@@ -444,7 +461,6 @@
               <w:rPr>
                 <w:sz w:val="28"/>
                 <w:szCs w:val="28"/>
-                <w:lang w:val="ru-RU"/>
               </w:rPr>
               <w:t>В</w:t>
             </w:r>
@@ -459,7 +475,6 @@
               <w:rPr>
                 <w:sz w:val="28"/>
                 <w:szCs w:val="28"/>
-                <w:lang w:val="ru-RU"/>
               </w:rPr>
               <w:t>Рощинина</w:t>
             </w:r>
@@ -635,7 +650,6 @@
       <w:sdtPr>
         <w:rPr>
           <w:noProof/>
-          <w:lang w:val="ru-RU"/>
         </w:rPr>
         <w:id w:val="1147004706"/>
         <w:docPartObj>
@@ -650,7 +664,6 @@
             <w:jc w:val="both"/>
             <w:rPr>
               <w:noProof/>
-              <w:lang w:val="ru-RU"/>
             </w:rPr>
           </w:pPr>
         </w:p>
@@ -661,7 +674,6 @@
               <w:rFonts w:asciiTheme="minorHAnsi" w:eastAsiaTheme="minorEastAsia" w:hAnsiTheme="minorHAnsi" w:cstheme="minorBidi"/>
               <w:noProof/>
               <w:kern w:val="2"/>
-              <w:lang w:val="ru-RU"/>
             </w:rPr>
           </w:pPr>
           <w:r>
@@ -670,7 +682,6 @@
               <w:color w:val="000000"/>
               <w:sz w:val="28"/>
               <w:szCs w:val="28"/>
-              <w:lang w:val="ru-RU"/>
             </w:rPr>
             <w:fldChar w:fldCharType="begin"/>
           </w:r>
@@ -680,7 +691,6 @@
               <w:color w:val="000000"/>
               <w:sz w:val="28"/>
               <w:szCs w:val="28"/>
-              <w:lang w:val="ru-RU"/>
             </w:rPr>
             <w:instrText xml:space="preserve"> TOC \o "1-3" \h \z \u </w:instrText>
           </w:r>
@@ -690,7 +700,6 @@
               <w:color w:val="000000"/>
               <w:sz w:val="28"/>
               <w:szCs w:val="28"/>
-              <w:lang w:val="ru-RU"/>
             </w:rPr>
             <w:fldChar w:fldCharType="separate"/>
           </w:r>
@@ -761,7 +770,6 @@
               <w:rFonts w:asciiTheme="minorHAnsi" w:eastAsiaTheme="minorEastAsia" w:hAnsiTheme="minorHAnsi" w:cstheme="minorBidi"/>
               <w:noProof/>
               <w:kern w:val="2"/>
-              <w:lang w:val="ru-RU"/>
             </w:rPr>
           </w:pPr>
           <w:hyperlink w:anchor="_Toc230714471" w:history="1">
@@ -779,7 +787,6 @@
                 <w:rFonts w:asciiTheme="minorHAnsi" w:eastAsiaTheme="minorEastAsia" w:hAnsiTheme="minorHAnsi" w:cstheme="minorBidi"/>
                 <w:noProof/>
                 <w:kern w:val="2"/>
-                <w:lang w:val="ru-RU"/>
               </w:rPr>
               <w:tab/>
             </w:r>
@@ -849,7 +856,6 @@
               <w:rFonts w:asciiTheme="minorHAnsi" w:eastAsiaTheme="minorEastAsia" w:hAnsiTheme="minorHAnsi" w:cstheme="minorBidi"/>
               <w:noProof/>
               <w:kern w:val="2"/>
-              <w:lang w:val="ru-RU"/>
             </w:rPr>
           </w:pPr>
           <w:hyperlink w:anchor="_Toc230714472" w:history="1">
@@ -867,7 +873,6 @@
                 <w:rFonts w:asciiTheme="minorHAnsi" w:eastAsiaTheme="minorEastAsia" w:hAnsiTheme="minorHAnsi" w:cstheme="minorBidi"/>
                 <w:noProof/>
                 <w:kern w:val="2"/>
-                <w:lang w:val="ru-RU"/>
               </w:rPr>
               <w:tab/>
             </w:r>
@@ -937,7 +942,6 @@
               <w:rFonts w:asciiTheme="minorHAnsi" w:eastAsiaTheme="minorEastAsia" w:hAnsiTheme="minorHAnsi" w:cstheme="minorBidi"/>
               <w:noProof/>
               <w:kern w:val="2"/>
-              <w:lang w:val="ru-RU"/>
             </w:rPr>
           </w:pPr>
           <w:hyperlink w:anchor="_Toc230714473" w:history="1">
@@ -955,7 +959,6 @@
                 <w:rFonts w:asciiTheme="minorHAnsi" w:eastAsiaTheme="minorEastAsia" w:hAnsiTheme="minorHAnsi" w:cstheme="minorBidi"/>
                 <w:noProof/>
                 <w:kern w:val="2"/>
-                <w:lang w:val="ru-RU"/>
               </w:rPr>
               <w:tab/>
             </w:r>
@@ -1025,7 +1028,6 @@
               <w:rFonts w:asciiTheme="minorHAnsi" w:eastAsiaTheme="minorEastAsia" w:hAnsiTheme="minorHAnsi" w:cstheme="minorBidi"/>
               <w:noProof/>
               <w:kern w:val="2"/>
-              <w:lang w:val="ru-RU"/>
             </w:rPr>
           </w:pPr>
           <w:hyperlink w:anchor="_Toc230714474" w:history="1">
@@ -1043,7 +1045,6 @@
                 <w:rFonts w:asciiTheme="minorHAnsi" w:eastAsiaTheme="minorEastAsia" w:hAnsiTheme="minorHAnsi" w:cstheme="minorBidi"/>
                 <w:noProof/>
                 <w:kern w:val="2"/>
-                <w:lang w:val="ru-RU"/>
               </w:rPr>
               <w:tab/>
             </w:r>
@@ -1113,7 +1114,6 @@
               <w:rFonts w:asciiTheme="minorHAnsi" w:eastAsiaTheme="minorEastAsia" w:hAnsiTheme="minorHAnsi" w:cstheme="minorBidi"/>
               <w:noProof/>
               <w:kern w:val="2"/>
-              <w:lang w:val="ru-RU"/>
             </w:rPr>
           </w:pPr>
           <w:hyperlink w:anchor="_Toc230714475" w:history="1">
@@ -1131,7 +1131,6 @@
                 <w:rFonts w:asciiTheme="minorHAnsi" w:eastAsiaTheme="minorEastAsia" w:hAnsiTheme="minorHAnsi" w:cstheme="minorBidi"/>
                 <w:noProof/>
                 <w:kern w:val="2"/>
-                <w:lang w:val="ru-RU"/>
               </w:rPr>
               <w:tab/>
             </w:r>
@@ -1201,7 +1200,6 @@
               <w:rFonts w:asciiTheme="minorHAnsi" w:eastAsiaTheme="minorEastAsia" w:hAnsiTheme="minorHAnsi" w:cstheme="minorBidi"/>
               <w:noProof/>
               <w:kern w:val="2"/>
-              <w:lang w:val="ru-RU"/>
             </w:rPr>
           </w:pPr>
           <w:hyperlink w:anchor="_Toc230714476" w:history="1">
@@ -1219,7 +1217,6 @@
                 <w:rFonts w:asciiTheme="minorHAnsi" w:eastAsiaTheme="minorEastAsia" w:hAnsiTheme="minorHAnsi" w:cstheme="minorBidi"/>
                 <w:noProof/>
                 <w:kern w:val="2"/>
-                <w:lang w:val="ru-RU"/>
               </w:rPr>
               <w:tab/>
             </w:r>
@@ -1289,7 +1286,6 @@
               <w:rFonts w:asciiTheme="minorHAnsi" w:eastAsiaTheme="minorEastAsia" w:hAnsiTheme="minorHAnsi" w:cstheme="minorBidi"/>
               <w:noProof/>
               <w:kern w:val="2"/>
-              <w:lang w:val="ru-RU"/>
             </w:rPr>
           </w:pPr>
           <w:hyperlink w:anchor="_Toc230714477" w:history="1">
@@ -1307,7 +1303,6 @@
                 <w:rFonts w:asciiTheme="minorHAnsi" w:eastAsiaTheme="minorEastAsia" w:hAnsiTheme="minorHAnsi" w:cstheme="minorBidi"/>
                 <w:noProof/>
                 <w:kern w:val="2"/>
-                <w:lang w:val="ru-RU"/>
               </w:rPr>
               <w:tab/>
             </w:r>
@@ -1377,7 +1372,6 @@
               <w:rFonts w:asciiTheme="minorHAnsi" w:eastAsiaTheme="minorEastAsia" w:hAnsiTheme="minorHAnsi" w:cstheme="minorBidi"/>
               <w:noProof/>
               <w:kern w:val="2"/>
-              <w:lang w:val="ru-RU"/>
             </w:rPr>
           </w:pPr>
           <w:hyperlink w:anchor="_Toc230714478" w:history="1">
@@ -1395,7 +1389,6 @@
                 <w:rFonts w:asciiTheme="minorHAnsi" w:eastAsiaTheme="minorEastAsia" w:hAnsiTheme="minorHAnsi" w:cstheme="minorBidi"/>
                 <w:noProof/>
                 <w:kern w:val="2"/>
-                <w:lang w:val="ru-RU"/>
               </w:rPr>
               <w:tab/>
             </w:r>
@@ -1465,7 +1458,6 @@
               <w:rFonts w:asciiTheme="minorHAnsi" w:eastAsiaTheme="minorEastAsia" w:hAnsiTheme="minorHAnsi" w:cstheme="minorBidi"/>
               <w:noProof/>
               <w:kern w:val="2"/>
-              <w:lang w:val="ru-RU"/>
             </w:rPr>
           </w:pPr>
           <w:hyperlink w:anchor="_Toc230714479" w:history="1">
@@ -1483,7 +1475,6 @@
                 <w:rFonts w:asciiTheme="minorHAnsi" w:eastAsiaTheme="minorEastAsia" w:hAnsiTheme="minorHAnsi" w:cstheme="minorBidi"/>
                 <w:noProof/>
                 <w:kern w:val="2"/>
-                <w:lang w:val="ru-RU"/>
               </w:rPr>
               <w:tab/>
             </w:r>
@@ -1553,7 +1544,6 @@
               <w:rFonts w:asciiTheme="minorHAnsi" w:eastAsiaTheme="minorEastAsia" w:hAnsiTheme="minorHAnsi" w:cstheme="minorBidi"/>
               <w:noProof/>
               <w:kern w:val="2"/>
-              <w:lang w:val="ru-RU"/>
             </w:rPr>
           </w:pPr>
           <w:hyperlink w:anchor="_Toc230714480" w:history="1">
@@ -1571,7 +1561,6 @@
                 <w:rFonts w:asciiTheme="minorHAnsi" w:eastAsiaTheme="minorEastAsia" w:hAnsiTheme="minorHAnsi" w:cstheme="minorBidi"/>
                 <w:noProof/>
                 <w:kern w:val="2"/>
-                <w:lang w:val="ru-RU"/>
               </w:rPr>
               <w:tab/>
             </w:r>
@@ -1641,7 +1630,6 @@
               <w:rFonts w:asciiTheme="minorHAnsi" w:eastAsiaTheme="minorEastAsia" w:hAnsiTheme="minorHAnsi" w:cstheme="minorBidi"/>
               <w:noProof/>
               <w:kern w:val="2"/>
-              <w:lang w:val="ru-RU"/>
             </w:rPr>
           </w:pPr>
           <w:hyperlink w:anchor="_Toc230714481" w:history="1">
@@ -1659,7 +1647,6 @@
                 <w:rFonts w:asciiTheme="minorHAnsi" w:eastAsiaTheme="minorEastAsia" w:hAnsiTheme="minorHAnsi" w:cstheme="minorBidi"/>
                 <w:noProof/>
                 <w:kern w:val="2"/>
-                <w:lang w:val="ru-RU"/>
               </w:rPr>
               <w:tab/>
             </w:r>
@@ -1729,7 +1716,6 @@
               <w:rFonts w:asciiTheme="minorHAnsi" w:eastAsiaTheme="minorEastAsia" w:hAnsiTheme="minorHAnsi" w:cstheme="minorBidi"/>
               <w:noProof/>
               <w:kern w:val="2"/>
-              <w:lang w:val="ru-RU"/>
             </w:rPr>
           </w:pPr>
           <w:hyperlink w:anchor="_Toc230714482" w:history="1">
@@ -1739,7 +1725,6 @@
                 <w:b/>
                 <w:bCs/>
                 <w:noProof/>
-                <w:lang w:val="ru-RU"/>
               </w:rPr>
               <w:t>3.3.2</w:t>
             </w:r>
@@ -1748,7 +1733,6 @@
                 <w:rFonts w:asciiTheme="minorHAnsi" w:eastAsiaTheme="minorEastAsia" w:hAnsiTheme="minorHAnsi" w:cstheme="minorBidi"/>
                 <w:noProof/>
                 <w:kern w:val="2"/>
-                <w:lang w:val="ru-RU"/>
               </w:rPr>
               <w:tab/>
             </w:r>
@@ -1818,7 +1802,6 @@
               <w:rFonts w:asciiTheme="minorHAnsi" w:eastAsiaTheme="minorEastAsia" w:hAnsiTheme="minorHAnsi" w:cstheme="minorBidi"/>
               <w:noProof/>
               <w:kern w:val="2"/>
-              <w:lang w:val="ru-RU"/>
             </w:rPr>
           </w:pPr>
           <w:hyperlink w:anchor="_Toc230714483" w:history="1">
@@ -1836,7 +1819,6 @@
                 <w:rFonts w:asciiTheme="minorHAnsi" w:eastAsiaTheme="minorEastAsia" w:hAnsiTheme="minorHAnsi" w:cstheme="minorBidi"/>
                 <w:noProof/>
                 <w:kern w:val="2"/>
-                <w:lang w:val="ru-RU"/>
               </w:rPr>
               <w:tab/>
             </w:r>
@@ -1906,7 +1888,6 @@
               <w:rFonts w:asciiTheme="minorHAnsi" w:eastAsiaTheme="minorEastAsia" w:hAnsiTheme="minorHAnsi" w:cstheme="minorBidi"/>
               <w:noProof/>
               <w:kern w:val="2"/>
-              <w:lang w:val="ru-RU"/>
             </w:rPr>
           </w:pPr>
           <w:hyperlink w:anchor="_Toc230714484" w:history="1">
@@ -1924,7 +1905,6 @@
                 <w:rFonts w:asciiTheme="minorHAnsi" w:eastAsiaTheme="minorEastAsia" w:hAnsiTheme="minorHAnsi" w:cstheme="minorBidi"/>
                 <w:noProof/>
                 <w:kern w:val="2"/>
-                <w:lang w:val="ru-RU"/>
               </w:rPr>
               <w:tab/>
             </w:r>
@@ -1994,7 +1974,6 @@
               <w:rFonts w:asciiTheme="minorHAnsi" w:eastAsiaTheme="minorEastAsia" w:hAnsiTheme="minorHAnsi" w:cstheme="minorBidi"/>
               <w:noProof/>
               <w:kern w:val="2"/>
-              <w:lang w:val="ru-RU"/>
             </w:rPr>
           </w:pPr>
           <w:hyperlink w:anchor="_Toc230714485" w:history="1">
@@ -2012,7 +1991,6 @@
                 <w:rFonts w:asciiTheme="minorHAnsi" w:eastAsiaTheme="minorEastAsia" w:hAnsiTheme="minorHAnsi" w:cstheme="minorBidi"/>
                 <w:noProof/>
                 <w:kern w:val="2"/>
-                <w:lang w:val="ru-RU"/>
               </w:rPr>
               <w:tab/>
             </w:r>
@@ -2082,7 +2060,6 @@
               <w:rFonts w:asciiTheme="minorHAnsi" w:eastAsiaTheme="minorEastAsia" w:hAnsiTheme="minorHAnsi" w:cstheme="minorBidi"/>
               <w:noProof/>
               <w:kern w:val="2"/>
-              <w:lang w:val="ru-RU"/>
             </w:rPr>
           </w:pPr>
           <w:hyperlink w:anchor="_Toc230714486" w:history="1">
@@ -2100,7 +2077,6 @@
                 <w:rFonts w:asciiTheme="minorHAnsi" w:eastAsiaTheme="minorEastAsia" w:hAnsiTheme="minorHAnsi" w:cstheme="minorBidi"/>
                 <w:noProof/>
                 <w:kern w:val="2"/>
-                <w:lang w:val="ru-RU"/>
               </w:rPr>
               <w:tab/>
             </w:r>
@@ -2170,7 +2146,6 @@
               <w:rFonts w:asciiTheme="minorHAnsi" w:eastAsiaTheme="minorEastAsia" w:hAnsiTheme="minorHAnsi" w:cstheme="minorBidi"/>
               <w:noProof/>
               <w:kern w:val="2"/>
-              <w:lang w:val="ru-RU"/>
             </w:rPr>
           </w:pPr>
           <w:hyperlink w:anchor="_Toc230714487" w:history="1">
@@ -2188,7 +2163,6 @@
                 <w:rFonts w:asciiTheme="minorHAnsi" w:eastAsiaTheme="minorEastAsia" w:hAnsiTheme="minorHAnsi" w:cstheme="minorBidi"/>
                 <w:noProof/>
                 <w:kern w:val="2"/>
-                <w:lang w:val="ru-RU"/>
               </w:rPr>
               <w:tab/>
             </w:r>
@@ -2258,7 +2232,6 @@
               <w:rFonts w:asciiTheme="minorHAnsi" w:eastAsiaTheme="minorEastAsia" w:hAnsiTheme="minorHAnsi" w:cstheme="minorBidi"/>
               <w:noProof/>
               <w:kern w:val="2"/>
-              <w:lang w:val="ru-RU"/>
             </w:rPr>
           </w:pPr>
           <w:hyperlink w:anchor="_Toc230714488" w:history="1">
@@ -2276,7 +2249,6 @@
                 <w:rFonts w:asciiTheme="minorHAnsi" w:eastAsiaTheme="minorEastAsia" w:hAnsiTheme="minorHAnsi" w:cstheme="minorBidi"/>
                 <w:noProof/>
                 <w:kern w:val="2"/>
-                <w:lang w:val="ru-RU"/>
               </w:rPr>
               <w:tab/>
             </w:r>
@@ -2346,7 +2318,6 @@
               <w:rFonts w:asciiTheme="minorHAnsi" w:eastAsiaTheme="minorEastAsia" w:hAnsiTheme="minorHAnsi" w:cstheme="minorBidi"/>
               <w:noProof/>
               <w:kern w:val="2"/>
-              <w:lang w:val="ru-RU"/>
             </w:rPr>
           </w:pPr>
           <w:hyperlink w:anchor="_Toc230714489" w:history="1">
@@ -2364,7 +2335,6 @@
                 <w:rFonts w:asciiTheme="minorHAnsi" w:eastAsiaTheme="minorEastAsia" w:hAnsiTheme="minorHAnsi" w:cstheme="minorBidi"/>
                 <w:noProof/>
                 <w:kern w:val="2"/>
-                <w:lang w:val="ru-RU"/>
               </w:rPr>
               <w:tab/>
             </w:r>
@@ -2434,7 +2404,6 @@
               <w:rFonts w:asciiTheme="minorHAnsi" w:eastAsiaTheme="minorEastAsia" w:hAnsiTheme="minorHAnsi" w:cstheme="minorBidi"/>
               <w:noProof/>
               <w:kern w:val="2"/>
-              <w:lang w:val="ru-RU"/>
             </w:rPr>
           </w:pPr>
           <w:hyperlink w:anchor="_Toc230714490" w:history="1">
@@ -2452,7 +2421,6 @@
                 <w:rFonts w:asciiTheme="minorHAnsi" w:eastAsiaTheme="minorEastAsia" w:hAnsiTheme="minorHAnsi" w:cstheme="minorBidi"/>
                 <w:noProof/>
                 <w:kern w:val="2"/>
-                <w:lang w:val="ru-RU"/>
               </w:rPr>
               <w:tab/>
             </w:r>
@@ -2522,7 +2490,6 @@
               <w:rFonts w:asciiTheme="minorHAnsi" w:eastAsiaTheme="minorEastAsia" w:hAnsiTheme="minorHAnsi" w:cstheme="minorBidi"/>
               <w:noProof/>
               <w:kern w:val="2"/>
-              <w:lang w:val="ru-RU"/>
             </w:rPr>
           </w:pPr>
           <w:hyperlink w:anchor="_Toc230714491" w:history="1">
@@ -2540,7 +2507,6 @@
                 <w:rFonts w:asciiTheme="minorHAnsi" w:eastAsiaTheme="minorEastAsia" w:hAnsiTheme="minorHAnsi" w:cstheme="minorBidi"/>
                 <w:noProof/>
                 <w:kern w:val="2"/>
-                <w:lang w:val="ru-RU"/>
               </w:rPr>
               <w:tab/>
             </w:r>
@@ -2610,7 +2576,6 @@
               <w:rFonts w:asciiTheme="minorHAnsi" w:eastAsiaTheme="minorEastAsia" w:hAnsiTheme="minorHAnsi" w:cstheme="minorBidi"/>
               <w:noProof/>
               <w:kern w:val="2"/>
-              <w:lang w:val="ru-RU"/>
             </w:rPr>
           </w:pPr>
           <w:hyperlink w:anchor="_Toc230714492" w:history="1">
@@ -2628,7 +2593,6 @@
                 <w:rFonts w:asciiTheme="minorHAnsi" w:eastAsiaTheme="minorEastAsia" w:hAnsiTheme="minorHAnsi" w:cstheme="minorBidi"/>
                 <w:noProof/>
                 <w:kern w:val="2"/>
-                <w:lang w:val="ru-RU"/>
               </w:rPr>
               <w:tab/>
             </w:r>
@@ -2698,7 +2662,6 @@
               <w:rFonts w:asciiTheme="minorHAnsi" w:eastAsiaTheme="minorEastAsia" w:hAnsiTheme="minorHAnsi" w:cstheme="minorBidi"/>
               <w:noProof/>
               <w:kern w:val="2"/>
-              <w:lang w:val="ru-RU"/>
             </w:rPr>
           </w:pPr>
           <w:hyperlink w:anchor="_Toc230714493" w:history="1">
@@ -2716,7 +2679,6 @@
                 <w:rFonts w:asciiTheme="minorHAnsi" w:eastAsiaTheme="minorEastAsia" w:hAnsiTheme="minorHAnsi" w:cstheme="minorBidi"/>
                 <w:noProof/>
                 <w:kern w:val="2"/>
-                <w:lang w:val="ru-RU"/>
               </w:rPr>
               <w:tab/>
             </w:r>
@@ -2786,7 +2748,6 @@
               <w:rFonts w:asciiTheme="minorHAnsi" w:eastAsiaTheme="minorEastAsia" w:hAnsiTheme="minorHAnsi" w:cstheme="minorBidi"/>
               <w:noProof/>
               <w:kern w:val="2"/>
-              <w:lang w:val="ru-RU"/>
             </w:rPr>
           </w:pPr>
           <w:hyperlink w:anchor="_Toc230714494" w:history="1">
@@ -2804,7 +2765,6 @@
                 <w:rFonts w:asciiTheme="minorHAnsi" w:eastAsiaTheme="minorEastAsia" w:hAnsiTheme="minorHAnsi" w:cstheme="minorBidi"/>
                 <w:noProof/>
                 <w:kern w:val="2"/>
-                <w:lang w:val="ru-RU"/>
               </w:rPr>
               <w:tab/>
             </w:r>
@@ -2874,7 +2834,6 @@
               <w:rFonts w:asciiTheme="minorHAnsi" w:eastAsiaTheme="minorEastAsia" w:hAnsiTheme="minorHAnsi" w:cstheme="minorBidi"/>
               <w:noProof/>
               <w:kern w:val="2"/>
-              <w:lang w:val="ru-RU"/>
             </w:rPr>
           </w:pPr>
           <w:hyperlink w:anchor="_Toc230714495" w:history="1">
@@ -2884,7 +2843,6 @@
                 <w:b/>
                 <w:bCs/>
                 <w:noProof/>
-                <w:lang w:val="ru-RU"/>
               </w:rPr>
               <w:t>6</w:t>
             </w:r>
@@ -2893,7 +2851,6 @@
                 <w:rFonts w:asciiTheme="minorHAnsi" w:eastAsiaTheme="minorEastAsia" w:hAnsiTheme="minorHAnsi" w:cstheme="minorBidi"/>
                 <w:noProof/>
                 <w:kern w:val="2"/>
-                <w:lang w:val="ru-RU"/>
               </w:rPr>
               <w:tab/>
             </w:r>
@@ -2963,7 +2920,6 @@
               <w:rFonts w:asciiTheme="minorHAnsi" w:eastAsiaTheme="minorEastAsia" w:hAnsiTheme="minorHAnsi" w:cstheme="minorBidi"/>
               <w:noProof/>
               <w:kern w:val="2"/>
-              <w:lang w:val="ru-RU"/>
             </w:rPr>
           </w:pPr>
           <w:hyperlink w:anchor="_Toc230714496" w:history="1">
@@ -2973,7 +2929,6 @@
                 <w:b/>
                 <w:bCs/>
                 <w:noProof/>
-                <w:lang w:val="ru-RU"/>
               </w:rPr>
               <w:t>6.1</w:t>
             </w:r>
@@ -2982,7 +2937,6 @@
                 <w:rFonts w:asciiTheme="minorHAnsi" w:eastAsiaTheme="minorEastAsia" w:hAnsiTheme="minorHAnsi" w:cstheme="minorBidi"/>
                 <w:noProof/>
                 <w:kern w:val="2"/>
-                <w:lang w:val="ru-RU"/>
               </w:rPr>
               <w:tab/>
             </w:r>
@@ -3052,7 +3006,6 @@
               <w:rFonts w:asciiTheme="minorHAnsi" w:eastAsiaTheme="minorEastAsia" w:hAnsiTheme="minorHAnsi" w:cstheme="minorBidi"/>
               <w:noProof/>
               <w:kern w:val="2"/>
-              <w:lang w:val="ru-RU"/>
             </w:rPr>
           </w:pPr>
           <w:hyperlink w:anchor="_Toc230714497" w:history="1">
@@ -3062,7 +3015,6 @@
                 <w:b/>
                 <w:bCs/>
                 <w:noProof/>
-                <w:lang w:val="ru-RU"/>
               </w:rPr>
               <w:t>6.2</w:t>
             </w:r>
@@ -3071,7 +3023,6 @@
                 <w:rFonts w:asciiTheme="minorHAnsi" w:eastAsiaTheme="minorEastAsia" w:hAnsiTheme="minorHAnsi" w:cstheme="minorBidi"/>
                 <w:noProof/>
                 <w:kern w:val="2"/>
-                <w:lang w:val="ru-RU"/>
               </w:rPr>
               <w:tab/>
             </w:r>
@@ -3142,7 +3093,6 @@
           <w:r>
             <w:rPr>
               <w:noProof/>
-              <w:lang w:val="ru-RU"/>
             </w:rPr>
             <w:fldChar w:fldCharType="end"/>
           </w:r>
@@ -3156,15 +3106,13 @@
           <w:color w:val="000000"/>
           <w:sz w:val="28"/>
           <w:szCs w:val="28"/>
-          <w:lang w:val="ru-RU"/>
-        </w:rPr>
-      </w:pPr>
-      <w:r>
-        <w:rPr>
-          <w:color w:val="000000"/>
-          <w:sz w:val="28"/>
-          <w:szCs w:val="28"/>
-          <w:lang w:val="ru-RU"/>
+        </w:rPr>
+      </w:pPr>
+      <w:r>
+        <w:rPr>
+          <w:color w:val="000000"/>
+          <w:sz w:val="28"/>
+          <w:szCs w:val="28"/>
         </w:rPr>
         <w:br w:type="page"/>
       </w:r>
@@ -3216,15 +3164,13 @@
           <w:color w:val="000000"/>
           <w:sz w:val="28"/>
           <w:szCs w:val="28"/>
-          <w:lang w:val="ru-RU"/>
-        </w:rPr>
-      </w:pPr>
-      <w:r>
-        <w:rPr>
-          <w:color w:val="000000"/>
-          <w:sz w:val="28"/>
-          <w:szCs w:val="28"/>
-          <w:lang w:val="ru-RU"/>
+        </w:rPr>
+      </w:pPr>
+      <w:r>
+        <w:rPr>
+          <w:color w:val="000000"/>
+          <w:sz w:val="28"/>
+          <w:szCs w:val="28"/>
         </w:rPr>
         <w:t>В наши дни цифровизация повседневной жизни охватывает все больше сфер, включая практики саморефлексии, планирования и ведения личных записей. Традиционные бумажные дневники постепенно уступают место мобильным и десктопным приложениям, которые предлагают более удобные инструменты для организации мыслей, отслеживания настроения и сохранения воспоминаний.</w:t>
       </w:r>
@@ -3245,15 +3191,13 @@
           <w:color w:val="000000"/>
           <w:sz w:val="28"/>
           <w:szCs w:val="28"/>
-          <w:lang w:val="ru-RU"/>
-        </w:rPr>
-      </w:pPr>
-      <w:r>
-        <w:rPr>
-          <w:color w:val="000000"/>
-          <w:sz w:val="28"/>
-          <w:szCs w:val="28"/>
-          <w:lang w:val="ru-RU"/>
+        </w:rPr>
+      </w:pPr>
+      <w:r>
+        <w:rPr>
+          <w:color w:val="000000"/>
+          <w:sz w:val="28"/>
+          <w:szCs w:val="28"/>
         </w:rPr>
         <w:t>Однако вместе с ростом популярности цифровых дневников повышаются и требования пользователей к конфиденциальности, автономности и визуальной персонализации программного обеспечения.</w:t>
       </w:r>
@@ -3274,15 +3218,13 @@
           <w:color w:val="000000"/>
           <w:sz w:val="28"/>
           <w:szCs w:val="28"/>
-          <w:lang w:val="ru-RU"/>
-        </w:rPr>
-      </w:pPr>
-      <w:r>
-        <w:rPr>
-          <w:color w:val="000000"/>
-          <w:sz w:val="28"/>
-          <w:szCs w:val="28"/>
-          <w:lang w:val="ru-RU"/>
+        </w:rPr>
+      </w:pPr>
+      <w:r>
+        <w:rPr>
+          <w:color w:val="000000"/>
+          <w:sz w:val="28"/>
+          <w:szCs w:val="28"/>
         </w:rPr>
         <w:t>В первую очередь, использование большинства современных решений сопряжено с необходимостью обязательной регистрации, привязки к облачным сервисам и постоянного подключения к сети Интернет. Это не только усложняет пользовательский опыт, но и создает потенциальные риски утечки личной информации на удаленные сервера, что критично для приложений подобного класса.</w:t>
       </w:r>
@@ -3303,15 +3245,13 @@
           <w:color w:val="000000"/>
           <w:sz w:val="28"/>
           <w:szCs w:val="28"/>
-          <w:lang w:val="ru-RU"/>
-        </w:rPr>
-      </w:pPr>
-      <w:r>
-        <w:rPr>
-          <w:color w:val="000000"/>
-          <w:sz w:val="28"/>
-          <w:szCs w:val="28"/>
-          <w:lang w:val="ru-RU"/>
+        </w:rPr>
+      </w:pPr>
+      <w:r>
+        <w:rPr>
+          <w:color w:val="000000"/>
+          <w:sz w:val="28"/>
+          <w:szCs w:val="28"/>
         </w:rPr>
         <w:t>Кроме того, многие аналоги имеют жестко заданный, негибкий интерфейс. Отсутствие возможностей для персонализации среды и интерактивного взаимодействия лишает пользователя свободы самовыражения, делая процесс ведения ежедневных записей монотонным.</w:t>
       </w:r>
@@ -3332,15 +3272,13 @@
           <w:color w:val="000000"/>
           <w:sz w:val="28"/>
           <w:szCs w:val="28"/>
-          <w:lang w:val="ru-RU"/>
-        </w:rPr>
-      </w:pPr>
-      <w:r>
-        <w:rPr>
-          <w:color w:val="000000"/>
-          <w:sz w:val="28"/>
-          <w:szCs w:val="28"/>
-          <w:lang w:val="ru-RU"/>
+        </w:rPr>
+      </w:pPr>
+      <w:r>
+        <w:rPr>
+          <w:color w:val="000000"/>
+          <w:sz w:val="28"/>
+          <w:szCs w:val="28"/>
         </w:rPr>
         <w:t>Кроссплатформенное приложение «My Diary» позволяет решить описанные проблемы, предоставляя пользователям единое, полностью автономное и настраиваемое рабочее пространство для ведения личных дневников.</w:t>
       </w:r>
@@ -3361,15 +3299,13 @@
           <w:color w:val="000000"/>
           <w:sz w:val="28"/>
           <w:szCs w:val="28"/>
-          <w:lang w:val="ru-RU"/>
-        </w:rPr>
-      </w:pPr>
-      <w:r>
-        <w:rPr>
-          <w:color w:val="000000"/>
-          <w:sz w:val="28"/>
-          <w:szCs w:val="28"/>
-          <w:lang w:val="ru-RU"/>
+        </w:rPr>
+      </w:pPr>
+      <w:r>
+        <w:rPr>
+          <w:color w:val="000000"/>
+          <w:sz w:val="28"/>
+          <w:szCs w:val="28"/>
         </w:rPr>
         <w:t>Приложение объединяет в себе гибкий блочный редактор текста с возможностью встраивания локальных изображений и систему интерактивных стикеров, поддерживающих свободное позиционирование (Drag-and-Drop) поверх контента.</w:t>
       </w:r>
@@ -3390,15 +3326,13 @@
           <w:color w:val="000000"/>
           <w:sz w:val="28"/>
           <w:szCs w:val="28"/>
-          <w:lang w:val="ru-RU"/>
-        </w:rPr>
-      </w:pPr>
-      <w:r>
-        <w:rPr>
-          <w:color w:val="000000"/>
-          <w:sz w:val="28"/>
-          <w:szCs w:val="28"/>
-          <w:lang w:val="ru-RU"/>
+        </w:rPr>
+      </w:pPr>
+      <w:r>
+        <w:rPr>
+          <w:color w:val="000000"/>
+          <w:sz w:val="28"/>
+          <w:szCs w:val="28"/>
         </w:rPr>
         <w:lastRenderedPageBreak/>
         <w:t>Кроме того, программа берет на себя задачи по надежному локальному хранению данных на устройстве (без использования сторонних серверов), предлагает встроенную систему кастомизации с поддержкой различных цветовых схем (глубокая синяя, мятная зеленая, розовая сакура) и мультиязычность.</w:t>
@@ -3420,15 +3354,13 @@
           <w:color w:val="000000"/>
           <w:sz w:val="28"/>
           <w:szCs w:val="28"/>
-          <w:lang w:val="ru-RU"/>
-        </w:rPr>
-      </w:pPr>
-      <w:r>
-        <w:rPr>
-          <w:color w:val="000000"/>
-          <w:sz w:val="28"/>
-          <w:szCs w:val="28"/>
-          <w:lang w:val="ru-RU"/>
+        </w:rPr>
+      </w:pPr>
+      <w:r>
+        <w:rPr>
+          <w:color w:val="000000"/>
+          <w:sz w:val="28"/>
+          <w:szCs w:val="28"/>
         </w:rPr>
         <w:t xml:space="preserve">Это обеспечивает комфортную, интуитивно понятную и безопасную среду для ежедневного использования, снижает порог входа для новых пользователей и гарантирует полную независимость функционала от сетевой инфраструктуры, повышая общее качество </w:t>
       </w:r>
@@ -3449,7 +3381,6 @@
           <w:color w:val="000000"/>
           <w:sz w:val="28"/>
           <w:szCs w:val="28"/>
-          <w:lang w:val="ru-RU"/>
         </w:rPr>
       </w:pPr>
       <w:r>
@@ -3548,15 +3479,13 @@
           <w:color w:val="000000"/>
           <w:sz w:val="28"/>
           <w:szCs w:val="28"/>
-          <w:lang w:val="ru-RU"/>
-        </w:rPr>
-      </w:pPr>
-      <w:r>
-        <w:rPr>
-          <w:color w:val="000000"/>
-          <w:sz w:val="28"/>
-          <w:szCs w:val="28"/>
-          <w:lang w:val="ru-RU"/>
+        </w:rPr>
+      </w:pPr>
+      <w:r>
+        <w:rPr>
+          <w:color w:val="000000"/>
+          <w:sz w:val="28"/>
+          <w:szCs w:val="28"/>
         </w:rPr>
         <w:t>Приложения для ведения личных записей (электронные дневники) предназначены для фиксации повседневных мыслей, сохранения памятных моментов, а также отслеживания эмоционального состояния пользователя. Основной аудиторией таких программных продуктов являются люди, стремящиеся к структурированию своей жизни, саморефлексии и творческому оформлению заметок.</w:t>
       </w:r>
@@ -3577,15 +3506,13 @@
           <w:color w:val="000000"/>
           <w:sz w:val="28"/>
           <w:szCs w:val="28"/>
-          <w:lang w:val="ru-RU"/>
-        </w:rPr>
-      </w:pPr>
-      <w:r>
-        <w:rPr>
-          <w:color w:val="000000"/>
-          <w:sz w:val="28"/>
-          <w:szCs w:val="28"/>
-          <w:lang w:val="ru-RU"/>
+        </w:rPr>
+      </w:pPr>
+      <w:r>
+        <w:rPr>
+          <w:color w:val="000000"/>
+          <w:sz w:val="28"/>
+          <w:szCs w:val="28"/>
         </w:rPr>
         <w:t>Традиционно разработка подобного программного обеспечения требует реализации удобного текстового редактора, системы хранения файлов и интуитивно понятного интерфейса. Приложение «My Diary» объединяет этот функционал, позволяя пользователям создавать записи с использованием блочной структуры (сочетая текст и локальные изображения), а также оформлять их с помощью системы интерактивных стикеров, свободно перемещаемых по холсту экрана.</w:t>
       </w:r>
@@ -3606,15 +3533,13 @@
           <w:color w:val="000000"/>
           <w:sz w:val="28"/>
           <w:szCs w:val="28"/>
-          <w:lang w:val="ru-RU"/>
-        </w:rPr>
-      </w:pPr>
-      <w:r>
-        <w:rPr>
-          <w:color w:val="000000"/>
-          <w:sz w:val="28"/>
-          <w:szCs w:val="28"/>
-          <w:lang w:val="ru-RU"/>
+        </w:rPr>
+      </w:pPr>
+      <w:r>
+        <w:rPr>
+          <w:color w:val="000000"/>
+          <w:sz w:val="28"/>
+          <w:szCs w:val="28"/>
         </w:rPr>
         <w:t>Среди плюсов использования кроссплатформенного приложения «My Diary» можно отметить следующие:</w:t>
       </w:r>
@@ -3734,15 +3659,13 @@
           <w:color w:val="000000"/>
           <w:sz w:val="28"/>
           <w:szCs w:val="28"/>
-          <w:lang w:val="ru-RU"/>
-        </w:rPr>
-      </w:pPr>
-      <w:r>
-        <w:rPr>
-          <w:color w:val="000000"/>
-          <w:sz w:val="28"/>
-          <w:szCs w:val="28"/>
-          <w:lang w:val="ru-RU"/>
+        </w:rPr>
+      </w:pPr>
+      <w:r>
+        <w:rPr>
+          <w:color w:val="000000"/>
+          <w:sz w:val="28"/>
+          <w:szCs w:val="28"/>
         </w:rPr>
         <w:lastRenderedPageBreak/>
         <w:t>Для нормального функционирования приложения требуются следующие данные:</w:t>
@@ -3764,15 +3687,13 @@
           <w:color w:val="000000"/>
           <w:sz w:val="28"/>
           <w:szCs w:val="28"/>
-          <w:lang w:val="ru-RU"/>
-        </w:rPr>
-      </w:pPr>
-      <w:r>
-        <w:rPr>
-          <w:color w:val="000000"/>
-          <w:sz w:val="28"/>
-          <w:szCs w:val="28"/>
-          <w:lang w:val="ru-RU"/>
+        </w:rPr>
+      </w:pPr>
+      <w:r>
+        <w:rPr>
+          <w:color w:val="000000"/>
+          <w:sz w:val="28"/>
+          <w:szCs w:val="28"/>
         </w:rPr>
         <w:t>Входные данные:</w:t>
       </w:r>
@@ -3925,15 +3846,13 @@
           <w:color w:val="000000"/>
           <w:sz w:val="28"/>
           <w:szCs w:val="28"/>
-          <w:lang w:val="ru-RU"/>
-        </w:rPr>
-      </w:pPr>
-      <w:r>
-        <w:rPr>
-          <w:color w:val="000000"/>
-          <w:sz w:val="28"/>
-          <w:szCs w:val="28"/>
-          <w:lang w:val="ru-RU"/>
+        </w:rPr>
+      </w:pPr>
+      <w:r>
+        <w:rPr>
+          <w:color w:val="000000"/>
+          <w:sz w:val="28"/>
+          <w:szCs w:val="28"/>
         </w:rPr>
         <w:t>Выходные данные:</w:t>
       </w:r>
@@ -4011,15 +3930,13 @@
           <w:color w:val="000000"/>
           <w:sz w:val="28"/>
           <w:szCs w:val="28"/>
-          <w:lang w:val="ru-RU"/>
-        </w:rPr>
-      </w:pPr>
-      <w:r>
-        <w:rPr>
-          <w:color w:val="000000"/>
-          <w:sz w:val="28"/>
-          <w:szCs w:val="28"/>
-          <w:lang w:val="ru-RU"/>
+        </w:rPr>
+      </w:pPr>
+      <w:r>
+        <w:rPr>
+          <w:color w:val="000000"/>
+          <w:sz w:val="28"/>
+          <w:szCs w:val="28"/>
         </w:rPr>
         <w:br w:type="page"/>
       </w:r>
@@ -4077,15 +3994,13 @@
           <w:color w:val="000000"/>
           <w:sz w:val="28"/>
           <w:szCs w:val="28"/>
-          <w:lang w:val="ru-RU"/>
-        </w:rPr>
-      </w:pPr>
-      <w:r>
-        <w:rPr>
-          <w:color w:val="000000"/>
-          <w:sz w:val="28"/>
-          <w:szCs w:val="28"/>
-          <w:lang w:val="ru-RU"/>
+        </w:rPr>
+      </w:pPr>
+      <w:r>
+        <w:rPr>
+          <w:color w:val="000000"/>
+          <w:sz w:val="28"/>
+          <w:szCs w:val="28"/>
         </w:rPr>
         <w:t xml:space="preserve">Для разработки кроссплатформенного приложения можно использовать различные инструментальные средства, фреймворки и языки программирования. </w:t>
       </w:r>
@@ -4106,15 +4021,13 @@
           <w:color w:val="000000"/>
           <w:sz w:val="28"/>
           <w:szCs w:val="28"/>
-          <w:lang w:val="ru-RU"/>
-        </w:rPr>
-      </w:pPr>
-      <w:r>
-        <w:rPr>
-          <w:color w:val="000000"/>
-          <w:sz w:val="28"/>
-          <w:szCs w:val="28"/>
-          <w:lang w:val="ru-RU"/>
+        </w:rPr>
+      </w:pPr>
+      <w:r>
+        <w:rPr>
+          <w:color w:val="000000"/>
+          <w:sz w:val="28"/>
+          <w:szCs w:val="28"/>
         </w:rPr>
         <w:t>В таблице 1 представлено сравнение популярных фреймворков для кроссплатформенной разработки (мобильные и настольные ОС).</w:t>
       </w:r>
@@ -4135,15 +4048,13 @@
           <w:color w:val="000000"/>
           <w:sz w:val="28"/>
           <w:szCs w:val="28"/>
-          <w:lang w:val="ru-RU"/>
-        </w:rPr>
-      </w:pPr>
-      <w:r>
-        <w:rPr>
-          <w:color w:val="000000"/>
-          <w:sz w:val="28"/>
-          <w:szCs w:val="28"/>
-          <w:lang w:val="ru-RU"/>
+        </w:rPr>
+      </w:pPr>
+      <w:r>
+        <w:rPr>
+          <w:color w:val="000000"/>
+          <w:sz w:val="28"/>
+          <w:szCs w:val="28"/>
         </w:rPr>
         <w:t xml:space="preserve">Таблица </w:t>
       </w:r>
@@ -4152,7 +4063,6 @@
           <w:color w:val="000000"/>
           <w:sz w:val="28"/>
           <w:szCs w:val="28"/>
-          <w:lang w:val="ru-RU"/>
         </w:rPr>
         <w:t>1</w:t>
       </w:r>
@@ -4161,7 +4071,6 @@
           <w:color w:val="000000"/>
           <w:sz w:val="28"/>
           <w:szCs w:val="28"/>
-          <w:lang w:val="ru-RU"/>
         </w:rPr>
         <w:t xml:space="preserve"> — Сравнение </w:t>
       </w:r>
@@ -4170,7 +4079,6 @@
           <w:color w:val="000000"/>
           <w:sz w:val="28"/>
           <w:szCs w:val="28"/>
-          <w:lang w:val="ru-RU"/>
         </w:rPr>
         <w:t>фреймворков разработки</w:t>
       </w:r>
@@ -4321,14 +4229,12 @@
               <w:rPr>
                 <w:sz w:val="28"/>
                 <w:szCs w:val="28"/>
-                <w:lang w:val="ru-RU"/>
               </w:rPr>
             </w:pPr>
             <w:r>
               <w:rPr>
                 <w:sz w:val="28"/>
                 <w:szCs w:val="28"/>
-                <w:lang w:val="ru-RU"/>
               </w:rPr>
               <w:t>+</w:t>
             </w:r>
@@ -4344,14 +4250,12 @@
               <w:rPr>
                 <w:sz w:val="28"/>
                 <w:szCs w:val="28"/>
-                <w:lang w:val="ru-RU"/>
               </w:rPr>
             </w:pPr>
             <w:r>
               <w:rPr>
                 <w:sz w:val="28"/>
                 <w:szCs w:val="28"/>
-                <w:lang w:val="ru-RU"/>
               </w:rPr>
               <w:t>+</w:t>
             </w:r>
@@ -4367,14 +4271,12 @@
               <w:rPr>
                 <w:sz w:val="28"/>
                 <w:szCs w:val="28"/>
-                <w:lang w:val="ru-RU"/>
               </w:rPr>
             </w:pPr>
             <w:r>
               <w:rPr>
                 <w:sz w:val="28"/>
                 <w:szCs w:val="28"/>
-                <w:lang w:val="ru-RU"/>
               </w:rPr>
               <w:t>+</w:t>
             </w:r>
@@ -4413,14 +4315,12 @@
               <w:rPr>
                 <w:sz w:val="28"/>
                 <w:szCs w:val="28"/>
-                <w:lang w:val="ru-RU"/>
               </w:rPr>
             </w:pPr>
             <w:r>
               <w:rPr>
                 <w:sz w:val="28"/>
                 <w:szCs w:val="28"/>
-                <w:lang w:val="ru-RU"/>
               </w:rPr>
               <w:t>+</w:t>
             </w:r>
@@ -4436,14 +4336,12 @@
               <w:rPr>
                 <w:sz w:val="28"/>
                 <w:szCs w:val="28"/>
-                <w:lang w:val="ru-RU"/>
               </w:rPr>
             </w:pPr>
             <w:r>
               <w:rPr>
                 <w:sz w:val="28"/>
                 <w:szCs w:val="28"/>
-                <w:lang w:val="ru-RU"/>
               </w:rPr>
               <w:t>-</w:t>
             </w:r>
@@ -4459,14 +4357,12 @@
               <w:rPr>
                 <w:sz w:val="28"/>
                 <w:szCs w:val="28"/>
-                <w:lang w:val="ru-RU"/>
               </w:rPr>
             </w:pPr>
             <w:r>
               <w:rPr>
                 <w:sz w:val="28"/>
                 <w:szCs w:val="28"/>
-                <w:lang w:val="ru-RU"/>
               </w:rPr>
               <w:t>-</w:t>
             </w:r>
@@ -4526,14 +4422,12 @@
               <w:rPr>
                 <w:sz w:val="28"/>
                 <w:szCs w:val="28"/>
-                <w:lang w:val="ru-RU"/>
               </w:rPr>
             </w:pPr>
             <w:r>
               <w:rPr>
                 <w:sz w:val="28"/>
                 <w:szCs w:val="28"/>
-                <w:lang w:val="ru-RU"/>
               </w:rPr>
               <w:t>-</w:t>
             </w:r>
@@ -4549,14 +4443,12 @@
               <w:rPr>
                 <w:sz w:val="28"/>
                 <w:szCs w:val="28"/>
-                <w:lang w:val="ru-RU"/>
               </w:rPr>
             </w:pPr>
             <w:r>
               <w:rPr>
                 <w:sz w:val="28"/>
                 <w:szCs w:val="28"/>
-                <w:lang w:val="ru-RU"/>
               </w:rPr>
               <w:t>+</w:t>
             </w:r>
@@ -4595,14 +4487,12 @@
               <w:rPr>
                 <w:sz w:val="28"/>
                 <w:szCs w:val="28"/>
-                <w:lang w:val="ru-RU"/>
               </w:rPr>
             </w:pPr>
             <w:r>
               <w:rPr>
                 <w:sz w:val="28"/>
                 <w:szCs w:val="28"/>
-                <w:lang w:val="ru-RU"/>
               </w:rPr>
               <w:t>+</w:t>
             </w:r>
@@ -4618,14 +4508,12 @@
               <w:rPr>
                 <w:sz w:val="28"/>
                 <w:szCs w:val="28"/>
-                <w:lang w:val="ru-RU"/>
               </w:rPr>
             </w:pPr>
             <w:r>
               <w:rPr>
                 <w:sz w:val="28"/>
                 <w:szCs w:val="28"/>
-                <w:lang w:val="ru-RU"/>
               </w:rPr>
               <w:t>-</w:t>
             </w:r>
@@ -4641,14 +4529,12 @@
               <w:rPr>
                 <w:sz w:val="28"/>
                 <w:szCs w:val="28"/>
-                <w:lang w:val="ru-RU"/>
               </w:rPr>
             </w:pPr>
             <w:r>
               <w:rPr>
                 <w:sz w:val="28"/>
                 <w:szCs w:val="28"/>
-                <w:lang w:val="ru-RU"/>
               </w:rPr>
               <w:t>-</w:t>
             </w:r>
@@ -4672,15 +4558,13 @@
           <w:color w:val="000000"/>
           <w:sz w:val="28"/>
           <w:szCs w:val="28"/>
-          <w:lang w:val="ru-RU"/>
-        </w:rPr>
-      </w:pPr>
-      <w:r>
-        <w:rPr>
-          <w:color w:val="000000"/>
-          <w:sz w:val="28"/>
-          <w:szCs w:val="28"/>
-          <w:lang w:val="ru-RU"/>
+        </w:rPr>
+      </w:pPr>
+      <w:r>
+        <w:rPr>
+          <w:color w:val="000000"/>
+          <w:sz w:val="28"/>
+          <w:szCs w:val="28"/>
         </w:rPr>
         <w:t>Исходя из таблицы 1, для разработки клиентской части приложения был выбран фреймворк Flutter. Он предоставляет мощный движок рендеринга, который идеально подходит для реализации системы свободного позиционирования стикеров (через виджеты Positioned и обработку жестов onPanUpdate), а также обеспечивает идентичный внешний вид интерфейса как на смартфонах, так и на десктопных компьютерах.</w:t>
       </w:r>
@@ -4701,15 +4585,13 @@
           <w:color w:val="000000"/>
           <w:sz w:val="28"/>
           <w:szCs w:val="28"/>
-          <w:lang w:val="ru-RU"/>
-        </w:rPr>
-      </w:pPr>
-      <w:r>
-        <w:rPr>
-          <w:color w:val="000000"/>
-          <w:sz w:val="28"/>
-          <w:szCs w:val="28"/>
-          <w:lang w:val="ru-RU"/>
+        </w:rPr>
+      </w:pPr>
+      <w:r>
+        <w:rPr>
+          <w:color w:val="000000"/>
+          <w:sz w:val="28"/>
+          <w:szCs w:val="28"/>
         </w:rPr>
         <w:t>В таблице 2 представлено сравнение языков программирования, применяемых в выбранных технологиях.</w:t>
       </w:r>
@@ -4730,15 +4612,13 @@
           <w:color w:val="000000"/>
           <w:sz w:val="28"/>
           <w:szCs w:val="28"/>
-          <w:lang w:val="ru-RU"/>
-        </w:rPr>
-      </w:pPr>
-      <w:r>
-        <w:rPr>
-          <w:color w:val="000000"/>
-          <w:sz w:val="28"/>
-          <w:szCs w:val="28"/>
-          <w:lang w:val="ru-RU"/>
+        </w:rPr>
+      </w:pPr>
+      <w:r>
+        <w:rPr>
+          <w:color w:val="000000"/>
+          <w:sz w:val="28"/>
+          <w:szCs w:val="28"/>
         </w:rPr>
         <w:t xml:space="preserve">Таблица </w:t>
       </w:r>
@@ -4747,7 +4627,6 @@
           <w:color w:val="000000"/>
           <w:sz w:val="28"/>
           <w:szCs w:val="28"/>
-          <w:lang w:val="ru-RU"/>
         </w:rPr>
         <w:t>2</w:t>
       </w:r>
@@ -4756,7 +4635,6 @@
           <w:color w:val="000000"/>
           <w:sz w:val="28"/>
           <w:szCs w:val="28"/>
-          <w:lang w:val="ru-RU"/>
         </w:rPr>
         <w:t xml:space="preserve"> — </w:t>
       </w:r>
@@ -4765,7 +4643,6 @@
           <w:color w:val="000000"/>
           <w:sz w:val="28"/>
           <w:szCs w:val="28"/>
-          <w:lang w:val="ru-RU"/>
         </w:rPr>
         <w:t xml:space="preserve">Сравнение </w:t>
       </w:r>
@@ -4774,7 +4651,6 @@
           <w:color w:val="000000"/>
           <w:sz w:val="28"/>
           <w:szCs w:val="28"/>
-          <w:lang w:val="ru-RU"/>
         </w:rPr>
         <w:t>языков программирования</w:t>
       </w:r>
@@ -4814,7 +4690,6 @@
               <w:rPr>
                 <w:sz w:val="28"/>
                 <w:szCs w:val="28"/>
-                <w:lang w:val="ru-RU"/>
               </w:rPr>
             </w:pPr>
             <w:r>
@@ -4933,14 +4808,12 @@
               <w:rPr>
                 <w:sz w:val="28"/>
                 <w:szCs w:val="28"/>
-                <w:lang w:val="ru-RU"/>
               </w:rPr>
             </w:pPr>
             <w:r>
               <w:rPr>
                 <w:sz w:val="28"/>
                 <w:szCs w:val="28"/>
-                <w:lang w:val="ru-RU"/>
               </w:rPr>
               <w:t>+</w:t>
             </w:r>
@@ -4956,14 +4829,12 @@
               <w:rPr>
                 <w:sz w:val="28"/>
                 <w:szCs w:val="28"/>
-                <w:lang w:val="ru-RU"/>
               </w:rPr>
             </w:pPr>
             <w:r>
               <w:rPr>
                 <w:sz w:val="28"/>
                 <w:szCs w:val="28"/>
-                <w:lang w:val="ru-RU"/>
               </w:rPr>
               <w:t>-</w:t>
             </w:r>
@@ -4979,14 +4850,12 @@
               <w:rPr>
                 <w:sz w:val="28"/>
                 <w:szCs w:val="28"/>
-                <w:lang w:val="ru-RU"/>
               </w:rPr>
             </w:pPr>
             <w:r>
               <w:rPr>
                 <w:sz w:val="28"/>
                 <w:szCs w:val="28"/>
-                <w:lang w:val="ru-RU"/>
               </w:rPr>
               <w:t>-</w:t>
             </w:r>
@@ -5049,14 +4918,12 @@
               <w:rPr>
                 <w:sz w:val="28"/>
                 <w:szCs w:val="28"/>
-                <w:lang w:val="ru-RU"/>
               </w:rPr>
             </w:pPr>
             <w:r>
               <w:rPr>
                 <w:sz w:val="28"/>
                 <w:szCs w:val="28"/>
-                <w:lang w:val="ru-RU"/>
               </w:rPr>
               <w:t>-</w:t>
             </w:r>
@@ -5072,14 +4939,12 @@
               <w:rPr>
                 <w:sz w:val="28"/>
                 <w:szCs w:val="28"/>
-                <w:lang w:val="ru-RU"/>
               </w:rPr>
             </w:pPr>
             <w:r>
               <w:rPr>
                 <w:sz w:val="28"/>
                 <w:szCs w:val="28"/>
-                <w:lang w:val="ru-RU"/>
               </w:rPr>
               <w:t>+</w:t>
             </w:r>
@@ -5142,14 +5007,12 @@
               <w:rPr>
                 <w:sz w:val="28"/>
                 <w:szCs w:val="28"/>
-                <w:lang w:val="ru-RU"/>
               </w:rPr>
             </w:pPr>
             <w:r>
               <w:rPr>
                 <w:sz w:val="28"/>
                 <w:szCs w:val="28"/>
-                <w:lang w:val="ru-RU"/>
               </w:rPr>
               <w:t>-</w:t>
             </w:r>
@@ -5165,14 +5028,12 @@
               <w:rPr>
                 <w:sz w:val="28"/>
                 <w:szCs w:val="28"/>
-                <w:lang w:val="ru-RU"/>
               </w:rPr>
             </w:pPr>
             <w:r>
               <w:rPr>
                 <w:sz w:val="28"/>
                 <w:szCs w:val="28"/>
-                <w:lang w:val="ru-RU"/>
               </w:rPr>
               <w:t>+</w:t>
             </w:r>
@@ -5214,14 +5075,12 @@
               <w:rPr>
                 <w:sz w:val="28"/>
                 <w:szCs w:val="28"/>
-                <w:lang w:val="ru-RU"/>
               </w:rPr>
             </w:pPr>
             <w:r>
               <w:rPr>
                 <w:sz w:val="28"/>
                 <w:szCs w:val="28"/>
-                <w:lang w:val="ru-RU"/>
               </w:rPr>
               <w:t>+</w:t>
             </w:r>
@@ -5237,14 +5096,12 @@
               <w:rPr>
                 <w:sz w:val="28"/>
                 <w:szCs w:val="28"/>
-                <w:lang w:val="ru-RU"/>
               </w:rPr>
             </w:pPr>
             <w:r>
               <w:rPr>
                 <w:sz w:val="28"/>
                 <w:szCs w:val="28"/>
-                <w:lang w:val="ru-RU"/>
               </w:rPr>
               <w:t>+</w:t>
             </w:r>
@@ -5260,14 +5117,12 @@
               <w:rPr>
                 <w:sz w:val="28"/>
                 <w:szCs w:val="28"/>
-                <w:lang w:val="ru-RU"/>
               </w:rPr>
             </w:pPr>
             <w:r>
               <w:rPr>
                 <w:sz w:val="28"/>
                 <w:szCs w:val="28"/>
-                <w:lang w:val="ru-RU"/>
               </w:rPr>
               <w:t>-</w:t>
             </w:r>
@@ -5291,15 +5146,13 @@
           <w:color w:val="000000"/>
           <w:sz w:val="28"/>
           <w:szCs w:val="28"/>
-          <w:lang w:val="ru-RU"/>
-        </w:rPr>
-      </w:pPr>
-      <w:r>
-        <w:rPr>
-          <w:color w:val="000000"/>
-          <w:sz w:val="28"/>
-          <w:szCs w:val="28"/>
-          <w:lang w:val="ru-RU"/>
+        </w:rPr>
+      </w:pPr>
+      <w:r>
+        <w:rPr>
+          <w:color w:val="000000"/>
+          <w:sz w:val="28"/>
+          <w:szCs w:val="28"/>
         </w:rPr>
         <w:t>Исходя из таблицы 2, в связке с фреймворком Flutter был выбран язык программирования Dart.</w:t>
       </w:r>
@@ -5320,15 +5173,13 @@
           <w:color w:val="000000"/>
           <w:sz w:val="28"/>
           <w:szCs w:val="28"/>
-          <w:lang w:val="ru-RU"/>
-        </w:rPr>
-      </w:pPr>
-      <w:r>
-        <w:rPr>
-          <w:color w:val="000000"/>
-          <w:sz w:val="28"/>
-          <w:szCs w:val="28"/>
-          <w:lang w:val="ru-RU"/>
+        </w:rPr>
+      </w:pPr>
+      <w:r>
+        <w:rPr>
+          <w:color w:val="000000"/>
+          <w:sz w:val="28"/>
+          <w:szCs w:val="28"/>
         </w:rPr>
         <w:t>Так как приложению требуется легковесное локальное хранение данных без необходимости развертывания сложных реляционных структур, в таблице 3 представлено сравнение систем хранения данных для мобильных и десктопных устройств.</w:t>
       </w:r>
@@ -5349,15 +5200,13 @@
           <w:color w:val="000000"/>
           <w:sz w:val="28"/>
           <w:szCs w:val="28"/>
-          <w:lang w:val="ru-RU"/>
-        </w:rPr>
-      </w:pPr>
-      <w:r>
-        <w:rPr>
-          <w:color w:val="000000"/>
-          <w:sz w:val="28"/>
-          <w:szCs w:val="28"/>
-          <w:lang w:val="ru-RU"/>
+        </w:rPr>
+      </w:pPr>
+      <w:r>
+        <w:rPr>
+          <w:color w:val="000000"/>
+          <w:sz w:val="28"/>
+          <w:szCs w:val="28"/>
         </w:rPr>
         <w:t xml:space="preserve">Таблица </w:t>
       </w:r>
@@ -5366,7 +5215,6 @@
           <w:color w:val="000000"/>
           <w:sz w:val="28"/>
           <w:szCs w:val="28"/>
-          <w:lang w:val="ru-RU"/>
         </w:rPr>
         <w:t>3</w:t>
       </w:r>
@@ -5375,7 +5223,6 @@
           <w:color w:val="000000"/>
           <w:sz w:val="28"/>
           <w:szCs w:val="28"/>
-          <w:lang w:val="ru-RU"/>
         </w:rPr>
         <w:t xml:space="preserve"> — Сравнение </w:t>
       </w:r>
@@ -5548,7 +5395,6 @@
               <w:rPr>
                 <w:sz w:val="28"/>
                 <w:szCs w:val="28"/>
-                <w:lang w:val="ru-RU"/>
               </w:rPr>
             </w:pPr>
             <w:r>
@@ -5570,7 +5416,6 @@
               <w:rPr>
                 <w:sz w:val="28"/>
                 <w:szCs w:val="28"/>
-                <w:lang w:val="ru-RU"/>
               </w:rPr>
             </w:pPr>
             <w:r>
@@ -5636,14 +5481,12 @@
               <w:rPr>
                 <w:sz w:val="28"/>
                 <w:szCs w:val="28"/>
-                <w:lang w:val="ru-RU"/>
               </w:rPr>
             </w:pPr>
             <w:r>
               <w:rPr>
                 <w:sz w:val="28"/>
                 <w:szCs w:val="28"/>
-                <w:lang w:val="ru-RU"/>
               </w:rPr>
               <w:t>-</w:t>
             </w:r>
@@ -5724,14 +5567,12 @@
               <w:rPr>
                 <w:sz w:val="28"/>
                 <w:szCs w:val="28"/>
-                <w:lang w:val="ru-RU"/>
               </w:rPr>
             </w:pPr>
             <w:r>
               <w:rPr>
                 <w:sz w:val="28"/>
                 <w:szCs w:val="28"/>
-                <w:lang w:val="ru-RU"/>
               </w:rPr>
               <w:t>-</w:t>
             </w:r>
@@ -5747,14 +5588,12 @@
               <w:rPr>
                 <w:sz w:val="28"/>
                 <w:szCs w:val="28"/>
-                <w:lang w:val="ru-RU"/>
               </w:rPr>
             </w:pPr>
             <w:r>
               <w:rPr>
                 <w:sz w:val="28"/>
                 <w:szCs w:val="28"/>
-                <w:lang w:val="ru-RU"/>
               </w:rPr>
               <w:t>-</w:t>
             </w:r>
@@ -5801,14 +5640,12 @@
               <w:rPr>
                 <w:sz w:val="28"/>
                 <w:szCs w:val="28"/>
-                <w:lang w:val="ru-RU"/>
               </w:rPr>
             </w:pPr>
             <w:r>
               <w:rPr>
                 <w:sz w:val="28"/>
                 <w:szCs w:val="28"/>
-                <w:lang w:val="ru-RU"/>
               </w:rPr>
               <w:lastRenderedPageBreak/>
               <w:t>+</w:t>
@@ -5825,14 +5662,12 @@
               <w:rPr>
                 <w:sz w:val="28"/>
                 <w:szCs w:val="28"/>
-                <w:lang w:val="ru-RU"/>
               </w:rPr>
             </w:pPr>
             <w:r>
               <w:rPr>
                 <w:sz w:val="28"/>
                 <w:szCs w:val="28"/>
-                <w:lang w:val="ru-RU"/>
               </w:rPr>
               <w:t>-</w:t>
             </w:r>
@@ -5848,14 +5683,12 @@
               <w:rPr>
                 <w:sz w:val="28"/>
                 <w:szCs w:val="28"/>
-                <w:lang w:val="ru-RU"/>
               </w:rPr>
             </w:pPr>
             <w:r>
               <w:rPr>
                 <w:sz w:val="28"/>
                 <w:szCs w:val="28"/>
-                <w:lang w:val="ru-RU"/>
               </w:rPr>
               <w:t>-</w:t>
             </w:r>
@@ -6241,7 +6074,6 @@
         <w:rPr>
           <w:sz w:val="28"/>
           <w:szCs w:val="28"/>
-          <w:lang w:val="ru-RU"/>
         </w:rPr>
       </w:pPr>
       <w:r>
@@ -6257,7 +6089,6 @@
           <w:color w:val="000000"/>
           <w:sz w:val="28"/>
           <w:szCs w:val="28"/>
-          <w:lang w:val="ru-RU"/>
         </w:rPr>
         <w:br w:type="page"/>
       </w:r>
@@ -6771,15 +6602,13 @@
           <w:color w:val="000000"/>
           <w:sz w:val="28"/>
           <w:szCs w:val="28"/>
-          <w:lang w:val="ru-RU"/>
-        </w:rPr>
-      </w:pPr>
-      <w:r>
-        <w:rPr>
-          <w:color w:val="000000"/>
-          <w:sz w:val="28"/>
-          <w:szCs w:val="28"/>
-          <w:lang w:val="ru-RU"/>
+        </w:rPr>
+      </w:pPr>
+      <w:r>
+        <w:rPr>
+          <w:color w:val="000000"/>
+          <w:sz w:val="28"/>
+          <w:szCs w:val="28"/>
         </w:rPr>
         <w:br w:type="page"/>
       </w:r>
@@ -6877,15 +6706,13 @@
           <w:color w:val="000000"/>
           <w:sz w:val="28"/>
           <w:szCs w:val="28"/>
-          <w:lang w:val="ru-RU"/>
-        </w:rPr>
-      </w:pPr>
-      <w:r>
-        <w:rPr>
-          <w:color w:val="000000"/>
-          <w:sz w:val="28"/>
-          <w:szCs w:val="28"/>
-          <w:lang w:val="ru-RU"/>
+        </w:rPr>
+      </w:pPr>
+      <w:r>
+        <w:rPr>
+          <w:color w:val="000000"/>
+          <w:sz w:val="28"/>
+          <w:szCs w:val="28"/>
         </w:rPr>
         <w:t>Программный продукт «My Diary» имеет модульную архитектуру на уровне организации исходного кода. Приложение можно логически разделить на несколько ключевых взаимосвязанных структурных компонентов (модулей), каждый из которых отвечает за определенную часть функционала:</w:t>
       </w:r>
@@ -6909,15 +6736,13 @@
           <w:color w:val="000000"/>
           <w:sz w:val="28"/>
           <w:szCs w:val="28"/>
-          <w:lang w:val="ru-RU"/>
-        </w:rPr>
-      </w:pPr>
-      <w:r>
-        <w:rPr>
-          <w:color w:val="000000"/>
-          <w:sz w:val="28"/>
-          <w:szCs w:val="28"/>
-          <w:lang w:val="ru-RU"/>
+        </w:rPr>
+      </w:pPr>
+      <w:r>
+        <w:rPr>
+          <w:color w:val="000000"/>
+          <w:sz w:val="28"/>
+          <w:szCs w:val="28"/>
         </w:rPr>
         <w:t>Модуль инициализации и конфигурации (Core &amp; Settings Module): Отвечает за базовую настройку среды при запуске приложения. Включает в себя установку фиксированных размеров окна для десктопных платформ (500x900 пикселей) и инициализацию форматов дат. Также этот модуль содержит конфигуратор визуальных тем (ThemeConfig) и систему локализации.</w:t>
       </w:r>
@@ -6941,15 +6766,13 @@
           <w:color w:val="000000"/>
           <w:sz w:val="28"/>
           <w:szCs w:val="28"/>
-          <w:lang w:val="ru-RU"/>
-        </w:rPr>
-      </w:pPr>
-      <w:r>
-        <w:rPr>
-          <w:color w:val="000000"/>
-          <w:sz w:val="28"/>
-          <w:szCs w:val="28"/>
-          <w:lang w:val="ru-RU"/>
+        </w:rPr>
+      </w:pPr>
+      <w:r>
+        <w:rPr>
+          <w:color w:val="000000"/>
+          <w:sz w:val="28"/>
+          <w:szCs w:val="28"/>
         </w:rPr>
         <w:t>Модуль главного экрана (Home Screen Module): Представлен виджетом DiaryHomePage. Является точкой входа в интерфейс. Отвечает за отрисовку списка записей, навигацию (Drawer) и реализацию функции поиска.</w:t>
       </w:r>
@@ -6973,15 +6796,13 @@
           <w:color w:val="000000"/>
           <w:sz w:val="28"/>
           <w:szCs w:val="28"/>
-          <w:lang w:val="ru-RU"/>
-        </w:rPr>
-      </w:pPr>
-      <w:r>
-        <w:rPr>
-          <w:color w:val="000000"/>
-          <w:sz w:val="28"/>
-          <w:szCs w:val="28"/>
-          <w:lang w:val="ru-RU"/>
+        </w:rPr>
+      </w:pPr>
+      <w:r>
+        <w:rPr>
+          <w:color w:val="000000"/>
+          <w:sz w:val="28"/>
+          <w:szCs w:val="28"/>
         </w:rPr>
         <w:t>Модуль редактора контента (Editor Module): Реализован на базе экрана NewEntryScreen. Представляет собой комплексный инструмент для создания и модификации записей, использующий блочную систему (BlockContent) для чередования текста и локальных изображений.</w:t>
       </w:r>
@@ -7005,15 +6826,13 @@
           <w:color w:val="000000"/>
           <w:sz w:val="28"/>
           <w:szCs w:val="28"/>
-          <w:lang w:val="ru-RU"/>
-        </w:rPr>
-      </w:pPr>
-      <w:r>
-        <w:rPr>
-          <w:color w:val="000000"/>
-          <w:sz w:val="28"/>
-          <w:szCs w:val="28"/>
-          <w:lang w:val="ru-RU"/>
+        </w:rPr>
+      </w:pPr>
+      <w:r>
+        <w:rPr>
+          <w:color w:val="000000"/>
+          <w:sz w:val="28"/>
+          <w:szCs w:val="28"/>
         </w:rPr>
         <w:t>Модуль интерактивных элементов (Stickers System): Подсистема, накладываемая поверх основного редактора. Отвечает за рендеринг и взаимодействие с эмодзи-стикерами (PlacedSticker), обрабатывая жесты пользователя для их свободного позиционирования.</w:t>
       </w:r>
@@ -7037,15 +6856,13 @@
           <w:color w:val="000000"/>
           <w:sz w:val="28"/>
           <w:szCs w:val="28"/>
-          <w:lang w:val="ru-RU"/>
-        </w:rPr>
-      </w:pPr>
-      <w:r>
-        <w:rPr>
-          <w:color w:val="000000"/>
-          <w:sz w:val="28"/>
-          <w:szCs w:val="28"/>
-          <w:lang w:val="ru-RU"/>
+        </w:rPr>
+      </w:pPr>
+      <w:r>
+        <w:rPr>
+          <w:color w:val="000000"/>
+          <w:sz w:val="28"/>
+          <w:szCs w:val="28"/>
         </w:rPr>
         <w:t xml:space="preserve">Модуль хранения данных (Storage Module): Инкапсулирует логику работы с локальным хранилищем SharedPreferences. Обеспечивает </w:t>
       </w:r>
@@ -7054,7 +6871,6 @@
           <w:color w:val="000000"/>
           <w:sz w:val="28"/>
           <w:szCs w:val="28"/>
-          <w:lang w:val="ru-RU"/>
         </w:rPr>
         <w:lastRenderedPageBreak/>
         <w:t>конвертацию сложных структур в формат JSON для сохранения и их обратное преобразование при загрузке.</w:t>
@@ -7067,7 +6883,6 @@
           <w:noProof/>
           <w:sz w:val="28"/>
           <w:szCs w:val="28"/>
-          <w:lang w:val="ru-RU"/>
         </w:rPr>
       </w:pPr>
       <w:r>
@@ -7134,15 +6949,13 @@
           <w:color w:val="000000"/>
           <w:sz w:val="28"/>
           <w:szCs w:val="28"/>
-          <w:lang w:val="ru-RU"/>
-        </w:rPr>
-      </w:pPr>
-      <w:r>
-        <w:rPr>
-          <w:color w:val="000000"/>
-          <w:sz w:val="28"/>
-          <w:szCs w:val="28"/>
-          <w:lang w:val="ru-RU"/>
+        </w:rPr>
+      </w:pPr>
+      <w:r>
+        <w:rPr>
+          <w:color w:val="000000"/>
+          <w:sz w:val="28"/>
+          <w:szCs w:val="28"/>
         </w:rPr>
         <w:t>Функциональная схема приложения описывает потоки данных и алгоритмы взаимодействия между пользователем и системой. Для наглядного представления функциональных возможностей системы спроектирована диаграмма вариантов использования (Use Case).</w:t>
       </w:r>
@@ -7163,15 +6976,13 @@
           <w:color w:val="000000"/>
           <w:sz w:val="28"/>
           <w:szCs w:val="28"/>
-          <w:lang w:val="ru-RU"/>
-        </w:rPr>
-      </w:pPr>
-      <w:r>
-        <w:rPr>
-          <w:color w:val="000000"/>
-          <w:sz w:val="28"/>
-          <w:szCs w:val="28"/>
-          <w:lang w:val="ru-RU"/>
+        </w:rPr>
+      </w:pPr>
+      <w:r>
+        <w:rPr>
+          <w:color w:val="000000"/>
+          <w:sz w:val="28"/>
+          <w:szCs w:val="28"/>
         </w:rPr>
         <w:t>На рисунке 1 представлена диаграмма вариантов использования приложения «My Diary».</w:t>
       </w:r>
@@ -7194,6 +7005,58 @@
           <w:szCs w:val="28"/>
         </w:rPr>
       </w:pPr>
+      <w:r>
+        <w:rPr>
+          <w:noProof/>
+          <w:sz w:val="28"/>
+          <w:szCs w:val="28"/>
+        </w:rPr>
+        <w:drawing>
+          <wp:inline distT="0" distB="0" distL="0" distR="0">
+            <wp:extent cx="5221690" cy="2502187"/>
+            <wp:effectExtent l="19050" t="0" r="0" b="0"/>
+            <wp:docPr id="1" name="Рисунок 1" descr="C:\Users\Milina\Desktop\Диаграмма классов.png"/>
+            <wp:cNvGraphicFramePr>
+              <a:graphicFrameLocks xmlns:a="http://schemas.openxmlformats.org/drawingml/2006/main" noChangeAspect="1"/>
+            </wp:cNvGraphicFramePr>
+            <a:graphic xmlns:a="http://schemas.openxmlformats.org/drawingml/2006/main">
+              <a:graphicData uri="http://schemas.openxmlformats.org/drawingml/2006/picture">
+                <pic:pic xmlns:pic="http://schemas.openxmlformats.org/drawingml/2006/picture">
+                  <pic:nvPicPr>
+                    <pic:cNvPr id="0" name="Picture 1" descr="C:\Users\Milina\Desktop\Диаграмма классов.png"/>
+                    <pic:cNvPicPr>
+                      <a:picLocks noChangeAspect="1" noChangeArrowheads="1"/>
+                    </pic:cNvPicPr>
+                  </pic:nvPicPr>
+                  <pic:blipFill>
+                    <a:blip r:embed="rId8" cstate="print"/>
+                    <a:srcRect/>
+                    <a:stretch>
+                      <a:fillRect/>
+                    </a:stretch>
+                  </pic:blipFill>
+                  <pic:spPr bwMode="auto">
+                    <a:xfrm>
+                      <a:off x="0" y="0"/>
+                      <a:ext cx="5222629" cy="2502637"/>
+                    </a:xfrm>
+                    <a:prstGeom prst="rect">
+                      <a:avLst/>
+                    </a:prstGeom>
+                    <a:noFill/>
+                    <a:ln w="9525">
+                      <a:noFill/>
+                      <a:miter lim="800000"/>
+                      <a:headEnd/>
+                      <a:tailEnd/>
+                    </a:ln>
+                  </pic:spPr>
+                </pic:pic>
+              </a:graphicData>
+            </a:graphic>
+          </wp:inline>
+        </w:drawing>
+      </w:r>
     </w:p>
     <w:p>
       <w:pPr>
@@ -7203,7 +7066,6 @@
           <w:noProof/>
           <w:sz w:val="28"/>
           <w:szCs w:val="28"/>
-          <w:lang w:val="ru-RU"/>
         </w:rPr>
       </w:pPr>
       <w:r>
@@ -7212,7 +7074,23 @@
           <w:sz w:val="28"/>
           <w:szCs w:val="28"/>
         </w:rPr>
-        <w:t>Рисунок 3 – Диаграмма классов</w:t>
+        <w:t xml:space="preserve">Рисунок </w:t>
+      </w:r>
+      <w:r>
+        <w:rPr>
+          <w:noProof/>
+          <w:sz w:val="28"/>
+          <w:szCs w:val="28"/>
+        </w:rPr>
+        <w:t>3</w:t>
+      </w:r>
+      <w:r>
+        <w:rPr>
+          <w:noProof/>
+          <w:sz w:val="28"/>
+          <w:szCs w:val="28"/>
+        </w:rPr>
+        <w:t xml:space="preserve"> – Диаграмма классов</w:t>
       </w:r>
     </w:p>
     <w:p>
@@ -7231,15 +7109,13 @@
           <w:color w:val="000000"/>
           <w:sz w:val="28"/>
           <w:szCs w:val="28"/>
-          <w:lang w:val="ru-RU"/>
-        </w:rPr>
-      </w:pPr>
-      <w:r>
-        <w:rPr>
-          <w:color w:val="000000"/>
-          <w:sz w:val="28"/>
-          <w:szCs w:val="28"/>
-          <w:lang w:val="ru-RU"/>
+        </w:rPr>
+      </w:pPr>
+      <w:r>
+        <w:rPr>
+          <w:color w:val="000000"/>
+          <w:sz w:val="28"/>
+          <w:szCs w:val="28"/>
         </w:rPr>
         <w:t>Главным актором в системе выступает «Пользователь». Ему доступны следующие основные прецеденты:</w:t>
       </w:r>
@@ -7263,15 +7139,13 @@
           <w:color w:val="000000"/>
           <w:sz w:val="28"/>
           <w:szCs w:val="28"/>
-          <w:lang w:val="ru-RU"/>
-        </w:rPr>
-      </w:pPr>
-      <w:r>
-        <w:rPr>
-          <w:color w:val="000000"/>
-          <w:sz w:val="28"/>
-          <w:szCs w:val="28"/>
-          <w:lang w:val="ru-RU"/>
+        </w:rPr>
+      </w:pPr>
+      <w:r>
+        <w:rPr>
+          <w:color w:val="000000"/>
+          <w:sz w:val="28"/>
+          <w:szCs w:val="28"/>
         </w:rPr>
         <w:t>Управление настройками: выбор цветовой темы (темная, светлая, розовая) и языка интерфейса (русский/английский).</w:t>
       </w:r>
@@ -7295,15 +7169,13 @@
           <w:color w:val="000000"/>
           <w:sz w:val="28"/>
           <w:szCs w:val="28"/>
-          <w:lang w:val="ru-RU"/>
-        </w:rPr>
-      </w:pPr>
-      <w:r>
-        <w:rPr>
-          <w:color w:val="000000"/>
-          <w:sz w:val="28"/>
-          <w:szCs w:val="28"/>
-          <w:lang w:val="ru-RU"/>
+        </w:rPr>
+      </w:pPr>
+      <w:r>
+        <w:rPr>
+          <w:color w:val="000000"/>
+          <w:sz w:val="28"/>
+          <w:szCs w:val="28"/>
         </w:rPr>
         <w:t>Работа с дневником: создание новой записи, просмотр списка существующих заметок, поиск записей по тексту или заголовку.</w:t>
       </w:r>
@@ -7327,15 +7199,13 @@
           <w:color w:val="000000"/>
           <w:sz w:val="28"/>
           <w:szCs w:val="28"/>
-          <w:lang w:val="ru-RU"/>
-        </w:rPr>
-      </w:pPr>
-      <w:r>
-        <w:rPr>
-          <w:color w:val="000000"/>
-          <w:sz w:val="28"/>
-          <w:szCs w:val="28"/>
-          <w:lang w:val="ru-RU"/>
+        </w:rPr>
+      </w:pPr>
+      <w:r>
+        <w:rPr>
+          <w:color w:val="000000"/>
+          <w:sz w:val="28"/>
+          <w:szCs w:val="28"/>
         </w:rPr>
         <w:t>Редактирование контента (включается в создание записи): добавление текстовых блоков, вставка путей к локальным изображениям, выбор эмодзи для отслеживания настроения.</w:t>
       </w:r>
@@ -7359,15 +7229,13 @@
           <w:color w:val="000000"/>
           <w:sz w:val="28"/>
           <w:szCs w:val="28"/>
-          <w:lang w:val="ru-RU"/>
-        </w:rPr>
-      </w:pPr>
-      <w:r>
-        <w:rPr>
-          <w:color w:val="000000"/>
-          <w:sz w:val="28"/>
-          <w:szCs w:val="28"/>
-          <w:lang w:val="ru-RU"/>
+        </w:rPr>
+      </w:pPr>
+      <w:r>
+        <w:rPr>
+          <w:color w:val="000000"/>
+          <w:sz w:val="28"/>
+          <w:szCs w:val="28"/>
         </w:rPr>
         <w:t>Взаимодействие со стикерами: добавление интерактивных стикеров на холст, их перемещение (Drag-and-Drop) и удаление (двойным касанием).</w:t>
       </w:r>
@@ -7388,16 +7256,15 @@
           <w:color w:val="000000"/>
           <w:sz w:val="28"/>
           <w:szCs w:val="28"/>
-          <w:lang w:val="ru-RU"/>
-        </w:rPr>
-      </w:pPr>
-      <w:r>
-        <w:rPr>
-          <w:color w:val="000000"/>
-          <w:sz w:val="28"/>
-          <w:szCs w:val="28"/>
-          <w:lang w:val="ru-RU"/>
-        </w:rPr>
+        </w:rPr>
+      </w:pPr>
+      <w:r>
+        <w:rPr>
+          <w:color w:val="000000"/>
+          <w:sz w:val="28"/>
+          <w:szCs w:val="28"/>
+        </w:rPr>
+        <w:lastRenderedPageBreak/>
         <w:t>Для описания динамических аспектов системы и логики алгоритма сохранения данных была разработана диаграмма деятельности (Activity Diagram). Она иллюстрирует основной жизненный цикл создания и сохранения заметки.</w:t>
       </w:r>
     </w:p>
@@ -7417,15 +7284,13 @@
           <w:color w:val="000000"/>
           <w:sz w:val="28"/>
           <w:szCs w:val="28"/>
-          <w:lang w:val="ru-RU"/>
-        </w:rPr>
-      </w:pPr>
-      <w:r>
-        <w:rPr>
-          <w:color w:val="000000"/>
-          <w:sz w:val="28"/>
-          <w:szCs w:val="28"/>
-          <w:lang w:val="ru-RU"/>
+        </w:rPr>
+      </w:pPr>
+      <w:r>
+        <w:rPr>
+          <w:color w:val="000000"/>
+          <w:sz w:val="28"/>
+          <w:szCs w:val="28"/>
         </w:rPr>
         <w:t>На рисунке 2 представлена диаграмма деятельности процесса работы с записью.</w:t>
       </w:r>
@@ -7446,9 +7311,61 @@
           <w:color w:val="000000"/>
           <w:sz w:val="28"/>
           <w:szCs w:val="28"/>
-          <w:lang w:val="ru-RU"/>
-        </w:rPr>
-      </w:pPr>
+        </w:rPr>
+      </w:pPr>
+      <w:r>
+        <w:rPr>
+          <w:noProof/>
+          <w:color w:val="000000"/>
+          <w:sz w:val="28"/>
+          <w:szCs w:val="28"/>
+        </w:rPr>
+        <w:drawing>
+          <wp:inline distT="0" distB="0" distL="0" distR="0">
+            <wp:extent cx="2915218" cy="5777946"/>
+            <wp:effectExtent l="19050" t="0" r="0" b="0"/>
+            <wp:docPr id="2" name="Рисунок 2" descr="C:\Users\Milina\Desktop\Диаграмма деятельности процесса создания записи.png"/>
+            <wp:cNvGraphicFramePr>
+              <a:graphicFrameLocks xmlns:a="http://schemas.openxmlformats.org/drawingml/2006/main" noChangeAspect="1"/>
+            </wp:cNvGraphicFramePr>
+            <a:graphic xmlns:a="http://schemas.openxmlformats.org/drawingml/2006/main">
+              <a:graphicData uri="http://schemas.openxmlformats.org/drawingml/2006/picture">
+                <pic:pic xmlns:pic="http://schemas.openxmlformats.org/drawingml/2006/picture">
+                  <pic:nvPicPr>
+                    <pic:cNvPr id="0" name="Picture 2" descr="C:\Users\Milina\Desktop\Диаграмма деятельности процесса создания записи.png"/>
+                    <pic:cNvPicPr>
+                      <a:picLocks noChangeAspect="1" noChangeArrowheads="1"/>
+                    </pic:cNvPicPr>
+                  </pic:nvPicPr>
+                  <pic:blipFill>
+                    <a:blip r:embed="rId9" cstate="print"/>
+                    <a:srcRect/>
+                    <a:stretch>
+                      <a:fillRect/>
+                    </a:stretch>
+                  </pic:blipFill>
+                  <pic:spPr bwMode="auto">
+                    <a:xfrm>
+                      <a:off x="0" y="0"/>
+                      <a:ext cx="2913788" cy="5775112"/>
+                    </a:xfrm>
+                    <a:prstGeom prst="rect">
+                      <a:avLst/>
+                    </a:prstGeom>
+                    <a:noFill/>
+                    <a:ln w="9525">
+                      <a:noFill/>
+                      <a:miter lim="800000"/>
+                      <a:headEnd/>
+                      <a:tailEnd/>
+                    </a:ln>
+                  </pic:spPr>
+                </pic:pic>
+              </a:graphicData>
+            </a:graphic>
+          </wp:inline>
+        </w:drawing>
+      </w:r>
     </w:p>
     <w:p>
       <w:pPr>
@@ -7458,7 +7375,6 @@
           <w:noProof/>
           <w:sz w:val="28"/>
           <w:szCs w:val="28"/>
-          <w:lang w:val="ru-RU"/>
         </w:rPr>
       </w:pPr>
       <w:r>
@@ -7467,7 +7383,6 @@
           <w:sz w:val="28"/>
           <w:szCs w:val="28"/>
         </w:rPr>
-        <w:lastRenderedPageBreak/>
         <w:t>Рисунок 2 — Диаграмма деятельности процесса создания записи</w:t>
       </w:r>
     </w:p>
@@ -7487,15 +7402,13 @@
           <w:color w:val="000000"/>
           <w:sz w:val="28"/>
           <w:szCs w:val="28"/>
-          <w:lang w:val="ru-RU"/>
-        </w:rPr>
-      </w:pPr>
-      <w:r>
-        <w:rPr>
-          <w:color w:val="000000"/>
-          <w:sz w:val="28"/>
-          <w:szCs w:val="28"/>
-          <w:lang w:val="ru-RU"/>
+        </w:rPr>
+      </w:pPr>
+      <w:r>
+        <w:rPr>
+          <w:color w:val="000000"/>
+          <w:sz w:val="28"/>
+          <w:szCs w:val="28"/>
         </w:rPr>
         <w:t>Процесс создания и редактирования записи, отраженный на диаграмме:</w:t>
       </w:r>
@@ -7519,16 +7432,15 @@
           <w:color w:val="000000"/>
           <w:sz w:val="28"/>
           <w:szCs w:val="28"/>
-          <w:lang w:val="ru-RU"/>
-        </w:rPr>
-      </w:pPr>
-      <w:r>
-        <w:rPr>
-          <w:color w:val="000000"/>
-          <w:sz w:val="28"/>
-          <w:szCs w:val="28"/>
-          <w:lang w:val="ru-RU"/>
-        </w:rPr>
+        </w:rPr>
+      </w:pPr>
+      <w:r>
+        <w:rPr>
+          <w:color w:val="000000"/>
+          <w:sz w:val="28"/>
+          <w:szCs w:val="28"/>
+        </w:rPr>
+        <w:lastRenderedPageBreak/>
         <w:t>Пользователь инициирует создание новой заметки (переход на NewEntryScreen).</w:t>
       </w:r>
     </w:p>
@@ -7551,15 +7463,13 @@
           <w:color w:val="000000"/>
           <w:sz w:val="28"/>
           <w:szCs w:val="28"/>
-          <w:lang w:val="ru-RU"/>
-        </w:rPr>
-      </w:pPr>
-      <w:r>
-        <w:rPr>
-          <w:color w:val="000000"/>
-          <w:sz w:val="28"/>
-          <w:szCs w:val="28"/>
-          <w:lang w:val="ru-RU"/>
+        </w:rPr>
+      </w:pPr>
+      <w:r>
+        <w:rPr>
+          <w:color w:val="000000"/>
+          <w:sz w:val="28"/>
+          <w:szCs w:val="28"/>
         </w:rPr>
         <w:t>Система генерирует уникальный идентификатор записи.</w:t>
       </w:r>
@@ -7583,15 +7493,13 @@
           <w:color w:val="000000"/>
           <w:sz w:val="28"/>
           <w:szCs w:val="28"/>
-          <w:lang w:val="ru-RU"/>
-        </w:rPr>
-      </w:pPr>
-      <w:r>
-        <w:rPr>
-          <w:color w:val="000000"/>
-          <w:sz w:val="28"/>
-          <w:szCs w:val="28"/>
-          <w:lang w:val="ru-RU"/>
+        </w:rPr>
+      </w:pPr>
+      <w:r>
+        <w:rPr>
+          <w:color w:val="000000"/>
+          <w:sz w:val="28"/>
+          <w:szCs w:val="28"/>
         </w:rPr>
         <w:t>Пользователь вводит данные: печатает текст, прикрепляет изображения или размещает стикеры поверх контента.</w:t>
       </w:r>
@@ -7615,15 +7523,13 @@
           <w:color w:val="000000"/>
           <w:sz w:val="28"/>
           <w:szCs w:val="28"/>
-          <w:lang w:val="ru-RU"/>
-        </w:rPr>
-      </w:pPr>
-      <w:r>
-        <w:rPr>
-          <w:color w:val="000000"/>
-          <w:sz w:val="28"/>
-          <w:szCs w:val="28"/>
-          <w:lang w:val="ru-RU"/>
+        </w:rPr>
+      </w:pPr>
+      <w:r>
+        <w:rPr>
+          <w:color w:val="000000"/>
+          <w:sz w:val="28"/>
+          <w:szCs w:val="28"/>
         </w:rPr>
         <w:t>Любое изменение состояния на экране (ввод символа, сдвиг координат стикера) автоматически инициирует триггер автосохранения (_triggerAutoSave).</w:t>
       </w:r>
@@ -7647,15 +7553,13 @@
           <w:color w:val="000000"/>
           <w:sz w:val="28"/>
           <w:szCs w:val="28"/>
-          <w:lang w:val="ru-RU"/>
-        </w:rPr>
-      </w:pPr>
-      <w:r>
-        <w:rPr>
-          <w:color w:val="000000"/>
-          <w:sz w:val="28"/>
-          <w:szCs w:val="28"/>
-          <w:lang w:val="ru-RU"/>
+        </w:rPr>
+      </w:pPr>
+      <w:r>
+        <w:rPr>
+          <w:color w:val="000000"/>
+          <w:sz w:val="28"/>
+          <w:szCs w:val="28"/>
         </w:rPr>
         <w:t>Система формирует комплексный объект DiaryEntry, выполняет сериализацию данных в JSON-строку.</w:t>
       </w:r>
@@ -7679,15 +7583,13 @@
           <w:color w:val="000000"/>
           <w:sz w:val="28"/>
           <w:szCs w:val="28"/>
-          <w:lang w:val="ru-RU"/>
-        </w:rPr>
-      </w:pPr>
-      <w:r>
-        <w:rPr>
-          <w:color w:val="000000"/>
-          <w:sz w:val="28"/>
-          <w:szCs w:val="28"/>
-          <w:lang w:val="ru-RU"/>
+        </w:rPr>
+      </w:pPr>
+      <w:r>
+        <w:rPr>
+          <w:color w:val="000000"/>
+          <w:sz w:val="28"/>
+          <w:szCs w:val="28"/>
         </w:rPr>
         <w:t>Выполняется асинхронная запись обновленной строки в SharedPreferences.</w:t>
       </w:r>
@@ -7711,15 +7613,13 @@
           <w:color w:val="000000"/>
           <w:sz w:val="28"/>
           <w:szCs w:val="28"/>
-          <w:lang w:val="ru-RU"/>
-        </w:rPr>
-      </w:pPr>
-      <w:r>
-        <w:rPr>
-          <w:color w:val="000000"/>
-          <w:sz w:val="28"/>
-          <w:szCs w:val="28"/>
-          <w:lang w:val="ru-RU"/>
+        </w:rPr>
+      </w:pPr>
+      <w:r>
+        <w:rPr>
+          <w:color w:val="000000"/>
+          <w:sz w:val="28"/>
+          <w:szCs w:val="28"/>
         </w:rPr>
         <w:t>При возврате назад система обновляет стейт главного экрана и выводит актуализированный список записей.</w:t>
       </w:r>
@@ -7732,7 +7632,6 @@
           <w:noProof/>
           <w:sz w:val="28"/>
           <w:szCs w:val="28"/>
-          <w:lang w:val="ru-RU"/>
         </w:rPr>
       </w:pPr>
       <w:r>
@@ -7833,15 +7732,13 @@
           <w:color w:val="000000"/>
           <w:sz w:val="28"/>
           <w:szCs w:val="28"/>
-          <w:lang w:val="ru-RU"/>
-        </w:rPr>
-      </w:pPr>
-      <w:r>
-        <w:rPr>
-          <w:color w:val="000000"/>
-          <w:sz w:val="28"/>
-          <w:szCs w:val="28"/>
-          <w:lang w:val="ru-RU"/>
+        </w:rPr>
+      </w:pPr>
+      <w:r>
+        <w:rPr>
+          <w:color w:val="000000"/>
+          <w:sz w:val="28"/>
+          <w:szCs w:val="28"/>
         </w:rPr>
         <w:t>Пользовательский интерфейс (UI) приложения «My Diary» спроектирован с упором на минимализм, отсутствие отвлекающих элементов и высокую степень персонализации. В основе визуального стиля лежит использование библиотеки Material Design, адаптированной под нужды электронного дневника.</w:t>
       </w:r>
@@ -7862,15 +7759,13 @@
           <w:color w:val="000000"/>
           <w:sz w:val="28"/>
           <w:szCs w:val="28"/>
-          <w:lang w:val="ru-RU"/>
-        </w:rPr>
-      </w:pPr>
-      <w:r>
-        <w:rPr>
-          <w:color w:val="000000"/>
-          <w:sz w:val="28"/>
-          <w:szCs w:val="28"/>
-          <w:lang w:val="ru-RU"/>
+        </w:rPr>
+      </w:pPr>
+      <w:r>
+        <w:rPr>
+          <w:color w:val="000000"/>
+          <w:sz w:val="28"/>
+          <w:szCs w:val="28"/>
         </w:rPr>
         <w:t>Ключевой особенностью интерфейса является система встроенных тем (AppTheme), которая кардинально меняет цветовое восприятие приложения (Deep Blue, Mint Green, Cherry Pink). Фоны экранов используют плавные линейные градиенты (LinearGradient), что придает интерфейсу глубину и современный внешний вид.</w:t>
       </w:r>
@@ -7893,7 +7788,6 @@
           <w:color w:val="000000"/>
           <w:sz w:val="28"/>
           <w:szCs w:val="28"/>
-          <w:lang w:val="ru-RU"/>
         </w:rPr>
       </w:pPr>
       <w:bookmarkStart w:id="24" w:name="_Toc230714482"/>
@@ -7926,15 +7820,13 @@
           <w:color w:val="000000"/>
           <w:sz w:val="28"/>
           <w:szCs w:val="28"/>
-          <w:lang w:val="ru-RU"/>
-        </w:rPr>
-      </w:pPr>
-      <w:r>
-        <w:rPr>
-          <w:color w:val="000000"/>
-          <w:sz w:val="28"/>
-          <w:szCs w:val="28"/>
-          <w:lang w:val="ru-RU"/>
+        </w:rPr>
+      </w:pPr>
+      <w:r>
+        <w:rPr>
+          <w:color w:val="000000"/>
+          <w:sz w:val="28"/>
+          <w:szCs w:val="28"/>
         </w:rPr>
         <w:t>Взаимодействие пользователя с приложением построено на основе стековой навигации (Navigator).</w:t>
       </w:r>
@@ -7955,15 +7847,13 @@
           <w:color w:val="000000"/>
           <w:sz w:val="28"/>
           <w:szCs w:val="28"/>
-          <w:lang w:val="ru-RU"/>
-        </w:rPr>
-      </w:pPr>
-      <w:r>
-        <w:rPr>
-          <w:color w:val="000000"/>
-          <w:sz w:val="28"/>
-          <w:szCs w:val="28"/>
-          <w:lang w:val="ru-RU"/>
+        </w:rPr>
+      </w:pPr>
+      <w:r>
+        <w:rPr>
+          <w:color w:val="000000"/>
+          <w:sz w:val="28"/>
+          <w:szCs w:val="28"/>
         </w:rPr>
         <w:t>Главный экран включает в себя:</w:t>
       </w:r>
@@ -7987,15 +7877,13 @@
           <w:color w:val="000000"/>
           <w:sz w:val="28"/>
           <w:szCs w:val="28"/>
-          <w:lang w:val="ru-RU"/>
-        </w:rPr>
-      </w:pPr>
-      <w:r>
-        <w:rPr>
-          <w:color w:val="000000"/>
-          <w:sz w:val="28"/>
-          <w:szCs w:val="28"/>
-          <w:lang w:val="ru-RU"/>
+        </w:rPr>
+      </w:pPr>
+      <w:r>
+        <w:rPr>
+          <w:color w:val="000000"/>
+          <w:sz w:val="28"/>
+          <w:szCs w:val="28"/>
         </w:rPr>
         <w:t>Верхнюю панель (AppBar) с интегрированной анимированной строкой поиска.</w:t>
       </w:r>
@@ -8019,15 +7907,13 @@
           <w:color w:val="000000"/>
           <w:sz w:val="28"/>
           <w:szCs w:val="28"/>
-          <w:lang w:val="ru-RU"/>
-        </w:rPr>
-      </w:pPr>
-      <w:r>
-        <w:rPr>
-          <w:color w:val="000000"/>
-          <w:sz w:val="28"/>
-          <w:szCs w:val="28"/>
-          <w:lang w:val="ru-RU"/>
+        </w:rPr>
+      </w:pPr>
+      <w:r>
+        <w:rPr>
+          <w:color w:val="000000"/>
+          <w:sz w:val="28"/>
+          <w:szCs w:val="28"/>
         </w:rPr>
         <w:t>Основную рабочую область с карточками заметок (с эффектом полупрозрачного стекла).</w:t>
       </w:r>
@@ -8051,15 +7937,13 @@
           <w:color w:val="000000"/>
           <w:sz w:val="28"/>
           <w:szCs w:val="28"/>
-          <w:lang w:val="ru-RU"/>
-        </w:rPr>
-      </w:pPr>
-      <w:r>
-        <w:rPr>
-          <w:color w:val="000000"/>
-          <w:sz w:val="28"/>
-          <w:szCs w:val="28"/>
-          <w:lang w:val="ru-RU"/>
+        </w:rPr>
+      </w:pPr>
+      <w:r>
+        <w:rPr>
+          <w:color w:val="000000"/>
+          <w:sz w:val="28"/>
+          <w:szCs w:val="28"/>
         </w:rPr>
         <w:t>Боковое навигационное меню (Drawer) для управления настройками.</w:t>
       </w:r>
@@ -8080,15 +7964,13 @@
           <w:color w:val="000000"/>
           <w:sz w:val="28"/>
           <w:szCs w:val="28"/>
-          <w:lang w:val="ru-RU"/>
-        </w:rPr>
-      </w:pPr>
-      <w:r>
-        <w:rPr>
-          <w:color w:val="000000"/>
-          <w:sz w:val="28"/>
-          <w:szCs w:val="28"/>
-          <w:lang w:val="ru-RU"/>
+        </w:rPr>
+      </w:pPr>
+      <w:r>
+        <w:rPr>
+          <w:color w:val="000000"/>
+          <w:sz w:val="28"/>
+          <w:szCs w:val="28"/>
         </w:rPr>
         <w:t>Экран редактирования записи представляет собой бесконечный скроллируемый холст. Он разделен на базовый слой контента (текстовые поля, изображения, переключатель настроения) и слой наложения (Stack), в котором рендерятся интерактивные стикеры. Этот слой перехватывает нажатия и позволяет пользователю беспрепятственно перемещать элементы в пределах видимой области экрана.</w:t>
       </w:r>
@@ -8097,7 +7979,6 @@
           <w:noProof/>
           <w:sz w:val="28"/>
           <w:szCs w:val="28"/>
-          <w:lang w:val="ru-RU"/>
         </w:rPr>
         <w:br w:type="page"/>
       </w:r>
@@ -8149,7 +8030,6 @@
         <w:rPr>
           <w:sz w:val="28"/>
           <w:szCs w:val="28"/>
-          <w:lang w:val="ru-RU"/>
         </w:rPr>
       </w:pPr>
       <w:r>
@@ -8210,15 +8090,13 @@
           <w:color w:val="000000"/>
           <w:sz w:val="28"/>
           <w:szCs w:val="28"/>
-          <w:lang w:val="ru-RU"/>
-        </w:rPr>
-      </w:pPr>
-      <w:r>
-        <w:rPr>
-          <w:color w:val="000000"/>
-          <w:sz w:val="28"/>
-          <w:szCs w:val="28"/>
-          <w:lang w:val="ru-RU"/>
+        </w:rPr>
+      </w:pPr>
+      <w:r>
+        <w:rPr>
+          <w:color w:val="000000"/>
+          <w:sz w:val="28"/>
+          <w:szCs w:val="28"/>
         </w:rPr>
         <w:t>Инфологическая (концептуальная) модель представляет собой описание структуры и содержания данных, а также связей между ними на уровне абстракции, без привязки к конкретной реализации в СУБД. В приложении выделяются три основные сущности, напрямую отражающие модели данных клиентской части:</w:t>
       </w:r>
@@ -8341,15 +8219,13 @@
           <w:color w:val="000000"/>
           <w:sz w:val="28"/>
           <w:szCs w:val="28"/>
-          <w:lang w:val="ru-RU"/>
-        </w:rPr>
-      </w:pPr>
-      <w:r>
-        <w:rPr>
-          <w:color w:val="000000"/>
-          <w:sz w:val="28"/>
-          <w:szCs w:val="28"/>
-          <w:lang w:val="ru-RU"/>
+        </w:rPr>
+      </w:pPr>
+      <w:r>
+        <w:rPr>
+          <w:color w:val="000000"/>
+          <w:sz w:val="28"/>
+          <w:szCs w:val="28"/>
         </w:rPr>
         <w:t>Связь между сущностью «Запись» и сущностями «Блок контента» и «Стикер» определяется как «один-ко-многим» (1:M). Одна запись в дневнике может содержать множество текстовых блоков, изображений и стикеров, но каждый конкретный блок или стикер жестко привязан только к одной записи.</w:t>
       </w:r>
@@ -8370,15 +8246,13 @@
           <w:color w:val="000000"/>
           <w:sz w:val="28"/>
           <w:szCs w:val="28"/>
-          <w:lang w:val="ru-RU"/>
-        </w:rPr>
-      </w:pPr>
-      <w:r>
-        <w:rPr>
-          <w:color w:val="000000"/>
-          <w:sz w:val="28"/>
-          <w:szCs w:val="28"/>
-          <w:lang w:val="ru-RU"/>
+        </w:rPr>
+      </w:pPr>
+      <w:r>
+        <w:rPr>
+          <w:color w:val="000000"/>
+          <w:sz w:val="28"/>
+          <w:szCs w:val="28"/>
         </w:rPr>
         <w:t>Ниже приведено детальное описание структуры таблиц, спроектированных для реализации функционала приложения.</w:t>
       </w:r>
@@ -8434,15 +8308,13 @@
           <w:color w:val="000000"/>
           <w:sz w:val="28"/>
           <w:szCs w:val="28"/>
-          <w:lang w:val="ru-RU"/>
-        </w:rPr>
-      </w:pPr>
-      <w:r>
-        <w:rPr>
-          <w:color w:val="000000"/>
-          <w:sz w:val="28"/>
-          <w:szCs w:val="28"/>
-          <w:lang w:val="ru-RU"/>
+        </w:rPr>
+      </w:pPr>
+      <w:r>
+        <w:rPr>
+          <w:color w:val="000000"/>
+          <w:sz w:val="28"/>
+          <w:szCs w:val="28"/>
         </w:rPr>
         <w:t>Данная таблица является мастер-таблицей и служит для хранения основной метаинформации о созданных страницах дневника.</w:t>
       </w:r>
@@ -8463,15 +8335,13 @@
           <w:color w:val="000000"/>
           <w:sz w:val="28"/>
           <w:szCs w:val="28"/>
-          <w:lang w:val="ru-RU"/>
-        </w:rPr>
-      </w:pPr>
-      <w:r>
-        <w:rPr>
-          <w:color w:val="000000"/>
-          <w:sz w:val="28"/>
-          <w:szCs w:val="28"/>
-          <w:lang w:val="ru-RU"/>
+        </w:rPr>
+      </w:pPr>
+      <w:r>
+        <w:rPr>
+          <w:color w:val="000000"/>
+          <w:sz w:val="28"/>
+          <w:szCs w:val="28"/>
         </w:rPr>
         <w:t>Таблица 1 – Спецификация таблицы «entries»</w:t>
       </w:r>
@@ -8523,7 +8393,6 @@
               <w:rPr>
                 <w:sz w:val="28"/>
                 <w:szCs w:val="28"/>
-                <w:lang w:val="ru-RU"/>
               </w:rPr>
             </w:pPr>
             <w:r>
@@ -8532,7 +8401,6 @@
                 <w:bCs/>
                 <w:sz w:val="28"/>
                 <w:szCs w:val="28"/>
-                <w:lang w:val="ru-RU"/>
               </w:rPr>
               <w:t>Имя поля</w:t>
             </w:r>
@@ -8562,7 +8430,6 @@
               <w:rPr>
                 <w:sz w:val="28"/>
                 <w:szCs w:val="28"/>
-                <w:lang w:val="ru-RU"/>
               </w:rPr>
             </w:pPr>
             <w:r>
@@ -8571,7 +8438,6 @@
                 <w:bCs/>
                 <w:sz w:val="28"/>
                 <w:szCs w:val="28"/>
-                <w:lang w:val="ru-RU"/>
               </w:rPr>
               <w:t>Тип данных</w:t>
             </w:r>
@@ -8601,7 +8467,6 @@
               <w:rPr>
                 <w:sz w:val="28"/>
                 <w:szCs w:val="28"/>
-                <w:lang w:val="ru-RU"/>
               </w:rPr>
             </w:pPr>
             <w:r>
@@ -8610,7 +8475,6 @@
                 <w:bCs/>
                 <w:sz w:val="28"/>
                 <w:szCs w:val="28"/>
-                <w:lang w:val="ru-RU"/>
               </w:rPr>
               <w:t>Описание</w:t>
             </w:r>
@@ -8640,7 +8504,6 @@
               <w:rPr>
                 <w:sz w:val="28"/>
                 <w:szCs w:val="28"/>
-                <w:lang w:val="ru-RU"/>
               </w:rPr>
             </w:pPr>
             <w:r>
@@ -8649,7 +8512,6 @@
                 <w:bCs/>
                 <w:sz w:val="28"/>
                 <w:szCs w:val="28"/>
-                <w:lang w:val="ru-RU"/>
               </w:rPr>
               <w:t>Ограничения</w:t>
             </w:r>
@@ -8685,14 +8547,12 @@
               <w:rPr>
                 <w:sz w:val="28"/>
                 <w:szCs w:val="28"/>
-                <w:lang w:val="ru-RU"/>
               </w:rPr>
             </w:pPr>
             <w:r>
               <w:rPr>
                 <w:sz w:val="28"/>
                 <w:szCs w:val="28"/>
-                <w:lang w:val="ru-RU"/>
               </w:rPr>
               <w:t>id</w:t>
             </w:r>
@@ -8722,14 +8582,12 @@
               <w:rPr>
                 <w:sz w:val="28"/>
                 <w:szCs w:val="28"/>
-                <w:lang w:val="ru-RU"/>
               </w:rPr>
             </w:pPr>
             <w:r>
               <w:rPr>
                 <w:sz w:val="28"/>
                 <w:szCs w:val="28"/>
-                <w:lang w:val="ru-RU"/>
               </w:rPr>
               <w:t>TEXT</w:t>
             </w:r>
@@ -8759,14 +8617,12 @@
               <w:rPr>
                 <w:sz w:val="28"/>
                 <w:szCs w:val="28"/>
-                <w:lang w:val="ru-RU"/>
               </w:rPr>
             </w:pPr>
             <w:r>
               <w:rPr>
                 <w:sz w:val="28"/>
                 <w:szCs w:val="28"/>
-                <w:lang w:val="ru-RU"/>
               </w:rPr>
               <w:t>Уникальный идентификатор записи</w:t>
             </w:r>
@@ -8796,14 +8652,12 @@
               <w:rPr>
                 <w:sz w:val="28"/>
                 <w:szCs w:val="28"/>
-                <w:lang w:val="ru-RU"/>
               </w:rPr>
             </w:pPr>
             <w:r>
               <w:rPr>
                 <w:sz w:val="28"/>
                 <w:szCs w:val="28"/>
-                <w:lang w:val="ru-RU"/>
               </w:rPr>
               <w:t>Primary Key, Not Null</w:t>
             </w:r>
@@ -8839,14 +8693,12 @@
               <w:rPr>
                 <w:sz w:val="28"/>
                 <w:szCs w:val="28"/>
-                <w:lang w:val="ru-RU"/>
               </w:rPr>
             </w:pPr>
             <w:r>
               <w:rPr>
                 <w:sz w:val="28"/>
                 <w:szCs w:val="28"/>
-                <w:lang w:val="ru-RU"/>
               </w:rPr>
               <w:t>title</w:t>
             </w:r>
@@ -8876,14 +8728,12 @@
               <w:rPr>
                 <w:sz w:val="28"/>
                 <w:szCs w:val="28"/>
-                <w:lang w:val="ru-RU"/>
               </w:rPr>
             </w:pPr>
             <w:r>
               <w:rPr>
                 <w:sz w:val="28"/>
                 <w:szCs w:val="28"/>
-                <w:lang w:val="ru-RU"/>
               </w:rPr>
               <w:t>TEXT</w:t>
             </w:r>
@@ -8913,14 +8763,12 @@
               <w:rPr>
                 <w:sz w:val="28"/>
                 <w:szCs w:val="28"/>
-                <w:lang w:val="ru-RU"/>
               </w:rPr>
             </w:pPr>
             <w:r>
               <w:rPr>
                 <w:sz w:val="28"/>
                 <w:szCs w:val="28"/>
-                <w:lang w:val="ru-RU"/>
               </w:rPr>
               <w:t>Заголовок записи</w:t>
             </w:r>
@@ -8950,14 +8798,12 @@
               <w:rPr>
                 <w:sz w:val="28"/>
                 <w:szCs w:val="28"/>
-                <w:lang w:val="ru-RU"/>
               </w:rPr>
             </w:pPr>
             <w:r>
               <w:rPr>
                 <w:sz w:val="28"/>
                 <w:szCs w:val="28"/>
-                <w:lang w:val="ru-RU"/>
               </w:rPr>
               <w:t>Not Null</w:t>
             </w:r>
@@ -8992,14 +8838,12 @@
               <w:rPr>
                 <w:sz w:val="28"/>
                 <w:szCs w:val="28"/>
-                <w:lang w:val="ru-RU"/>
               </w:rPr>
             </w:pPr>
             <w:r>
               <w:rPr>
                 <w:sz w:val="28"/>
                 <w:szCs w:val="28"/>
-                <w:lang w:val="ru-RU"/>
               </w:rPr>
               <w:t>date</w:t>
             </w:r>
@@ -9029,14 +8873,12 @@
               <w:rPr>
                 <w:sz w:val="28"/>
                 <w:szCs w:val="28"/>
-                <w:lang w:val="ru-RU"/>
               </w:rPr>
             </w:pPr>
             <w:r>
               <w:rPr>
                 <w:sz w:val="28"/>
                 <w:szCs w:val="28"/>
-                <w:lang w:val="ru-RU"/>
               </w:rPr>
               <w:t>DATETIME</w:t>
             </w:r>
@@ -9066,14 +8908,12 @@
               <w:rPr>
                 <w:sz w:val="28"/>
                 <w:szCs w:val="28"/>
-                <w:lang w:val="ru-RU"/>
               </w:rPr>
             </w:pPr>
             <w:r>
               <w:rPr>
                 <w:sz w:val="28"/>
                 <w:szCs w:val="28"/>
-                <w:lang w:val="ru-RU"/>
               </w:rPr>
               <w:t>Дата и время, к которым относится запись</w:t>
             </w:r>
@@ -9103,14 +8943,12 @@
               <w:rPr>
                 <w:sz w:val="28"/>
                 <w:szCs w:val="28"/>
-                <w:lang w:val="ru-RU"/>
               </w:rPr>
             </w:pPr>
             <w:r>
               <w:rPr>
                 <w:sz w:val="28"/>
                 <w:szCs w:val="28"/>
-                <w:lang w:val="ru-RU"/>
               </w:rPr>
               <w:t>Not Null</w:t>
             </w:r>
@@ -9146,14 +8984,12 @@
               <w:rPr>
                 <w:sz w:val="28"/>
                 <w:szCs w:val="28"/>
-                <w:lang w:val="ru-RU"/>
               </w:rPr>
             </w:pPr>
             <w:r>
               <w:rPr>
                 <w:sz w:val="28"/>
                 <w:szCs w:val="28"/>
-                <w:lang w:val="ru-RU"/>
               </w:rPr>
               <w:t>mood_emoji</w:t>
             </w:r>
@@ -9183,14 +9019,12 @@
               <w:rPr>
                 <w:sz w:val="28"/>
                 <w:szCs w:val="28"/>
-                <w:lang w:val="ru-RU"/>
               </w:rPr>
             </w:pPr>
             <w:r>
               <w:rPr>
                 <w:sz w:val="28"/>
                 <w:szCs w:val="28"/>
-                <w:lang w:val="ru-RU"/>
               </w:rPr>
               <w:t>TEXT</w:t>
             </w:r>
@@ -9220,14 +9054,12 @@
               <w:rPr>
                 <w:sz w:val="28"/>
                 <w:szCs w:val="28"/>
-                <w:lang w:val="ru-RU"/>
               </w:rPr>
             </w:pPr>
             <w:r>
               <w:rPr>
                 <w:sz w:val="28"/>
                 <w:szCs w:val="28"/>
-                <w:lang w:val="ru-RU"/>
               </w:rPr>
               <w:t>Эмодзи настроения, выбранное пользователем</w:t>
             </w:r>
@@ -9257,14 +9089,12 @@
               <w:rPr>
                 <w:sz w:val="28"/>
                 <w:szCs w:val="28"/>
-                <w:lang w:val="ru-RU"/>
               </w:rPr>
             </w:pPr>
             <w:r>
               <w:rPr>
                 <w:sz w:val="28"/>
                 <w:szCs w:val="28"/>
-                <w:lang w:val="ru-RU"/>
               </w:rPr>
               <w:t>Default '</w:t>
             </w:r>
@@ -9273,7 +9103,6 @@
                 <w:rFonts w:ascii="Segoe UI Emoji" w:hAnsi="Segoe UI Emoji" w:cs="Segoe UI Emoji"/>
                 <w:sz w:val="28"/>
                 <w:szCs w:val="28"/>
-                <w:lang w:val="ru-RU"/>
               </w:rPr>
               <w:t>😊</w:t>
             </w:r>
@@ -9281,7 +9110,6 @@
               <w:rPr>
                 <w:sz w:val="28"/>
                 <w:szCs w:val="28"/>
-                <w:lang w:val="ru-RU"/>
               </w:rPr>
               <w:t>'</w:t>
             </w:r>
@@ -9339,15 +9167,13 @@
           <w:color w:val="000000"/>
           <w:sz w:val="28"/>
           <w:szCs w:val="28"/>
-          <w:lang w:val="ru-RU"/>
-        </w:rPr>
-      </w:pPr>
-      <w:r>
-        <w:rPr>
-          <w:color w:val="000000"/>
-          <w:sz w:val="28"/>
-          <w:szCs w:val="28"/>
-          <w:lang w:val="ru-RU"/>
+        </w:rPr>
+      </w:pPr>
+      <w:r>
+        <w:rPr>
+          <w:color w:val="000000"/>
+          <w:sz w:val="28"/>
+          <w:szCs w:val="28"/>
         </w:rPr>
         <w:t>Таблица предназначена для хранения изменяемого контента внутри записи. Разделение текста и изображений на блоки позволяет гибко управлять содержимым дневника.</w:t>
       </w:r>
@@ -9368,15 +9194,13 @@
           <w:color w:val="000000"/>
           <w:sz w:val="28"/>
           <w:szCs w:val="28"/>
-          <w:lang w:val="ru-RU"/>
-        </w:rPr>
-      </w:pPr>
-      <w:r>
-        <w:rPr>
-          <w:color w:val="000000"/>
-          <w:sz w:val="28"/>
-          <w:szCs w:val="28"/>
-          <w:lang w:val="ru-RU"/>
+        </w:rPr>
+      </w:pPr>
+      <w:r>
+        <w:rPr>
+          <w:color w:val="000000"/>
+          <w:sz w:val="28"/>
+          <w:szCs w:val="28"/>
         </w:rPr>
         <w:t>Таблица 2 – Спецификация таблицы «blocks»</w:t>
       </w:r>
@@ -9428,7 +9252,6 @@
               <w:rPr>
                 <w:sz w:val="28"/>
                 <w:szCs w:val="28"/>
-                <w:lang w:val="ru-RU"/>
               </w:rPr>
             </w:pPr>
             <w:r>
@@ -9437,7 +9260,6 @@
                 <w:bCs/>
                 <w:sz w:val="28"/>
                 <w:szCs w:val="28"/>
-                <w:lang w:val="ru-RU"/>
               </w:rPr>
               <w:t>Имя поля</w:t>
             </w:r>
@@ -9467,7 +9289,6 @@
               <w:rPr>
                 <w:sz w:val="28"/>
                 <w:szCs w:val="28"/>
-                <w:lang w:val="ru-RU"/>
               </w:rPr>
             </w:pPr>
             <w:r>
@@ -9476,7 +9297,6 @@
                 <w:bCs/>
                 <w:sz w:val="28"/>
                 <w:szCs w:val="28"/>
-                <w:lang w:val="ru-RU"/>
               </w:rPr>
               <w:t>Тип данных</w:t>
             </w:r>
@@ -9506,7 +9326,6 @@
               <w:rPr>
                 <w:sz w:val="28"/>
                 <w:szCs w:val="28"/>
-                <w:lang w:val="ru-RU"/>
               </w:rPr>
             </w:pPr>
             <w:r>
@@ -9515,7 +9334,6 @@
                 <w:bCs/>
                 <w:sz w:val="28"/>
                 <w:szCs w:val="28"/>
-                <w:lang w:val="ru-RU"/>
               </w:rPr>
               <w:t>Описание</w:t>
             </w:r>
@@ -9545,7 +9363,6 @@
               <w:rPr>
                 <w:sz w:val="28"/>
                 <w:szCs w:val="28"/>
-                <w:lang w:val="ru-RU"/>
               </w:rPr>
             </w:pPr>
             <w:r>
@@ -9554,7 +9371,6 @@
                 <w:bCs/>
                 <w:sz w:val="28"/>
                 <w:szCs w:val="28"/>
-                <w:lang w:val="ru-RU"/>
               </w:rPr>
               <w:t>Ограничения</w:t>
             </w:r>
@@ -9589,14 +9405,12 @@
               <w:rPr>
                 <w:sz w:val="28"/>
                 <w:szCs w:val="28"/>
-                <w:lang w:val="ru-RU"/>
               </w:rPr>
             </w:pPr>
             <w:r>
               <w:rPr>
                 <w:sz w:val="28"/>
                 <w:szCs w:val="28"/>
-                <w:lang w:val="ru-RU"/>
               </w:rPr>
               <w:t>id</w:t>
             </w:r>
@@ -9626,14 +9440,12 @@
               <w:rPr>
                 <w:sz w:val="28"/>
                 <w:szCs w:val="28"/>
-                <w:lang w:val="ru-RU"/>
               </w:rPr>
             </w:pPr>
             <w:r>
               <w:rPr>
                 <w:sz w:val="28"/>
                 <w:szCs w:val="28"/>
-                <w:lang w:val="ru-RU"/>
               </w:rPr>
               <w:t>INTEGER</w:t>
             </w:r>
@@ -9663,14 +9475,12 @@
               <w:rPr>
                 <w:sz w:val="28"/>
                 <w:szCs w:val="28"/>
-                <w:lang w:val="ru-RU"/>
               </w:rPr>
             </w:pPr>
             <w:r>
               <w:rPr>
                 <w:sz w:val="28"/>
                 <w:szCs w:val="28"/>
-                <w:lang w:val="ru-RU"/>
               </w:rPr>
               <w:t>Идентификатор блока</w:t>
             </w:r>
@@ -9700,14 +9510,12 @@
               <w:rPr>
                 <w:sz w:val="28"/>
                 <w:szCs w:val="28"/>
-                <w:lang w:val="ru-RU"/>
               </w:rPr>
             </w:pPr>
             <w:r>
               <w:rPr>
                 <w:sz w:val="28"/>
                 <w:szCs w:val="28"/>
-                <w:lang w:val="ru-RU"/>
               </w:rPr>
               <w:t>Primary Key, Auto Increment</w:t>
             </w:r>
@@ -9742,14 +9550,12 @@
               <w:rPr>
                 <w:sz w:val="28"/>
                 <w:szCs w:val="28"/>
-                <w:lang w:val="ru-RU"/>
               </w:rPr>
             </w:pPr>
             <w:r>
               <w:rPr>
                 <w:sz w:val="28"/>
                 <w:szCs w:val="28"/>
-                <w:lang w:val="ru-RU"/>
               </w:rPr>
               <w:lastRenderedPageBreak/>
               <w:t>entry_id</w:t>
@@ -9780,14 +9586,12 @@
               <w:rPr>
                 <w:sz w:val="28"/>
                 <w:szCs w:val="28"/>
-                <w:lang w:val="ru-RU"/>
               </w:rPr>
             </w:pPr>
             <w:r>
               <w:rPr>
                 <w:sz w:val="28"/>
                 <w:szCs w:val="28"/>
-                <w:lang w:val="ru-RU"/>
               </w:rPr>
               <w:t>TEXT</w:t>
             </w:r>
@@ -9817,14 +9621,12 @@
               <w:rPr>
                 <w:sz w:val="28"/>
                 <w:szCs w:val="28"/>
-                <w:lang w:val="ru-RU"/>
               </w:rPr>
             </w:pPr>
             <w:r>
               <w:rPr>
                 <w:sz w:val="28"/>
                 <w:szCs w:val="28"/>
-                <w:lang w:val="ru-RU"/>
               </w:rPr>
               <w:t>Ссылка на родительскую запись</w:t>
             </w:r>
@@ -9854,14 +9656,12 @@
               <w:rPr>
                 <w:sz w:val="28"/>
                 <w:szCs w:val="28"/>
-                <w:lang w:val="ru-RU"/>
               </w:rPr>
             </w:pPr>
             <w:r>
               <w:rPr>
                 <w:sz w:val="28"/>
                 <w:szCs w:val="28"/>
-                <w:lang w:val="ru-RU"/>
               </w:rPr>
               <w:t>Foreign Key (entries.id)</w:t>
             </w:r>
@@ -9896,14 +9696,12 @@
               <w:rPr>
                 <w:sz w:val="28"/>
                 <w:szCs w:val="28"/>
-                <w:lang w:val="ru-RU"/>
               </w:rPr>
             </w:pPr>
             <w:r>
               <w:rPr>
                 <w:sz w:val="28"/>
                 <w:szCs w:val="28"/>
-                <w:lang w:val="ru-RU"/>
               </w:rPr>
               <w:t>type</w:t>
             </w:r>
@@ -9933,14 +9731,12 @@
               <w:rPr>
                 <w:sz w:val="28"/>
                 <w:szCs w:val="28"/>
-                <w:lang w:val="ru-RU"/>
               </w:rPr>
             </w:pPr>
             <w:r>
               <w:rPr>
                 <w:sz w:val="28"/>
                 <w:szCs w:val="28"/>
-                <w:lang w:val="ru-RU"/>
               </w:rPr>
               <w:t>TEXT</w:t>
             </w:r>
@@ -9970,14 +9766,12 @@
               <w:rPr>
                 <w:sz w:val="28"/>
                 <w:szCs w:val="28"/>
-                <w:lang w:val="ru-RU"/>
               </w:rPr>
             </w:pPr>
             <w:r>
               <w:rPr>
                 <w:sz w:val="28"/>
                 <w:szCs w:val="28"/>
-                <w:lang w:val="ru-RU"/>
               </w:rPr>
               <w:t>Тип блока (text или image)</w:t>
             </w:r>
@@ -10007,14 +9801,12 @@
               <w:rPr>
                 <w:sz w:val="28"/>
                 <w:szCs w:val="28"/>
-                <w:lang w:val="ru-RU"/>
               </w:rPr>
             </w:pPr>
             <w:r>
               <w:rPr>
                 <w:sz w:val="28"/>
                 <w:szCs w:val="28"/>
-                <w:lang w:val="ru-RU"/>
               </w:rPr>
               <w:t>Not Null</w:t>
             </w:r>
@@ -10049,14 +9841,12 @@
               <w:rPr>
                 <w:sz w:val="28"/>
                 <w:szCs w:val="28"/>
-                <w:lang w:val="ru-RU"/>
               </w:rPr>
             </w:pPr>
             <w:r>
               <w:rPr>
                 <w:sz w:val="28"/>
                 <w:szCs w:val="28"/>
-                <w:lang w:val="ru-RU"/>
               </w:rPr>
               <w:t>value</w:t>
             </w:r>
@@ -10086,14 +9876,12 @@
               <w:rPr>
                 <w:sz w:val="28"/>
                 <w:szCs w:val="28"/>
-                <w:lang w:val="ru-RU"/>
               </w:rPr>
             </w:pPr>
             <w:r>
               <w:rPr>
                 <w:sz w:val="28"/>
                 <w:szCs w:val="28"/>
-                <w:lang w:val="ru-RU"/>
               </w:rPr>
               <w:t>TEXT</w:t>
             </w:r>
@@ -10123,14 +9911,12 @@
               <w:rPr>
                 <w:sz w:val="28"/>
                 <w:szCs w:val="28"/>
-                <w:lang w:val="ru-RU"/>
               </w:rPr>
             </w:pPr>
             <w:r>
               <w:rPr>
                 <w:sz w:val="28"/>
                 <w:szCs w:val="28"/>
-                <w:lang w:val="ru-RU"/>
               </w:rPr>
               <w:t>Содержимое блока (текст или путь к файлу изображения)</w:t>
             </w:r>
@@ -10160,14 +9946,12 @@
               <w:rPr>
                 <w:sz w:val="28"/>
                 <w:szCs w:val="28"/>
-                <w:lang w:val="ru-RU"/>
               </w:rPr>
             </w:pPr>
             <w:r>
               <w:rPr>
                 <w:sz w:val="28"/>
                 <w:szCs w:val="28"/>
-                <w:lang w:val="ru-RU"/>
               </w:rPr>
               <w:t>Not Null</w:t>
             </w:r>
@@ -10202,14 +9986,12 @@
               <w:rPr>
                 <w:sz w:val="28"/>
                 <w:szCs w:val="28"/>
-                <w:lang w:val="ru-RU"/>
               </w:rPr>
             </w:pPr>
             <w:r>
               <w:rPr>
                 <w:sz w:val="28"/>
                 <w:szCs w:val="28"/>
-                <w:lang w:val="ru-RU"/>
               </w:rPr>
               <w:t>order_index</w:t>
             </w:r>
@@ -10239,14 +10021,12 @@
               <w:rPr>
                 <w:sz w:val="28"/>
                 <w:szCs w:val="28"/>
-                <w:lang w:val="ru-RU"/>
               </w:rPr>
             </w:pPr>
             <w:r>
               <w:rPr>
                 <w:sz w:val="28"/>
                 <w:szCs w:val="28"/>
-                <w:lang w:val="ru-RU"/>
               </w:rPr>
               <w:t>INTEGER</w:t>
             </w:r>
@@ -10276,14 +10056,12 @@
               <w:rPr>
                 <w:sz w:val="28"/>
                 <w:szCs w:val="28"/>
-                <w:lang w:val="ru-RU"/>
               </w:rPr>
             </w:pPr>
             <w:r>
               <w:rPr>
                 <w:sz w:val="28"/>
                 <w:szCs w:val="28"/>
-                <w:lang w:val="ru-RU"/>
               </w:rPr>
               <w:t>Порядковый номер блока для сохранения правильной сортировки при отображении</w:t>
             </w:r>
@@ -10313,14 +10091,12 @@
               <w:rPr>
                 <w:sz w:val="28"/>
                 <w:szCs w:val="28"/>
-                <w:lang w:val="ru-RU"/>
               </w:rPr>
             </w:pPr>
             <w:r>
               <w:rPr>
                 <w:sz w:val="28"/>
                 <w:szCs w:val="28"/>
-                <w:lang w:val="ru-RU"/>
               </w:rPr>
               <w:t>Not Null</w:t>
             </w:r>
@@ -10378,15 +10154,13 @@
           <w:color w:val="000000"/>
           <w:sz w:val="28"/>
           <w:szCs w:val="28"/>
-          <w:lang w:val="ru-RU"/>
-        </w:rPr>
-      </w:pPr>
-      <w:r>
-        <w:rPr>
-          <w:color w:val="000000"/>
-          <w:sz w:val="28"/>
-          <w:szCs w:val="28"/>
-          <w:lang w:val="ru-RU"/>
+        </w:rPr>
+      </w:pPr>
+      <w:r>
+        <w:rPr>
+          <w:color w:val="000000"/>
+          <w:sz w:val="28"/>
+          <w:szCs w:val="28"/>
         </w:rPr>
         <w:t>Таблица хранит информацию о декоративных стикерах и их точном положении (координатах) на экране для конкретной записи.</w:t>
       </w:r>
@@ -10407,15 +10181,13 @@
           <w:color w:val="000000"/>
           <w:sz w:val="28"/>
           <w:szCs w:val="28"/>
-          <w:lang w:val="ru-RU"/>
-        </w:rPr>
-      </w:pPr>
-      <w:r>
-        <w:rPr>
-          <w:color w:val="000000"/>
-          <w:sz w:val="28"/>
-          <w:szCs w:val="28"/>
-          <w:lang w:val="ru-RU"/>
+        </w:rPr>
+      </w:pPr>
+      <w:r>
+        <w:rPr>
+          <w:color w:val="000000"/>
+          <w:sz w:val="28"/>
+          <w:szCs w:val="28"/>
         </w:rPr>
         <w:t>Таблица 3 – Спецификация таблицы «stickers»</w:t>
       </w:r>
@@ -10467,7 +10239,6 @@
               <w:rPr>
                 <w:sz w:val="28"/>
                 <w:szCs w:val="28"/>
-                <w:lang w:val="ru-RU"/>
               </w:rPr>
             </w:pPr>
             <w:r>
@@ -10476,7 +10247,6 @@
                 <w:bCs/>
                 <w:sz w:val="28"/>
                 <w:szCs w:val="28"/>
-                <w:lang w:val="ru-RU"/>
               </w:rPr>
               <w:t>Имя поля</w:t>
             </w:r>
@@ -10506,7 +10276,6 @@
               <w:rPr>
                 <w:sz w:val="28"/>
                 <w:szCs w:val="28"/>
-                <w:lang w:val="ru-RU"/>
               </w:rPr>
             </w:pPr>
             <w:r>
@@ -10515,7 +10284,6 @@
                 <w:bCs/>
                 <w:sz w:val="28"/>
                 <w:szCs w:val="28"/>
-                <w:lang w:val="ru-RU"/>
               </w:rPr>
               <w:t>Тип данных</w:t>
             </w:r>
@@ -10545,7 +10313,6 @@
               <w:rPr>
                 <w:sz w:val="28"/>
                 <w:szCs w:val="28"/>
-                <w:lang w:val="ru-RU"/>
               </w:rPr>
             </w:pPr>
             <w:r>
@@ -10554,7 +10321,6 @@
                 <w:bCs/>
                 <w:sz w:val="28"/>
                 <w:szCs w:val="28"/>
-                <w:lang w:val="ru-RU"/>
               </w:rPr>
               <w:t>Описание</w:t>
             </w:r>
@@ -10584,7 +10350,6 @@
               <w:rPr>
                 <w:sz w:val="28"/>
                 <w:szCs w:val="28"/>
-                <w:lang w:val="ru-RU"/>
               </w:rPr>
             </w:pPr>
             <w:r>
@@ -10593,7 +10358,6 @@
                 <w:bCs/>
                 <w:sz w:val="28"/>
                 <w:szCs w:val="28"/>
-                <w:lang w:val="ru-RU"/>
               </w:rPr>
               <w:t>Ограничения</w:t>
             </w:r>
@@ -10628,14 +10392,12 @@
               <w:rPr>
                 <w:sz w:val="28"/>
                 <w:szCs w:val="28"/>
-                <w:lang w:val="ru-RU"/>
               </w:rPr>
             </w:pPr>
             <w:r>
               <w:rPr>
                 <w:sz w:val="28"/>
                 <w:szCs w:val="28"/>
-                <w:lang w:val="ru-RU"/>
               </w:rPr>
               <w:t>id</w:t>
             </w:r>
@@ -10665,14 +10427,12 @@
               <w:rPr>
                 <w:sz w:val="28"/>
                 <w:szCs w:val="28"/>
-                <w:lang w:val="ru-RU"/>
               </w:rPr>
             </w:pPr>
             <w:r>
               <w:rPr>
                 <w:sz w:val="28"/>
                 <w:szCs w:val="28"/>
-                <w:lang w:val="ru-RU"/>
               </w:rPr>
               <w:t>TEXT</w:t>
             </w:r>
@@ -10702,14 +10462,12 @@
               <w:rPr>
                 <w:sz w:val="28"/>
                 <w:szCs w:val="28"/>
-                <w:lang w:val="ru-RU"/>
               </w:rPr>
             </w:pPr>
             <w:r>
               <w:rPr>
                 <w:sz w:val="28"/>
                 <w:szCs w:val="28"/>
-                <w:lang w:val="ru-RU"/>
               </w:rPr>
               <w:t>Уникальный идентификатор стикера</w:t>
             </w:r>
@@ -10739,14 +10497,12 @@
               <w:rPr>
                 <w:sz w:val="28"/>
                 <w:szCs w:val="28"/>
-                <w:lang w:val="ru-RU"/>
               </w:rPr>
             </w:pPr>
             <w:r>
               <w:rPr>
                 <w:sz w:val="28"/>
                 <w:szCs w:val="28"/>
-                <w:lang w:val="ru-RU"/>
               </w:rPr>
               <w:t>Primary Key, Not Null</w:t>
             </w:r>
@@ -10781,14 +10537,12 @@
               <w:rPr>
                 <w:sz w:val="28"/>
                 <w:szCs w:val="28"/>
-                <w:lang w:val="ru-RU"/>
               </w:rPr>
             </w:pPr>
             <w:r>
               <w:rPr>
                 <w:sz w:val="28"/>
                 <w:szCs w:val="28"/>
-                <w:lang w:val="ru-RU"/>
               </w:rPr>
               <w:t>entry_id</w:t>
             </w:r>
@@ -10818,14 +10572,12 @@
               <w:rPr>
                 <w:sz w:val="28"/>
                 <w:szCs w:val="28"/>
-                <w:lang w:val="ru-RU"/>
               </w:rPr>
             </w:pPr>
             <w:r>
               <w:rPr>
                 <w:sz w:val="28"/>
                 <w:szCs w:val="28"/>
-                <w:lang w:val="ru-RU"/>
               </w:rPr>
               <w:t>TEXT</w:t>
             </w:r>
@@ -10855,14 +10607,12 @@
               <w:rPr>
                 <w:sz w:val="28"/>
                 <w:szCs w:val="28"/>
-                <w:lang w:val="ru-RU"/>
               </w:rPr>
             </w:pPr>
             <w:r>
               <w:rPr>
                 <w:sz w:val="28"/>
                 <w:szCs w:val="28"/>
-                <w:lang w:val="ru-RU"/>
               </w:rPr>
               <w:t>Ссылка на родительскую запись</w:t>
             </w:r>
@@ -10892,14 +10642,12 @@
               <w:rPr>
                 <w:sz w:val="28"/>
                 <w:szCs w:val="28"/>
-                <w:lang w:val="ru-RU"/>
               </w:rPr>
             </w:pPr>
             <w:r>
               <w:rPr>
                 <w:sz w:val="28"/>
                 <w:szCs w:val="28"/>
-                <w:lang w:val="ru-RU"/>
               </w:rPr>
               <w:t>Foreign Key (entries.id)</w:t>
             </w:r>
@@ -10934,14 +10682,12 @@
               <w:rPr>
                 <w:sz w:val="28"/>
                 <w:szCs w:val="28"/>
-                <w:lang w:val="ru-RU"/>
               </w:rPr>
             </w:pPr>
             <w:r>
               <w:rPr>
                 <w:sz w:val="28"/>
                 <w:szCs w:val="28"/>
-                <w:lang w:val="ru-RU"/>
               </w:rPr>
               <w:t>emoji</w:t>
             </w:r>
@@ -10971,14 +10717,12 @@
               <w:rPr>
                 <w:sz w:val="28"/>
                 <w:szCs w:val="28"/>
-                <w:lang w:val="ru-RU"/>
               </w:rPr>
             </w:pPr>
             <w:r>
               <w:rPr>
                 <w:sz w:val="28"/>
                 <w:szCs w:val="28"/>
-                <w:lang w:val="ru-RU"/>
               </w:rPr>
               <w:t>TEXT</w:t>
             </w:r>
@@ -11008,14 +10752,12 @@
               <w:rPr>
                 <w:sz w:val="28"/>
                 <w:szCs w:val="28"/>
-                <w:lang w:val="ru-RU"/>
               </w:rPr>
             </w:pPr>
             <w:r>
               <w:rPr>
                 <w:sz w:val="28"/>
                 <w:szCs w:val="28"/>
-                <w:lang w:val="ru-RU"/>
               </w:rPr>
               <w:t>Символ эмодзи</w:t>
             </w:r>
@@ -11045,14 +10787,12 @@
               <w:rPr>
                 <w:sz w:val="28"/>
                 <w:szCs w:val="28"/>
-                <w:lang w:val="ru-RU"/>
               </w:rPr>
             </w:pPr>
             <w:r>
               <w:rPr>
                 <w:sz w:val="28"/>
                 <w:szCs w:val="28"/>
-                <w:lang w:val="ru-RU"/>
               </w:rPr>
               <w:t>Not Null</w:t>
             </w:r>
@@ -11087,14 +10827,12 @@
               <w:rPr>
                 <w:sz w:val="28"/>
                 <w:szCs w:val="28"/>
-                <w:lang w:val="ru-RU"/>
               </w:rPr>
             </w:pPr>
             <w:r>
               <w:rPr>
                 <w:sz w:val="28"/>
                 <w:szCs w:val="28"/>
-                <w:lang w:val="ru-RU"/>
               </w:rPr>
               <w:lastRenderedPageBreak/>
               <w:t>pos_x</w:t>
@@ -11125,14 +10863,12 @@
               <w:rPr>
                 <w:sz w:val="28"/>
                 <w:szCs w:val="28"/>
-                <w:lang w:val="ru-RU"/>
               </w:rPr>
             </w:pPr>
             <w:r>
               <w:rPr>
                 <w:sz w:val="28"/>
                 <w:szCs w:val="28"/>
-                <w:lang w:val="ru-RU"/>
               </w:rPr>
               <w:t>REAL</w:t>
             </w:r>
@@ -11162,14 +10898,12 @@
               <w:rPr>
                 <w:sz w:val="28"/>
                 <w:szCs w:val="28"/>
-                <w:lang w:val="ru-RU"/>
               </w:rPr>
             </w:pPr>
             <w:r>
               <w:rPr>
                 <w:sz w:val="28"/>
                 <w:szCs w:val="28"/>
-                <w:lang w:val="ru-RU"/>
               </w:rPr>
               <w:t>Координата X на холсте экрана</w:t>
             </w:r>
@@ -11199,14 +10933,12 @@
               <w:rPr>
                 <w:sz w:val="28"/>
                 <w:szCs w:val="28"/>
-                <w:lang w:val="ru-RU"/>
               </w:rPr>
             </w:pPr>
             <w:r>
               <w:rPr>
                 <w:sz w:val="28"/>
                 <w:szCs w:val="28"/>
-                <w:lang w:val="ru-RU"/>
               </w:rPr>
               <w:t>Not Null</w:t>
             </w:r>
@@ -11241,14 +10973,12 @@
               <w:rPr>
                 <w:sz w:val="28"/>
                 <w:szCs w:val="28"/>
-                <w:lang w:val="ru-RU"/>
               </w:rPr>
             </w:pPr>
             <w:r>
               <w:rPr>
                 <w:sz w:val="28"/>
                 <w:szCs w:val="28"/>
-                <w:lang w:val="ru-RU"/>
               </w:rPr>
               <w:t>pos_y</w:t>
             </w:r>
@@ -11278,14 +11008,12 @@
               <w:rPr>
                 <w:sz w:val="28"/>
                 <w:szCs w:val="28"/>
-                <w:lang w:val="ru-RU"/>
               </w:rPr>
             </w:pPr>
             <w:r>
               <w:rPr>
                 <w:sz w:val="28"/>
                 <w:szCs w:val="28"/>
-                <w:lang w:val="ru-RU"/>
               </w:rPr>
               <w:t>REAL</w:t>
             </w:r>
@@ -11315,14 +11043,12 @@
               <w:rPr>
                 <w:sz w:val="28"/>
                 <w:szCs w:val="28"/>
-                <w:lang w:val="ru-RU"/>
               </w:rPr>
             </w:pPr>
             <w:r>
               <w:rPr>
                 <w:sz w:val="28"/>
                 <w:szCs w:val="28"/>
-                <w:lang w:val="ru-RU"/>
               </w:rPr>
               <w:t>Координата Y на холсте экрана</w:t>
             </w:r>
@@ -11352,14 +11078,12 @@
               <w:rPr>
                 <w:sz w:val="28"/>
                 <w:szCs w:val="28"/>
-                <w:lang w:val="ru-RU"/>
               </w:rPr>
             </w:pPr>
             <w:r>
               <w:rPr>
                 <w:sz w:val="28"/>
                 <w:szCs w:val="28"/>
-                <w:lang w:val="ru-RU"/>
               </w:rPr>
               <w:t>Not Null</w:t>
             </w:r>
@@ -11417,15 +11141,13 @@
           <w:color w:val="000000"/>
           <w:sz w:val="28"/>
           <w:szCs w:val="28"/>
-          <w:lang w:val="ru-RU"/>
-        </w:rPr>
-      </w:pPr>
-      <w:r>
-        <w:rPr>
-          <w:color w:val="000000"/>
-          <w:sz w:val="28"/>
-          <w:szCs w:val="28"/>
-          <w:lang w:val="ru-RU"/>
+        </w:rPr>
+      </w:pPr>
+      <w:r>
+        <w:rPr>
+          <w:color w:val="000000"/>
+          <w:sz w:val="28"/>
+          <w:szCs w:val="28"/>
         </w:rPr>
         <w:t>Между таблицами установлена идентифицирующая связь типа «один-ко-многим» (1:M):</w:t>
       </w:r>
@@ -11548,15 +11270,13 @@
           <w:color w:val="000000"/>
           <w:sz w:val="28"/>
           <w:szCs w:val="28"/>
-          <w:lang w:val="ru-RU"/>
-        </w:rPr>
-      </w:pPr>
-      <w:r>
-        <w:rPr>
-          <w:color w:val="000000"/>
-          <w:sz w:val="28"/>
-          <w:szCs w:val="28"/>
-          <w:lang w:val="ru-RU"/>
+        </w:rPr>
+      </w:pPr>
+      <w:r>
+        <w:rPr>
+          <w:color w:val="000000"/>
+          <w:sz w:val="28"/>
+          <w:szCs w:val="28"/>
         </w:rPr>
         <w:t>Таблица находится в первой нормальной форме тогда и только тогда, когда в любом допустимом значении отношения каждый кортеж содержит только одно значение для каждого из атрибутов (атомарность данных).</w:t>
       </w:r>
@@ -11577,15 +11297,13 @@
           <w:color w:val="000000"/>
           <w:sz w:val="28"/>
           <w:szCs w:val="28"/>
-          <w:lang w:val="ru-RU"/>
-        </w:rPr>
-      </w:pPr>
-      <w:r>
-        <w:rPr>
-          <w:color w:val="000000"/>
-          <w:sz w:val="28"/>
-          <w:szCs w:val="28"/>
-          <w:lang w:val="ru-RU"/>
+        </w:rPr>
+      </w:pPr>
+      <w:r>
+        <w:rPr>
+          <w:color w:val="000000"/>
+          <w:sz w:val="28"/>
+          <w:szCs w:val="28"/>
         </w:rPr>
         <w:t>При проектировании базы данных приложения «My Diary» были соблюдены следующие условия:</w:t>
       </w:r>
@@ -11743,15 +11461,13 @@
           <w:color w:val="000000"/>
           <w:sz w:val="28"/>
           <w:szCs w:val="28"/>
-          <w:lang w:val="ru-RU"/>
-        </w:rPr>
-      </w:pPr>
-      <w:r>
-        <w:rPr>
-          <w:color w:val="000000"/>
-          <w:sz w:val="28"/>
-          <w:szCs w:val="28"/>
-          <w:lang w:val="ru-RU"/>
+        </w:rPr>
+      </w:pPr>
+      <w:r>
+        <w:rPr>
+          <w:color w:val="000000"/>
+          <w:sz w:val="28"/>
+          <w:szCs w:val="28"/>
         </w:rPr>
         <w:t>Таблица находится во второй нормальной форме, если она находится в 1НФ и каждый неключевой атрибут функционально полно зависит от первичного ключа.</w:t>
       </w:r>
@@ -11772,15 +11488,13 @@
           <w:color w:val="000000"/>
           <w:sz w:val="28"/>
           <w:szCs w:val="28"/>
-          <w:lang w:val="ru-RU"/>
-        </w:rPr>
-      </w:pPr>
-      <w:r>
-        <w:rPr>
-          <w:color w:val="000000"/>
-          <w:sz w:val="28"/>
-          <w:szCs w:val="28"/>
-          <w:lang w:val="ru-RU"/>
+        </w:rPr>
+      </w:pPr>
+      <w:r>
+        <w:rPr>
+          <w:color w:val="000000"/>
+          <w:sz w:val="28"/>
+          <w:szCs w:val="28"/>
         </w:rPr>
         <w:t>В спроектированной базе данных это реализовано следующим образом:</w:t>
       </w:r>
@@ -11869,15 +11583,13 @@
           <w:color w:val="000000"/>
           <w:sz w:val="28"/>
           <w:szCs w:val="28"/>
-          <w:lang w:val="ru-RU"/>
-        </w:rPr>
-      </w:pPr>
-      <w:r>
-        <w:rPr>
-          <w:color w:val="000000"/>
-          <w:sz w:val="28"/>
-          <w:szCs w:val="28"/>
-          <w:lang w:val="ru-RU"/>
+        </w:rPr>
+      </w:pPr>
+      <w:r>
+        <w:rPr>
+          <w:color w:val="000000"/>
+          <w:sz w:val="28"/>
+          <w:szCs w:val="28"/>
         </w:rPr>
         <w:t>Таблица находится в третьей нормальной форме, если она находится во 2НФ и в ней отсутствуют транзитивные зависимости неключевых атрибутов от первичного ключа (неключевые поля не должны зависеть от других неключевых полей).</w:t>
       </w:r>
@@ -11898,15 +11610,13 @@
           <w:color w:val="000000"/>
           <w:sz w:val="28"/>
           <w:szCs w:val="28"/>
-          <w:lang w:val="ru-RU"/>
-        </w:rPr>
-      </w:pPr>
-      <w:r>
-        <w:rPr>
-          <w:color w:val="000000"/>
-          <w:sz w:val="28"/>
-          <w:szCs w:val="28"/>
-          <w:lang w:val="ru-RU"/>
+        </w:rPr>
+      </w:pPr>
+      <w:r>
+        <w:rPr>
+          <w:color w:val="000000"/>
+          <w:sz w:val="28"/>
+          <w:szCs w:val="28"/>
         </w:rPr>
         <w:t>Анализ структуры БД подтверждает отсутствие транзитивных зависимостей:</w:t>
       </w:r>
@@ -11986,14 +11696,12 @@
         <w:rPr>
           <w:sz w:val="28"/>
           <w:szCs w:val="28"/>
-          <w:lang w:val="ru-RU"/>
-        </w:rPr>
-      </w:pPr>
-      <w:r>
-        <w:rPr>
-          <w:sz w:val="28"/>
-          <w:szCs w:val="28"/>
-          <w:lang w:val="ru-RU"/>
+        </w:rPr>
+      </w:pPr>
+      <w:r>
+        <w:rPr>
+          <w:sz w:val="28"/>
+          <w:szCs w:val="28"/>
         </w:rPr>
         <w:br w:type="page"/>
       </w:r>
@@ -12089,15 +11797,13 @@
           <w:color w:val="000000"/>
           <w:sz w:val="28"/>
           <w:szCs w:val="28"/>
-          <w:lang w:val="ru-RU"/>
-        </w:rPr>
-      </w:pPr>
-      <w:r>
-        <w:rPr>
-          <w:color w:val="000000"/>
-          <w:sz w:val="28"/>
-          <w:szCs w:val="28"/>
-          <w:lang w:val="ru-RU"/>
+        </w:rPr>
+      </w:pPr>
+      <w:r>
+        <w:rPr>
+          <w:color w:val="000000"/>
+          <w:sz w:val="28"/>
+          <w:szCs w:val="28"/>
         </w:rPr>
         <w:t>Клиентская часть кроссплатформенного приложения «My Diary» отвечает за построение графического интерфейса пользователя, управление состоянием (State Management), обработку пользовательских событий и адаптивный рендеринг компонентов. Продукт разработан на базе современного фреймворка Flutter с использованием объектно-ориентированного языка программирования Dart.</w:t>
       </w:r>
@@ -12118,15 +11824,13 @@
           <w:color w:val="000000"/>
           <w:sz w:val="28"/>
           <w:szCs w:val="28"/>
-          <w:lang w:val="ru-RU"/>
-        </w:rPr>
-      </w:pPr>
-      <w:r>
-        <w:rPr>
-          <w:color w:val="000000"/>
-          <w:sz w:val="28"/>
-          <w:szCs w:val="28"/>
-          <w:lang w:val="ru-RU"/>
+        </w:rPr>
+      </w:pPr>
+      <w:r>
+        <w:rPr>
+          <w:color w:val="000000"/>
+          <w:sz w:val="28"/>
+          <w:szCs w:val="28"/>
         </w:rPr>
         <w:t>Точкой входа в приложение является асинхронная функция main(). В процессе инициализации выполняется обязательная привязка виджетов Flutter к коду нативной платформы посредством WidgetsFlutterBinding.ensureInitialized(), настраивается локализация дат для русского и английского языков через пакет intl, а также задаются фиксированные размеры графического окна для десктопных платформ (500x900 пикселей) с помощью пакета desktop_window. Такой подход позволяет сохранить портретную ориентацию мобильного интерфейса при запуске на персональных компьютерах под управлением Windows, macOS или Linux.</w:t>
       </w:r>
@@ -12147,15 +11851,13 @@
           <w:color w:val="000000"/>
           <w:sz w:val="28"/>
           <w:szCs w:val="28"/>
-          <w:lang w:val="ru-RU"/>
-        </w:rPr>
-      </w:pPr>
-      <w:r>
-        <w:rPr>
-          <w:color w:val="000000"/>
-          <w:sz w:val="28"/>
-          <w:szCs w:val="28"/>
-          <w:lang w:val="ru-RU"/>
+        </w:rPr>
+      </w:pPr>
+      <w:r>
+        <w:rPr>
+          <w:color w:val="000000"/>
+          <w:sz w:val="28"/>
+          <w:szCs w:val="28"/>
         </w:rPr>
         <w:t>Графический интерфейс состоит из двух ключевых экранных форм:</w:t>
       </w:r>
@@ -12534,15 +12236,13 @@
           <w:color w:val="000000"/>
           <w:sz w:val="28"/>
           <w:szCs w:val="28"/>
-          <w:lang w:val="ru-RU"/>
-        </w:rPr>
-      </w:pPr>
-      <w:r>
-        <w:rPr>
-          <w:color w:val="000000"/>
-          <w:sz w:val="28"/>
-          <w:szCs w:val="28"/>
-          <w:lang w:val="ru-RU"/>
+        </w:rPr>
+      </w:pPr>
+      <w:r>
+        <w:rPr>
+          <w:color w:val="000000"/>
+          <w:sz w:val="28"/>
+          <w:szCs w:val="28"/>
         </w:rPr>
         <w:t>Поскольку приложение «My Diary» спроектировано в соответствии с архитектурным шаблоном Offline-first (автономная работа без обязательного подключения к удаленным серверам), серверная логика вынесена на локальный уровень устройства пользователя. Внутренняя часть продукта отвечает за долговременное хранение (персистентность) данных, сериализацию объектов и управление кэшированием.</w:t>
       </w:r>
@@ -12563,15 +12263,13 @@
           <w:color w:val="000000"/>
           <w:sz w:val="28"/>
           <w:szCs w:val="28"/>
-          <w:lang w:val="ru-RU"/>
-        </w:rPr>
-      </w:pPr>
-      <w:r>
-        <w:rPr>
-          <w:color w:val="000000"/>
-          <w:sz w:val="28"/>
-          <w:szCs w:val="28"/>
-          <w:lang w:val="ru-RU"/>
+        </w:rPr>
+      </w:pPr>
+      <w:r>
+        <w:rPr>
+          <w:color w:val="000000"/>
+          <w:sz w:val="28"/>
+          <w:szCs w:val="28"/>
         </w:rPr>
         <w:t>Хранение информации реализовано посредством интеграции с системным хранилищем устройства через пакет SharedPreferences. Локальная серверная логика включает в себя три основных компонента:</w:t>
       </w:r>
@@ -12799,14 +12497,12 @@
         <w:rPr>
           <w:sz w:val="28"/>
           <w:szCs w:val="28"/>
-          <w:lang w:val="ru-RU"/>
-        </w:rPr>
-      </w:pPr>
-      <w:r>
-        <w:rPr>
-          <w:sz w:val="28"/>
-          <w:szCs w:val="28"/>
-          <w:lang w:val="ru-RU"/>
+        </w:rPr>
+      </w:pPr>
+      <w:r>
+        <w:rPr>
+          <w:sz w:val="28"/>
+          <w:szCs w:val="28"/>
         </w:rPr>
         <w:br w:type="page"/>
       </w:r>
@@ -12829,7 +12525,6 @@
           <w:color w:val="000000"/>
           <w:sz w:val="28"/>
           <w:szCs w:val="28"/>
-          <w:lang w:val="ru-RU"/>
         </w:rPr>
       </w:pPr>
       <w:bookmarkStart w:id="42" w:name="_Toc230714495"/>
@@ -12859,14 +12554,12 @@
         <w:rPr>
           <w:sz w:val="28"/>
           <w:szCs w:val="28"/>
-          <w:lang w:val="ru-RU"/>
-        </w:rPr>
-      </w:pPr>
-      <w:r>
-        <w:rPr>
-          <w:sz w:val="28"/>
-          <w:szCs w:val="28"/>
-          <w:lang w:val="ru-RU"/>
+        </w:rPr>
+      </w:pPr>
+      <w:r>
+        <w:rPr>
+          <w:sz w:val="28"/>
+          <w:szCs w:val="28"/>
         </w:rPr>
         <w:t>Разработка кроссплатформенного приложения «My Diary» потребовала адаптации пользовательского интерфейса как под управление мышью и клавиатурой на настольных операционных системах, так и под сенсорное (touch) управление на мобильных устройствах. Использование единой кодовой базы (Single Codebase) во Flutter позволило реализовать универсальные механизмы взаимодействия, корректно работающие на любой платформе.</w:t>
       </w:r>
@@ -12889,7 +12582,6 @@
           <w:color w:val="000000"/>
           <w:sz w:val="28"/>
           <w:szCs w:val="28"/>
-          <w:lang w:val="ru-RU"/>
         </w:rPr>
       </w:pPr>
       <w:bookmarkStart w:id="45" w:name="_Toc230714496"/>
@@ -12914,14 +12606,12 @@
         <w:rPr>
           <w:sz w:val="28"/>
           <w:szCs w:val="28"/>
-          <w:lang w:val="ru-RU"/>
-        </w:rPr>
-      </w:pPr>
-      <w:r>
-        <w:rPr>
-          <w:sz w:val="28"/>
-          <w:szCs w:val="28"/>
-          <w:lang w:val="ru-RU"/>
+        </w:rPr>
+      </w:pPr>
+      <w:r>
+        <w:rPr>
+          <w:sz w:val="28"/>
+          <w:szCs w:val="28"/>
         </w:rPr>
         <w:t>В мобильной версии приложения особое внимание уделено эргономике и обработке сложных жестов. Одной из главных интерактивных механик является система позиционирования и управления стикерами (эмодзи) на экране редактирования записи.</w:t>
       </w:r>
@@ -12934,14 +12624,12 @@
         <w:rPr>
           <w:sz w:val="28"/>
           <w:szCs w:val="28"/>
-          <w:lang w:val="ru-RU"/>
-        </w:rPr>
-      </w:pPr>
-      <w:r>
-        <w:rPr>
-          <w:sz w:val="28"/>
-          <w:szCs w:val="28"/>
-          <w:lang w:val="ru-RU"/>
+        </w:rPr>
+      </w:pPr>
+      <w:r>
+        <w:rPr>
+          <w:sz w:val="28"/>
+          <w:szCs w:val="28"/>
         </w:rPr>
         <w:t>Для обработки сенсорных событий применяется встроенный класс GestureDetector, оборачивающий каждый созданный стикер. Логика взаимодействия разделена на два основных потока:</w:t>
       </w:r>
@@ -13022,14 +12710,12 @@
         <w:rPr>
           <w:sz w:val="28"/>
           <w:szCs w:val="28"/>
-          <w:lang w:val="ru-RU"/>
-        </w:rPr>
-      </w:pPr>
-      <w:r>
-        <w:rPr>
-          <w:sz w:val="28"/>
-          <w:szCs w:val="28"/>
-          <w:lang w:val="ru-RU"/>
+        </w:rPr>
+      </w:pPr>
+      <w:r>
+        <w:rPr>
+          <w:sz w:val="28"/>
+          <w:szCs w:val="28"/>
         </w:rPr>
         <w:t xml:space="preserve">Дополнительно в приложение интегрирован механизм детального просмотра пользовательских изображений. При нажатии на прикрепленную </w:t>
       </w:r>
@@ -13037,7 +12723,6 @@
         <w:rPr>
           <w:sz w:val="28"/>
           <w:szCs w:val="28"/>
-          <w:lang w:val="ru-RU"/>
         </w:rPr>
         <w:lastRenderedPageBreak/>
         <w:t>картинку открывается полноэкранный режим, реализованный на базе компонента InteractiveViewer. Данный виджет аппаратно поддерживает мультитач-жесты масштабирования (Pinch-to-Zoom) и панорамирования (Pan), что критически важно для комфортного просмотра фотографий на небольших экранах смартфонов.</w:t>
@@ -13051,14 +12736,12 @@
         <w:rPr>
           <w:sz w:val="28"/>
           <w:szCs w:val="28"/>
-          <w:lang w:val="ru-RU"/>
-        </w:rPr>
-      </w:pPr>
-      <w:r>
-        <w:rPr>
-          <w:sz w:val="28"/>
-          <w:szCs w:val="28"/>
-          <w:lang w:val="ru-RU"/>
+        </w:rPr>
+      </w:pPr>
+      <w:r>
+        <w:rPr>
+          <w:sz w:val="28"/>
+          <w:szCs w:val="28"/>
         </w:rPr>
         <w:t>Для выбора новых стикеров классические всплывающие окна (Dialogs), характерные для ПК-версий программ, были заменены на нативный мобильный UX-паттерн — нижнюю шторку (showModalBottomSheet). Шторка содержит сетку доступных стикеров (GridView.builder), легко вызывается и смахивается одним пальцем, не перекрывая при этом верхнюю часть просматриваемого контента.</w:t>
       </w:r>
@@ -13081,7 +12764,6 @@
           <w:color w:val="000000"/>
           <w:sz w:val="28"/>
           <w:szCs w:val="28"/>
-          <w:lang w:val="ru-RU"/>
         </w:rPr>
       </w:pPr>
       <w:bookmarkStart w:id="46" w:name="_Toc230714497"/>
@@ -13106,14 +12788,12 @@
         <w:rPr>
           <w:sz w:val="28"/>
           <w:szCs w:val="28"/>
-          <w:lang w:val="ru-RU"/>
-        </w:rPr>
-      </w:pPr>
-      <w:r>
-        <w:rPr>
-          <w:sz w:val="28"/>
-          <w:szCs w:val="28"/>
-          <w:lang w:val="ru-RU"/>
+        </w:rPr>
+      </w:pPr>
+      <w:r>
+        <w:rPr>
+          <w:sz w:val="28"/>
+          <w:szCs w:val="28"/>
         </w:rPr>
         <w:t>Так как приложение рассчитано на запуск в гетерогенной среде (мобильные и десктопные платформы), на этапе инициализации в функции main() реализован программный контроль оконного пространства. С помощью пакета desktop_window задаются жесткие ограничения размеров окна приложения (500x900 пикселей). Это позволяет сохранить задуманные пропорции портретной ориентации при запуске на Windows или macOS. Чтобы этот код не вызывал критических ошибок компиляции на Android или iOS, вызов обернут в блок try-catch. На мобильных устройствах возникающее исключение безопасно перехватывается и игнорируется, позволяя интерфейсу корректно занять 100% доступной площади экрана.</w:t>
       </w:r>
@@ -13126,14 +12806,12 @@
         <w:rPr>
           <w:sz w:val="28"/>
           <w:szCs w:val="28"/>
-          <w:lang w:val="ru-RU"/>
-        </w:rPr>
-      </w:pPr>
-      <w:r>
-        <w:rPr>
-          <w:sz w:val="28"/>
-          <w:szCs w:val="28"/>
-          <w:lang w:val="ru-RU"/>
+        </w:rPr>
+      </w:pPr>
+      <w:r>
+        <w:rPr>
+          <w:sz w:val="28"/>
+          <w:szCs w:val="28"/>
         </w:rPr>
         <w:t>Для интеграции с операционной системой применяются следующие структурные решения:</w:t>
       </w:r>
@@ -13221,12 +12899,11 @@
         <w:rPr>
           <w:sz w:val="28"/>
           <w:szCs w:val="28"/>
-          <w:lang w:val="ru-RU"/>
         </w:rPr>
       </w:pPr>
     </w:p>
     <w:sectPr>
-      <w:footerReference w:type="default" r:id="rId8"/>
+      <w:footerReference w:type="default" r:id="rId10"/>
       <w:pgSz w:w="11906" w:h="16838"/>
       <w:pgMar w:top="1134" w:right="850" w:bottom="1134" w:left="1701" w:header="708" w:footer="708" w:gutter="0"/>
       <w:pgNumType w:start="1"/>
@@ -13285,9 +12962,8 @@
         <w:r>
           <w:rPr>
             <w:noProof/>
-            <w:lang w:val="ru-RU"/>
           </w:rPr>
-          <w:t>2</w:t>
+          <w:t>17</w:t>
         </w:r>
         <w:r>
           <w:fldChar w:fldCharType="end"/>
@@ -16240,9 +15916,6 @@
     <w:pPr>
       <w:spacing w:before="100" w:beforeAutospacing="1" w:after="100" w:afterAutospacing="1"/>
     </w:pPr>
-    <w:rPr>
-      <w:lang w:val="ru-RU"/>
-    </w:rPr>
   </w:style>
   <w:style w:type="character" w:customStyle="1" w:styleId="citation-133">
     <w:name w:val="citation-133"/>
@@ -16344,7 +16017,6 @@
     <w:rPr>
       <w:sz w:val="32"/>
       <w:szCs w:val="32"/>
-      <w:lang w:val="ru-RU"/>
     </w:rPr>
   </w:style>
   <w:style w:type="paragraph" w:styleId="11">
@@ -16535,7 +16207,7 @@
       <w:kern w:val="32"/>
       <w:sz w:val="28"/>
       <w:szCs w:val="28"/>
-      <w:lang w:val="ru-RU" w:eastAsia="en-US"/>
+      <w:lang w:eastAsia="en-US"/>
     </w:rPr>
   </w:style>
   <w:style w:type="character" w:customStyle="1" w:styleId="13">
@@ -16884,7 +16556,7 @@
   <a:extraClrSchemeLst/>
   <a:extLst>
     <a:ext uri="{05A4C25C-085E-4340-85A3-A5531E510DB2}">
-      <thm15:themeFamily xmlns:thm15="http://schemas.microsoft.com/office/thememl/2012/main" xmlns="" name="Office Theme" id="{2E142A2C-CD16-42D6-873A-C26D2A0506FA}" vid="{1BDDFF52-6CD6-40A5-AB3C-68EB2F1E4D0A}"/>
+      <thm15:themeFamily xmlns="" xmlns:thm15="http://schemas.microsoft.com/office/thememl/2012/main" name="Office Theme" id="{2E142A2C-CD16-42D6-873A-C26D2A0506FA}" vid="{1BDDFF52-6CD6-40A5-AB3C-68EB2F1E4D0A}"/>
     </a:ext>
   </a:extLst>
 </a:theme>

--- a/документация/diary.docx
+++ b/документация/diary.docx
@@ -170,26 +170,7 @@
           <w:szCs w:val="28"/>
           <w:lang w:val="en-US"/>
         </w:rPr>
-        <w:t>MY</w:t>
-      </w:r>
-      <w:r>
-        <w:rPr>
-          <w:b/>
-          <w:bCs/>
-          <w:sz w:val="28"/>
-          <w:szCs w:val="28"/>
-        </w:rPr>
-        <w:t xml:space="preserve"> </w:t>
-      </w:r>
-      <w:r>
-        <w:rPr>
-          <w:b/>
-          <w:bCs/>
-          <w:sz w:val="28"/>
-          <w:szCs w:val="28"/>
-          <w:lang w:val="en-US"/>
-        </w:rPr>
-        <w:t>DIARY</w:t>
+        <w:t>MYDIARY</w:t>
       </w:r>
       <w:r>
         <w:rPr>
@@ -673,7 +654,8 @@
             <w:rPr>
               <w:rFonts w:asciiTheme="minorHAnsi" w:eastAsiaTheme="minorEastAsia" w:hAnsiTheme="minorHAnsi" w:cstheme="minorBidi"/>
               <w:noProof/>
-              <w:kern w:val="2"/>
+              <w:sz w:val="22"/>
+              <w:szCs w:val="22"/>
             </w:rPr>
           </w:pPr>
           <w:r>
@@ -703,7 +685,7 @@
             </w:rPr>
             <w:fldChar w:fldCharType="separate"/>
           </w:r>
-          <w:hyperlink w:anchor="_Toc230714470" w:history="1">
+          <w:hyperlink w:anchor="_Toc233220291" w:history="1">
             <w:r>
               <w:rPr>
                 <w:rStyle w:val="af"/>
@@ -732,7 +714,7 @@
                 <w:noProof/>
                 <w:webHidden/>
               </w:rPr>
-              <w:instrText xml:space="preserve"> PAGEREF _Toc230714470 \h </w:instrText>
+              <w:instrText xml:space="preserve"> PAGEREF _Toc233220291 \h </w:instrText>
             </w:r>
             <w:r>
               <w:rPr>
@@ -752,7 +734,7 @@
                 <w:noProof/>
                 <w:webHidden/>
               </w:rPr>
-              <w:t>3</w:t>
+              <w:t>4</w:t>
             </w:r>
             <w:r>
               <w:rPr>
@@ -769,10 +751,11 @@
             <w:rPr>
               <w:rFonts w:asciiTheme="minorHAnsi" w:eastAsiaTheme="minorEastAsia" w:hAnsiTheme="minorHAnsi" w:cstheme="minorBidi"/>
               <w:noProof/>
-              <w:kern w:val="2"/>
+              <w:sz w:val="22"/>
+              <w:szCs w:val="22"/>
             </w:rPr>
           </w:pPr>
-          <w:hyperlink w:anchor="_Toc230714471" w:history="1">
+          <w:hyperlink w:anchor="_Toc233220292" w:history="1">
             <w:r>
               <w:rPr>
                 <w:rStyle w:val="af"/>
@@ -786,7 +769,8 @@
               <w:rPr>
                 <w:rFonts w:asciiTheme="minorHAnsi" w:eastAsiaTheme="minorEastAsia" w:hAnsiTheme="minorHAnsi" w:cstheme="minorBidi"/>
                 <w:noProof/>
-                <w:kern w:val="2"/>
+                <w:sz w:val="22"/>
+                <w:szCs w:val="22"/>
               </w:rPr>
               <w:tab/>
             </w:r>
@@ -818,7 +802,7 @@
                 <w:noProof/>
                 <w:webHidden/>
               </w:rPr>
-              <w:instrText xml:space="preserve"> PAGEREF _Toc230714471 \h </w:instrText>
+              <w:instrText xml:space="preserve"> PAGEREF _Toc233220292 \h </w:instrText>
             </w:r>
             <w:r>
               <w:rPr>
@@ -838,7 +822,7 @@
                 <w:noProof/>
                 <w:webHidden/>
               </w:rPr>
-              <w:t>5</w:t>
+              <w:t>6</w:t>
             </w:r>
             <w:r>
               <w:rPr>
@@ -855,10 +839,11 @@
             <w:rPr>
               <w:rFonts w:asciiTheme="minorHAnsi" w:eastAsiaTheme="minorEastAsia" w:hAnsiTheme="minorHAnsi" w:cstheme="minorBidi"/>
               <w:noProof/>
-              <w:kern w:val="2"/>
+              <w:sz w:val="22"/>
+              <w:szCs w:val="22"/>
             </w:rPr>
           </w:pPr>
-          <w:hyperlink w:anchor="_Toc230714472" w:history="1">
+          <w:hyperlink w:anchor="_Toc233220293" w:history="1">
             <w:r>
               <w:rPr>
                 <w:rStyle w:val="af"/>
@@ -872,7 +857,8 @@
               <w:rPr>
                 <w:rFonts w:asciiTheme="minorHAnsi" w:eastAsiaTheme="minorEastAsia" w:hAnsiTheme="minorHAnsi" w:cstheme="minorBidi"/>
                 <w:noProof/>
-                <w:kern w:val="2"/>
+                <w:sz w:val="22"/>
+                <w:szCs w:val="22"/>
               </w:rPr>
               <w:tab/>
             </w:r>
@@ -904,7 +890,7 @@
                 <w:noProof/>
                 <w:webHidden/>
               </w:rPr>
-              <w:instrText xml:space="preserve"> PAGEREF _Toc230714472 \h </w:instrText>
+              <w:instrText xml:space="preserve"> PAGEREF _Toc233220293 \h </w:instrText>
             </w:r>
             <w:r>
               <w:rPr>
@@ -924,7 +910,7 @@
                 <w:noProof/>
                 <w:webHidden/>
               </w:rPr>
-              <w:t>5</w:t>
+              <w:t>6</w:t>
             </w:r>
             <w:r>
               <w:rPr>
@@ -941,10 +927,11 @@
             <w:rPr>
               <w:rFonts w:asciiTheme="minorHAnsi" w:eastAsiaTheme="minorEastAsia" w:hAnsiTheme="minorHAnsi" w:cstheme="minorBidi"/>
               <w:noProof/>
-              <w:kern w:val="2"/>
+              <w:sz w:val="22"/>
+              <w:szCs w:val="22"/>
             </w:rPr>
           </w:pPr>
-          <w:hyperlink w:anchor="_Toc230714473" w:history="1">
+          <w:hyperlink w:anchor="_Toc233220294" w:history="1">
             <w:r>
               <w:rPr>
                 <w:rStyle w:val="af"/>
@@ -958,7 +945,8 @@
               <w:rPr>
                 <w:rFonts w:asciiTheme="minorHAnsi" w:eastAsiaTheme="minorEastAsia" w:hAnsiTheme="minorHAnsi" w:cstheme="minorBidi"/>
                 <w:noProof/>
-                <w:kern w:val="2"/>
+                <w:sz w:val="22"/>
+                <w:szCs w:val="22"/>
               </w:rPr>
               <w:tab/>
             </w:r>
@@ -990,7 +978,7 @@
                 <w:noProof/>
                 <w:webHidden/>
               </w:rPr>
-              <w:instrText xml:space="preserve"> PAGEREF _Toc230714473 \h </w:instrText>
+              <w:instrText xml:space="preserve"> PAGEREF _Toc233220294 \h </w:instrText>
             </w:r>
             <w:r>
               <w:rPr>
@@ -1010,7 +998,7 @@
                 <w:noProof/>
                 <w:webHidden/>
               </w:rPr>
-              <w:t>7</w:t>
+              <w:t>8</w:t>
             </w:r>
             <w:r>
               <w:rPr>
@@ -1027,10 +1015,11 @@
             <w:rPr>
               <w:rFonts w:asciiTheme="minorHAnsi" w:eastAsiaTheme="minorEastAsia" w:hAnsiTheme="minorHAnsi" w:cstheme="minorBidi"/>
               <w:noProof/>
-              <w:kern w:val="2"/>
+              <w:sz w:val="22"/>
+              <w:szCs w:val="22"/>
             </w:rPr>
           </w:pPr>
-          <w:hyperlink w:anchor="_Toc230714474" w:history="1">
+          <w:hyperlink w:anchor="_Toc233220295" w:history="1">
             <w:r>
               <w:rPr>
                 <w:rStyle w:val="af"/>
@@ -1044,7 +1033,8 @@
               <w:rPr>
                 <w:rFonts w:asciiTheme="minorHAnsi" w:eastAsiaTheme="minorEastAsia" w:hAnsiTheme="minorHAnsi" w:cstheme="minorBidi"/>
                 <w:noProof/>
-                <w:kern w:val="2"/>
+                <w:sz w:val="22"/>
+                <w:szCs w:val="22"/>
               </w:rPr>
               <w:tab/>
             </w:r>
@@ -1076,7 +1066,7 @@
                 <w:noProof/>
                 <w:webHidden/>
               </w:rPr>
-              <w:instrText xml:space="preserve"> PAGEREF _Toc230714474 \h </w:instrText>
+              <w:instrText xml:space="preserve"> PAGEREF _Toc233220295 \h </w:instrText>
             </w:r>
             <w:r>
               <w:rPr>
@@ -1096,7 +1086,7 @@
                 <w:noProof/>
                 <w:webHidden/>
               </w:rPr>
-              <w:t>10</w:t>
+              <w:t>11</w:t>
             </w:r>
             <w:r>
               <w:rPr>
@@ -1113,10 +1103,11 @@
             <w:rPr>
               <w:rFonts w:asciiTheme="minorHAnsi" w:eastAsiaTheme="minorEastAsia" w:hAnsiTheme="minorHAnsi" w:cstheme="minorBidi"/>
               <w:noProof/>
-              <w:kern w:val="2"/>
+              <w:sz w:val="22"/>
+              <w:szCs w:val="22"/>
             </w:rPr>
           </w:pPr>
-          <w:hyperlink w:anchor="_Toc230714475" w:history="1">
+          <w:hyperlink w:anchor="_Toc233220296" w:history="1">
             <w:r>
               <w:rPr>
                 <w:rStyle w:val="af"/>
@@ -1130,7 +1121,8 @@
               <w:rPr>
                 <w:rFonts w:asciiTheme="minorHAnsi" w:eastAsiaTheme="minorEastAsia" w:hAnsiTheme="minorHAnsi" w:cstheme="minorBidi"/>
                 <w:noProof/>
-                <w:kern w:val="2"/>
+                <w:sz w:val="22"/>
+                <w:szCs w:val="22"/>
               </w:rPr>
               <w:tab/>
             </w:r>
@@ -1162,7 +1154,7 @@
                 <w:noProof/>
                 <w:webHidden/>
               </w:rPr>
-              <w:instrText xml:space="preserve"> PAGEREF _Toc230714475 \h </w:instrText>
+              <w:instrText xml:space="preserve"> PAGEREF _Toc233220296 \h </w:instrText>
             </w:r>
             <w:r>
               <w:rPr>
@@ -1182,7 +1174,7 @@
                 <w:noProof/>
                 <w:webHidden/>
               </w:rPr>
-              <w:t>10</w:t>
+              <w:t>11</w:t>
             </w:r>
             <w:r>
               <w:rPr>
@@ -1199,10 +1191,11 @@
             <w:rPr>
               <w:rFonts w:asciiTheme="minorHAnsi" w:eastAsiaTheme="minorEastAsia" w:hAnsiTheme="minorHAnsi" w:cstheme="minorBidi"/>
               <w:noProof/>
-              <w:kern w:val="2"/>
+              <w:sz w:val="22"/>
+              <w:szCs w:val="22"/>
             </w:rPr>
           </w:pPr>
-          <w:hyperlink w:anchor="_Toc230714476" w:history="1">
+          <w:hyperlink w:anchor="_Toc233220297" w:history="1">
             <w:r>
               <w:rPr>
                 <w:rStyle w:val="af"/>
@@ -1216,7 +1209,8 @@
               <w:rPr>
                 <w:rFonts w:asciiTheme="minorHAnsi" w:eastAsiaTheme="minorEastAsia" w:hAnsiTheme="minorHAnsi" w:cstheme="minorBidi"/>
                 <w:noProof/>
-                <w:kern w:val="2"/>
+                <w:sz w:val="22"/>
+                <w:szCs w:val="22"/>
               </w:rPr>
               <w:tab/>
             </w:r>
@@ -1248,7 +1242,7 @@
                 <w:noProof/>
                 <w:webHidden/>
               </w:rPr>
-              <w:instrText xml:space="preserve"> PAGEREF _Toc230714476 \h </w:instrText>
+              <w:instrText xml:space="preserve"> PAGEREF _Toc233220297 \h </w:instrText>
             </w:r>
             <w:r>
               <w:rPr>
@@ -1268,7 +1262,7 @@
                 <w:noProof/>
                 <w:webHidden/>
               </w:rPr>
-              <w:t>12</w:t>
+              <w:t>13</w:t>
             </w:r>
             <w:r>
               <w:rPr>
@@ -1285,10 +1279,11 @@
             <w:rPr>
               <w:rFonts w:asciiTheme="minorHAnsi" w:eastAsiaTheme="minorEastAsia" w:hAnsiTheme="minorHAnsi" w:cstheme="minorBidi"/>
               <w:noProof/>
-              <w:kern w:val="2"/>
+              <w:sz w:val="22"/>
+              <w:szCs w:val="22"/>
             </w:rPr>
           </w:pPr>
-          <w:hyperlink w:anchor="_Toc230714477" w:history="1">
+          <w:hyperlink w:anchor="_Toc233220298" w:history="1">
             <w:r>
               <w:rPr>
                 <w:rStyle w:val="af"/>
@@ -1302,7 +1297,8 @@
               <w:rPr>
                 <w:rFonts w:asciiTheme="minorHAnsi" w:eastAsiaTheme="minorEastAsia" w:hAnsiTheme="minorHAnsi" w:cstheme="minorBidi"/>
                 <w:noProof/>
-                <w:kern w:val="2"/>
+                <w:sz w:val="22"/>
+                <w:szCs w:val="22"/>
               </w:rPr>
               <w:tab/>
             </w:r>
@@ -1334,7 +1330,7 @@
                 <w:noProof/>
                 <w:webHidden/>
               </w:rPr>
-              <w:instrText xml:space="preserve"> PAGEREF _Toc230714477 \h </w:instrText>
+              <w:instrText xml:space="preserve"> PAGEREF _Toc233220298 \h </w:instrText>
             </w:r>
             <w:r>
               <w:rPr>
@@ -1354,7 +1350,7 @@
                 <w:noProof/>
                 <w:webHidden/>
               </w:rPr>
-              <w:t>14</w:t>
+              <w:t>15</w:t>
             </w:r>
             <w:r>
               <w:rPr>
@@ -1371,10 +1367,11 @@
             <w:rPr>
               <w:rFonts w:asciiTheme="minorHAnsi" w:eastAsiaTheme="minorEastAsia" w:hAnsiTheme="minorHAnsi" w:cstheme="minorBidi"/>
               <w:noProof/>
-              <w:kern w:val="2"/>
+              <w:sz w:val="22"/>
+              <w:szCs w:val="22"/>
             </w:rPr>
           </w:pPr>
-          <w:hyperlink w:anchor="_Toc230714478" w:history="1">
+          <w:hyperlink w:anchor="_Toc233220299" w:history="1">
             <w:r>
               <w:rPr>
                 <w:rStyle w:val="af"/>
@@ -1388,7 +1385,8 @@
               <w:rPr>
                 <w:rFonts w:asciiTheme="minorHAnsi" w:eastAsiaTheme="minorEastAsia" w:hAnsiTheme="minorHAnsi" w:cstheme="minorBidi"/>
                 <w:noProof/>
-                <w:kern w:val="2"/>
+                <w:sz w:val="22"/>
+                <w:szCs w:val="22"/>
               </w:rPr>
               <w:tab/>
             </w:r>
@@ -1420,7 +1418,7 @@
                 <w:noProof/>
                 <w:webHidden/>
               </w:rPr>
-              <w:instrText xml:space="preserve"> PAGEREF _Toc230714478 \h </w:instrText>
+              <w:instrText xml:space="preserve"> PAGEREF _Toc233220299 \h </w:instrText>
             </w:r>
             <w:r>
               <w:rPr>
@@ -1440,7 +1438,7 @@
                 <w:noProof/>
                 <w:webHidden/>
               </w:rPr>
-              <w:t>14</w:t>
+              <w:t>15</w:t>
             </w:r>
             <w:r>
               <w:rPr>
@@ -1457,10 +1455,11 @@
             <w:rPr>
               <w:rFonts w:asciiTheme="minorHAnsi" w:eastAsiaTheme="minorEastAsia" w:hAnsiTheme="minorHAnsi" w:cstheme="minorBidi"/>
               <w:noProof/>
-              <w:kern w:val="2"/>
+              <w:sz w:val="22"/>
+              <w:szCs w:val="22"/>
             </w:rPr>
           </w:pPr>
-          <w:hyperlink w:anchor="_Toc230714479" w:history="1">
+          <w:hyperlink w:anchor="_Toc233220300" w:history="1">
             <w:r>
               <w:rPr>
                 <w:rStyle w:val="af"/>
@@ -1474,7 +1473,8 @@
               <w:rPr>
                 <w:rFonts w:asciiTheme="minorHAnsi" w:eastAsiaTheme="minorEastAsia" w:hAnsiTheme="minorHAnsi" w:cstheme="minorBidi"/>
                 <w:noProof/>
-                <w:kern w:val="2"/>
+                <w:sz w:val="22"/>
+                <w:szCs w:val="22"/>
               </w:rPr>
               <w:tab/>
             </w:r>
@@ -1506,7 +1506,7 @@
                 <w:noProof/>
                 <w:webHidden/>
               </w:rPr>
-              <w:instrText xml:space="preserve"> PAGEREF _Toc230714479 \h </w:instrText>
+              <w:instrText xml:space="preserve"> PAGEREF _Toc233220300 \h </w:instrText>
             </w:r>
             <w:r>
               <w:rPr>
@@ -1526,7 +1526,7 @@
                 <w:noProof/>
                 <w:webHidden/>
               </w:rPr>
-              <w:t>16</w:t>
+              <w:t>17</w:t>
             </w:r>
             <w:r>
               <w:rPr>
@@ -1543,10 +1543,11 @@
             <w:rPr>
               <w:rFonts w:asciiTheme="minorHAnsi" w:eastAsiaTheme="minorEastAsia" w:hAnsiTheme="minorHAnsi" w:cstheme="minorBidi"/>
               <w:noProof/>
-              <w:kern w:val="2"/>
+              <w:sz w:val="22"/>
+              <w:szCs w:val="22"/>
             </w:rPr>
           </w:pPr>
-          <w:hyperlink w:anchor="_Toc230714480" w:history="1">
+          <w:hyperlink w:anchor="_Toc233220301" w:history="1">
             <w:r>
               <w:rPr>
                 <w:rStyle w:val="af"/>
@@ -1560,7 +1561,8 @@
               <w:rPr>
                 <w:rFonts w:asciiTheme="minorHAnsi" w:eastAsiaTheme="minorEastAsia" w:hAnsiTheme="minorHAnsi" w:cstheme="minorBidi"/>
                 <w:noProof/>
-                <w:kern w:val="2"/>
+                <w:sz w:val="22"/>
+                <w:szCs w:val="22"/>
               </w:rPr>
               <w:tab/>
             </w:r>
@@ -1592,7 +1594,7 @@
                 <w:noProof/>
                 <w:webHidden/>
               </w:rPr>
-              <w:instrText xml:space="preserve"> PAGEREF _Toc230714480 \h </w:instrText>
+              <w:instrText xml:space="preserve"> PAGEREF _Toc233220301 \h </w:instrText>
             </w:r>
             <w:r>
               <w:rPr>
@@ -1612,7 +1614,7 @@
                 <w:noProof/>
                 <w:webHidden/>
               </w:rPr>
-              <w:t>18</w:t>
+              <w:t>20</w:t>
             </w:r>
             <w:r>
               <w:rPr>
@@ -1629,10 +1631,11 @@
             <w:rPr>
               <w:rFonts w:asciiTheme="minorHAnsi" w:eastAsiaTheme="minorEastAsia" w:hAnsiTheme="minorHAnsi" w:cstheme="minorBidi"/>
               <w:noProof/>
-              <w:kern w:val="2"/>
+              <w:sz w:val="22"/>
+              <w:szCs w:val="22"/>
             </w:rPr>
           </w:pPr>
-          <w:hyperlink w:anchor="_Toc230714481" w:history="1">
+          <w:hyperlink w:anchor="_Toc233220302" w:history="1">
             <w:r>
               <w:rPr>
                 <w:rStyle w:val="af"/>
@@ -1646,7 +1649,8 @@
               <w:rPr>
                 <w:rFonts w:asciiTheme="minorHAnsi" w:eastAsiaTheme="minorEastAsia" w:hAnsiTheme="minorHAnsi" w:cstheme="minorBidi"/>
                 <w:noProof/>
-                <w:kern w:val="2"/>
+                <w:sz w:val="22"/>
+                <w:szCs w:val="22"/>
               </w:rPr>
               <w:tab/>
             </w:r>
@@ -1678,7 +1682,7 @@
                 <w:noProof/>
                 <w:webHidden/>
               </w:rPr>
-              <w:instrText xml:space="preserve"> PAGEREF _Toc230714481 \h </w:instrText>
+              <w:instrText xml:space="preserve"> PAGEREF _Toc233220302 \h </w:instrText>
             </w:r>
             <w:r>
               <w:rPr>
@@ -1698,7 +1702,7 @@
                 <w:noProof/>
                 <w:webHidden/>
               </w:rPr>
-              <w:t>18</w:t>
+              <w:t>20</w:t>
             </w:r>
             <w:r>
               <w:rPr>
@@ -1715,10 +1719,11 @@
             <w:rPr>
               <w:rFonts w:asciiTheme="minorHAnsi" w:eastAsiaTheme="minorEastAsia" w:hAnsiTheme="minorHAnsi" w:cstheme="minorBidi"/>
               <w:noProof/>
-              <w:kern w:val="2"/>
+              <w:sz w:val="22"/>
+              <w:szCs w:val="22"/>
             </w:rPr>
           </w:pPr>
-          <w:hyperlink w:anchor="_Toc230714482" w:history="1">
+          <w:hyperlink w:anchor="_Toc233220303" w:history="1">
             <w:r>
               <w:rPr>
                 <w:rStyle w:val="af"/>
@@ -1732,7 +1737,8 @@
               <w:rPr>
                 <w:rFonts w:asciiTheme="minorHAnsi" w:eastAsiaTheme="minorEastAsia" w:hAnsiTheme="minorHAnsi" w:cstheme="minorBidi"/>
                 <w:noProof/>
-                <w:kern w:val="2"/>
+                <w:sz w:val="22"/>
+                <w:szCs w:val="22"/>
               </w:rPr>
               <w:tab/>
             </w:r>
@@ -1764,7 +1770,7 @@
                 <w:noProof/>
                 <w:webHidden/>
               </w:rPr>
-              <w:instrText xml:space="preserve"> PAGEREF _Toc230714482 \h </w:instrText>
+              <w:instrText xml:space="preserve"> PAGEREF _Toc233220303 \h </w:instrText>
             </w:r>
             <w:r>
               <w:rPr>
@@ -1784,7 +1790,7 @@
                 <w:noProof/>
                 <w:webHidden/>
               </w:rPr>
-              <w:t>18</w:t>
+              <w:t>20</w:t>
             </w:r>
             <w:r>
               <w:rPr>
@@ -1801,10 +1807,11 @@
             <w:rPr>
               <w:rFonts w:asciiTheme="minorHAnsi" w:eastAsiaTheme="minorEastAsia" w:hAnsiTheme="minorHAnsi" w:cstheme="minorBidi"/>
               <w:noProof/>
-              <w:kern w:val="2"/>
+              <w:sz w:val="22"/>
+              <w:szCs w:val="22"/>
             </w:rPr>
           </w:pPr>
-          <w:hyperlink w:anchor="_Toc230714483" w:history="1">
+          <w:hyperlink w:anchor="_Toc233220304" w:history="1">
             <w:r>
               <w:rPr>
                 <w:rStyle w:val="af"/>
@@ -1818,7 +1825,8 @@
               <w:rPr>
                 <w:rFonts w:asciiTheme="minorHAnsi" w:eastAsiaTheme="minorEastAsia" w:hAnsiTheme="minorHAnsi" w:cstheme="minorBidi"/>
                 <w:noProof/>
-                <w:kern w:val="2"/>
+                <w:sz w:val="22"/>
+                <w:szCs w:val="22"/>
               </w:rPr>
               <w:tab/>
             </w:r>
@@ -1850,7 +1858,7 @@
                 <w:noProof/>
                 <w:webHidden/>
               </w:rPr>
-              <w:instrText xml:space="preserve"> PAGEREF _Toc230714483 \h </w:instrText>
+              <w:instrText xml:space="preserve"> PAGEREF _Toc233220304 \h </w:instrText>
             </w:r>
             <w:r>
               <w:rPr>
@@ -1870,7 +1878,7 @@
                 <w:noProof/>
                 <w:webHidden/>
               </w:rPr>
-              <w:t>19</w:t>
+              <w:t>21</w:t>
             </w:r>
             <w:r>
               <w:rPr>
@@ -1887,10 +1895,11 @@
             <w:rPr>
               <w:rFonts w:asciiTheme="minorHAnsi" w:eastAsiaTheme="minorEastAsia" w:hAnsiTheme="minorHAnsi" w:cstheme="minorBidi"/>
               <w:noProof/>
-              <w:kern w:val="2"/>
+              <w:sz w:val="22"/>
+              <w:szCs w:val="22"/>
             </w:rPr>
           </w:pPr>
-          <w:hyperlink w:anchor="_Toc230714484" w:history="1">
+          <w:hyperlink w:anchor="_Toc233220305" w:history="1">
             <w:r>
               <w:rPr>
                 <w:rStyle w:val="af"/>
@@ -1904,7 +1913,8 @@
               <w:rPr>
                 <w:rFonts w:asciiTheme="minorHAnsi" w:eastAsiaTheme="minorEastAsia" w:hAnsiTheme="minorHAnsi" w:cstheme="minorBidi"/>
                 <w:noProof/>
-                <w:kern w:val="2"/>
+                <w:sz w:val="22"/>
+                <w:szCs w:val="22"/>
               </w:rPr>
               <w:tab/>
             </w:r>
@@ -1936,7 +1946,7 @@
                 <w:noProof/>
                 <w:webHidden/>
               </w:rPr>
-              <w:instrText xml:space="preserve"> PAGEREF _Toc230714484 \h </w:instrText>
+              <w:instrText xml:space="preserve"> PAGEREF _Toc233220305 \h </w:instrText>
             </w:r>
             <w:r>
               <w:rPr>
@@ -1956,7 +1966,7 @@
                 <w:noProof/>
                 <w:webHidden/>
               </w:rPr>
-              <w:t>19</w:t>
+              <w:t>21</w:t>
             </w:r>
             <w:r>
               <w:rPr>
@@ -1973,10 +1983,11 @@
             <w:rPr>
               <w:rFonts w:asciiTheme="minorHAnsi" w:eastAsiaTheme="minorEastAsia" w:hAnsiTheme="minorHAnsi" w:cstheme="minorBidi"/>
               <w:noProof/>
-              <w:kern w:val="2"/>
+              <w:sz w:val="22"/>
+              <w:szCs w:val="22"/>
             </w:rPr>
           </w:pPr>
-          <w:hyperlink w:anchor="_Toc230714485" w:history="1">
+          <w:hyperlink w:anchor="_Toc233220306" w:history="1">
             <w:r>
               <w:rPr>
                 <w:rStyle w:val="af"/>
@@ -1990,7 +2001,8 @@
               <w:rPr>
                 <w:rFonts w:asciiTheme="minorHAnsi" w:eastAsiaTheme="minorEastAsia" w:hAnsiTheme="minorHAnsi" w:cstheme="minorBidi"/>
                 <w:noProof/>
-                <w:kern w:val="2"/>
+                <w:sz w:val="22"/>
+                <w:szCs w:val="22"/>
               </w:rPr>
               <w:tab/>
             </w:r>
@@ -2022,7 +2034,7 @@
                 <w:noProof/>
                 <w:webHidden/>
               </w:rPr>
-              <w:instrText xml:space="preserve"> PAGEREF _Toc230714485 \h </w:instrText>
+              <w:instrText xml:space="preserve"> PAGEREF _Toc233220306 \h </w:instrText>
             </w:r>
             <w:r>
               <w:rPr>
@@ -2042,7 +2054,7 @@
                 <w:noProof/>
                 <w:webHidden/>
               </w:rPr>
-              <w:t>20</w:t>
+              <w:t>22</w:t>
             </w:r>
             <w:r>
               <w:rPr>
@@ -2059,10 +2071,11 @@
             <w:rPr>
               <w:rFonts w:asciiTheme="minorHAnsi" w:eastAsiaTheme="minorEastAsia" w:hAnsiTheme="minorHAnsi" w:cstheme="minorBidi"/>
               <w:noProof/>
-              <w:kern w:val="2"/>
+              <w:sz w:val="22"/>
+              <w:szCs w:val="22"/>
             </w:rPr>
           </w:pPr>
-          <w:hyperlink w:anchor="_Toc230714486" w:history="1">
+          <w:hyperlink w:anchor="_Toc233220307" w:history="1">
             <w:r>
               <w:rPr>
                 <w:rStyle w:val="af"/>
@@ -2076,7 +2089,8 @@
               <w:rPr>
                 <w:rFonts w:asciiTheme="minorHAnsi" w:eastAsiaTheme="minorEastAsia" w:hAnsiTheme="minorHAnsi" w:cstheme="minorBidi"/>
                 <w:noProof/>
-                <w:kern w:val="2"/>
+                <w:sz w:val="22"/>
+                <w:szCs w:val="22"/>
               </w:rPr>
               <w:tab/>
             </w:r>
@@ -2108,7 +2122,7 @@
                 <w:noProof/>
                 <w:webHidden/>
               </w:rPr>
-              <w:instrText xml:space="preserve"> PAGEREF _Toc230714486 \h </w:instrText>
+              <w:instrText xml:space="preserve"> PAGEREF _Toc233220307 \h </w:instrText>
             </w:r>
             <w:r>
               <w:rPr>
@@ -2128,7 +2142,7 @@
                 <w:noProof/>
                 <w:webHidden/>
               </w:rPr>
-              <w:t>20</w:t>
+              <w:t>22</w:t>
             </w:r>
             <w:r>
               <w:rPr>
@@ -2145,10 +2159,11 @@
             <w:rPr>
               <w:rFonts w:asciiTheme="minorHAnsi" w:eastAsiaTheme="minorEastAsia" w:hAnsiTheme="minorHAnsi" w:cstheme="minorBidi"/>
               <w:noProof/>
-              <w:kern w:val="2"/>
+              <w:sz w:val="22"/>
+              <w:szCs w:val="22"/>
             </w:rPr>
           </w:pPr>
-          <w:hyperlink w:anchor="_Toc230714487" w:history="1">
+          <w:hyperlink w:anchor="_Toc233220308" w:history="1">
             <w:r>
               <w:rPr>
                 <w:rStyle w:val="af"/>
@@ -2162,7 +2177,8 @@
               <w:rPr>
                 <w:rFonts w:asciiTheme="minorHAnsi" w:eastAsiaTheme="minorEastAsia" w:hAnsiTheme="minorHAnsi" w:cstheme="minorBidi"/>
                 <w:noProof/>
-                <w:kern w:val="2"/>
+                <w:sz w:val="22"/>
+                <w:szCs w:val="22"/>
               </w:rPr>
               <w:tab/>
             </w:r>
@@ -2194,7 +2210,7 @@
                 <w:noProof/>
                 <w:webHidden/>
               </w:rPr>
-              <w:instrText xml:space="preserve"> PAGEREF _Toc230714487 \h </w:instrText>
+              <w:instrText xml:space="preserve"> PAGEREF _Toc233220308 \h </w:instrText>
             </w:r>
             <w:r>
               <w:rPr>
@@ -2214,7 +2230,7 @@
                 <w:noProof/>
                 <w:webHidden/>
               </w:rPr>
-              <w:t>21</w:t>
+              <w:t>23</w:t>
             </w:r>
             <w:r>
               <w:rPr>
@@ -2231,10 +2247,11 @@
             <w:rPr>
               <w:rFonts w:asciiTheme="minorHAnsi" w:eastAsiaTheme="minorEastAsia" w:hAnsiTheme="minorHAnsi" w:cstheme="minorBidi"/>
               <w:noProof/>
-              <w:kern w:val="2"/>
+              <w:sz w:val="22"/>
+              <w:szCs w:val="22"/>
             </w:rPr>
           </w:pPr>
-          <w:hyperlink w:anchor="_Toc230714488" w:history="1">
+          <w:hyperlink w:anchor="_Toc233220309" w:history="1">
             <w:r>
               <w:rPr>
                 <w:rStyle w:val="af"/>
@@ -2248,7 +2265,8 @@
               <w:rPr>
                 <w:rFonts w:asciiTheme="minorHAnsi" w:eastAsiaTheme="minorEastAsia" w:hAnsiTheme="minorHAnsi" w:cstheme="minorBidi"/>
                 <w:noProof/>
-                <w:kern w:val="2"/>
+                <w:sz w:val="22"/>
+                <w:szCs w:val="22"/>
               </w:rPr>
               <w:tab/>
             </w:r>
@@ -2280,7 +2298,7 @@
                 <w:noProof/>
                 <w:webHidden/>
               </w:rPr>
-              <w:instrText xml:space="preserve"> PAGEREF _Toc230714488 \h </w:instrText>
+              <w:instrText xml:space="preserve"> PAGEREF _Toc233220309 \h </w:instrText>
             </w:r>
             <w:r>
               <w:rPr>
@@ -2300,7 +2318,7 @@
                 <w:noProof/>
                 <w:webHidden/>
               </w:rPr>
-              <w:t>22</w:t>
+              <w:t>24</w:t>
             </w:r>
             <w:r>
               <w:rPr>
@@ -2317,10 +2335,11 @@
             <w:rPr>
               <w:rFonts w:asciiTheme="minorHAnsi" w:eastAsiaTheme="minorEastAsia" w:hAnsiTheme="minorHAnsi" w:cstheme="minorBidi"/>
               <w:noProof/>
-              <w:kern w:val="2"/>
+              <w:sz w:val="22"/>
+              <w:szCs w:val="22"/>
             </w:rPr>
           </w:pPr>
-          <w:hyperlink w:anchor="_Toc230714489" w:history="1">
+          <w:hyperlink w:anchor="_Toc233220310" w:history="1">
             <w:r>
               <w:rPr>
                 <w:rStyle w:val="af"/>
@@ -2334,7 +2353,8 @@
               <w:rPr>
                 <w:rFonts w:asciiTheme="minorHAnsi" w:eastAsiaTheme="minorEastAsia" w:hAnsiTheme="minorHAnsi" w:cstheme="minorBidi"/>
                 <w:noProof/>
-                <w:kern w:val="2"/>
+                <w:sz w:val="22"/>
+                <w:szCs w:val="22"/>
               </w:rPr>
               <w:tab/>
             </w:r>
@@ -2366,7 +2386,7 @@
                 <w:noProof/>
                 <w:webHidden/>
               </w:rPr>
-              <w:instrText xml:space="preserve"> PAGEREF _Toc230714489 \h </w:instrText>
+              <w:instrText xml:space="preserve"> PAGEREF _Toc233220310 \h </w:instrText>
             </w:r>
             <w:r>
               <w:rPr>
@@ -2386,7 +2406,7 @@
                 <w:noProof/>
                 <w:webHidden/>
               </w:rPr>
-              <w:t>22</w:t>
+              <w:t>24</w:t>
             </w:r>
             <w:r>
               <w:rPr>
@@ -2403,10 +2423,11 @@
             <w:rPr>
               <w:rFonts w:asciiTheme="minorHAnsi" w:eastAsiaTheme="minorEastAsia" w:hAnsiTheme="minorHAnsi" w:cstheme="minorBidi"/>
               <w:noProof/>
-              <w:kern w:val="2"/>
+              <w:sz w:val="22"/>
+              <w:szCs w:val="22"/>
             </w:rPr>
           </w:pPr>
-          <w:hyperlink w:anchor="_Toc230714490" w:history="1">
+          <w:hyperlink w:anchor="_Toc233220311" w:history="1">
             <w:r>
               <w:rPr>
                 <w:rStyle w:val="af"/>
@@ -2420,7 +2441,8 @@
               <w:rPr>
                 <w:rFonts w:asciiTheme="minorHAnsi" w:eastAsiaTheme="minorEastAsia" w:hAnsiTheme="minorHAnsi" w:cstheme="minorBidi"/>
                 <w:noProof/>
-                <w:kern w:val="2"/>
+                <w:sz w:val="22"/>
+                <w:szCs w:val="22"/>
               </w:rPr>
               <w:tab/>
             </w:r>
@@ -2452,7 +2474,7 @@
                 <w:noProof/>
                 <w:webHidden/>
               </w:rPr>
-              <w:instrText xml:space="preserve"> PAGEREF _Toc230714490 \h </w:instrText>
+              <w:instrText xml:space="preserve"> PAGEREF _Toc233220311 \h </w:instrText>
             </w:r>
             <w:r>
               <w:rPr>
@@ -2472,7 +2494,7 @@
                 <w:noProof/>
                 <w:webHidden/>
               </w:rPr>
-              <w:t>23</w:t>
+              <w:t>25</w:t>
             </w:r>
             <w:r>
               <w:rPr>
@@ -2489,10 +2511,11 @@
             <w:rPr>
               <w:rFonts w:asciiTheme="minorHAnsi" w:eastAsiaTheme="minorEastAsia" w:hAnsiTheme="minorHAnsi" w:cstheme="minorBidi"/>
               <w:noProof/>
-              <w:kern w:val="2"/>
+              <w:sz w:val="22"/>
+              <w:szCs w:val="22"/>
             </w:rPr>
           </w:pPr>
-          <w:hyperlink w:anchor="_Toc230714491" w:history="1">
+          <w:hyperlink w:anchor="_Toc233220312" w:history="1">
             <w:r>
               <w:rPr>
                 <w:rStyle w:val="af"/>
@@ -2506,7 +2529,8 @@
               <w:rPr>
                 <w:rFonts w:asciiTheme="minorHAnsi" w:eastAsiaTheme="minorEastAsia" w:hAnsiTheme="minorHAnsi" w:cstheme="minorBidi"/>
                 <w:noProof/>
-                <w:kern w:val="2"/>
+                <w:sz w:val="22"/>
+                <w:szCs w:val="22"/>
               </w:rPr>
               <w:tab/>
             </w:r>
@@ -2538,7 +2562,7 @@
                 <w:noProof/>
                 <w:webHidden/>
               </w:rPr>
-              <w:instrText xml:space="preserve"> PAGEREF _Toc230714491 \h </w:instrText>
+              <w:instrText xml:space="preserve"> PAGEREF _Toc233220312 \h </w:instrText>
             </w:r>
             <w:r>
               <w:rPr>
@@ -2558,7 +2582,7 @@
                 <w:noProof/>
                 <w:webHidden/>
               </w:rPr>
-              <w:t>23</w:t>
+              <w:t>25</w:t>
             </w:r>
             <w:r>
               <w:rPr>
@@ -2575,10 +2599,11 @@
             <w:rPr>
               <w:rFonts w:asciiTheme="minorHAnsi" w:eastAsiaTheme="minorEastAsia" w:hAnsiTheme="minorHAnsi" w:cstheme="minorBidi"/>
               <w:noProof/>
-              <w:kern w:val="2"/>
+              <w:sz w:val="22"/>
+              <w:szCs w:val="22"/>
             </w:rPr>
           </w:pPr>
-          <w:hyperlink w:anchor="_Toc230714492" w:history="1">
+          <w:hyperlink w:anchor="_Toc233220313" w:history="1">
             <w:r>
               <w:rPr>
                 <w:rStyle w:val="af"/>
@@ -2592,7 +2617,8 @@
               <w:rPr>
                 <w:rFonts w:asciiTheme="minorHAnsi" w:eastAsiaTheme="minorEastAsia" w:hAnsiTheme="minorHAnsi" w:cstheme="minorBidi"/>
                 <w:noProof/>
-                <w:kern w:val="2"/>
+                <w:sz w:val="22"/>
+                <w:szCs w:val="22"/>
               </w:rPr>
               <w:tab/>
             </w:r>
@@ -2624,7 +2650,7 @@
                 <w:noProof/>
                 <w:webHidden/>
               </w:rPr>
-              <w:instrText xml:space="preserve"> PAGEREF _Toc230714492 \h </w:instrText>
+              <w:instrText xml:space="preserve"> PAGEREF _Toc233220313 \h </w:instrText>
             </w:r>
             <w:r>
               <w:rPr>
@@ -2644,7 +2670,7 @@
                 <w:noProof/>
                 <w:webHidden/>
               </w:rPr>
-              <w:t>25</w:t>
+              <w:t>27</w:t>
             </w:r>
             <w:r>
               <w:rPr>
@@ -2661,10 +2687,11 @@
             <w:rPr>
               <w:rFonts w:asciiTheme="minorHAnsi" w:eastAsiaTheme="minorEastAsia" w:hAnsiTheme="minorHAnsi" w:cstheme="minorBidi"/>
               <w:noProof/>
-              <w:kern w:val="2"/>
+              <w:sz w:val="22"/>
+              <w:szCs w:val="22"/>
             </w:rPr>
           </w:pPr>
-          <w:hyperlink w:anchor="_Toc230714493" w:history="1">
+          <w:hyperlink w:anchor="_Toc233220314" w:history="1">
             <w:r>
               <w:rPr>
                 <w:rStyle w:val="af"/>
@@ -2678,7 +2705,8 @@
               <w:rPr>
                 <w:rFonts w:asciiTheme="minorHAnsi" w:eastAsiaTheme="minorEastAsia" w:hAnsiTheme="minorHAnsi" w:cstheme="minorBidi"/>
                 <w:noProof/>
-                <w:kern w:val="2"/>
+                <w:sz w:val="22"/>
+                <w:szCs w:val="22"/>
               </w:rPr>
               <w:tab/>
             </w:r>
@@ -2710,7 +2738,7 @@
                 <w:noProof/>
                 <w:webHidden/>
               </w:rPr>
-              <w:instrText xml:space="preserve"> PAGEREF _Toc230714493 \h </w:instrText>
+              <w:instrText xml:space="preserve"> PAGEREF _Toc233220314 \h </w:instrText>
             </w:r>
             <w:r>
               <w:rPr>
@@ -2730,7 +2758,7 @@
                 <w:noProof/>
                 <w:webHidden/>
               </w:rPr>
-              <w:t>25</w:t>
+              <w:t>27</w:t>
             </w:r>
             <w:r>
               <w:rPr>
@@ -2747,10 +2775,11 @@
             <w:rPr>
               <w:rFonts w:asciiTheme="minorHAnsi" w:eastAsiaTheme="minorEastAsia" w:hAnsiTheme="minorHAnsi" w:cstheme="minorBidi"/>
               <w:noProof/>
-              <w:kern w:val="2"/>
+              <w:sz w:val="22"/>
+              <w:szCs w:val="22"/>
             </w:rPr>
           </w:pPr>
-          <w:hyperlink w:anchor="_Toc230714494" w:history="1">
+          <w:hyperlink w:anchor="_Toc233220315" w:history="1">
             <w:r>
               <w:rPr>
                 <w:rStyle w:val="af"/>
@@ -2764,7 +2793,8 @@
               <w:rPr>
                 <w:rFonts w:asciiTheme="minorHAnsi" w:eastAsiaTheme="minorEastAsia" w:hAnsiTheme="minorHAnsi" w:cstheme="minorBidi"/>
                 <w:noProof/>
-                <w:kern w:val="2"/>
+                <w:sz w:val="22"/>
+                <w:szCs w:val="22"/>
               </w:rPr>
               <w:tab/>
             </w:r>
@@ -2796,7 +2826,7 @@
                 <w:noProof/>
                 <w:webHidden/>
               </w:rPr>
-              <w:instrText xml:space="preserve"> PAGEREF _Toc230714494 \h </w:instrText>
+              <w:instrText xml:space="preserve"> PAGEREF _Toc233220315 \h </w:instrText>
             </w:r>
             <w:r>
               <w:rPr>
@@ -2816,7 +2846,7 @@
                 <w:noProof/>
                 <w:webHidden/>
               </w:rPr>
-              <w:t>27</w:t>
+              <w:t>29</w:t>
             </w:r>
             <w:r>
               <w:rPr>
@@ -2833,10 +2863,11 @@
             <w:rPr>
               <w:rFonts w:asciiTheme="minorHAnsi" w:eastAsiaTheme="minorEastAsia" w:hAnsiTheme="minorHAnsi" w:cstheme="minorBidi"/>
               <w:noProof/>
-              <w:kern w:val="2"/>
+              <w:sz w:val="22"/>
+              <w:szCs w:val="22"/>
             </w:rPr>
           </w:pPr>
-          <w:hyperlink w:anchor="_Toc230714495" w:history="1">
+          <w:hyperlink w:anchor="_Toc233220316" w:history="1">
             <w:r>
               <w:rPr>
                 <w:rStyle w:val="af"/>
@@ -2850,7 +2881,8 @@
               <w:rPr>
                 <w:rFonts w:asciiTheme="minorHAnsi" w:eastAsiaTheme="minorEastAsia" w:hAnsiTheme="minorHAnsi" w:cstheme="minorBidi"/>
                 <w:noProof/>
-                <w:kern w:val="2"/>
+                <w:sz w:val="22"/>
+                <w:szCs w:val="22"/>
               </w:rPr>
               <w:tab/>
             </w:r>
@@ -2882,7 +2914,7 @@
                 <w:noProof/>
                 <w:webHidden/>
               </w:rPr>
-              <w:instrText xml:space="preserve"> PAGEREF _Toc230714495 \h </w:instrText>
+              <w:instrText xml:space="preserve"> PAGEREF _Toc233220316 \h </w:instrText>
             </w:r>
             <w:r>
               <w:rPr>
@@ -2902,7 +2934,7 @@
                 <w:noProof/>
                 <w:webHidden/>
               </w:rPr>
-              <w:t>29</w:t>
+              <w:t>32</w:t>
             </w:r>
             <w:r>
               <w:rPr>
@@ -2919,10 +2951,11 @@
             <w:rPr>
               <w:rFonts w:asciiTheme="minorHAnsi" w:eastAsiaTheme="minorEastAsia" w:hAnsiTheme="minorHAnsi" w:cstheme="minorBidi"/>
               <w:noProof/>
-              <w:kern w:val="2"/>
+              <w:sz w:val="22"/>
+              <w:szCs w:val="22"/>
             </w:rPr>
           </w:pPr>
-          <w:hyperlink w:anchor="_Toc230714496" w:history="1">
+          <w:hyperlink w:anchor="_Toc233220317" w:history="1">
             <w:r>
               <w:rPr>
                 <w:rStyle w:val="af"/>
@@ -2936,7 +2969,8 @@
               <w:rPr>
                 <w:rFonts w:asciiTheme="minorHAnsi" w:eastAsiaTheme="minorEastAsia" w:hAnsiTheme="minorHAnsi" w:cstheme="minorBidi"/>
                 <w:noProof/>
-                <w:kern w:val="2"/>
+                <w:sz w:val="22"/>
+                <w:szCs w:val="22"/>
               </w:rPr>
               <w:tab/>
             </w:r>
@@ -2968,7 +3002,7 @@
                 <w:noProof/>
                 <w:webHidden/>
               </w:rPr>
-              <w:instrText xml:space="preserve"> PAGEREF _Toc230714496 \h </w:instrText>
+              <w:instrText xml:space="preserve"> PAGEREF _Toc233220317 \h </w:instrText>
             </w:r>
             <w:r>
               <w:rPr>
@@ -2988,7 +3022,7 @@
                 <w:noProof/>
                 <w:webHidden/>
               </w:rPr>
-              <w:t>29</w:t>
+              <w:t>32</w:t>
             </w:r>
             <w:r>
               <w:rPr>
@@ -3005,10 +3039,11 @@
             <w:rPr>
               <w:rFonts w:asciiTheme="minorHAnsi" w:eastAsiaTheme="minorEastAsia" w:hAnsiTheme="minorHAnsi" w:cstheme="minorBidi"/>
               <w:noProof/>
-              <w:kern w:val="2"/>
+              <w:sz w:val="22"/>
+              <w:szCs w:val="22"/>
             </w:rPr>
           </w:pPr>
-          <w:hyperlink w:anchor="_Toc230714497" w:history="1">
+          <w:hyperlink w:anchor="_Toc233220318" w:history="1">
             <w:r>
               <w:rPr>
                 <w:rStyle w:val="af"/>
@@ -3022,7 +3057,8 @@
               <w:rPr>
                 <w:rFonts w:asciiTheme="minorHAnsi" w:eastAsiaTheme="minorEastAsia" w:hAnsiTheme="minorHAnsi" w:cstheme="minorBidi"/>
                 <w:noProof/>
-                <w:kern w:val="2"/>
+                <w:sz w:val="22"/>
+                <w:szCs w:val="22"/>
               </w:rPr>
               <w:tab/>
             </w:r>
@@ -3054,7 +3090,7 @@
                 <w:noProof/>
                 <w:webHidden/>
               </w:rPr>
-              <w:instrText xml:space="preserve"> PAGEREF _Toc230714497 \h </w:instrText>
+              <w:instrText xml:space="preserve"> PAGEREF _Toc233220318 \h </w:instrText>
             </w:r>
             <w:r>
               <w:rPr>
@@ -3074,7 +3110,637 @@
                 <w:noProof/>
                 <w:webHidden/>
               </w:rPr>
-              <w:t>30</w:t>
+              <w:t>33</w:t>
+            </w:r>
+            <w:r>
+              <w:rPr>
+                <w:noProof/>
+                <w:webHidden/>
+              </w:rPr>
+              <w:fldChar w:fldCharType="end"/>
+            </w:r>
+          </w:hyperlink>
+        </w:p>
+        <w:p>
+          <w:pPr>
+            <w:pStyle w:val="11"/>
+            <w:rPr>
+              <w:rFonts w:asciiTheme="minorHAnsi" w:eastAsiaTheme="minorEastAsia" w:hAnsiTheme="minorHAnsi" w:cstheme="minorBidi"/>
+              <w:noProof/>
+              <w:sz w:val="22"/>
+              <w:szCs w:val="22"/>
+            </w:rPr>
+          </w:pPr>
+          <w:hyperlink w:anchor="_Toc233220319" w:history="1">
+            <w:r>
+              <w:rPr>
+                <w:rStyle w:val="af"/>
+                <w:b/>
+                <w:bCs/>
+                <w:noProof/>
+              </w:rPr>
+              <w:t>7 Тестирование и отладка программного продукта</w:t>
+            </w:r>
+            <w:r>
+              <w:rPr>
+                <w:noProof/>
+                <w:webHidden/>
+              </w:rPr>
+              <w:tab/>
+            </w:r>
+            <w:r>
+              <w:rPr>
+                <w:noProof/>
+                <w:webHidden/>
+              </w:rPr>
+              <w:fldChar w:fldCharType="begin"/>
+            </w:r>
+            <w:r>
+              <w:rPr>
+                <w:noProof/>
+                <w:webHidden/>
+              </w:rPr>
+              <w:instrText xml:space="preserve"> PAGEREF _Toc233220319 \h </w:instrText>
+            </w:r>
+            <w:r>
+              <w:rPr>
+                <w:noProof/>
+                <w:webHidden/>
+              </w:rPr>
+            </w:r>
+            <w:r>
+              <w:rPr>
+                <w:noProof/>
+                <w:webHidden/>
+              </w:rPr>
+              <w:fldChar w:fldCharType="separate"/>
+            </w:r>
+            <w:r>
+              <w:rPr>
+                <w:noProof/>
+                <w:webHidden/>
+              </w:rPr>
+              <w:t>35</w:t>
+            </w:r>
+            <w:r>
+              <w:rPr>
+                <w:noProof/>
+                <w:webHidden/>
+              </w:rPr>
+              <w:fldChar w:fldCharType="end"/>
+            </w:r>
+          </w:hyperlink>
+        </w:p>
+        <w:p>
+          <w:pPr>
+            <w:pStyle w:val="11"/>
+            <w:rPr>
+              <w:rFonts w:asciiTheme="minorHAnsi" w:eastAsiaTheme="minorEastAsia" w:hAnsiTheme="minorHAnsi" w:cstheme="minorBidi"/>
+              <w:noProof/>
+              <w:sz w:val="22"/>
+              <w:szCs w:val="22"/>
+            </w:rPr>
+          </w:pPr>
+          <w:hyperlink w:anchor="_Toc233220320" w:history="1">
+            <w:r>
+              <w:rPr>
+                <w:rStyle w:val="af"/>
+                <w:b/>
+                <w:bCs/>
+                <w:noProof/>
+              </w:rPr>
+              <w:t>7.1 Сквозное тестирование (Тестовые сценарии)</w:t>
+            </w:r>
+            <w:r>
+              <w:rPr>
+                <w:noProof/>
+                <w:webHidden/>
+              </w:rPr>
+              <w:tab/>
+            </w:r>
+            <w:r>
+              <w:rPr>
+                <w:noProof/>
+                <w:webHidden/>
+              </w:rPr>
+              <w:fldChar w:fldCharType="begin"/>
+            </w:r>
+            <w:r>
+              <w:rPr>
+                <w:noProof/>
+                <w:webHidden/>
+              </w:rPr>
+              <w:instrText xml:space="preserve"> PAGEREF _Toc233220320 \h </w:instrText>
+            </w:r>
+            <w:r>
+              <w:rPr>
+                <w:noProof/>
+                <w:webHidden/>
+              </w:rPr>
+            </w:r>
+            <w:r>
+              <w:rPr>
+                <w:noProof/>
+                <w:webHidden/>
+              </w:rPr>
+              <w:fldChar w:fldCharType="separate"/>
+            </w:r>
+            <w:r>
+              <w:rPr>
+                <w:noProof/>
+                <w:webHidden/>
+              </w:rPr>
+              <w:t>35</w:t>
+            </w:r>
+            <w:r>
+              <w:rPr>
+                <w:noProof/>
+                <w:webHidden/>
+              </w:rPr>
+              <w:fldChar w:fldCharType="end"/>
+            </w:r>
+          </w:hyperlink>
+        </w:p>
+        <w:p>
+          <w:pPr>
+            <w:pStyle w:val="11"/>
+            <w:rPr>
+              <w:rFonts w:asciiTheme="minorHAnsi" w:eastAsiaTheme="minorEastAsia" w:hAnsiTheme="minorHAnsi" w:cstheme="minorBidi"/>
+              <w:noProof/>
+              <w:sz w:val="22"/>
+              <w:szCs w:val="22"/>
+            </w:rPr>
+          </w:pPr>
+          <w:hyperlink w:anchor="_Toc233220321" w:history="1">
+            <w:r>
+              <w:rPr>
+                <w:rStyle w:val="af"/>
+                <w:b/>
+                <w:bCs/>
+                <w:noProof/>
+              </w:rPr>
+              <w:t>7.2 Модульное тестирование (Unit-тестирование)</w:t>
+            </w:r>
+            <w:r>
+              <w:rPr>
+                <w:noProof/>
+                <w:webHidden/>
+              </w:rPr>
+              <w:tab/>
+            </w:r>
+            <w:r>
+              <w:rPr>
+                <w:noProof/>
+                <w:webHidden/>
+              </w:rPr>
+              <w:fldChar w:fldCharType="begin"/>
+            </w:r>
+            <w:r>
+              <w:rPr>
+                <w:noProof/>
+                <w:webHidden/>
+              </w:rPr>
+              <w:instrText xml:space="preserve"> PAGEREF _Toc233220321 \h </w:instrText>
+            </w:r>
+            <w:r>
+              <w:rPr>
+                <w:noProof/>
+                <w:webHidden/>
+              </w:rPr>
+            </w:r>
+            <w:r>
+              <w:rPr>
+                <w:noProof/>
+                <w:webHidden/>
+              </w:rPr>
+              <w:fldChar w:fldCharType="separate"/>
+            </w:r>
+            <w:r>
+              <w:rPr>
+                <w:noProof/>
+                <w:webHidden/>
+              </w:rPr>
+              <w:t>37</w:t>
+            </w:r>
+            <w:r>
+              <w:rPr>
+                <w:noProof/>
+                <w:webHidden/>
+              </w:rPr>
+              <w:fldChar w:fldCharType="end"/>
+            </w:r>
+          </w:hyperlink>
+        </w:p>
+        <w:p>
+          <w:pPr>
+            <w:pStyle w:val="11"/>
+            <w:rPr>
+              <w:rFonts w:asciiTheme="minorHAnsi" w:eastAsiaTheme="minorEastAsia" w:hAnsiTheme="minorHAnsi" w:cstheme="minorBidi"/>
+              <w:noProof/>
+              <w:sz w:val="22"/>
+              <w:szCs w:val="22"/>
+            </w:rPr>
+          </w:pPr>
+          <w:hyperlink w:anchor="_Toc233220322" w:history="1">
+            <w:r>
+              <w:rPr>
+                <w:rStyle w:val="af"/>
+                <w:b/>
+                <w:bCs/>
+                <w:noProof/>
+              </w:rPr>
+              <w:t>7.3 Тестирование пользовательского интерфейса (WidgetTests)</w:t>
+            </w:r>
+            <w:r>
+              <w:rPr>
+                <w:noProof/>
+                <w:webHidden/>
+              </w:rPr>
+              <w:tab/>
+            </w:r>
+            <w:r>
+              <w:rPr>
+                <w:noProof/>
+                <w:webHidden/>
+              </w:rPr>
+              <w:fldChar w:fldCharType="begin"/>
+            </w:r>
+            <w:r>
+              <w:rPr>
+                <w:noProof/>
+                <w:webHidden/>
+              </w:rPr>
+              <w:instrText xml:space="preserve"> PAGEREF _Toc233220322 \h </w:instrText>
+            </w:r>
+            <w:r>
+              <w:rPr>
+                <w:noProof/>
+                <w:webHidden/>
+              </w:rPr>
+            </w:r>
+            <w:r>
+              <w:rPr>
+                <w:noProof/>
+                <w:webHidden/>
+              </w:rPr>
+              <w:fldChar w:fldCharType="separate"/>
+            </w:r>
+            <w:r>
+              <w:rPr>
+                <w:noProof/>
+                <w:webHidden/>
+              </w:rPr>
+              <w:t>38</w:t>
+            </w:r>
+            <w:r>
+              <w:rPr>
+                <w:noProof/>
+                <w:webHidden/>
+              </w:rPr>
+              <w:fldChar w:fldCharType="end"/>
+            </w:r>
+          </w:hyperlink>
+        </w:p>
+        <w:p>
+          <w:pPr>
+            <w:pStyle w:val="11"/>
+            <w:rPr>
+              <w:rFonts w:asciiTheme="minorHAnsi" w:eastAsiaTheme="minorEastAsia" w:hAnsiTheme="minorHAnsi" w:cstheme="minorBidi"/>
+              <w:noProof/>
+              <w:sz w:val="22"/>
+              <w:szCs w:val="22"/>
+            </w:rPr>
+          </w:pPr>
+          <w:hyperlink w:anchor="_Toc233220323" w:history="1">
+            <w:r>
+              <w:rPr>
+                <w:rStyle w:val="af"/>
+                <w:b/>
+                <w:bCs/>
+                <w:noProof/>
+              </w:rPr>
+              <w:t>8 Руководство пользователя</w:t>
+            </w:r>
+            <w:r>
+              <w:rPr>
+                <w:noProof/>
+                <w:webHidden/>
+              </w:rPr>
+              <w:tab/>
+            </w:r>
+            <w:r>
+              <w:rPr>
+                <w:noProof/>
+                <w:webHidden/>
+              </w:rPr>
+              <w:fldChar w:fldCharType="begin"/>
+            </w:r>
+            <w:r>
+              <w:rPr>
+                <w:noProof/>
+                <w:webHidden/>
+              </w:rPr>
+              <w:instrText xml:space="preserve"> PAGEREF _Toc233220323 \h </w:instrText>
+            </w:r>
+            <w:r>
+              <w:rPr>
+                <w:noProof/>
+                <w:webHidden/>
+              </w:rPr>
+            </w:r>
+            <w:r>
+              <w:rPr>
+                <w:noProof/>
+                <w:webHidden/>
+              </w:rPr>
+              <w:fldChar w:fldCharType="separate"/>
+            </w:r>
+            <w:r>
+              <w:rPr>
+                <w:noProof/>
+                <w:webHidden/>
+              </w:rPr>
+              <w:t>40</w:t>
+            </w:r>
+            <w:r>
+              <w:rPr>
+                <w:noProof/>
+                <w:webHidden/>
+              </w:rPr>
+              <w:fldChar w:fldCharType="end"/>
+            </w:r>
+          </w:hyperlink>
+        </w:p>
+        <w:p>
+          <w:pPr>
+            <w:pStyle w:val="11"/>
+            <w:rPr>
+              <w:rFonts w:asciiTheme="minorHAnsi" w:eastAsiaTheme="minorEastAsia" w:hAnsiTheme="minorHAnsi" w:cstheme="minorBidi"/>
+              <w:noProof/>
+              <w:sz w:val="22"/>
+              <w:szCs w:val="22"/>
+            </w:rPr>
+          </w:pPr>
+          <w:hyperlink w:anchor="_Toc233220324" w:history="1">
+            <w:r>
+              <w:rPr>
+                <w:rStyle w:val="af"/>
+                <w:b/>
+                <w:bCs/>
+                <w:noProof/>
+              </w:rPr>
+              <w:t>8.1 Назначение и условия выполнения программы</w:t>
+            </w:r>
+            <w:r>
+              <w:rPr>
+                <w:noProof/>
+                <w:webHidden/>
+              </w:rPr>
+              <w:tab/>
+            </w:r>
+            <w:r>
+              <w:rPr>
+                <w:noProof/>
+                <w:webHidden/>
+              </w:rPr>
+              <w:fldChar w:fldCharType="begin"/>
+            </w:r>
+            <w:r>
+              <w:rPr>
+                <w:noProof/>
+                <w:webHidden/>
+              </w:rPr>
+              <w:instrText xml:space="preserve"> PAGEREF _Toc233220324 \h </w:instrText>
+            </w:r>
+            <w:r>
+              <w:rPr>
+                <w:noProof/>
+                <w:webHidden/>
+              </w:rPr>
+            </w:r>
+            <w:r>
+              <w:rPr>
+                <w:noProof/>
+                <w:webHidden/>
+              </w:rPr>
+              <w:fldChar w:fldCharType="separate"/>
+            </w:r>
+            <w:r>
+              <w:rPr>
+                <w:noProof/>
+                <w:webHidden/>
+              </w:rPr>
+              <w:t>40</w:t>
+            </w:r>
+            <w:r>
+              <w:rPr>
+                <w:noProof/>
+                <w:webHidden/>
+              </w:rPr>
+              <w:fldChar w:fldCharType="end"/>
+            </w:r>
+          </w:hyperlink>
+        </w:p>
+        <w:p>
+          <w:pPr>
+            <w:pStyle w:val="11"/>
+            <w:rPr>
+              <w:rFonts w:asciiTheme="minorHAnsi" w:eastAsiaTheme="minorEastAsia" w:hAnsiTheme="minorHAnsi" w:cstheme="minorBidi"/>
+              <w:noProof/>
+              <w:sz w:val="22"/>
+              <w:szCs w:val="22"/>
+            </w:rPr>
+          </w:pPr>
+          <w:hyperlink w:anchor="_Toc233220325" w:history="1">
+            <w:r>
+              <w:rPr>
+                <w:rStyle w:val="af"/>
+                <w:b/>
+                <w:bCs/>
+                <w:noProof/>
+              </w:rPr>
+              <w:t>8.2 Описание интерфейса и порядка работы с приложением</w:t>
+            </w:r>
+            <w:r>
+              <w:rPr>
+                <w:noProof/>
+                <w:webHidden/>
+              </w:rPr>
+              <w:tab/>
+            </w:r>
+            <w:r>
+              <w:rPr>
+                <w:noProof/>
+                <w:webHidden/>
+              </w:rPr>
+              <w:fldChar w:fldCharType="begin"/>
+            </w:r>
+            <w:r>
+              <w:rPr>
+                <w:noProof/>
+                <w:webHidden/>
+              </w:rPr>
+              <w:instrText xml:space="preserve"> PAGEREF _Toc233220325 \h </w:instrText>
+            </w:r>
+            <w:r>
+              <w:rPr>
+                <w:noProof/>
+                <w:webHidden/>
+              </w:rPr>
+            </w:r>
+            <w:r>
+              <w:rPr>
+                <w:noProof/>
+                <w:webHidden/>
+              </w:rPr>
+              <w:fldChar w:fldCharType="separate"/>
+            </w:r>
+            <w:r>
+              <w:rPr>
+                <w:noProof/>
+                <w:webHidden/>
+              </w:rPr>
+              <w:t>40</w:t>
+            </w:r>
+            <w:r>
+              <w:rPr>
+                <w:noProof/>
+                <w:webHidden/>
+              </w:rPr>
+              <w:fldChar w:fldCharType="end"/>
+            </w:r>
+          </w:hyperlink>
+        </w:p>
+        <w:p>
+          <w:pPr>
+            <w:pStyle w:val="11"/>
+            <w:rPr>
+              <w:rFonts w:asciiTheme="minorHAnsi" w:eastAsiaTheme="minorEastAsia" w:hAnsiTheme="minorHAnsi" w:cstheme="minorBidi"/>
+              <w:noProof/>
+              <w:sz w:val="22"/>
+              <w:szCs w:val="22"/>
+            </w:rPr>
+          </w:pPr>
+          <w:hyperlink w:anchor="_Toc233220326" w:history="1">
+            <w:r>
+              <w:rPr>
+                <w:rStyle w:val="af"/>
+                <w:b/>
+                <w:bCs/>
+                <w:noProof/>
+              </w:rPr>
+              <w:t>8.2.1 Главный экран приложения (Окно записей)</w:t>
+            </w:r>
+            <w:r>
+              <w:rPr>
+                <w:noProof/>
+                <w:webHidden/>
+              </w:rPr>
+              <w:tab/>
+            </w:r>
+            <w:r>
+              <w:rPr>
+                <w:noProof/>
+                <w:webHidden/>
+              </w:rPr>
+              <w:fldChar w:fldCharType="begin"/>
+            </w:r>
+            <w:r>
+              <w:rPr>
+                <w:noProof/>
+                <w:webHidden/>
+              </w:rPr>
+              <w:instrText xml:space="preserve"> PAGEREF _Toc233220326 \h </w:instrText>
+            </w:r>
+            <w:r>
+              <w:rPr>
+                <w:noProof/>
+                <w:webHidden/>
+              </w:rPr>
+            </w:r>
+            <w:r>
+              <w:rPr>
+                <w:noProof/>
+                <w:webHidden/>
+              </w:rPr>
+              <w:fldChar w:fldCharType="separate"/>
+            </w:r>
+            <w:r>
+              <w:rPr>
+                <w:noProof/>
+                <w:webHidden/>
+              </w:rPr>
+              <w:t>40</w:t>
+            </w:r>
+            <w:r>
+              <w:rPr>
+                <w:noProof/>
+                <w:webHidden/>
+              </w:rPr>
+              <w:fldChar w:fldCharType="end"/>
+            </w:r>
+          </w:hyperlink>
+        </w:p>
+        <w:p>
+          <w:pPr>
+            <w:pStyle w:val="11"/>
+            <w:rPr>
+              <w:rFonts w:asciiTheme="minorHAnsi" w:eastAsiaTheme="minorEastAsia" w:hAnsiTheme="minorHAnsi" w:cstheme="minorBidi"/>
+              <w:noProof/>
+              <w:sz w:val="22"/>
+              <w:szCs w:val="22"/>
+            </w:rPr>
+          </w:pPr>
+          <w:hyperlink w:anchor="_Toc233220327" w:history="1">
+            <w:r>
+              <w:rPr>
+                <w:rStyle w:val="af"/>
+                <w:b/>
+                <w:bCs/>
+                <w:noProof/>
+              </w:rPr>
+              <w:t>8.2.2 Экран создания и редактирования записи</w:t>
+            </w:r>
+            <w:r>
+              <w:rPr>
+                <w:noProof/>
+                <w:webHidden/>
+              </w:rPr>
+              <w:tab/>
+            </w:r>
+            <w:r>
+              <w:rPr>
+                <w:noProof/>
+                <w:webHidden/>
+              </w:rPr>
+              <w:fldChar w:fldCharType="begin"/>
+            </w:r>
+            <w:r>
+              <w:rPr>
+                <w:noProof/>
+                <w:webHidden/>
+              </w:rPr>
+              <w:instrText xml:space="preserve"> PAGEREF _Toc233220327 \h </w:instrText>
+            </w:r>
+            <w:r>
+              <w:rPr>
+                <w:noProof/>
+                <w:webHidden/>
+              </w:rPr>
+            </w:r>
+            <w:r>
+              <w:rPr>
+                <w:noProof/>
+                <w:webHidden/>
+              </w:rPr>
+              <w:fldChar w:fldCharType="separate"/>
+            </w:r>
+            <w:r>
+              <w:rPr>
+                <w:noProof/>
+                <w:webHidden/>
+              </w:rPr>
+              <w:t>41</w:t>
             </w:r>
             <w:r>
               <w:rPr>
@@ -3133,7 +3799,7 @@
           <w:szCs w:val="28"/>
         </w:rPr>
       </w:pPr>
-      <w:bookmarkStart w:id="2" w:name="_Toc230714470"/>
+      <w:bookmarkStart w:id="2" w:name="_Toc233220291"/>
       <w:r>
         <w:rPr>
           <w:rFonts w:ascii="Times New Roman" w:eastAsia="Times New Roman" w:hAnsi="Times New Roman" w:cs="Times New Roman"/>
@@ -3412,7 +4078,7 @@
           <w:szCs w:val="28"/>
         </w:rPr>
       </w:pPr>
-      <w:bookmarkStart w:id="3" w:name="_Toc230714471"/>
+      <w:bookmarkStart w:id="3" w:name="_Toc233220292"/>
       <w:r>
         <w:rPr>
           <w:rFonts w:ascii="Times New Roman" w:eastAsia="Times New Roman" w:hAnsi="Times New Roman" w:cs="Times New Roman"/>
@@ -3448,7 +4114,7 @@
         </w:rPr>
       </w:pPr>
       <w:bookmarkStart w:id="4" w:name="_heading=h.24peikx57obh" w:colFirst="0" w:colLast="0"/>
-      <w:bookmarkStart w:id="5" w:name="_Toc230714472"/>
+      <w:bookmarkStart w:id="5" w:name="_Toc233220293"/>
       <w:bookmarkEnd w:id="4"/>
       <w:r>
         <w:rPr>
@@ -3962,7 +4628,7 @@
         </w:rPr>
       </w:pPr>
       <w:bookmarkStart w:id="6" w:name="_heading=h.u37ait6upmaw" w:colFirst="0" w:colLast="0"/>
-      <w:bookmarkStart w:id="7" w:name="_Toc230714473"/>
+      <w:bookmarkStart w:id="7" w:name="_Toc233220294"/>
       <w:bookmarkEnd w:id="6"/>
       <w:r>
         <w:rPr>
@@ -4171,7 +4837,7 @@
                 <w:sz w:val="28"/>
                 <w:szCs w:val="28"/>
               </w:rPr>
-              <w:t>React Native</w:t>
+              <w:t>ReactNative</w:t>
             </w:r>
           </w:p>
         </w:tc>
@@ -5770,7 +6436,7 @@
           <w:szCs w:val="28"/>
         </w:rPr>
       </w:pPr>
-      <w:bookmarkStart w:id="8" w:name="_Toc230714474"/>
+      <w:bookmarkStart w:id="8" w:name="_Toc233220295"/>
       <w:r>
         <w:rPr>
           <w:rFonts w:ascii="Times New Roman" w:eastAsia="Times New Roman" w:hAnsi="Times New Roman" w:cs="Times New Roman"/>
@@ -5805,7 +6471,7 @@
           <w:szCs w:val="28"/>
         </w:rPr>
       </w:pPr>
-      <w:bookmarkStart w:id="9" w:name="_Toc230714475"/>
+      <w:bookmarkStart w:id="9" w:name="_Toc233220296"/>
       <w:r>
         <w:rPr>
           <w:rFonts w:ascii="Times New Roman" w:eastAsia="Times New Roman" w:hAnsi="Times New Roman" w:cs="Times New Roman"/>
@@ -5864,22 +6530,30 @@
         <w:ind w:left="1571"/>
         <w:jc w:val="both"/>
         <w:rPr>
+          <w:bCs/>
+          <w:color w:val="000000"/>
+          <w:sz w:val="28"/>
+          <w:szCs w:val="28"/>
+        </w:rPr>
+      </w:pPr>
+      <w:r>
+        <w:rPr>
           <w:b/>
           <w:bCs/>
           <w:color w:val="000000"/>
           <w:sz w:val="28"/>
           <w:szCs w:val="28"/>
         </w:rPr>
-      </w:pPr>
-      <w:r>
-        <w:rPr>
-          <w:b/>
+        <w:t xml:space="preserve">Трехуровневая архитектура (Layered Architecture): </w:t>
+      </w:r>
+      <w:r>
+        <w:rPr>
           <w:bCs/>
           <w:color w:val="000000"/>
           <w:sz w:val="28"/>
           <w:szCs w:val="28"/>
         </w:rPr>
-        <w:t>Трехуровневая архитектура (Layered Architecture): Строгое разделение на уровень представления (UI), уровень бизнес-логики и уровень данных. Обеспечивает высокую масштабируемость, но требует сложной организации кодовой базы.</w:t>
+        <w:t>Строгое разделение на уровень представления (UI), уровень бизнес-логики и уровень данных. Обеспечивает высокую масштабируемость, но требует сложной организации кодовой базы.</w:t>
       </w:r>
     </w:p>
     <w:p>
@@ -5902,22 +6576,30 @@
         <w:ind w:left="1571"/>
         <w:jc w:val="both"/>
         <w:rPr>
+          <w:bCs/>
+          <w:color w:val="000000"/>
+          <w:sz w:val="28"/>
+          <w:szCs w:val="28"/>
+        </w:rPr>
+      </w:pPr>
+      <w:r>
+        <w:rPr>
           <w:b/>
           <w:bCs/>
           <w:color w:val="000000"/>
           <w:sz w:val="28"/>
           <w:szCs w:val="28"/>
         </w:rPr>
-      </w:pPr>
-      <w:r>
-        <w:rPr>
-          <w:b/>
+        <w:t xml:space="preserve">Архитектура Клиент-Сервер: </w:t>
+      </w:r>
+      <w:r>
+        <w:rPr>
           <w:bCs/>
           <w:color w:val="000000"/>
           <w:sz w:val="28"/>
           <w:szCs w:val="28"/>
         </w:rPr>
-        <w:t>Архитектура Клиент-Сервер: Приложение выступает интерфейсом, а данные и сложная логика хранятся на удаленном сервере. Не подходит для приложений, где в приоритете максимальная конфиденциальность и возможность работы офлайн (Offline-first).</w:t>
+        <w:t>Приложение выступает интерфейсом, а данные и сложная логика хранятся на удаленном сервере. Не подходит для приложений, где в приоритете максимальная конфиденциальность и возможность работы офлайн (Offline-first).</w:t>
       </w:r>
     </w:p>
     <w:p>
@@ -5940,22 +6622,30 @@
         <w:ind w:left="1571"/>
         <w:jc w:val="both"/>
         <w:rPr>
+          <w:bCs/>
+          <w:color w:val="000000"/>
+          <w:sz w:val="28"/>
+          <w:szCs w:val="28"/>
+        </w:rPr>
+      </w:pPr>
+      <w:r>
+        <w:rPr>
           <w:b/>
           <w:bCs/>
           <w:color w:val="000000"/>
           <w:sz w:val="28"/>
           <w:szCs w:val="28"/>
         </w:rPr>
-      </w:pPr>
-      <w:r>
-        <w:rPr>
-          <w:b/>
+        <w:t xml:space="preserve">Монолитная/Логически-разделенная архитектура (Model-View с локальным состоянием): </w:t>
+      </w:r>
+      <w:r>
+        <w:rPr>
           <w:bCs/>
           <w:color w:val="000000"/>
           <w:sz w:val="28"/>
           <w:szCs w:val="28"/>
         </w:rPr>
-        <w:t>Монолитная/Логически-разделенная архитектура (Model-View с локальным состоянием): Подход, при котором интерфейс и локальная логика управления состоянием тесно связаны (например, через StatefulWidget во Flutter), а данные хранятся в простом локальном хранилище.</w:t>
+        <w:t>Подход, при котором интерфейс и локальная логика управления состоянием тесно связаны (например, через StatefulWidget во Flutter), а данные хранятся в простом локальном хранилище.</w:t>
       </w:r>
     </w:p>
     <w:p>
@@ -6113,7 +6803,7 @@
           <w:szCs w:val="28"/>
         </w:rPr>
       </w:pPr>
-      <w:bookmarkStart w:id="10" w:name="_Toc230714476"/>
+      <w:bookmarkStart w:id="10" w:name="_Toc233220297"/>
       <w:r>
         <w:rPr>
           <w:rFonts w:ascii="Times New Roman" w:eastAsia="Times New Roman" w:hAnsi="Times New Roman" w:cs="Times New Roman"/>
@@ -6184,7 +6874,23 @@
           <w:sz w:val="28"/>
           <w:szCs w:val="28"/>
         </w:rPr>
-        <w:t>Уровень представления (UI-слой) Реализуется с использованием библиотеки Material Design во Flutter. Отвечает за отрисовку интерфейса и взаимодействие с пользователем. Включает в себя:</w:t>
+        <w:t>Уровень представления (UI-слой)</w:t>
+      </w:r>
+      <w:r>
+        <w:rPr>
+          <w:color w:val="000000"/>
+          <w:sz w:val="28"/>
+          <w:szCs w:val="28"/>
+        </w:rPr>
+        <w:t>:</w:t>
+      </w:r>
+      <w:r>
+        <w:rPr>
+          <w:color w:val="000000"/>
+          <w:sz w:val="28"/>
+          <w:szCs w:val="28"/>
+        </w:rPr>
+        <w:t xml:space="preserve"> Реализуется с использованием библиотеки Material Design во Flutter. Отвечает за отрисовку интерфейса и взаимодействие с пользователем. Включает в себя:</w:t>
       </w:r>
     </w:p>
     <w:p>
@@ -6320,7 +7026,23 @@
           <w:sz w:val="28"/>
           <w:szCs w:val="28"/>
         </w:rPr>
-        <w:t>Слой бизнес-логики и управления состоянием Выполняется на языке Dart с использованием механизмов StatefulWidget и setState. Реализует:</w:t>
+        <w:t>Слой бизнес-логики и управления состоянием</w:t>
+      </w:r>
+      <w:r>
+        <w:rPr>
+          <w:color w:val="000000"/>
+          <w:sz w:val="28"/>
+          <w:szCs w:val="28"/>
+        </w:rPr>
+        <w:t>:</w:t>
+      </w:r>
+      <w:r>
+        <w:rPr>
+          <w:color w:val="000000"/>
+          <w:sz w:val="28"/>
+          <w:szCs w:val="28"/>
+        </w:rPr>
+        <w:t xml:space="preserve"> Выполняется на языке Dart с использованием механизмов StatefulWidget и setState. Реализует:</w:t>
       </w:r>
     </w:p>
     <w:p>
@@ -6465,7 +7187,23 @@
           <w:sz w:val="28"/>
           <w:szCs w:val="28"/>
         </w:rPr>
-        <w:t>Уровень данных (Слой хранилища) Основан на локальном key-value хранилище (SharedPreferences) и моделях данных приложения. Содержит:</w:t>
+        <w:t>Уровень данных (Слой хранилища)</w:t>
+      </w:r>
+      <w:r>
+        <w:rPr>
+          <w:color w:val="000000"/>
+          <w:sz w:val="28"/>
+          <w:szCs w:val="28"/>
+        </w:rPr>
+        <w:t>:</w:t>
+      </w:r>
+      <w:r>
+        <w:rPr>
+          <w:color w:val="000000"/>
+          <w:sz w:val="28"/>
+          <w:szCs w:val="28"/>
+        </w:rPr>
+        <w:t xml:space="preserve"> Основан на локальном key-value хранилище (SharedPreferences) и моделях данных приложения. Содержит:</w:t>
       </w:r>
     </w:p>
     <w:p>
@@ -6635,7 +7373,7 @@
       </w:pPr>
       <w:bookmarkStart w:id="11" w:name="_Toc222434547"/>
       <w:bookmarkStart w:id="12" w:name="_Toc222436966"/>
-      <w:bookmarkStart w:id="13" w:name="_Toc230714477"/>
+      <w:bookmarkStart w:id="13" w:name="_Toc233220298"/>
       <w:r>
         <w:rPr>
           <w:rFonts w:ascii="Times New Roman" w:eastAsia="Times New Roman" w:hAnsi="Times New Roman" w:cs="Times New Roman"/>
@@ -6674,7 +7412,7 @@
       </w:pPr>
       <w:bookmarkStart w:id="14" w:name="_Toc222434548"/>
       <w:bookmarkStart w:id="15" w:name="_Toc222436967"/>
-      <w:bookmarkStart w:id="16" w:name="_Toc230714478"/>
+      <w:bookmarkStart w:id="16" w:name="_Toc233220299"/>
       <w:r>
         <w:rPr>
           <w:rFonts w:ascii="Times New Roman" w:eastAsia="Times New Roman" w:hAnsi="Times New Roman" w:cs="Times New Roman"/>
@@ -6744,7 +7482,7 @@
           <w:sz w:val="28"/>
           <w:szCs w:val="28"/>
         </w:rPr>
-        <w:t>Модуль инициализации и конфигурации (Core &amp; Settings Module): Отвечает за базовую настройку среды при запуске приложения. Включает в себя установку фиксированных размеров окна для десктопных платформ (500x900 пикселей) и инициализацию форматов дат. Также этот модуль содержит конфигуратор визуальных тем (ThemeConfig) и систему локализации.</w:t>
+        <w:t>Модуль инициализации и конфигурации (Core &amp;SettingsModule): Отвечает за базовую настройку среды при запуске приложения. Включает в себя установку фиксированных размеров окна для десктопных платформ (500x900 пикселей) и инициализацию форматов дат. Также этот модуль содержит конфигуратор визуальных тем (ThemeConfig) и систему локализации.</w:t>
       </w:r>
     </w:p>
     <w:p>
@@ -6774,7 +7512,7 @@
           <w:sz w:val="28"/>
           <w:szCs w:val="28"/>
         </w:rPr>
-        <w:t>Модуль главного экрана (Home Screen Module): Представлен виджетом DiaryHomePage. Является точкой входа в интерфейс. Отвечает за отрисовку списка записей, навигацию (Drawer) и реализацию функции поиска.</w:t>
+        <w:t>Модуль главного экрана (Home ScreenModule): Представлен виджетом DiaryHomePage. Является точкой входа в интерфейс. Отвечает за отрисовку списка записей, навигацию (Drawer) и реализацию функции поиска.</w:t>
       </w:r>
     </w:p>
     <w:p>
@@ -6916,7 +7654,7 @@
       </w:pPr>
       <w:bookmarkStart w:id="17" w:name="_Toc222434549"/>
       <w:bookmarkStart w:id="18" w:name="_Toc222436968"/>
-      <w:bookmarkStart w:id="19" w:name="_Toc230714479"/>
+      <w:bookmarkStart w:id="19" w:name="_Toc233220300"/>
       <w:r>
         <w:rPr>
           <w:rFonts w:ascii="Times New Roman" w:eastAsia="Times New Roman" w:hAnsi="Times New Roman" w:cs="Times New Roman"/>
@@ -7265,7 +8003,7 @@
           <w:szCs w:val="28"/>
         </w:rPr>
         <w:lastRenderedPageBreak/>
-        <w:t>Для описания динамических аспектов системы и логики алгоритма сохранения данных была разработана диаграмма деятельности (Activity Diagram). Она иллюстрирует основной жизненный цикл создания и сохранения заметки.</w:t>
+        <w:t>Для описания динамических аспектов системы и логики алгоритма сохранения данных была разработана диаграмма деятельности (ActivityDiagram). Она иллюстрирует основной жизненный цикл создания и сохранения заметки.</w:t>
       </w:r>
     </w:p>
     <w:p>
@@ -7665,7 +8403,7 @@
       </w:pPr>
       <w:bookmarkStart w:id="20" w:name="_Toc222434551"/>
       <w:bookmarkStart w:id="21" w:name="_Toc222436970"/>
-      <w:bookmarkStart w:id="22" w:name="_Toc230714480"/>
+      <w:bookmarkStart w:id="22" w:name="_Toc233220301"/>
       <w:r>
         <w:rPr>
           <w:rFonts w:ascii="Times New Roman" w:eastAsia="Times New Roman" w:hAnsi="Times New Roman" w:cs="Times New Roman"/>
@@ -7702,7 +8440,7 @@
           <w:szCs w:val="28"/>
         </w:rPr>
       </w:pPr>
-      <w:bookmarkStart w:id="23" w:name="_Toc230714481"/>
+      <w:bookmarkStart w:id="23" w:name="_Toc233220302"/>
       <w:r>
         <w:rPr>
           <w:rFonts w:ascii="Times New Roman" w:eastAsia="Times New Roman" w:hAnsi="Times New Roman" w:cs="Times New Roman"/>
@@ -7790,7 +8528,7 @@
           <w:szCs w:val="28"/>
         </w:rPr>
       </w:pPr>
-      <w:bookmarkStart w:id="24" w:name="_Toc230714482"/>
+      <w:bookmarkStart w:id="24" w:name="_Toc233220303"/>
       <w:r>
         <w:rPr>
           <w:rFonts w:ascii="Times New Roman" w:eastAsia="Times New Roman" w:hAnsi="Times New Roman" w:cs="Times New Roman"/>
@@ -8005,7 +8743,7 @@
       </w:pPr>
       <w:bookmarkStart w:id="25" w:name="_Toc222434550"/>
       <w:bookmarkStart w:id="26" w:name="_Toc222436969"/>
-      <w:bookmarkStart w:id="27" w:name="_Toc230714483"/>
+      <w:bookmarkStart w:id="27" w:name="_Toc233220304"/>
       <w:r>
         <w:rPr>
           <w:rFonts w:ascii="Times New Roman" w:eastAsia="Times New Roman" w:hAnsi="Times New Roman" w:cs="Times New Roman"/>
@@ -8060,7 +8798,7 @@
           <w:szCs w:val="28"/>
         </w:rPr>
       </w:pPr>
-      <w:bookmarkStart w:id="28" w:name="_Toc230714484"/>
+      <w:bookmarkStart w:id="28" w:name="_Toc233220305"/>
       <w:r>
         <w:rPr>
           <w:rFonts w:ascii="Times New Roman" w:eastAsia="Times New Roman" w:hAnsi="Times New Roman" w:cs="Times New Roman"/>
@@ -8277,7 +9015,7 @@
           <w:szCs w:val="28"/>
         </w:rPr>
       </w:pPr>
-      <w:bookmarkStart w:id="29" w:name="_Toc230714485"/>
+      <w:bookmarkStart w:id="29" w:name="_Toc233220306"/>
       <w:r>
         <w:rPr>
           <w:rFonts w:ascii="Times New Roman" w:eastAsia="Times New Roman" w:hAnsi="Times New Roman" w:cs="Times New Roman"/>
@@ -8360,9 +9098,9 @@
       </w:tblPr>
       <w:tblGrid>
         <w:gridCol w:w="1851"/>
-        <w:gridCol w:w="1891"/>
-        <w:gridCol w:w="3603"/>
-        <w:gridCol w:w="2460"/>
+        <w:gridCol w:w="1892"/>
+        <w:gridCol w:w="3623"/>
+        <w:gridCol w:w="2439"/>
       </w:tblGrid>
       <w:tr>
         <w:trPr>
@@ -8659,7 +9397,7 @@
                 <w:sz w:val="28"/>
                 <w:szCs w:val="28"/>
               </w:rPr>
-              <w:t>Primary Key, Not Null</w:t>
+              <w:t>Primary Key, NotNull</w:t>
             </w:r>
           </w:p>
         </w:tc>
@@ -8805,7 +9543,7 @@
                 <w:sz w:val="28"/>
                 <w:szCs w:val="28"/>
               </w:rPr>
-              <w:t>Not Null</w:t>
+              <w:t>NotNull</w:t>
             </w:r>
           </w:p>
         </w:tc>
@@ -8950,7 +9688,7 @@
                 <w:sz w:val="28"/>
                 <w:szCs w:val="28"/>
               </w:rPr>
-              <w:t>Not Null</w:t>
+              <w:t>NotNull</w:t>
             </w:r>
           </w:p>
         </w:tc>
@@ -9137,7 +9875,7 @@
           <w:szCs w:val="28"/>
         </w:rPr>
       </w:pPr>
-      <w:bookmarkStart w:id="30" w:name="_Toc230714486"/>
+      <w:bookmarkStart w:id="30" w:name="_Toc233220307"/>
       <w:r>
         <w:rPr>
           <w:rFonts w:ascii="Times New Roman" w:eastAsia="Times New Roman" w:hAnsi="Times New Roman" w:cs="Times New Roman"/>
@@ -9808,7 +10546,7 @@
                 <w:sz w:val="28"/>
                 <w:szCs w:val="28"/>
               </w:rPr>
-              <w:t>Not Null</w:t>
+              <w:t>NotNull</w:t>
             </w:r>
           </w:p>
         </w:tc>
@@ -9953,7 +10691,7 @@
                 <w:sz w:val="28"/>
                 <w:szCs w:val="28"/>
               </w:rPr>
-              <w:t>Not Null</w:t>
+              <w:t>NotNull</w:t>
             </w:r>
           </w:p>
         </w:tc>
@@ -10098,7 +10836,7 @@
                 <w:sz w:val="28"/>
                 <w:szCs w:val="28"/>
               </w:rPr>
-              <w:t>Not Null</w:t>
+              <w:t>NotNull</w:t>
             </w:r>
           </w:p>
         </w:tc>
@@ -10124,7 +10862,7 @@
           <w:szCs w:val="28"/>
         </w:rPr>
       </w:pPr>
-      <w:bookmarkStart w:id="31" w:name="_Toc230714487"/>
+      <w:bookmarkStart w:id="31" w:name="_Toc233220308"/>
       <w:r>
         <w:rPr>
           <w:rFonts w:ascii="Times New Roman" w:eastAsia="Times New Roman" w:hAnsi="Times New Roman" w:cs="Times New Roman"/>
@@ -10504,7 +11242,7 @@
                 <w:sz w:val="28"/>
                 <w:szCs w:val="28"/>
               </w:rPr>
-              <w:t>Primary Key, Not Null</w:t>
+              <w:t>Primary Key, NotNull</w:t>
             </w:r>
           </w:p>
         </w:tc>
@@ -10794,7 +11532,7 @@
                 <w:sz w:val="28"/>
                 <w:szCs w:val="28"/>
               </w:rPr>
-              <w:t>Not Null</w:t>
+              <w:t>NotNull</w:t>
             </w:r>
           </w:p>
         </w:tc>
@@ -10940,7 +11678,7 @@
                 <w:sz w:val="28"/>
                 <w:szCs w:val="28"/>
               </w:rPr>
-              <w:t>Not Null</w:t>
+              <w:t>NotNull</w:t>
             </w:r>
           </w:p>
         </w:tc>
@@ -11085,7 +11823,7 @@
                 <w:sz w:val="28"/>
                 <w:szCs w:val="28"/>
               </w:rPr>
-              <w:t>Not Null</w:t>
+              <w:t>NotNull</w:t>
             </w:r>
           </w:p>
         </w:tc>
@@ -11111,7 +11849,7 @@
           <w:szCs w:val="28"/>
         </w:rPr>
       </w:pPr>
-      <w:bookmarkStart w:id="32" w:name="_Toc230714488"/>
+      <w:bookmarkStart w:id="32" w:name="_Toc233220309"/>
       <w:r>
         <w:rPr>
           <w:rFonts w:ascii="Times New Roman" w:eastAsia="Times New Roman" w:hAnsi="Times New Roman" w:cs="Times New Roman"/>
@@ -11240,7 +11978,7 @@
           <w:szCs w:val="28"/>
         </w:rPr>
       </w:pPr>
-      <w:bookmarkStart w:id="33" w:name="_Toc230714489"/>
+      <w:bookmarkStart w:id="33" w:name="_Toc233220310"/>
       <w:r>
         <w:rPr>
           <w:rFonts w:ascii="Times New Roman" w:eastAsia="Times New Roman" w:hAnsi="Times New Roman" w:cs="Times New Roman"/>
@@ -11431,7 +12169,7 @@
           <w:szCs w:val="28"/>
         </w:rPr>
       </w:pPr>
-      <w:bookmarkStart w:id="34" w:name="_Toc230714490"/>
+      <w:bookmarkStart w:id="34" w:name="_Toc233220311"/>
       <w:r>
         <w:rPr>
           <w:rFonts w:ascii="Times New Roman" w:eastAsia="Times New Roman" w:hAnsi="Times New Roman" w:cs="Times New Roman"/>
@@ -11553,7 +12291,7 @@
           <w:szCs w:val="28"/>
         </w:rPr>
       </w:pPr>
-      <w:bookmarkStart w:id="35" w:name="_Toc230714491"/>
+      <w:bookmarkStart w:id="35" w:name="_Toc233220312"/>
       <w:r>
         <w:rPr>
           <w:rFonts w:ascii="Times New Roman" w:eastAsia="Times New Roman" w:hAnsi="Times New Roman" w:cs="Times New Roman"/>
@@ -11726,7 +12464,7 @@
           <w:szCs w:val="28"/>
         </w:rPr>
       </w:pPr>
-      <w:bookmarkStart w:id="36" w:name="_Toc230714492"/>
+      <w:bookmarkStart w:id="36" w:name="_Toc233220313"/>
       <w:r>
         <w:rPr>
           <w:rFonts w:ascii="Times New Roman" w:eastAsia="Times New Roman" w:hAnsi="Times New Roman" w:cs="Times New Roman"/>
@@ -11764,7 +12502,7 @@
       <w:bookmarkStart w:id="37" w:name="_Toc230604388"/>
       <w:bookmarkStart w:id="38" w:name="_Toc230604832"/>
       <w:bookmarkStart w:id="39" w:name="_Toc230605191"/>
-      <w:bookmarkStart w:id="40" w:name="_Toc230714493"/>
+      <w:bookmarkStart w:id="40" w:name="_Toc233220314"/>
       <w:bookmarkEnd w:id="37"/>
       <w:bookmarkEnd w:id="38"/>
       <w:bookmarkEnd w:id="39"/>
@@ -12206,7 +12944,7 @@
           <w:szCs w:val="28"/>
         </w:rPr>
       </w:pPr>
-      <w:bookmarkStart w:id="41" w:name="_Toc230714494"/>
+      <w:bookmarkStart w:id="41" w:name="_Toc233220315"/>
       <w:r>
         <w:rPr>
           <w:rFonts w:ascii="Times New Roman" w:eastAsia="Times New Roman" w:hAnsi="Times New Roman" w:cs="Times New Roman"/>
@@ -12340,7 +13078,7 @@
           <w:sz w:val="28"/>
           <w:szCs w:val="28"/>
         </w:rPr>
-        <w:t>Класс PlacedSticker сериализует уникальный идентификатор, символ эмодзи и вещественные координаты dx, dy точки Offset.</w:t>
+        <w:t>Класс PlacedStickerсериализует уникальный идентификатор, символ эмодзи и вещественные координаты dx, dy точки Offset.</w:t>
       </w:r>
     </w:p>
     <w:p>
@@ -12527,7 +13265,7 @@
           <w:szCs w:val="28"/>
         </w:rPr>
       </w:pPr>
-      <w:bookmarkStart w:id="42" w:name="_Toc230714495"/>
+      <w:bookmarkStart w:id="42" w:name="_Toc233220316"/>
       <w:r>
         <w:rPr>
           <w:rFonts w:ascii="Times New Roman" w:eastAsia="Times New Roman" w:hAnsi="Times New Roman" w:cs="Times New Roman"/>
@@ -12584,7 +13322,7 @@
           <w:szCs w:val="28"/>
         </w:rPr>
       </w:pPr>
-      <w:bookmarkStart w:id="45" w:name="_Toc230714496"/>
+      <w:bookmarkStart w:id="45" w:name="_Toc233220317"/>
       <w:r>
         <w:rPr>
           <w:rFonts w:ascii="Times New Roman" w:eastAsia="Times New Roman" w:hAnsi="Times New Roman" w:cs="Times New Roman"/>
@@ -12665,7 +13403,7 @@
           <w:sz w:val="28"/>
           <w:szCs w:val="28"/>
         </w:rPr>
-        <w:t>Свободное перемещение (Drag-and-Drop): Обрабатывается через коллбэк onPanUpdate. При удержании и перемещении стикера система перехватывает вектор сдвига (details.delta) и в реальном времени прибавляет его к текущим координатам объекта (Offset). Моментальный вызов setState и метода автосохранения обеспечивает плавность анимации перемещения без задержек.</w:t>
+        <w:t>Свободное перемещение (Drag-and-Drop): Обрабатывается через коллбэкonPanUpdate. При удержании и перемещении стикера система перехватывает вектор сдвига (details.delta) и в реальном времени прибавляет его к текущим координатам объекта (Offset). Моментальный вызов setState и метода автосохранения обеспечивает плавность анимации перемещения без задержек.</w:t>
       </w:r>
     </w:p>
     <w:p>
@@ -12766,7 +13504,7 @@
           <w:szCs w:val="28"/>
         </w:rPr>
       </w:pPr>
-      <w:bookmarkStart w:id="46" w:name="_Toc230714497"/>
+      <w:bookmarkStart w:id="46" w:name="_Toc233220318"/>
       <w:r>
         <w:rPr>
           <w:rFonts w:ascii="Times New Roman" w:eastAsia="Times New Roman" w:hAnsi="Times New Roman" w:cs="Times New Roman"/>
@@ -12890,7 +13628,7 @@
           <w:sz w:val="28"/>
           <w:szCs w:val="28"/>
         </w:rPr>
-        <w:t>Доступ к файловой системе: Добавление пользовательских медиафайлов (картинок в текст дневника) реализовано через кроссплатформенный плагин FilePicker (FilePicker.platform.pickFiles). Этот вызов напрямую интегрируется с нативной галереей устройства (iOS Photos или Android Галерея) и безопасным системным сборщиком файлов. После выбора изображения приложение получает абсолютный путь к локальному файлу, который сохраняется в блоке контента (BlockContent) и рендерится через Image.file().</w:t>
+        <w:t>Доступ к файловой системе: Добавление пользовательских медиафайлов (картинок в текст дневника) реализовано через кроссплатформенный плагин FilePicker (FilePicker.platform.pickFiles). Этот вызов напрямую интегрируется с нативной галереей устройства (iOSPhotos или Android Галерея) и безопасным системным сборщиком файлов. После выбора изображения приложение получает абсолютный путь к локальному файлу, который сохраняется в блоке контента (BlockContent) и рендерится через Image.file().</w:t>
       </w:r>
     </w:p>
     <w:p>
@@ -12901,9 +13639,2504 @@
           <w:szCs w:val="28"/>
         </w:rPr>
       </w:pPr>
+      <w:r>
+        <w:rPr>
+          <w:sz w:val="28"/>
+          <w:szCs w:val="28"/>
+        </w:rPr>
+        <w:br w:type="page"/>
+      </w:r>
+    </w:p>
+    <w:p>
+      <w:pPr>
+        <w:pStyle w:val="1"/>
+        <w:keepNext w:val="0"/>
+        <w:keepLines w:val="0"/>
+        <w:spacing w:after="360" w:line="360" w:lineRule="auto"/>
+        <w:ind w:left="850"/>
+        <w:rPr>
+          <w:rFonts w:ascii="Times New Roman" w:eastAsia="Times New Roman" w:hAnsi="Times New Roman" w:cs="Times New Roman"/>
+          <w:b/>
+          <w:bCs/>
+          <w:color w:val="000000"/>
+          <w:sz w:val="28"/>
+          <w:szCs w:val="28"/>
+        </w:rPr>
+      </w:pPr>
+      <w:bookmarkStart w:id="47" w:name="_Toc233220319"/>
+      <w:r>
+        <w:rPr>
+          <w:rFonts w:ascii="Times New Roman" w:eastAsia="Times New Roman" w:hAnsi="Times New Roman" w:cs="Times New Roman"/>
+          <w:b/>
+          <w:bCs/>
+          <w:color w:val="000000"/>
+          <w:sz w:val="28"/>
+          <w:szCs w:val="28"/>
+        </w:rPr>
+        <w:lastRenderedPageBreak/>
+        <w:t>7 Тестирование и отладка программного продукта</w:t>
+      </w:r>
+      <w:bookmarkEnd w:id="47"/>
+    </w:p>
+    <w:p>
+      <w:pPr>
+        <w:spacing w:line="360" w:lineRule="auto"/>
+        <w:ind w:firstLine="851"/>
+        <w:jc w:val="both"/>
+        <w:rPr>
+          <w:sz w:val="28"/>
+          <w:szCs w:val="28"/>
+        </w:rPr>
+      </w:pPr>
+      <w:r>
+        <w:rPr>
+          <w:sz w:val="28"/>
+          <w:szCs w:val="28"/>
+        </w:rPr>
+        <w:t>Одним из этапов разработки любого программного продукта является тестирование и отладка. Тестирование программного продукта – это процесс проверки и оценки качества программного обеспечения, который позволяет выявить ошибки и дефекты в работе системы. Главная цель тестирования заключается в нахождении ошибок и проверке соответствия реального поведения приложения ожидаемому. Отладка – это процесс поиска и исправления ошибок или неполадок в исходном коде.</w:t>
+      </w:r>
+    </w:p>
+    <w:p>
+      <w:pPr>
+        <w:spacing w:line="360" w:lineRule="auto"/>
+        <w:ind w:firstLine="851"/>
+        <w:jc w:val="both"/>
+        <w:rPr>
+          <w:sz w:val="28"/>
+          <w:szCs w:val="28"/>
+        </w:rPr>
+      </w:pPr>
+      <w:r>
+        <w:rPr>
+          <w:sz w:val="28"/>
+          <w:szCs w:val="28"/>
+        </w:rPr>
+        <w:t>В рамках разработки кроссплатформенного приложения «My Diary» отладка проводилась в процессе написания программного кода с использованием встроенных инструментов фреймворка Flutter (FlutterDevTools).</w:t>
+      </w:r>
+    </w:p>
+    <w:p>
+      <w:pPr>
+        <w:spacing w:line="360" w:lineRule="auto"/>
+        <w:ind w:firstLine="851"/>
+        <w:jc w:val="both"/>
+        <w:rPr>
+          <w:sz w:val="28"/>
+          <w:szCs w:val="28"/>
+        </w:rPr>
+      </w:pPr>
+      <w:r>
+        <w:rPr>
+          <w:sz w:val="28"/>
+          <w:szCs w:val="28"/>
+        </w:rPr>
+        <w:t>Тестирование программного продукта было разбито на этапы:</w:t>
+      </w:r>
+    </w:p>
+    <w:p>
+      <w:pPr>
+        <w:numPr>
+          <w:ilvl w:val="0"/>
+          <w:numId w:val="5"/>
+        </w:numPr>
+        <w:pBdr>
+          <w:top w:val="nil"/>
+          <w:left w:val="nil"/>
+          <w:bottom w:val="nil"/>
+          <w:right w:val="nil"/>
+          <w:between w:val="nil"/>
+        </w:pBdr>
+        <w:tabs>
+          <w:tab w:val="clear" w:pos="720"/>
+        </w:tabs>
+        <w:spacing w:line="360" w:lineRule="auto"/>
+        <w:ind w:left="1571"/>
+        <w:jc w:val="both"/>
+        <w:rPr>
+          <w:color w:val="000000"/>
+          <w:sz w:val="28"/>
+          <w:szCs w:val="28"/>
+        </w:rPr>
+      </w:pPr>
+      <w:r>
+        <w:rPr>
+          <w:color w:val="000000"/>
+          <w:sz w:val="28"/>
+          <w:szCs w:val="28"/>
+        </w:rPr>
+        <w:t>Составление тестовых сценариев и чек-листов (Сквозное тестирование).</w:t>
+      </w:r>
+    </w:p>
+    <w:p>
+      <w:pPr>
+        <w:numPr>
+          <w:ilvl w:val="0"/>
+          <w:numId w:val="5"/>
+        </w:numPr>
+        <w:pBdr>
+          <w:top w:val="nil"/>
+          <w:left w:val="nil"/>
+          <w:bottom w:val="nil"/>
+          <w:right w:val="nil"/>
+          <w:between w:val="nil"/>
+        </w:pBdr>
+        <w:tabs>
+          <w:tab w:val="clear" w:pos="720"/>
+        </w:tabs>
+        <w:spacing w:line="360" w:lineRule="auto"/>
+        <w:ind w:left="1571"/>
+        <w:jc w:val="both"/>
+        <w:rPr>
+          <w:color w:val="000000"/>
+          <w:sz w:val="28"/>
+          <w:szCs w:val="28"/>
+        </w:rPr>
+      </w:pPr>
+      <w:r>
+        <w:rPr>
+          <w:color w:val="000000"/>
+          <w:sz w:val="28"/>
+          <w:szCs w:val="28"/>
+        </w:rPr>
+        <w:t>Модульное тестирование (Unit-тестирование) ключевых моделей данных и механизмов сериализации.</w:t>
+      </w:r>
+    </w:p>
+    <w:p>
+      <w:pPr>
+        <w:numPr>
+          <w:ilvl w:val="0"/>
+          <w:numId w:val="5"/>
+        </w:numPr>
+        <w:pBdr>
+          <w:top w:val="nil"/>
+          <w:left w:val="nil"/>
+          <w:bottom w:val="nil"/>
+          <w:right w:val="nil"/>
+          <w:between w:val="nil"/>
+        </w:pBdr>
+        <w:tabs>
+          <w:tab w:val="clear" w:pos="720"/>
+        </w:tabs>
+        <w:spacing w:line="360" w:lineRule="auto"/>
+        <w:ind w:left="1571"/>
+        <w:jc w:val="both"/>
+        <w:rPr>
+          <w:color w:val="000000"/>
+          <w:sz w:val="28"/>
+          <w:szCs w:val="28"/>
+        </w:rPr>
+      </w:pPr>
+      <w:r>
+        <w:rPr>
+          <w:color w:val="000000"/>
+          <w:sz w:val="28"/>
+          <w:szCs w:val="28"/>
+        </w:rPr>
+        <w:t>Тестирование пользовательского интерфейса (Widget-тестирование).</w:t>
+      </w:r>
+    </w:p>
+    <w:p>
+      <w:pPr>
+        <w:pStyle w:val="1"/>
+        <w:keepNext w:val="0"/>
+        <w:keepLines w:val="0"/>
+        <w:spacing w:after="360" w:line="360" w:lineRule="auto"/>
+        <w:ind w:left="850"/>
+        <w:rPr>
+          <w:rFonts w:ascii="Times New Roman" w:eastAsia="Times New Roman" w:hAnsi="Times New Roman" w:cs="Times New Roman"/>
+          <w:b/>
+          <w:bCs/>
+          <w:color w:val="000000"/>
+          <w:sz w:val="28"/>
+          <w:szCs w:val="28"/>
+        </w:rPr>
+      </w:pPr>
+      <w:bookmarkStart w:id="48" w:name="_Toc233220320"/>
+      <w:r>
+        <w:rPr>
+          <w:rFonts w:ascii="Times New Roman" w:eastAsia="Times New Roman" w:hAnsi="Times New Roman" w:cs="Times New Roman"/>
+          <w:b/>
+          <w:bCs/>
+          <w:color w:val="000000"/>
+          <w:sz w:val="28"/>
+          <w:szCs w:val="28"/>
+        </w:rPr>
+        <w:t>7.1 Сквозное тестирование (Тестовые сценарии)</w:t>
+      </w:r>
+      <w:bookmarkEnd w:id="48"/>
+    </w:p>
+    <w:p>
+      <w:pPr>
+        <w:spacing w:line="360" w:lineRule="auto"/>
+        <w:ind w:firstLine="851"/>
+        <w:jc w:val="both"/>
+        <w:rPr>
+          <w:sz w:val="28"/>
+          <w:szCs w:val="28"/>
+        </w:rPr>
+      </w:pPr>
+      <w:r>
+        <w:rPr>
+          <w:sz w:val="28"/>
+          <w:szCs w:val="28"/>
+        </w:rPr>
+        <w:t>Для проверки корректности работы основных пользовательских потоков (User Flow) были разработаны сценарии тестирования. Основным сценарием является процесс создания новой записи в дневнике с использованием различных блоков контента.</w:t>
+      </w:r>
+    </w:p>
+    <w:p>
+      <w:pPr>
+        <w:spacing w:line="360" w:lineRule="auto"/>
+        <w:ind w:firstLine="851"/>
+        <w:jc w:val="both"/>
+        <w:rPr>
+          <w:sz w:val="28"/>
+          <w:szCs w:val="28"/>
+        </w:rPr>
+      </w:pPr>
+      <w:r>
+        <w:rPr>
+          <w:sz w:val="28"/>
+          <w:szCs w:val="28"/>
+        </w:rPr>
+        <w:t>В таблице 4 представлен сценарий создания новой записи.</w:t>
+      </w:r>
+    </w:p>
+    <w:p>
+      <w:pPr>
+        <w:spacing w:before="240" w:after="240" w:line="360" w:lineRule="auto"/>
+        <w:jc w:val="center"/>
+        <w:rPr>
+          <w:noProof/>
+          <w:sz w:val="28"/>
+          <w:szCs w:val="28"/>
+        </w:rPr>
+      </w:pPr>
+      <w:r>
+        <w:rPr>
+          <w:noProof/>
+          <w:sz w:val="28"/>
+          <w:szCs w:val="28"/>
+        </w:rPr>
+        <w:t>Таблица 4 — Сценарий тестирования: Создание записи</w:t>
+      </w:r>
+    </w:p>
+    <w:tbl>
+      <w:tblPr>
+        <w:tblW w:w="0" w:type="auto"/>
+        <w:tblCellSpacing w:w="15" w:type="dxa"/>
+        <w:tblCellMar>
+          <w:left w:w="0" w:type="dxa"/>
+          <w:right w:w="0" w:type="dxa"/>
+        </w:tblCellMar>
+        <w:tblLook w:val="04A0"/>
+      </w:tblPr>
+      <w:tblGrid>
+        <w:gridCol w:w="3115"/>
+        <w:gridCol w:w="6690"/>
+      </w:tblGrid>
+      <w:tr>
+        <w:trPr>
+          <w:tblHeader/>
+          <w:tblCellSpacing w:w="15" w:type="dxa"/>
+        </w:trPr>
+        <w:tc>
+          <w:tcPr>
+            <w:tcW w:w="0" w:type="auto"/>
+            <w:tcBorders>
+              <w:top w:val="single" w:sz="6" w:space="0" w:color="C4C7C5"/>
+              <w:left w:val="single" w:sz="6" w:space="0" w:color="C4C7C5"/>
+              <w:bottom w:val="single" w:sz="6" w:space="0" w:color="C4C7C5"/>
+              <w:right w:val="single" w:sz="6" w:space="0" w:color="C4C7C5"/>
+            </w:tcBorders>
+            <w:tcMar>
+              <w:top w:w="120" w:type="dxa"/>
+              <w:left w:w="180" w:type="dxa"/>
+              <w:bottom w:w="120" w:type="dxa"/>
+              <w:right w:w="180" w:type="dxa"/>
+            </w:tcMar>
+            <w:vAlign w:val="center"/>
+            <w:hideMark/>
+          </w:tcPr>
+          <w:p>
+            <w:pPr>
+              <w:spacing w:after="160" w:line="278" w:lineRule="auto"/>
+              <w:rPr>
+                <w:sz w:val="28"/>
+                <w:szCs w:val="28"/>
+              </w:rPr>
+            </w:pPr>
+            <w:r>
+              <w:rPr>
+                <w:b/>
+                <w:bCs/>
+                <w:sz w:val="28"/>
+                <w:szCs w:val="28"/>
+              </w:rPr>
+              <w:lastRenderedPageBreak/>
+              <w:t>Поле</w:t>
+            </w:r>
+          </w:p>
+        </w:tc>
+        <w:tc>
+          <w:tcPr>
+            <w:tcW w:w="0" w:type="auto"/>
+            <w:tcBorders>
+              <w:top w:val="single" w:sz="6" w:space="0" w:color="C4C7C5"/>
+              <w:left w:val="single" w:sz="6" w:space="0" w:color="C4C7C5"/>
+              <w:bottom w:val="single" w:sz="6" w:space="0" w:color="C4C7C5"/>
+              <w:right w:val="single" w:sz="6" w:space="0" w:color="C4C7C5"/>
+            </w:tcBorders>
+            <w:tcMar>
+              <w:top w:w="120" w:type="dxa"/>
+              <w:left w:w="180" w:type="dxa"/>
+              <w:bottom w:w="120" w:type="dxa"/>
+              <w:right w:w="180" w:type="dxa"/>
+            </w:tcMar>
+            <w:vAlign w:val="center"/>
+            <w:hideMark/>
+          </w:tcPr>
+          <w:p>
+            <w:pPr>
+              <w:spacing w:after="160" w:line="278" w:lineRule="auto"/>
+              <w:rPr>
+                <w:sz w:val="28"/>
+                <w:szCs w:val="28"/>
+              </w:rPr>
+            </w:pPr>
+            <w:r>
+              <w:rPr>
+                <w:b/>
+                <w:bCs/>
+                <w:sz w:val="28"/>
+                <w:szCs w:val="28"/>
+              </w:rPr>
+              <w:t>Описание</w:t>
+            </w:r>
+          </w:p>
+        </w:tc>
+      </w:tr>
+      <w:tr>
+        <w:trPr>
+          <w:tblCellSpacing w:w="15" w:type="dxa"/>
+        </w:trPr>
+        <w:tc>
+          <w:tcPr>
+            <w:tcW w:w="0" w:type="auto"/>
+            <w:tcBorders>
+              <w:top w:val="single" w:sz="6" w:space="0" w:color="C4C7C5"/>
+              <w:left w:val="single" w:sz="6" w:space="0" w:color="C4C7C5"/>
+              <w:bottom w:val="single" w:sz="6" w:space="0" w:color="C4C7C5"/>
+              <w:right w:val="single" w:sz="6" w:space="0" w:color="C4C7C5"/>
+            </w:tcBorders>
+            <w:tcMar>
+              <w:top w:w="120" w:type="dxa"/>
+              <w:left w:w="180" w:type="dxa"/>
+              <w:bottom w:w="120" w:type="dxa"/>
+              <w:right w:w="180" w:type="dxa"/>
+            </w:tcMar>
+            <w:vAlign w:val="center"/>
+            <w:hideMark/>
+          </w:tcPr>
+          <w:p>
+            <w:pPr>
+              <w:spacing w:after="160" w:line="278" w:lineRule="auto"/>
+              <w:rPr>
+                <w:sz w:val="28"/>
+                <w:szCs w:val="28"/>
+              </w:rPr>
+            </w:pPr>
+            <w:r>
+              <w:rPr>
+                <w:b/>
+                <w:bCs/>
+                <w:sz w:val="28"/>
+                <w:szCs w:val="28"/>
+              </w:rPr>
+              <w:t>Дата теста</w:t>
+            </w:r>
+          </w:p>
+        </w:tc>
+        <w:tc>
+          <w:tcPr>
+            <w:tcW w:w="0" w:type="auto"/>
+            <w:tcBorders>
+              <w:top w:val="single" w:sz="6" w:space="0" w:color="C4C7C5"/>
+              <w:left w:val="single" w:sz="6" w:space="0" w:color="C4C7C5"/>
+              <w:bottom w:val="single" w:sz="6" w:space="0" w:color="C4C7C5"/>
+              <w:right w:val="single" w:sz="6" w:space="0" w:color="C4C7C5"/>
+            </w:tcBorders>
+            <w:tcMar>
+              <w:top w:w="120" w:type="dxa"/>
+              <w:left w:w="180" w:type="dxa"/>
+              <w:bottom w:w="120" w:type="dxa"/>
+              <w:right w:w="180" w:type="dxa"/>
+            </w:tcMar>
+            <w:vAlign w:val="center"/>
+            <w:hideMark/>
+          </w:tcPr>
+          <w:p>
+            <w:pPr>
+              <w:spacing w:after="160" w:line="278" w:lineRule="auto"/>
+              <w:rPr>
+                <w:sz w:val="28"/>
+                <w:szCs w:val="28"/>
+              </w:rPr>
+            </w:pPr>
+            <w:r>
+              <w:rPr>
+                <w:sz w:val="28"/>
+                <w:szCs w:val="28"/>
+              </w:rPr>
+              <w:t>20.05.2026</w:t>
+            </w:r>
+          </w:p>
+        </w:tc>
+      </w:tr>
+      <w:tr>
+        <w:trPr>
+          <w:tblCellSpacing w:w="15" w:type="dxa"/>
+        </w:trPr>
+        <w:tc>
+          <w:tcPr>
+            <w:tcW w:w="0" w:type="auto"/>
+            <w:tcBorders>
+              <w:top w:val="single" w:sz="6" w:space="0" w:color="C4C7C5"/>
+              <w:left w:val="single" w:sz="6" w:space="0" w:color="C4C7C5"/>
+              <w:bottom w:val="single" w:sz="6" w:space="0" w:color="C4C7C5"/>
+              <w:right w:val="single" w:sz="6" w:space="0" w:color="C4C7C5"/>
+            </w:tcBorders>
+            <w:tcMar>
+              <w:top w:w="120" w:type="dxa"/>
+              <w:left w:w="180" w:type="dxa"/>
+              <w:bottom w:w="120" w:type="dxa"/>
+              <w:right w:w="180" w:type="dxa"/>
+            </w:tcMar>
+            <w:vAlign w:val="center"/>
+            <w:hideMark/>
+          </w:tcPr>
+          <w:p>
+            <w:pPr>
+              <w:spacing w:after="160" w:line="278" w:lineRule="auto"/>
+              <w:rPr>
+                <w:sz w:val="28"/>
+                <w:szCs w:val="28"/>
+              </w:rPr>
+            </w:pPr>
+            <w:r>
+              <w:rPr>
+                <w:b/>
+                <w:bCs/>
+                <w:sz w:val="28"/>
+                <w:szCs w:val="28"/>
+              </w:rPr>
+              <w:t>Приоритет тестирования</w:t>
+            </w:r>
+          </w:p>
+        </w:tc>
+        <w:tc>
+          <w:tcPr>
+            <w:tcW w:w="0" w:type="auto"/>
+            <w:tcBorders>
+              <w:top w:val="single" w:sz="6" w:space="0" w:color="C4C7C5"/>
+              <w:left w:val="single" w:sz="6" w:space="0" w:color="C4C7C5"/>
+              <w:bottom w:val="single" w:sz="6" w:space="0" w:color="C4C7C5"/>
+              <w:right w:val="single" w:sz="6" w:space="0" w:color="C4C7C5"/>
+            </w:tcBorders>
+            <w:tcMar>
+              <w:top w:w="120" w:type="dxa"/>
+              <w:left w:w="180" w:type="dxa"/>
+              <w:bottom w:w="120" w:type="dxa"/>
+              <w:right w:w="180" w:type="dxa"/>
+            </w:tcMar>
+            <w:vAlign w:val="center"/>
+            <w:hideMark/>
+          </w:tcPr>
+          <w:p>
+            <w:pPr>
+              <w:spacing w:after="160" w:line="278" w:lineRule="auto"/>
+              <w:rPr>
+                <w:sz w:val="28"/>
+                <w:szCs w:val="28"/>
+              </w:rPr>
+            </w:pPr>
+            <w:r>
+              <w:rPr>
+                <w:sz w:val="28"/>
+                <w:szCs w:val="28"/>
+              </w:rPr>
+              <w:t>Высокий (Критический функционал)</w:t>
+            </w:r>
+          </w:p>
+        </w:tc>
+      </w:tr>
+      <w:tr>
+        <w:trPr>
+          <w:tblCellSpacing w:w="15" w:type="dxa"/>
+        </w:trPr>
+        <w:tc>
+          <w:tcPr>
+            <w:tcW w:w="0" w:type="auto"/>
+            <w:tcBorders>
+              <w:top w:val="single" w:sz="6" w:space="0" w:color="C4C7C5"/>
+              <w:left w:val="single" w:sz="6" w:space="0" w:color="C4C7C5"/>
+              <w:bottom w:val="single" w:sz="6" w:space="0" w:color="C4C7C5"/>
+              <w:right w:val="single" w:sz="6" w:space="0" w:color="C4C7C5"/>
+            </w:tcBorders>
+            <w:tcMar>
+              <w:top w:w="120" w:type="dxa"/>
+              <w:left w:w="180" w:type="dxa"/>
+              <w:bottom w:w="120" w:type="dxa"/>
+              <w:right w:w="180" w:type="dxa"/>
+            </w:tcMar>
+            <w:vAlign w:val="center"/>
+            <w:hideMark/>
+          </w:tcPr>
+          <w:p>
+            <w:pPr>
+              <w:spacing w:after="160" w:line="278" w:lineRule="auto"/>
+              <w:rPr>
+                <w:sz w:val="28"/>
+                <w:szCs w:val="28"/>
+              </w:rPr>
+            </w:pPr>
+            <w:r>
+              <w:rPr>
+                <w:b/>
+                <w:bCs/>
+                <w:sz w:val="28"/>
+                <w:szCs w:val="28"/>
+              </w:rPr>
+              <w:t>Заголовок/название теста</w:t>
+            </w:r>
+          </w:p>
+        </w:tc>
+        <w:tc>
+          <w:tcPr>
+            <w:tcW w:w="0" w:type="auto"/>
+            <w:tcBorders>
+              <w:top w:val="single" w:sz="6" w:space="0" w:color="C4C7C5"/>
+              <w:left w:val="single" w:sz="6" w:space="0" w:color="C4C7C5"/>
+              <w:bottom w:val="single" w:sz="6" w:space="0" w:color="C4C7C5"/>
+              <w:right w:val="single" w:sz="6" w:space="0" w:color="C4C7C5"/>
+            </w:tcBorders>
+            <w:tcMar>
+              <w:top w:w="120" w:type="dxa"/>
+              <w:left w:w="180" w:type="dxa"/>
+              <w:bottom w:w="120" w:type="dxa"/>
+              <w:right w:w="180" w:type="dxa"/>
+            </w:tcMar>
+            <w:vAlign w:val="center"/>
+            <w:hideMark/>
+          </w:tcPr>
+          <w:p>
+            <w:pPr>
+              <w:spacing w:after="160" w:line="278" w:lineRule="auto"/>
+              <w:rPr>
+                <w:sz w:val="28"/>
+                <w:szCs w:val="28"/>
+              </w:rPr>
+            </w:pPr>
+            <w:r>
+              <w:rPr>
+                <w:sz w:val="28"/>
+                <w:szCs w:val="28"/>
+              </w:rPr>
+              <w:t>Создание новой записи с текстом и стикерами</w:t>
+            </w:r>
+          </w:p>
+        </w:tc>
+      </w:tr>
+      <w:tr>
+        <w:trPr>
+          <w:tblCellSpacing w:w="15" w:type="dxa"/>
+        </w:trPr>
+        <w:tc>
+          <w:tcPr>
+            <w:tcW w:w="0" w:type="auto"/>
+            <w:tcBorders>
+              <w:top w:val="single" w:sz="6" w:space="0" w:color="C4C7C5"/>
+              <w:left w:val="single" w:sz="6" w:space="0" w:color="C4C7C5"/>
+              <w:bottom w:val="single" w:sz="6" w:space="0" w:color="C4C7C5"/>
+              <w:right w:val="single" w:sz="6" w:space="0" w:color="C4C7C5"/>
+            </w:tcBorders>
+            <w:tcMar>
+              <w:top w:w="120" w:type="dxa"/>
+              <w:left w:w="180" w:type="dxa"/>
+              <w:bottom w:w="120" w:type="dxa"/>
+              <w:right w:w="180" w:type="dxa"/>
+            </w:tcMar>
+            <w:vAlign w:val="center"/>
+            <w:hideMark/>
+          </w:tcPr>
+          <w:p>
+            <w:pPr>
+              <w:spacing w:after="160" w:line="278" w:lineRule="auto"/>
+              <w:rPr>
+                <w:sz w:val="28"/>
+                <w:szCs w:val="28"/>
+              </w:rPr>
+            </w:pPr>
+            <w:r>
+              <w:rPr>
+                <w:b/>
+                <w:bCs/>
+                <w:sz w:val="28"/>
+                <w:szCs w:val="28"/>
+              </w:rPr>
+              <w:t>Этапы теста</w:t>
+            </w:r>
+          </w:p>
+        </w:tc>
+        <w:tc>
+          <w:tcPr>
+            <w:tcW w:w="0" w:type="auto"/>
+            <w:tcBorders>
+              <w:top w:val="single" w:sz="6" w:space="0" w:color="C4C7C5"/>
+              <w:left w:val="single" w:sz="6" w:space="0" w:color="C4C7C5"/>
+              <w:bottom w:val="single" w:sz="6" w:space="0" w:color="C4C7C5"/>
+              <w:right w:val="single" w:sz="6" w:space="0" w:color="C4C7C5"/>
+            </w:tcBorders>
+            <w:tcMar>
+              <w:top w:w="120" w:type="dxa"/>
+              <w:left w:w="180" w:type="dxa"/>
+              <w:bottom w:w="120" w:type="dxa"/>
+              <w:right w:w="180" w:type="dxa"/>
+            </w:tcMar>
+            <w:vAlign w:val="center"/>
+            <w:hideMark/>
+          </w:tcPr>
+          <w:p>
+            <w:pPr>
+              <w:spacing w:after="160" w:line="278" w:lineRule="auto"/>
+              <w:rPr>
+                <w:sz w:val="28"/>
+                <w:szCs w:val="28"/>
+              </w:rPr>
+            </w:pPr>
+            <w:r>
+              <w:rPr>
+                <w:sz w:val="28"/>
+                <w:szCs w:val="28"/>
+              </w:rPr>
+              <w:t>1. Запустить приложение и нажать кнопку добавления записи (FAB).</w:t>
+            </w:r>
+          </w:p>
+          <w:p>
+            <w:pPr>
+              <w:spacing w:after="160" w:line="278" w:lineRule="auto"/>
+              <w:rPr>
+                <w:sz w:val="28"/>
+                <w:szCs w:val="28"/>
+              </w:rPr>
+            </w:pPr>
+            <w:r>
+              <w:rPr>
+                <w:sz w:val="28"/>
+                <w:szCs w:val="28"/>
+              </w:rPr>
+              <w:t>2. Ввести заголовок в поле Title.</w:t>
+            </w:r>
+          </w:p>
+          <w:p>
+            <w:pPr>
+              <w:spacing w:after="160" w:line="278" w:lineRule="auto"/>
+              <w:rPr>
+                <w:sz w:val="28"/>
+                <w:szCs w:val="28"/>
+              </w:rPr>
+            </w:pPr>
+            <w:r>
+              <w:rPr>
+                <w:sz w:val="28"/>
+                <w:szCs w:val="28"/>
+              </w:rPr>
+              <w:t>3. Выбрать эмодзи настроения на панели _moods.</w:t>
+            </w:r>
+          </w:p>
+          <w:p>
+            <w:pPr>
+              <w:spacing w:after="160" w:line="278" w:lineRule="auto"/>
+              <w:rPr>
+                <w:sz w:val="28"/>
+                <w:szCs w:val="28"/>
+              </w:rPr>
+            </w:pPr>
+            <w:r>
+              <w:rPr>
+                <w:sz w:val="28"/>
+                <w:szCs w:val="28"/>
+              </w:rPr>
+              <w:t>4. Ввести основной текст и добавить интерактивный стикер поверх холста.</w:t>
+            </w:r>
+          </w:p>
+          <w:p>
+            <w:pPr>
+              <w:spacing w:after="160" w:line="278" w:lineRule="auto"/>
+              <w:rPr>
+                <w:sz w:val="28"/>
+                <w:szCs w:val="28"/>
+              </w:rPr>
+            </w:pPr>
+            <w:r>
+              <w:rPr>
+                <w:sz w:val="28"/>
+                <w:szCs w:val="28"/>
+              </w:rPr>
+              <w:t>5. Вернуться на главный экран для срабатывания автосохранения.</w:t>
+            </w:r>
+          </w:p>
+        </w:tc>
+      </w:tr>
+      <w:tr>
+        <w:trPr>
+          <w:tblCellSpacing w:w="15" w:type="dxa"/>
+        </w:trPr>
+        <w:tc>
+          <w:tcPr>
+            <w:tcW w:w="0" w:type="auto"/>
+            <w:tcBorders>
+              <w:top w:val="single" w:sz="6" w:space="0" w:color="C4C7C5"/>
+              <w:left w:val="single" w:sz="6" w:space="0" w:color="C4C7C5"/>
+              <w:bottom w:val="single" w:sz="6" w:space="0" w:color="C4C7C5"/>
+              <w:right w:val="single" w:sz="6" w:space="0" w:color="C4C7C5"/>
+            </w:tcBorders>
+            <w:tcMar>
+              <w:top w:w="120" w:type="dxa"/>
+              <w:left w:w="180" w:type="dxa"/>
+              <w:bottom w:w="120" w:type="dxa"/>
+              <w:right w:w="180" w:type="dxa"/>
+            </w:tcMar>
+            <w:vAlign w:val="center"/>
+            <w:hideMark/>
+          </w:tcPr>
+          <w:p>
+            <w:pPr>
+              <w:spacing w:after="160" w:line="278" w:lineRule="auto"/>
+              <w:rPr>
+                <w:sz w:val="28"/>
+                <w:szCs w:val="28"/>
+              </w:rPr>
+            </w:pPr>
+            <w:r>
+              <w:rPr>
+                <w:b/>
+                <w:bCs/>
+                <w:sz w:val="28"/>
+                <w:szCs w:val="28"/>
+              </w:rPr>
+              <w:t>Тестовые данные</w:t>
+            </w:r>
+          </w:p>
+        </w:tc>
+        <w:tc>
+          <w:tcPr>
+            <w:tcW w:w="0" w:type="auto"/>
+            <w:tcBorders>
+              <w:top w:val="single" w:sz="6" w:space="0" w:color="C4C7C5"/>
+              <w:left w:val="single" w:sz="6" w:space="0" w:color="C4C7C5"/>
+              <w:bottom w:val="single" w:sz="6" w:space="0" w:color="C4C7C5"/>
+              <w:right w:val="single" w:sz="6" w:space="0" w:color="C4C7C5"/>
+            </w:tcBorders>
+            <w:tcMar>
+              <w:top w:w="120" w:type="dxa"/>
+              <w:left w:w="180" w:type="dxa"/>
+              <w:bottom w:w="120" w:type="dxa"/>
+              <w:right w:w="180" w:type="dxa"/>
+            </w:tcMar>
+            <w:vAlign w:val="center"/>
+            <w:hideMark/>
+          </w:tcPr>
+          <w:p>
+            <w:pPr>
+              <w:spacing w:after="160" w:line="278" w:lineRule="auto"/>
+              <w:rPr>
+                <w:sz w:val="28"/>
+                <w:szCs w:val="28"/>
+              </w:rPr>
+            </w:pPr>
+            <w:r>
+              <w:rPr>
+                <w:sz w:val="28"/>
+                <w:szCs w:val="28"/>
+              </w:rPr>
+              <w:t xml:space="preserve">Заголовок: "Мой день", Эмодзи: </w:t>
+            </w:r>
+            <w:r>
+              <w:rPr>
+                <w:rFonts w:ascii="Segoe UI Emoji" w:hAnsi="Segoe UI Emoji" w:cs="Segoe UI Emoji"/>
+                <w:sz w:val="28"/>
+                <w:szCs w:val="28"/>
+              </w:rPr>
+              <w:t>😊</w:t>
+            </w:r>
+            <w:r>
+              <w:rPr>
+                <w:sz w:val="28"/>
+                <w:szCs w:val="28"/>
+              </w:rPr>
+              <w:t>, Текст: "Всё прошло отлично!".</w:t>
+            </w:r>
+          </w:p>
+        </w:tc>
+      </w:tr>
+      <w:tr>
+        <w:trPr>
+          <w:tblCellSpacing w:w="15" w:type="dxa"/>
+        </w:trPr>
+        <w:tc>
+          <w:tcPr>
+            <w:tcW w:w="0" w:type="auto"/>
+            <w:tcBorders>
+              <w:top w:val="single" w:sz="6" w:space="0" w:color="C4C7C5"/>
+              <w:left w:val="single" w:sz="6" w:space="0" w:color="C4C7C5"/>
+              <w:bottom w:val="single" w:sz="6" w:space="0" w:color="C4C7C5"/>
+              <w:right w:val="single" w:sz="6" w:space="0" w:color="C4C7C5"/>
+            </w:tcBorders>
+            <w:tcMar>
+              <w:top w:w="120" w:type="dxa"/>
+              <w:left w:w="180" w:type="dxa"/>
+              <w:bottom w:w="120" w:type="dxa"/>
+              <w:right w:w="180" w:type="dxa"/>
+            </w:tcMar>
+            <w:vAlign w:val="center"/>
+            <w:hideMark/>
+          </w:tcPr>
+          <w:p>
+            <w:pPr>
+              <w:spacing w:after="160" w:line="278" w:lineRule="auto"/>
+              <w:rPr>
+                <w:sz w:val="28"/>
+                <w:szCs w:val="28"/>
+              </w:rPr>
+            </w:pPr>
+            <w:r>
+              <w:rPr>
+                <w:b/>
+                <w:bCs/>
+                <w:sz w:val="28"/>
+                <w:szCs w:val="28"/>
+              </w:rPr>
+              <w:t>Ожидаемый результат</w:t>
+            </w:r>
+          </w:p>
+        </w:tc>
+        <w:tc>
+          <w:tcPr>
+            <w:tcW w:w="0" w:type="auto"/>
+            <w:tcBorders>
+              <w:top w:val="single" w:sz="6" w:space="0" w:color="C4C7C5"/>
+              <w:left w:val="single" w:sz="6" w:space="0" w:color="C4C7C5"/>
+              <w:bottom w:val="single" w:sz="6" w:space="0" w:color="C4C7C5"/>
+              <w:right w:val="single" w:sz="6" w:space="0" w:color="C4C7C5"/>
+            </w:tcBorders>
+            <w:tcMar>
+              <w:top w:w="120" w:type="dxa"/>
+              <w:left w:w="180" w:type="dxa"/>
+              <w:bottom w:w="120" w:type="dxa"/>
+              <w:right w:w="180" w:type="dxa"/>
+            </w:tcMar>
+            <w:vAlign w:val="center"/>
+            <w:hideMark/>
+          </w:tcPr>
+          <w:p>
+            <w:pPr>
+              <w:spacing w:after="160" w:line="278" w:lineRule="auto"/>
+              <w:rPr>
+                <w:sz w:val="28"/>
+                <w:szCs w:val="28"/>
+              </w:rPr>
+            </w:pPr>
+            <w:r>
+              <w:rPr>
+                <w:sz w:val="28"/>
+                <w:szCs w:val="28"/>
+              </w:rPr>
+              <w:t>Приложение успешно формирует объект DiaryEntry, сериализует его в JSON и сохраняет в SharedPreferences. На главном экране DiaryHomePage мгновенно появляется новая карточка записи.</w:t>
+            </w:r>
+          </w:p>
+        </w:tc>
+      </w:tr>
+      <w:tr>
+        <w:trPr>
+          <w:tblCellSpacing w:w="15" w:type="dxa"/>
+        </w:trPr>
+        <w:tc>
+          <w:tcPr>
+            <w:tcW w:w="0" w:type="auto"/>
+            <w:tcBorders>
+              <w:top w:val="single" w:sz="6" w:space="0" w:color="C4C7C5"/>
+              <w:left w:val="single" w:sz="6" w:space="0" w:color="C4C7C5"/>
+              <w:bottom w:val="single" w:sz="6" w:space="0" w:color="C4C7C5"/>
+              <w:right w:val="single" w:sz="6" w:space="0" w:color="C4C7C5"/>
+            </w:tcBorders>
+            <w:tcMar>
+              <w:top w:w="120" w:type="dxa"/>
+              <w:left w:w="180" w:type="dxa"/>
+              <w:bottom w:w="120" w:type="dxa"/>
+              <w:right w:w="180" w:type="dxa"/>
+            </w:tcMar>
+            <w:vAlign w:val="center"/>
+            <w:hideMark/>
+          </w:tcPr>
+          <w:p>
+            <w:pPr>
+              <w:spacing w:after="160" w:line="278" w:lineRule="auto"/>
+              <w:rPr>
+                <w:sz w:val="28"/>
+                <w:szCs w:val="28"/>
+              </w:rPr>
+            </w:pPr>
+            <w:r>
+              <w:rPr>
+                <w:b/>
+                <w:bCs/>
+                <w:sz w:val="28"/>
+                <w:szCs w:val="28"/>
+              </w:rPr>
+              <w:t>Фактический результат</w:t>
+            </w:r>
+          </w:p>
+        </w:tc>
+        <w:tc>
+          <w:tcPr>
+            <w:tcW w:w="0" w:type="auto"/>
+            <w:tcBorders>
+              <w:top w:val="single" w:sz="6" w:space="0" w:color="C4C7C5"/>
+              <w:left w:val="single" w:sz="6" w:space="0" w:color="C4C7C5"/>
+              <w:bottom w:val="single" w:sz="6" w:space="0" w:color="C4C7C5"/>
+              <w:right w:val="single" w:sz="6" w:space="0" w:color="C4C7C5"/>
+            </w:tcBorders>
+            <w:tcMar>
+              <w:top w:w="120" w:type="dxa"/>
+              <w:left w:w="180" w:type="dxa"/>
+              <w:bottom w:w="120" w:type="dxa"/>
+              <w:right w:w="180" w:type="dxa"/>
+            </w:tcMar>
+            <w:vAlign w:val="center"/>
+            <w:hideMark/>
+          </w:tcPr>
+          <w:p>
+            <w:pPr>
+              <w:spacing w:after="160" w:line="278" w:lineRule="auto"/>
+              <w:rPr>
+                <w:sz w:val="28"/>
+                <w:szCs w:val="28"/>
+              </w:rPr>
+            </w:pPr>
+            <w:r>
+              <w:rPr>
+                <w:sz w:val="28"/>
+                <w:szCs w:val="28"/>
+              </w:rPr>
+              <w:t>Запись создается без ошибок, данные успешно сохраняются локально и корректно отображаются в адаптивной сетке главного экрана.</w:t>
+            </w:r>
+          </w:p>
+        </w:tc>
+      </w:tr>
+      <w:tr>
+        <w:trPr>
+          <w:tblCellSpacing w:w="15" w:type="dxa"/>
+        </w:trPr>
+        <w:tc>
+          <w:tcPr>
+            <w:tcW w:w="0" w:type="auto"/>
+            <w:tcBorders>
+              <w:top w:val="single" w:sz="6" w:space="0" w:color="C4C7C5"/>
+              <w:left w:val="single" w:sz="6" w:space="0" w:color="C4C7C5"/>
+              <w:bottom w:val="single" w:sz="6" w:space="0" w:color="C4C7C5"/>
+              <w:right w:val="single" w:sz="6" w:space="0" w:color="C4C7C5"/>
+            </w:tcBorders>
+            <w:tcMar>
+              <w:top w:w="120" w:type="dxa"/>
+              <w:left w:w="180" w:type="dxa"/>
+              <w:bottom w:w="120" w:type="dxa"/>
+              <w:right w:w="180" w:type="dxa"/>
+            </w:tcMar>
+            <w:vAlign w:val="center"/>
+            <w:hideMark/>
+          </w:tcPr>
+          <w:p>
+            <w:pPr>
+              <w:spacing w:after="160" w:line="278" w:lineRule="auto"/>
+              <w:rPr>
+                <w:sz w:val="28"/>
+                <w:szCs w:val="28"/>
+              </w:rPr>
+            </w:pPr>
+            <w:r>
+              <w:rPr>
+                <w:b/>
+                <w:bCs/>
+                <w:sz w:val="28"/>
+                <w:szCs w:val="28"/>
+              </w:rPr>
+              <w:t>Статус</w:t>
+            </w:r>
+          </w:p>
+        </w:tc>
+        <w:tc>
+          <w:tcPr>
+            <w:tcW w:w="0" w:type="auto"/>
+            <w:tcBorders>
+              <w:top w:val="single" w:sz="6" w:space="0" w:color="C4C7C5"/>
+              <w:left w:val="single" w:sz="6" w:space="0" w:color="C4C7C5"/>
+              <w:bottom w:val="single" w:sz="6" w:space="0" w:color="C4C7C5"/>
+              <w:right w:val="single" w:sz="6" w:space="0" w:color="C4C7C5"/>
+            </w:tcBorders>
+            <w:tcMar>
+              <w:top w:w="120" w:type="dxa"/>
+              <w:left w:w="180" w:type="dxa"/>
+              <w:bottom w:w="120" w:type="dxa"/>
+              <w:right w:w="180" w:type="dxa"/>
+            </w:tcMar>
+            <w:vAlign w:val="center"/>
+            <w:hideMark/>
+          </w:tcPr>
+          <w:p>
+            <w:pPr>
+              <w:spacing w:after="160" w:line="278" w:lineRule="auto"/>
+              <w:rPr>
+                <w:sz w:val="28"/>
+                <w:szCs w:val="28"/>
+              </w:rPr>
+            </w:pPr>
+            <w:r>
+              <w:rPr>
+                <w:sz w:val="28"/>
+                <w:szCs w:val="28"/>
+              </w:rPr>
+              <w:t>Успешно (Пройден)</w:t>
+            </w:r>
+          </w:p>
+        </w:tc>
+      </w:tr>
+    </w:tbl>
+    <w:p>
+      <w:pPr>
+        <w:pStyle w:val="1"/>
+        <w:keepNext w:val="0"/>
+        <w:keepLines w:val="0"/>
+        <w:spacing w:after="360" w:line="360" w:lineRule="auto"/>
+        <w:ind w:left="850"/>
+        <w:rPr>
+          <w:rFonts w:ascii="Times New Roman" w:eastAsia="Times New Roman" w:hAnsi="Times New Roman" w:cs="Times New Roman"/>
+          <w:b/>
+          <w:bCs/>
+          <w:color w:val="000000"/>
+          <w:sz w:val="28"/>
+          <w:szCs w:val="28"/>
+        </w:rPr>
+      </w:pPr>
+      <w:bookmarkStart w:id="49" w:name="_Toc233220321"/>
+      <w:r>
+        <w:rPr>
+          <w:rFonts w:ascii="Times New Roman" w:eastAsia="Times New Roman" w:hAnsi="Times New Roman" w:cs="Times New Roman"/>
+          <w:b/>
+          <w:bCs/>
+          <w:color w:val="000000"/>
+          <w:sz w:val="28"/>
+          <w:szCs w:val="28"/>
+        </w:rPr>
+        <w:lastRenderedPageBreak/>
+        <w:t>7.2 Модульное тестирование (Unit-тестирование)</w:t>
+      </w:r>
+      <w:bookmarkEnd w:id="49"/>
+    </w:p>
+    <w:p>
+      <w:pPr>
+        <w:spacing w:line="360" w:lineRule="auto"/>
+        <w:ind w:firstLine="851"/>
+        <w:jc w:val="both"/>
+        <w:rPr>
+          <w:sz w:val="28"/>
+          <w:szCs w:val="28"/>
+        </w:rPr>
+      </w:pPr>
+      <w:r>
+        <w:rPr>
+          <w:sz w:val="28"/>
+          <w:szCs w:val="28"/>
+        </w:rPr>
+        <w:t>Модульное тестирование применяется для проверки работоспособности отдельных, изолированных частей исходного кода. В рамках разработки приложения «My Diary» использовался встроенный пакет flutter_test, который позволяет выполнять тесты бизнес-логики без запуска ресурсоемкого эмулятора.</w:t>
+      </w:r>
+    </w:p>
+    <w:p>
+      <w:pPr>
+        <w:spacing w:line="360" w:lineRule="auto"/>
+        <w:ind w:firstLine="851"/>
+        <w:jc w:val="both"/>
+        <w:rPr>
+          <w:sz w:val="28"/>
+          <w:szCs w:val="28"/>
+        </w:rPr>
+      </w:pPr>
+      <w:r>
+        <w:rPr>
+          <w:sz w:val="28"/>
+          <w:szCs w:val="28"/>
+        </w:rPr>
+        <w:t>Для обеспечения надежности работы с данными были написаны тесты для проверки моделей (файл diary_test.dart). Особое внимание уделялось тестированию методов конвертации данных (toJson и fromJson), так как приложение преобразует объекты в JSON для долговременного хранения.</w:t>
+      </w:r>
+    </w:p>
+    <w:p>
+      <w:pPr>
+        <w:spacing w:line="360" w:lineRule="auto"/>
+        <w:ind w:firstLine="851"/>
+        <w:jc w:val="both"/>
+        <w:rPr>
+          <w:sz w:val="28"/>
+          <w:szCs w:val="28"/>
+        </w:rPr>
+      </w:pPr>
+      <w:r>
+        <w:rPr>
+          <w:sz w:val="28"/>
+          <w:szCs w:val="28"/>
+        </w:rPr>
+        <w:t>На рисунке 4 представлен программный код тестирования конвертации блоков контента и создания базовой записи дневника.</w:t>
+      </w:r>
+    </w:p>
+    <w:p>
+      <w:pPr>
+        <w:spacing w:after="160" w:line="278" w:lineRule="auto"/>
+        <w:jc w:val="center"/>
+        <w:rPr>
+          <w:sz w:val="28"/>
+          <w:szCs w:val="28"/>
+        </w:rPr>
+      </w:pPr>
+      <w:r>
+        <w:rPr>
+          <w:noProof/>
+          <w:sz w:val="28"/>
+          <w:szCs w:val="28"/>
+        </w:rPr>
+        <w:drawing>
+          <wp:inline distT="0" distB="0" distL="0" distR="0">
+            <wp:extent cx="4754705" cy="4413731"/>
+            <wp:effectExtent l="19050" t="19050" r="8255" b="6350"/>
+            <wp:docPr id="3" name="Рисунок 3"/>
+            <wp:cNvGraphicFramePr>
+              <a:graphicFrameLocks xmlns:a="http://schemas.openxmlformats.org/drawingml/2006/main" noChangeAspect="1"/>
+            </wp:cNvGraphicFramePr>
+            <a:graphic xmlns:a="http://schemas.openxmlformats.org/drawingml/2006/main">
+              <a:graphicData uri="http://schemas.openxmlformats.org/drawingml/2006/picture">
+                <pic:pic xmlns:pic="http://schemas.openxmlformats.org/drawingml/2006/picture">
+                  <pic:nvPicPr>
+                    <pic:cNvPr id="3" name="Рисунок 3"/>
+                    <pic:cNvPicPr/>
+                  </pic:nvPicPr>
+                  <pic:blipFill>
+                    <a:blip r:embed="rId10">
+                      <a:extLst>
+                        <a:ext uri="{28A0092B-C50C-407E-A947-70E740481C1C}">
+                          <a14:useLocalDpi xmlns:a14="http://schemas.microsoft.com/office/drawing/2010/main" xmlns:wps="http://schemas.microsoft.com/office/word/2010/wordprocessingShape" xmlns:wpi="http://schemas.microsoft.com/office/word/2010/wordprocessingInk" xmlns:wpg="http://schemas.microsoft.com/office/word/2010/wordprocessingGroup" xmlns:w16se="http://schemas.microsoft.com/office/word/2015/wordml/symex" xmlns:w16sdtdh="http://schemas.microsoft.com/office/word/2020/wordml/sdtdatahash" xmlns:w16="http://schemas.microsoft.com/office/word/2018/wordml" xmlns:w16cid="http://schemas.microsoft.com/office/word/2016/wordml/cid" xmlns:w16cex="http://schemas.microsoft.com/office/word/2018/wordml/cex" xmlns:w15="http://schemas.microsoft.com/office/word/2012/wordml" xmlns:w14="http://schemas.microsoft.com/office/word/2010/wordml" xmlns:w="http://schemas.openxmlformats.org/wordprocessingml/2006/main" xmlns:w10="urn:schemas-microsoft-com:office:word" xmlns:wp14="http://schemas.microsoft.com/office/word/2010/wordprocessingDrawing" xmlns:v="urn:schemas-microsoft-com:vml" xmlns:oel="http://schemas.microsoft.com/office/2019/extlst" xmlns:o="urn:schemas-microsoft-com:office:office" xmlns:am3d="http://schemas.microsoft.com/office/drawing/2017/model3d" xmlns:aink="http://schemas.microsoft.com/office/drawing/2016/ink" xmlns:mc="http://schemas.openxmlformats.org/markup-compatibility/2006" xmlns:cx8="http://schemas.microsoft.com/office/drawing/2016/5/14/chartex" xmlns:cx7="http://schemas.microsoft.com/office/drawing/2016/5/13/chartex" xmlns:cx6="http://schemas.microsoft.com/office/drawing/2016/5/12/chartex" xmlns:cx5="http://schemas.microsoft.com/office/drawing/2016/5/11/chartex" xmlns:cx4="http://schemas.microsoft.com/office/drawing/2016/5/10/chartex" xmlns:cx3="http://schemas.microsoft.com/office/drawing/2016/5/9/chartex" xmlns:cx2="http://schemas.microsoft.com/office/drawing/2015/10/21/chartex" xmlns:cx1="http://schemas.microsoft.com/office/drawing/2015/9/8/chartex" xmlns:cx="http://schemas.microsoft.com/office/drawing/2014/chartex" xmlns:wpc="http://schemas.microsoft.com/office/word/2010/wordprocessingCanvas" xmlns="" val="0"/>
+                        </a:ext>
+                      </a:extLst>
+                    </a:blip>
+                    <a:stretch>
+                      <a:fillRect/>
+                    </a:stretch>
+                  </pic:blipFill>
+                  <pic:spPr>
+                    <a:xfrm>
+                      <a:off x="0" y="0"/>
+                      <a:ext cx="4754705" cy="4413731"/>
+                    </a:xfrm>
+                    <a:prstGeom prst="rect">
+                      <a:avLst/>
+                    </a:prstGeom>
+                    <a:ln w="12700">
+                      <a:solidFill>
+                        <a:srgbClr val="000000"/>
+                      </a:solidFill>
+                      <a:prstDash val="solid"/>
+                    </a:ln>
+                  </pic:spPr>
+                </pic:pic>
+              </a:graphicData>
+            </a:graphic>
+          </wp:inline>
+        </w:drawing>
+      </w:r>
+    </w:p>
+    <w:p>
+      <w:pPr>
+        <w:spacing w:before="240" w:after="240" w:line="360" w:lineRule="auto"/>
+        <w:jc w:val="center"/>
+        <w:rPr>
+          <w:noProof/>
+          <w:sz w:val="28"/>
+          <w:szCs w:val="28"/>
+        </w:rPr>
+      </w:pPr>
+      <w:r>
+        <w:rPr>
+          <w:noProof/>
+          <w:sz w:val="28"/>
+          <w:szCs w:val="28"/>
+        </w:rPr>
+        <w:t>Рисунок 4 – Модульное тестирование моделей данных и методов сериализации</w:t>
+      </w:r>
+    </w:p>
+    <w:p>
+      <w:pPr>
+        <w:spacing w:line="360" w:lineRule="auto"/>
+        <w:ind w:firstLine="851"/>
+        <w:jc w:val="both"/>
+        <w:rPr>
+          <w:sz w:val="28"/>
+          <w:szCs w:val="28"/>
+        </w:rPr>
+      </w:pPr>
+      <w:r>
+        <w:rPr>
+          <w:sz w:val="28"/>
+          <w:szCs w:val="28"/>
+        </w:rPr>
+        <w:lastRenderedPageBreak/>
+        <w:t>Функция expect используется для автоматизированной сверки. Тесты гарантируют, что данные текстовых блоков не искажаются при преобразовании форматов, а новые записи DiaryEntry инициализируются с правильными значениями по умолчанию (например, с пустым массивом стикеров).</w:t>
+      </w:r>
+    </w:p>
+    <w:p>
+      <w:pPr>
+        <w:pStyle w:val="1"/>
+        <w:keepNext w:val="0"/>
+        <w:keepLines w:val="0"/>
+        <w:spacing w:after="360" w:line="360" w:lineRule="auto"/>
+        <w:ind w:left="850"/>
+        <w:rPr>
+          <w:rFonts w:ascii="Times New Roman" w:eastAsia="Times New Roman" w:hAnsi="Times New Roman" w:cs="Times New Roman"/>
+          <w:b/>
+          <w:bCs/>
+          <w:color w:val="000000"/>
+          <w:sz w:val="28"/>
+          <w:szCs w:val="28"/>
+        </w:rPr>
+      </w:pPr>
+      <w:bookmarkStart w:id="50" w:name="_Toc233220322"/>
+      <w:r>
+        <w:rPr>
+          <w:rFonts w:ascii="Times New Roman" w:eastAsia="Times New Roman" w:hAnsi="Times New Roman" w:cs="Times New Roman"/>
+          <w:b/>
+          <w:bCs/>
+          <w:color w:val="000000"/>
+          <w:sz w:val="28"/>
+          <w:szCs w:val="28"/>
+        </w:rPr>
+        <w:t>7.3 Тестирование пользовательского интерфейса (WidgetTests)</w:t>
+      </w:r>
+      <w:bookmarkEnd w:id="50"/>
+    </w:p>
+    <w:p>
+      <w:pPr>
+        <w:spacing w:line="360" w:lineRule="auto"/>
+        <w:ind w:firstLine="851"/>
+        <w:jc w:val="both"/>
+        <w:rPr>
+          <w:sz w:val="28"/>
+          <w:szCs w:val="28"/>
+        </w:rPr>
+      </w:pPr>
+      <w:r>
+        <w:rPr>
+          <w:sz w:val="28"/>
+          <w:szCs w:val="28"/>
+        </w:rPr>
+        <w:t>Помимо тестирования «чистой» логики, во Flutter предусмотрен механизм тестирования компонентов графического интерфейса — WidgetTesting. Данный вид тестирования симулирует рендеринг виджетов в виртуальном дереве и позволяет взаимодействовать с ними программно.</w:t>
+      </w:r>
+    </w:p>
+    <w:p>
+      <w:pPr>
+        <w:spacing w:line="360" w:lineRule="auto"/>
+        <w:ind w:firstLine="851"/>
+        <w:jc w:val="both"/>
+        <w:rPr>
+          <w:sz w:val="28"/>
+          <w:szCs w:val="28"/>
+        </w:rPr>
+      </w:pPr>
+      <w:r>
+        <w:rPr>
+          <w:sz w:val="28"/>
+          <w:szCs w:val="28"/>
+        </w:rPr>
+        <w:t>В файле widget_test.dart реализована проверка корректной отрисовки главного экрана приложения при запуске. Код теста представлен на рисунке 5.</w:t>
+      </w:r>
+    </w:p>
+    <w:p>
+      <w:pPr>
+        <w:spacing w:after="160" w:line="278" w:lineRule="auto"/>
+        <w:jc w:val="center"/>
+        <w:rPr>
+          <w:sz w:val="28"/>
+          <w:szCs w:val="28"/>
+        </w:rPr>
+      </w:pPr>
+      <w:r>
+        <w:rPr>
+          <w:noProof/>
+          <w:sz w:val="28"/>
+          <w:szCs w:val="28"/>
+        </w:rPr>
+        <w:drawing>
+          <wp:inline distT="0" distB="0" distL="0" distR="0">
+            <wp:extent cx="3644900" cy="2303029"/>
+            <wp:effectExtent l="0" t="0" r="0" b="0"/>
+            <wp:docPr id="6" name="Рисунок 6"/>
+            <wp:cNvGraphicFramePr>
+              <a:graphicFrameLocks xmlns:a="http://schemas.openxmlformats.org/drawingml/2006/main" noChangeAspect="1"/>
+            </wp:cNvGraphicFramePr>
+            <a:graphic xmlns:a="http://schemas.openxmlformats.org/drawingml/2006/main">
+              <a:graphicData uri="http://schemas.openxmlformats.org/drawingml/2006/picture">
+                <pic:pic xmlns:pic="http://schemas.openxmlformats.org/drawingml/2006/picture">
+                  <pic:nvPicPr>
+                    <pic:cNvPr id="1" name=""/>
+                    <pic:cNvPicPr/>
+                  </pic:nvPicPr>
+                  <pic:blipFill>
+                    <a:blip r:embed="rId11"/>
+                    <a:stretch>
+                      <a:fillRect/>
+                    </a:stretch>
+                  </pic:blipFill>
+                  <pic:spPr>
+                    <a:xfrm>
+                      <a:off x="0" y="0"/>
+                      <a:ext cx="3679126" cy="2324655"/>
+                    </a:xfrm>
+                    <a:prstGeom prst="rect">
+                      <a:avLst/>
+                    </a:prstGeom>
+                  </pic:spPr>
+                </pic:pic>
+              </a:graphicData>
+            </a:graphic>
+          </wp:inline>
+        </w:drawing>
+      </w:r>
+    </w:p>
+    <w:p>
+      <w:pPr>
+        <w:spacing w:before="240" w:after="240" w:line="360" w:lineRule="auto"/>
+        <w:jc w:val="center"/>
+        <w:rPr>
+          <w:noProof/>
+          <w:sz w:val="28"/>
+          <w:szCs w:val="28"/>
+        </w:rPr>
+      </w:pPr>
+      <w:r>
+        <w:rPr>
+          <w:noProof/>
+          <w:sz w:val="28"/>
+          <w:szCs w:val="28"/>
+        </w:rPr>
+        <w:t>Рисунок 5 – Тестирование базовых компонентов пользовательского интерфейса</w:t>
+      </w:r>
+    </w:p>
+    <w:p>
+      <w:pPr>
+        <w:spacing w:line="360" w:lineRule="auto"/>
+        <w:ind w:firstLine="851"/>
+        <w:jc w:val="both"/>
+        <w:rPr>
+          <w:sz w:val="28"/>
+          <w:szCs w:val="28"/>
+        </w:rPr>
+      </w:pPr>
+      <w:r>
+        <w:rPr>
+          <w:sz w:val="28"/>
+          <w:szCs w:val="28"/>
+        </w:rPr>
+        <w:t xml:space="preserve">В данном тесте класс WidgetTester виртуально запускает корневой виджет DiaryApp и ожидает завершения всех анимаций (метод pumpAndSettle). После этого происходит поиск ключевых элементов интерфейса: проверка наличия главного заголовка приложения «Мой Дневник» и плавающей кнопки добавления записи по иконке Icons.add. </w:t>
+      </w:r>
+      <w:r>
+        <w:rPr>
+          <w:sz w:val="28"/>
+          <w:szCs w:val="28"/>
+        </w:rPr>
+        <w:lastRenderedPageBreak/>
+        <w:t>Успешное прохождение теста подтверждает отсутствие критических ошибок верстки на стартовом экране.</w:t>
+      </w:r>
+    </w:p>
+    <w:p>
+      <w:pPr>
+        <w:spacing w:after="160" w:line="278" w:lineRule="auto"/>
+        <w:rPr>
+          <w:sz w:val="28"/>
+          <w:szCs w:val="28"/>
+        </w:rPr>
+      </w:pPr>
+      <w:r>
+        <w:rPr>
+          <w:sz w:val="28"/>
+          <w:szCs w:val="28"/>
+        </w:rPr>
+        <w:br w:type="page"/>
+      </w:r>
+    </w:p>
+    <w:p>
+      <w:pPr>
+        <w:pStyle w:val="1"/>
+        <w:keepNext w:val="0"/>
+        <w:keepLines w:val="0"/>
+        <w:spacing w:after="360" w:line="360" w:lineRule="auto"/>
+        <w:ind w:left="850"/>
+        <w:rPr>
+          <w:rFonts w:ascii="Times New Roman" w:eastAsia="Times New Roman" w:hAnsi="Times New Roman" w:cs="Times New Roman"/>
+          <w:b/>
+          <w:bCs/>
+          <w:color w:val="000000"/>
+          <w:sz w:val="28"/>
+          <w:szCs w:val="28"/>
+        </w:rPr>
+      </w:pPr>
+      <w:bookmarkStart w:id="51" w:name="_Toc233220323"/>
+      <w:r>
+        <w:rPr>
+          <w:rFonts w:ascii="Times New Roman" w:eastAsia="Times New Roman" w:hAnsi="Times New Roman" w:cs="Times New Roman"/>
+          <w:b/>
+          <w:bCs/>
+          <w:color w:val="000000"/>
+          <w:sz w:val="28"/>
+          <w:szCs w:val="28"/>
+        </w:rPr>
+        <w:lastRenderedPageBreak/>
+        <w:t>8 Руководство пользователя</w:t>
+      </w:r>
+      <w:bookmarkEnd w:id="51"/>
+    </w:p>
+    <w:p>
+      <w:pPr>
+        <w:pStyle w:val="1"/>
+        <w:keepNext w:val="0"/>
+        <w:keepLines w:val="0"/>
+        <w:spacing w:after="360" w:line="360" w:lineRule="auto"/>
+        <w:ind w:left="850"/>
+        <w:rPr>
+          <w:rFonts w:ascii="Times New Roman" w:eastAsia="Times New Roman" w:hAnsi="Times New Roman" w:cs="Times New Roman"/>
+          <w:b/>
+          <w:bCs/>
+          <w:color w:val="000000"/>
+          <w:sz w:val="28"/>
+          <w:szCs w:val="28"/>
+        </w:rPr>
+      </w:pPr>
+      <w:bookmarkStart w:id="52" w:name="_Toc233220324"/>
+      <w:r>
+        <w:rPr>
+          <w:rFonts w:ascii="Times New Roman" w:eastAsia="Times New Roman" w:hAnsi="Times New Roman" w:cs="Times New Roman"/>
+          <w:b/>
+          <w:bCs/>
+          <w:color w:val="000000"/>
+          <w:sz w:val="28"/>
+          <w:szCs w:val="28"/>
+        </w:rPr>
+        <w:t>8.1 Назначение и условия выполнения программы</w:t>
+      </w:r>
+      <w:bookmarkEnd w:id="52"/>
+    </w:p>
+    <w:p>
+      <w:pPr>
+        <w:spacing w:line="360" w:lineRule="auto"/>
+        <w:ind w:firstLine="851"/>
+        <w:jc w:val="both"/>
+        <w:rPr>
+          <w:sz w:val="28"/>
+          <w:szCs w:val="28"/>
+        </w:rPr>
+      </w:pPr>
+      <w:r>
+        <w:rPr>
+          <w:sz w:val="28"/>
+          <w:szCs w:val="28"/>
+        </w:rPr>
+        <w:t>Кроссплатформенное приложение «My Diary» предназначено для ведения личного дневника в цифровом формате. Программа предоставляет пользователю инструментарий для создания структурированных текстово-графических записей, отслеживания эмоционального состояния с помощью системы настроений, кастомизации визуального стиля страниц интерактивными стикерами, а также гибкой настройки интерфейса (смена цветовых тем и языковой локализации).</w:t>
+      </w:r>
+    </w:p>
+    <w:p>
+      <w:pPr>
+        <w:spacing w:line="360" w:lineRule="auto"/>
+        <w:ind w:firstLine="851"/>
+        <w:jc w:val="both"/>
+        <w:rPr>
+          <w:sz w:val="28"/>
+          <w:szCs w:val="28"/>
+        </w:rPr>
+      </w:pPr>
+      <w:r>
+        <w:rPr>
+          <w:sz w:val="28"/>
+          <w:szCs w:val="28"/>
+        </w:rPr>
+        <w:t>Для успешного выполнения и корректной работы приложения устройство пользователя должно удовлетворять следующим минимальным требованиям:</w:t>
+      </w:r>
+    </w:p>
+    <w:p>
+      <w:pPr>
+        <w:numPr>
+          <w:ilvl w:val="0"/>
+          <w:numId w:val="5"/>
+        </w:numPr>
+        <w:pBdr>
+          <w:top w:val="nil"/>
+          <w:left w:val="nil"/>
+          <w:bottom w:val="nil"/>
+          <w:right w:val="nil"/>
+          <w:between w:val="nil"/>
+        </w:pBdr>
+        <w:tabs>
+          <w:tab w:val="clear" w:pos="720"/>
+        </w:tabs>
+        <w:spacing w:line="360" w:lineRule="auto"/>
+        <w:ind w:left="1571"/>
+        <w:jc w:val="both"/>
+        <w:rPr>
+          <w:color w:val="000000"/>
+          <w:sz w:val="28"/>
+          <w:szCs w:val="28"/>
+        </w:rPr>
+      </w:pPr>
+      <w:r>
+        <w:rPr>
+          <w:color w:val="000000"/>
+          <w:sz w:val="28"/>
+          <w:szCs w:val="28"/>
+        </w:rPr>
+        <w:t>Мобильные платформы: Операционная система Android версии 8.0 (API 26) и выше или iOS версии 13.0 и выше.</w:t>
+      </w:r>
+    </w:p>
+    <w:p>
+      <w:pPr>
+        <w:numPr>
+          <w:ilvl w:val="0"/>
+          <w:numId w:val="5"/>
+        </w:numPr>
+        <w:pBdr>
+          <w:top w:val="nil"/>
+          <w:left w:val="nil"/>
+          <w:bottom w:val="nil"/>
+          <w:right w:val="nil"/>
+          <w:between w:val="nil"/>
+        </w:pBdr>
+        <w:tabs>
+          <w:tab w:val="clear" w:pos="720"/>
+        </w:tabs>
+        <w:spacing w:line="360" w:lineRule="auto"/>
+        <w:ind w:left="1571"/>
+        <w:jc w:val="both"/>
+        <w:rPr>
+          <w:color w:val="000000"/>
+          <w:sz w:val="28"/>
+          <w:szCs w:val="28"/>
+        </w:rPr>
+      </w:pPr>
+      <w:r>
+        <w:rPr>
+          <w:color w:val="000000"/>
+          <w:sz w:val="28"/>
+          <w:szCs w:val="28"/>
+        </w:rPr>
+        <w:t>Настольные платформы (Desktop): Операционная система Windows 10/11, macOS (10.14 и новее) или Linux.</w:t>
+      </w:r>
+    </w:p>
+    <w:p>
+      <w:pPr>
+        <w:numPr>
+          <w:ilvl w:val="0"/>
+          <w:numId w:val="5"/>
+        </w:numPr>
+        <w:pBdr>
+          <w:top w:val="nil"/>
+          <w:left w:val="nil"/>
+          <w:bottom w:val="nil"/>
+          <w:right w:val="nil"/>
+          <w:between w:val="nil"/>
+        </w:pBdr>
+        <w:tabs>
+          <w:tab w:val="clear" w:pos="720"/>
+        </w:tabs>
+        <w:spacing w:line="360" w:lineRule="auto"/>
+        <w:ind w:left="1571"/>
+        <w:jc w:val="both"/>
+        <w:rPr>
+          <w:color w:val="000000"/>
+          <w:sz w:val="28"/>
+          <w:szCs w:val="28"/>
+        </w:rPr>
+      </w:pPr>
+      <w:r>
+        <w:rPr>
+          <w:color w:val="000000"/>
+          <w:sz w:val="28"/>
+          <w:szCs w:val="28"/>
+        </w:rPr>
+        <w:t>Свободная память: не менее 50 МБ на внутреннем накопителе устройства для хранения исполняемых файлов и локальной базы данных SharedPreferences.</w:t>
+      </w:r>
+    </w:p>
+    <w:p>
+      <w:pPr>
+        <w:pStyle w:val="1"/>
+        <w:keepNext w:val="0"/>
+        <w:keepLines w:val="0"/>
+        <w:spacing w:after="360" w:line="360" w:lineRule="auto"/>
+        <w:ind w:left="850"/>
+        <w:rPr>
+          <w:rFonts w:ascii="Times New Roman" w:eastAsia="Times New Roman" w:hAnsi="Times New Roman" w:cs="Times New Roman"/>
+          <w:b/>
+          <w:bCs/>
+          <w:color w:val="000000"/>
+          <w:sz w:val="28"/>
+          <w:szCs w:val="28"/>
+        </w:rPr>
+      </w:pPr>
+      <w:bookmarkStart w:id="53" w:name="_Toc233220325"/>
+      <w:r>
+        <w:rPr>
+          <w:rFonts w:ascii="Times New Roman" w:eastAsia="Times New Roman" w:hAnsi="Times New Roman" w:cs="Times New Roman"/>
+          <w:b/>
+          <w:bCs/>
+          <w:color w:val="000000"/>
+          <w:sz w:val="28"/>
+          <w:szCs w:val="28"/>
+        </w:rPr>
+        <w:t>8.2 Описание интерфейса и порядка работы с приложением</w:t>
+      </w:r>
+      <w:bookmarkEnd w:id="53"/>
+    </w:p>
+    <w:p>
+      <w:pPr>
+        <w:pStyle w:val="1"/>
+        <w:keepNext w:val="0"/>
+        <w:keepLines w:val="0"/>
+        <w:spacing w:after="360" w:line="360" w:lineRule="auto"/>
+        <w:ind w:left="850"/>
+        <w:rPr>
+          <w:rFonts w:ascii="Times New Roman" w:eastAsia="Times New Roman" w:hAnsi="Times New Roman" w:cs="Times New Roman"/>
+          <w:b/>
+          <w:bCs/>
+          <w:color w:val="000000"/>
+          <w:sz w:val="28"/>
+          <w:szCs w:val="28"/>
+        </w:rPr>
+      </w:pPr>
+      <w:bookmarkStart w:id="54" w:name="_Toc233220326"/>
+      <w:r>
+        <w:rPr>
+          <w:rFonts w:ascii="Times New Roman" w:eastAsia="Times New Roman" w:hAnsi="Times New Roman" w:cs="Times New Roman"/>
+          <w:b/>
+          <w:bCs/>
+          <w:color w:val="000000"/>
+          <w:sz w:val="28"/>
+          <w:szCs w:val="28"/>
+        </w:rPr>
+        <w:t>8.2.1 Главный экран приложения (Окно записей)</w:t>
+      </w:r>
+      <w:bookmarkEnd w:id="54"/>
+    </w:p>
+    <w:p>
+      <w:pPr>
+        <w:spacing w:line="360" w:lineRule="auto"/>
+        <w:ind w:firstLine="851"/>
+        <w:jc w:val="both"/>
+        <w:rPr>
+          <w:sz w:val="28"/>
+          <w:szCs w:val="28"/>
+        </w:rPr>
+      </w:pPr>
+      <w:r>
+        <w:rPr>
+          <w:sz w:val="28"/>
+          <w:szCs w:val="28"/>
+        </w:rPr>
+        <w:t>При запуске приложения пользователь попадает на главный экран DiaryHomePage. Внешний вид стартового окна представлен на рисунке 6.</w:t>
+      </w:r>
+    </w:p>
+    <w:p>
+      <w:pPr>
+        <w:spacing w:after="160" w:line="278" w:lineRule="auto"/>
+        <w:jc w:val="center"/>
+        <w:rPr>
+          <w:b/>
+          <w:bCs/>
+          <w:sz w:val="28"/>
+          <w:szCs w:val="28"/>
+        </w:rPr>
+      </w:pPr>
+      <w:r>
+        <w:rPr>
+          <w:b/>
+          <w:bCs/>
+          <w:noProof/>
+          <w:sz w:val="28"/>
+          <w:szCs w:val="28"/>
+        </w:rPr>
+        <w:lastRenderedPageBreak/>
+        <w:drawing>
+          <wp:inline distT="0" distB="0" distL="0" distR="0">
+            <wp:extent cx="3419868" cy="6092042"/>
+            <wp:effectExtent l="19050" t="0" r="9132" b="0"/>
+            <wp:docPr id="4" name="Рисунок 1"/>
+            <wp:cNvGraphicFramePr>
+              <a:graphicFrameLocks xmlns:a="http://schemas.openxmlformats.org/drawingml/2006/main" noChangeAspect="1"/>
+            </wp:cNvGraphicFramePr>
+            <a:graphic xmlns:a="http://schemas.openxmlformats.org/drawingml/2006/main">
+              <a:graphicData uri="http://schemas.openxmlformats.org/drawingml/2006/picture">
+                <pic:pic xmlns:pic="http://schemas.openxmlformats.org/drawingml/2006/picture">
+                  <pic:nvPicPr>
+                    <pic:cNvPr id="0" name="Picture 1"/>
+                    <pic:cNvPicPr>
+                      <a:picLocks noChangeAspect="1" noChangeArrowheads="1"/>
+                    </pic:cNvPicPr>
+                  </pic:nvPicPr>
+                  <pic:blipFill>
+                    <a:blip r:embed="rId12"/>
+                    <a:srcRect/>
+                    <a:stretch>
+                      <a:fillRect/>
+                    </a:stretch>
+                  </pic:blipFill>
+                  <pic:spPr bwMode="auto">
+                    <a:xfrm>
+                      <a:off x="0" y="0"/>
+                      <a:ext cx="3417910" cy="6088554"/>
+                    </a:xfrm>
+                    <a:prstGeom prst="rect">
+                      <a:avLst/>
+                    </a:prstGeom>
+                    <a:noFill/>
+                    <a:ln w="9525">
+                      <a:noFill/>
+                      <a:miter lim="800000"/>
+                      <a:headEnd/>
+                      <a:tailEnd/>
+                    </a:ln>
+                  </pic:spPr>
+                </pic:pic>
+              </a:graphicData>
+            </a:graphic>
+          </wp:inline>
+        </w:drawing>
+      </w:r>
+    </w:p>
+    <w:p>
+      <w:pPr>
+        <w:spacing w:after="160" w:line="278" w:lineRule="auto"/>
+        <w:jc w:val="center"/>
+        <w:rPr>
+          <w:sz w:val="28"/>
+          <w:szCs w:val="28"/>
+        </w:rPr>
+      </w:pPr>
+      <w:r>
+        <w:rPr>
+          <w:bCs/>
+          <w:sz w:val="28"/>
+          <w:szCs w:val="28"/>
+        </w:rPr>
+        <w:t>Рисунок 6 – Главный экран приложения «My Diary»</w:t>
+      </w:r>
+    </w:p>
+    <w:p>
+      <w:pPr>
+        <w:spacing w:line="360" w:lineRule="auto"/>
+        <w:ind w:firstLine="851"/>
+        <w:jc w:val="both"/>
+        <w:rPr>
+          <w:sz w:val="28"/>
+          <w:szCs w:val="28"/>
+        </w:rPr>
+      </w:pPr>
+      <w:r>
+        <w:rPr>
+          <w:sz w:val="28"/>
+          <w:szCs w:val="28"/>
+        </w:rPr>
+        <w:t>Главный экран содержит следующие управляющие и информационные элементы:</w:t>
+      </w:r>
+    </w:p>
+    <w:p>
+      <w:pPr>
+        <w:numPr>
+          <w:ilvl w:val="0"/>
+          <w:numId w:val="5"/>
+        </w:numPr>
+        <w:pBdr>
+          <w:top w:val="nil"/>
+          <w:left w:val="nil"/>
+          <w:bottom w:val="nil"/>
+          <w:right w:val="nil"/>
+          <w:between w:val="nil"/>
+        </w:pBdr>
+        <w:tabs>
+          <w:tab w:val="clear" w:pos="720"/>
+        </w:tabs>
+        <w:spacing w:line="360" w:lineRule="auto"/>
+        <w:ind w:left="1571"/>
+        <w:jc w:val="both"/>
+        <w:rPr>
+          <w:color w:val="000000"/>
+          <w:sz w:val="28"/>
+          <w:szCs w:val="28"/>
+        </w:rPr>
+      </w:pPr>
+      <w:r>
+        <w:rPr>
+          <w:color w:val="000000"/>
+          <w:sz w:val="28"/>
+          <w:szCs w:val="28"/>
+        </w:rPr>
+        <w:t>Заголовок панели (AppBar): Отображает статичное название приложения («Мой Дневник» или «My Diary» в зависимости от выбранного языка). При прокрутке списка заметок панель плавно адаптирует свой визуальный вес.</w:t>
+      </w:r>
+    </w:p>
+    <w:p>
+      <w:pPr>
+        <w:numPr>
+          <w:ilvl w:val="0"/>
+          <w:numId w:val="5"/>
+        </w:numPr>
+        <w:pBdr>
+          <w:top w:val="nil"/>
+          <w:left w:val="nil"/>
+          <w:bottom w:val="nil"/>
+          <w:right w:val="nil"/>
+          <w:between w:val="nil"/>
+        </w:pBdr>
+        <w:tabs>
+          <w:tab w:val="clear" w:pos="720"/>
+        </w:tabs>
+        <w:spacing w:line="360" w:lineRule="auto"/>
+        <w:ind w:left="1571"/>
+        <w:jc w:val="both"/>
+        <w:rPr>
+          <w:color w:val="000000"/>
+          <w:sz w:val="28"/>
+          <w:szCs w:val="28"/>
+        </w:rPr>
+      </w:pPr>
+      <w:r>
+        <w:rPr>
+          <w:color w:val="000000"/>
+          <w:sz w:val="28"/>
+          <w:szCs w:val="28"/>
+        </w:rPr>
+        <w:t xml:space="preserve">Поле динамического поиска: Расположено в верхней части холста. Позволяет осуществлять мгновенную фильтрацию </w:t>
+      </w:r>
+      <w:r>
+        <w:rPr>
+          <w:color w:val="000000"/>
+          <w:sz w:val="28"/>
+          <w:szCs w:val="28"/>
+        </w:rPr>
+        <w:lastRenderedPageBreak/>
+        <w:t>существующих записей по совпадению символов в заголовках. Фильтрация происходит реактивно по мере ввода текста пользователем.</w:t>
+      </w:r>
+    </w:p>
+    <w:p>
+      <w:pPr>
+        <w:numPr>
+          <w:ilvl w:val="0"/>
+          <w:numId w:val="5"/>
+        </w:numPr>
+        <w:pBdr>
+          <w:top w:val="nil"/>
+          <w:left w:val="nil"/>
+          <w:bottom w:val="nil"/>
+          <w:right w:val="nil"/>
+          <w:between w:val="nil"/>
+        </w:pBdr>
+        <w:tabs>
+          <w:tab w:val="clear" w:pos="720"/>
+        </w:tabs>
+        <w:spacing w:line="360" w:lineRule="auto"/>
+        <w:ind w:left="1571"/>
+        <w:jc w:val="both"/>
+        <w:rPr>
+          <w:color w:val="000000"/>
+          <w:sz w:val="28"/>
+          <w:szCs w:val="28"/>
+        </w:rPr>
+      </w:pPr>
+      <w:r>
+        <w:rPr>
+          <w:color w:val="000000"/>
+          <w:sz w:val="28"/>
+          <w:szCs w:val="28"/>
+        </w:rPr>
+        <w:t>Рабочая область (Список заметок): Отображает сетку сохраненных карточек дневника. Каждая карточка содержит дату создания, установленный эмодзи настроения и краткое превью заголовка. Если база данных пуста, на экране отображается центрированная подсказка.</w:t>
+      </w:r>
+    </w:p>
+    <w:p>
+      <w:pPr>
+        <w:numPr>
+          <w:ilvl w:val="0"/>
+          <w:numId w:val="5"/>
+        </w:numPr>
+        <w:pBdr>
+          <w:top w:val="nil"/>
+          <w:left w:val="nil"/>
+          <w:bottom w:val="nil"/>
+          <w:right w:val="nil"/>
+          <w:between w:val="nil"/>
+        </w:pBdr>
+        <w:tabs>
+          <w:tab w:val="clear" w:pos="720"/>
+        </w:tabs>
+        <w:spacing w:line="360" w:lineRule="auto"/>
+        <w:ind w:left="1571"/>
+        <w:jc w:val="both"/>
+        <w:rPr>
+          <w:color w:val="000000"/>
+          <w:sz w:val="28"/>
+          <w:szCs w:val="28"/>
+        </w:rPr>
+      </w:pPr>
+      <w:r>
+        <w:rPr>
+          <w:color w:val="000000"/>
+          <w:sz w:val="28"/>
+          <w:szCs w:val="28"/>
+        </w:rPr>
+        <w:t>Кнопка вызова настроек / Боковое меню: Позволяет открыть панель конфигурации приложения. Здесь пользователь может переключить цветовую схему (доступны три конфигурации: Темная, Светлая, Розовая сакура) и сменить системный язык (Русский / Английский).</w:t>
+      </w:r>
+    </w:p>
+    <w:p>
+      <w:pPr>
+        <w:numPr>
+          <w:ilvl w:val="0"/>
+          <w:numId w:val="5"/>
+        </w:numPr>
+        <w:pBdr>
+          <w:top w:val="nil"/>
+          <w:left w:val="nil"/>
+          <w:bottom w:val="nil"/>
+          <w:right w:val="nil"/>
+          <w:between w:val="nil"/>
+        </w:pBdr>
+        <w:tabs>
+          <w:tab w:val="clear" w:pos="720"/>
+        </w:tabs>
+        <w:spacing w:line="360" w:lineRule="auto"/>
+        <w:ind w:left="1571"/>
+        <w:jc w:val="both"/>
+        <w:rPr>
+          <w:color w:val="000000"/>
+          <w:sz w:val="28"/>
+          <w:szCs w:val="28"/>
+        </w:rPr>
+      </w:pPr>
+      <w:r>
+        <w:rPr>
+          <w:color w:val="000000"/>
+          <w:sz w:val="28"/>
+          <w:szCs w:val="28"/>
+        </w:rPr>
+        <w:t>Плавающая кнопка добавления (FloatingActionButton): Круглая кнопка с пиктограммой «+» в правом нижнем углу. Инициализирует открытие экрана создания новой записи.</w:t>
+      </w:r>
+    </w:p>
+    <w:p>
+      <w:pPr>
+        <w:pStyle w:val="1"/>
+        <w:keepNext w:val="0"/>
+        <w:keepLines w:val="0"/>
+        <w:spacing w:after="360" w:line="360" w:lineRule="auto"/>
+        <w:ind w:left="850"/>
+        <w:rPr>
+          <w:rFonts w:ascii="Times New Roman" w:eastAsia="Times New Roman" w:hAnsi="Times New Roman" w:cs="Times New Roman"/>
+          <w:b/>
+          <w:bCs/>
+          <w:color w:val="000000"/>
+          <w:sz w:val="28"/>
+          <w:szCs w:val="28"/>
+        </w:rPr>
+      </w:pPr>
+      <w:bookmarkStart w:id="55" w:name="_Toc233220327"/>
+      <w:r>
+        <w:rPr>
+          <w:rFonts w:ascii="Times New Roman" w:eastAsia="Times New Roman" w:hAnsi="Times New Roman" w:cs="Times New Roman"/>
+          <w:b/>
+          <w:bCs/>
+          <w:color w:val="000000"/>
+          <w:sz w:val="28"/>
+          <w:szCs w:val="28"/>
+        </w:rPr>
+        <w:t>8.2.2 Экран создания и редактирования записи</w:t>
+      </w:r>
+      <w:bookmarkEnd w:id="55"/>
+    </w:p>
+    <w:p>
+      <w:pPr>
+        <w:spacing w:line="360" w:lineRule="auto"/>
+        <w:ind w:firstLine="851"/>
+        <w:jc w:val="both"/>
+        <w:rPr>
+          <w:sz w:val="28"/>
+          <w:szCs w:val="28"/>
+        </w:rPr>
+      </w:pPr>
+      <w:r>
+        <w:rPr>
+          <w:sz w:val="28"/>
+          <w:szCs w:val="28"/>
+        </w:rPr>
+        <w:t>При нажатии на кнопку добавления или при выборе существующей карточки открывается интерфейс NewEntryScreen. Внешний вид экрана редактирования представлен на рисунке 7.</w:t>
+      </w:r>
+    </w:p>
+    <w:p>
+      <w:pPr>
+        <w:spacing w:after="160" w:line="278" w:lineRule="auto"/>
+        <w:jc w:val="center"/>
+        <w:rPr>
+          <w:b/>
+          <w:bCs/>
+          <w:sz w:val="28"/>
+          <w:szCs w:val="28"/>
+        </w:rPr>
+      </w:pPr>
+      <w:r>
+        <w:rPr>
+          <w:b/>
+          <w:bCs/>
+          <w:noProof/>
+          <w:sz w:val="28"/>
+          <w:szCs w:val="28"/>
+        </w:rPr>
+        <w:lastRenderedPageBreak/>
+        <w:drawing>
+          <wp:inline distT="0" distB="0" distL="0" distR="0">
+            <wp:extent cx="3460420" cy="6161406"/>
+            <wp:effectExtent l="19050" t="0" r="6680" b="0"/>
+            <wp:docPr id="5" name="Рисунок 4"/>
+            <wp:cNvGraphicFramePr>
+              <a:graphicFrameLocks xmlns:a="http://schemas.openxmlformats.org/drawingml/2006/main" noChangeAspect="1"/>
+            </wp:cNvGraphicFramePr>
+            <a:graphic xmlns:a="http://schemas.openxmlformats.org/drawingml/2006/main">
+              <a:graphicData uri="http://schemas.openxmlformats.org/drawingml/2006/picture">
+                <pic:pic xmlns:pic="http://schemas.openxmlformats.org/drawingml/2006/picture">
+                  <pic:nvPicPr>
+                    <pic:cNvPr id="0" name="Picture 4"/>
+                    <pic:cNvPicPr>
+                      <a:picLocks noChangeAspect="1" noChangeArrowheads="1"/>
+                    </pic:cNvPicPr>
+                  </pic:nvPicPr>
+                  <pic:blipFill>
+                    <a:blip r:embed="rId13"/>
+                    <a:srcRect/>
+                    <a:stretch>
+                      <a:fillRect/>
+                    </a:stretch>
+                  </pic:blipFill>
+                  <pic:spPr bwMode="auto">
+                    <a:xfrm>
+                      <a:off x="0" y="0"/>
+                      <a:ext cx="3476380" cy="6189823"/>
+                    </a:xfrm>
+                    <a:prstGeom prst="rect">
+                      <a:avLst/>
+                    </a:prstGeom>
+                    <a:noFill/>
+                    <a:ln w="9525">
+                      <a:noFill/>
+                      <a:miter lim="800000"/>
+                      <a:headEnd/>
+                      <a:tailEnd/>
+                    </a:ln>
+                  </pic:spPr>
+                </pic:pic>
+              </a:graphicData>
+            </a:graphic>
+          </wp:inline>
+        </w:drawing>
+      </w:r>
+    </w:p>
+    <w:p>
+      <w:pPr>
+        <w:spacing w:after="160" w:line="278" w:lineRule="auto"/>
+        <w:jc w:val="center"/>
+        <w:rPr>
+          <w:sz w:val="28"/>
+          <w:szCs w:val="28"/>
+        </w:rPr>
+      </w:pPr>
+      <w:r>
+        <w:rPr>
+          <w:bCs/>
+          <w:sz w:val="28"/>
+          <w:szCs w:val="28"/>
+        </w:rPr>
+        <w:t>Рисунок 7 – Экран создания/редактирования записи</w:t>
+      </w:r>
+    </w:p>
+    <w:p>
+      <w:pPr>
+        <w:spacing w:line="360" w:lineRule="auto"/>
+        <w:ind w:firstLine="851"/>
+        <w:jc w:val="both"/>
+        <w:rPr>
+          <w:sz w:val="28"/>
+          <w:szCs w:val="28"/>
+        </w:rPr>
+      </w:pPr>
+      <w:r>
+        <w:rPr>
+          <w:sz w:val="28"/>
+          <w:szCs w:val="28"/>
+        </w:rPr>
+        <w:t>Порядок работы со страницей записи включает в себя следующие шаги:</w:t>
+      </w:r>
+    </w:p>
+    <w:p>
+      <w:pPr>
+        <w:numPr>
+          <w:ilvl w:val="0"/>
+          <w:numId w:val="5"/>
+        </w:numPr>
+        <w:pBdr>
+          <w:top w:val="nil"/>
+          <w:left w:val="nil"/>
+          <w:bottom w:val="nil"/>
+          <w:right w:val="nil"/>
+          <w:between w:val="nil"/>
+        </w:pBdr>
+        <w:tabs>
+          <w:tab w:val="clear" w:pos="720"/>
+        </w:tabs>
+        <w:spacing w:line="360" w:lineRule="auto"/>
+        <w:ind w:left="1571"/>
+        <w:jc w:val="both"/>
+        <w:rPr>
+          <w:color w:val="000000"/>
+          <w:sz w:val="28"/>
+          <w:szCs w:val="28"/>
+        </w:rPr>
+      </w:pPr>
+      <w:r>
+        <w:rPr>
+          <w:color w:val="000000"/>
+          <w:sz w:val="28"/>
+          <w:szCs w:val="28"/>
+        </w:rPr>
+        <w:t>Ввод заголовка: В верхней части экрана расположено текстовое поле Title, куда вводится краткое наименование текущего дня или события.</w:t>
+      </w:r>
+    </w:p>
+    <w:p>
+      <w:pPr>
+        <w:numPr>
+          <w:ilvl w:val="0"/>
+          <w:numId w:val="5"/>
+        </w:numPr>
+        <w:pBdr>
+          <w:top w:val="nil"/>
+          <w:left w:val="nil"/>
+          <w:bottom w:val="nil"/>
+          <w:right w:val="nil"/>
+          <w:between w:val="nil"/>
+        </w:pBdr>
+        <w:tabs>
+          <w:tab w:val="clear" w:pos="720"/>
+        </w:tabs>
+        <w:spacing w:line="360" w:lineRule="auto"/>
+        <w:ind w:left="1571"/>
+        <w:jc w:val="both"/>
+        <w:rPr>
+          <w:color w:val="000000"/>
+          <w:sz w:val="28"/>
+          <w:szCs w:val="28"/>
+        </w:rPr>
+      </w:pPr>
+      <w:r>
+        <w:rPr>
+          <w:color w:val="000000"/>
+          <w:sz w:val="28"/>
+          <w:szCs w:val="28"/>
+        </w:rPr>
+        <w:t xml:space="preserve">Установка настроения (MoodTracker): Под заголовком находится горизонтальная линейка из 6 интерактивных эмодзи </w:t>
+      </w:r>
+      <w:r>
+        <w:rPr>
+          <w:color w:val="000000"/>
+          <w:sz w:val="28"/>
+          <w:szCs w:val="28"/>
+        </w:rPr>
+        <w:lastRenderedPageBreak/>
+        <w:t>(</w:t>
+      </w:r>
+      <w:r>
+        <w:rPr>
+          <w:rFonts w:ascii="Segoe UI Emoji" w:hAnsi="Segoe UI Emoji" w:cs="Segoe UI Emoji"/>
+          <w:color w:val="000000"/>
+          <w:sz w:val="28"/>
+          <w:szCs w:val="28"/>
+        </w:rPr>
+        <w:t>😊</w:t>
+      </w:r>
+      <w:r>
+        <w:rPr>
+          <w:color w:val="000000"/>
+          <w:sz w:val="28"/>
+          <w:szCs w:val="28"/>
+        </w:rPr>
+        <w:t xml:space="preserve">, </w:t>
+      </w:r>
+      <w:r>
+        <w:rPr>
+          <w:rFonts w:ascii="Segoe UI Emoji" w:hAnsi="Segoe UI Emoji" w:cs="Segoe UI Emoji"/>
+          <w:color w:val="000000"/>
+          <w:sz w:val="28"/>
+          <w:szCs w:val="28"/>
+        </w:rPr>
+        <w:t>🥳</w:t>
+      </w:r>
+      <w:r>
+        <w:rPr>
+          <w:color w:val="000000"/>
+          <w:sz w:val="28"/>
+          <w:szCs w:val="28"/>
+        </w:rPr>
+        <w:t xml:space="preserve">, </w:t>
+      </w:r>
+      <w:r>
+        <w:rPr>
+          <w:rFonts w:ascii="Segoe UI Emoji" w:hAnsi="Segoe UI Emoji" w:cs="Segoe UI Emoji"/>
+          <w:color w:val="000000"/>
+          <w:sz w:val="28"/>
+          <w:szCs w:val="28"/>
+        </w:rPr>
+        <w:t>😭</w:t>
+      </w:r>
+      <w:r>
+        <w:rPr>
+          <w:color w:val="000000"/>
+          <w:sz w:val="28"/>
+          <w:szCs w:val="28"/>
+        </w:rPr>
+        <w:t xml:space="preserve">, </w:t>
+      </w:r>
+      <w:r>
+        <w:rPr>
+          <w:rFonts w:ascii="Segoe UI Emoji" w:hAnsi="Segoe UI Emoji" w:cs="Segoe UI Emoji"/>
+          <w:color w:val="000000"/>
+          <w:sz w:val="28"/>
+          <w:szCs w:val="28"/>
+        </w:rPr>
+        <w:t>😡</w:t>
+      </w:r>
+      <w:r>
+        <w:rPr>
+          <w:color w:val="000000"/>
+          <w:sz w:val="28"/>
+          <w:szCs w:val="28"/>
+        </w:rPr>
+        <w:t xml:space="preserve">, </w:t>
+      </w:r>
+      <w:r>
+        <w:rPr>
+          <w:rFonts w:ascii="Segoe UI Emoji" w:hAnsi="Segoe UI Emoji" w:cs="Segoe UI Emoji"/>
+          <w:color w:val="000000"/>
+          <w:sz w:val="28"/>
+          <w:szCs w:val="28"/>
+        </w:rPr>
+        <w:t>🐱</w:t>
+      </w:r>
+      <w:r>
+        <w:rPr>
+          <w:color w:val="000000"/>
+          <w:sz w:val="28"/>
+          <w:szCs w:val="28"/>
+        </w:rPr>
+        <w:t xml:space="preserve">, </w:t>
+      </w:r>
+      <w:r>
+        <w:rPr>
+          <w:rFonts w:ascii="Segoe UI Emoji" w:hAnsi="Segoe UI Emoji" w:cs="Segoe UI Emoji"/>
+          <w:color w:val="000000"/>
+          <w:sz w:val="28"/>
+          <w:szCs w:val="28"/>
+        </w:rPr>
+        <w:t>✨</w:t>
+      </w:r>
+      <w:r>
+        <w:rPr>
+          <w:color w:val="000000"/>
+          <w:sz w:val="28"/>
+          <w:szCs w:val="28"/>
+        </w:rPr>
+        <w:t>). Клик по элементу устанавливает маркер текущего эмоционального фона для данной записи.</w:t>
+      </w:r>
+    </w:p>
+    <w:p>
+      <w:pPr>
+        <w:numPr>
+          <w:ilvl w:val="0"/>
+          <w:numId w:val="5"/>
+        </w:numPr>
+        <w:pBdr>
+          <w:top w:val="nil"/>
+          <w:left w:val="nil"/>
+          <w:bottom w:val="nil"/>
+          <w:right w:val="nil"/>
+          <w:between w:val="nil"/>
+        </w:pBdr>
+        <w:tabs>
+          <w:tab w:val="clear" w:pos="720"/>
+        </w:tabs>
+        <w:spacing w:line="360" w:lineRule="auto"/>
+        <w:ind w:left="1571"/>
+        <w:jc w:val="both"/>
+        <w:rPr>
+          <w:color w:val="000000"/>
+          <w:sz w:val="28"/>
+          <w:szCs w:val="28"/>
+        </w:rPr>
+      </w:pPr>
+      <w:r>
+        <w:rPr>
+          <w:color w:val="000000"/>
+          <w:sz w:val="28"/>
+          <w:szCs w:val="28"/>
+        </w:rPr>
+        <w:t>Формирование контента (Система блоков): Основное текстовое поле предназначено для ведения записей. Программа поддерживает блочную структуру контента, позволяя динамически разбавлять текст. С помощью встроенного инструмента выбора файлов (FilePicker) пользователь может прикрепить к телу заметки изображения из локальной галереи устройства.</w:t>
+      </w:r>
+    </w:p>
+    <w:p>
+      <w:pPr>
+        <w:numPr>
+          <w:ilvl w:val="0"/>
+          <w:numId w:val="5"/>
+        </w:numPr>
+        <w:pBdr>
+          <w:top w:val="nil"/>
+          <w:left w:val="nil"/>
+          <w:bottom w:val="nil"/>
+          <w:right w:val="nil"/>
+          <w:between w:val="nil"/>
+        </w:pBdr>
+        <w:tabs>
+          <w:tab w:val="clear" w:pos="720"/>
+        </w:tabs>
+        <w:spacing w:line="360" w:lineRule="auto"/>
+        <w:ind w:left="1571"/>
+        <w:jc w:val="both"/>
+        <w:rPr>
+          <w:color w:val="000000"/>
+          <w:sz w:val="28"/>
+          <w:szCs w:val="28"/>
+        </w:rPr>
+      </w:pPr>
+      <w:r>
+        <w:rPr>
+          <w:color w:val="000000"/>
+          <w:sz w:val="28"/>
+          <w:szCs w:val="28"/>
+        </w:rPr>
+        <w:t>Добавление интерактивных стикеров: Нажатие на кнопку вызова панели стикеров открывает всплывающее меню с доступным набором графических элементов (</w:t>
+      </w:r>
+      <w:r>
+        <w:rPr>
+          <w:rFonts w:ascii="Segoe UI Symbol" w:hAnsi="Segoe UI Symbol" w:cs="Segoe UI Symbol"/>
+          <w:color w:val="000000"/>
+          <w:sz w:val="28"/>
+          <w:szCs w:val="28"/>
+        </w:rPr>
+        <w:t>❤</w:t>
+      </w:r>
+      <w:r>
+        <w:rPr>
+          <w:color w:val="000000"/>
+          <w:sz w:val="28"/>
+          <w:szCs w:val="28"/>
+        </w:rPr>
+        <w:t xml:space="preserve">️, </w:t>
+      </w:r>
+      <w:r>
+        <w:rPr>
+          <w:rFonts w:ascii="Segoe UI Emoji" w:hAnsi="Segoe UI Emoji" w:cs="Segoe UI Emoji"/>
+          <w:color w:val="000000"/>
+          <w:sz w:val="28"/>
+          <w:szCs w:val="28"/>
+        </w:rPr>
+        <w:t>⭐</w:t>
+      </w:r>
+      <w:r>
+        <w:rPr>
+          <w:color w:val="000000"/>
+          <w:sz w:val="28"/>
+          <w:szCs w:val="28"/>
+        </w:rPr>
+        <w:t xml:space="preserve">, </w:t>
+      </w:r>
+      <w:r>
+        <w:rPr>
+          <w:rFonts w:ascii="Segoe UI Emoji" w:hAnsi="Segoe UI Emoji" w:cs="Segoe UI Emoji"/>
+          <w:color w:val="000000"/>
+          <w:sz w:val="28"/>
+          <w:szCs w:val="28"/>
+        </w:rPr>
+        <w:t>🎀</w:t>
+      </w:r>
+      <w:r>
+        <w:rPr>
+          <w:color w:val="000000"/>
+          <w:sz w:val="28"/>
+          <w:szCs w:val="28"/>
+        </w:rPr>
+        <w:t xml:space="preserve">, </w:t>
+      </w:r>
+      <w:r>
+        <w:rPr>
+          <w:rFonts w:ascii="Segoe UI Emoji" w:hAnsi="Segoe UI Emoji" w:cs="Segoe UI Emoji"/>
+          <w:color w:val="000000"/>
+          <w:sz w:val="28"/>
+          <w:szCs w:val="28"/>
+        </w:rPr>
+        <w:t>🔥</w:t>
+      </w:r>
+      <w:r>
+        <w:rPr>
+          <w:color w:val="000000"/>
+          <w:sz w:val="28"/>
+          <w:szCs w:val="28"/>
+        </w:rPr>
+        <w:t xml:space="preserve"> и др.). Выбранный стикер помещается на холст записи. Пользователь может свободно перемещать его по экрану с помощью жестов (Drag-and-Drop) для создания индивидуального коллажа. Удаление ненужного стикера выполняется двойным быстрым нажатием на него (Double Tap).</w:t>
+      </w:r>
+    </w:p>
+    <w:p>
+      <w:pPr>
+        <w:spacing w:line="360" w:lineRule="auto"/>
+        <w:ind w:firstLine="851"/>
+        <w:jc w:val="both"/>
+        <w:rPr>
+          <w:sz w:val="28"/>
+          <w:szCs w:val="28"/>
+        </w:rPr>
+      </w:pPr>
+      <w:r>
+        <w:rPr>
+          <w:sz w:val="28"/>
+          <w:szCs w:val="28"/>
+        </w:rPr>
+        <w:t>Приложение оснащено фоновым триггером автосохранения (_triggerAutoSave). Любое изменение текста, перемещение стикера или смена настроения автоматически сериализуются в формат JSON и записываются в память устройства. Для возврата на главный экран достаточно нажать системную кнопку «Назад» — данные гарантированно сохранятся</w:t>
+      </w:r>
+      <w:r>
+        <w:rPr>
+          <w:sz w:val="28"/>
+          <w:szCs w:val="28"/>
+        </w:rPr>
+        <w:t>.</w:t>
+      </w:r>
+    </w:p>
+    <w:p>
+      <w:pPr>
+        <w:spacing w:after="160" w:line="278" w:lineRule="auto"/>
+        <w:rPr>
+          <w:sz w:val="28"/>
+          <w:szCs w:val="28"/>
+        </w:rPr>
+      </w:pPr>
     </w:p>
     <w:sectPr>
-      <w:footerReference w:type="default" r:id="rId10"/>
+      <w:footerReference w:type="default" r:id="rId14"/>
       <w:pgSz w:w="11906" w:h="16838"/>
       <w:pgMar w:top="1134" w:right="850" w:bottom="1134" w:left="1701" w:header="708" w:footer="708" w:gutter="0"/>
       <w:pgNumType w:start="1"/>
@@ -12963,7 +16196,7 @@
           <w:rPr>
             <w:noProof/>
           </w:rPr>
-          <w:t>17</w:t>
+          <w:t>43</w:t>
         </w:r>
         <w:r>
           <w:fldChar w:fldCharType="end"/>
@@ -13299,6 +16532,119 @@
     </w:lvl>
   </w:abstractNum>
   <w:abstractNum w:abstractNumId="2">
+    <w:nsid w:val="13B670AA"/>
+    <w:multiLevelType w:val="multilevel"/>
+    <w:tmpl w:val="E95059F0"/>
+    <w:lvl w:ilvl="0">
+      <w:start w:val="1"/>
+      <w:numFmt w:val="decimal"/>
+      <w:lvlText w:val="%1."/>
+      <w:lvlJc w:val="left"/>
+      <w:pPr>
+        <w:tabs>
+          <w:tab w:val="num" w:pos="720"/>
+        </w:tabs>
+        <w:ind w:left="720" w:hanging="360"/>
+      </w:pPr>
+    </w:lvl>
+    <w:lvl w:ilvl="1" w:tentative="1">
+      <w:start w:val="1"/>
+      <w:numFmt w:val="decimal"/>
+      <w:lvlText w:val="%2."/>
+      <w:lvlJc w:val="left"/>
+      <w:pPr>
+        <w:tabs>
+          <w:tab w:val="num" w:pos="1440"/>
+        </w:tabs>
+        <w:ind w:left="1440" w:hanging="360"/>
+      </w:pPr>
+    </w:lvl>
+    <w:lvl w:ilvl="2" w:tentative="1">
+      <w:start w:val="1"/>
+      <w:numFmt w:val="decimal"/>
+      <w:lvlText w:val="%3."/>
+      <w:lvlJc w:val="left"/>
+      <w:pPr>
+        <w:tabs>
+          <w:tab w:val="num" w:pos="2160"/>
+        </w:tabs>
+        <w:ind w:left="2160" w:hanging="360"/>
+      </w:pPr>
+    </w:lvl>
+    <w:lvl w:ilvl="3" w:tentative="1">
+      <w:start w:val="1"/>
+      <w:numFmt w:val="decimal"/>
+      <w:lvlText w:val="%4."/>
+      <w:lvlJc w:val="left"/>
+      <w:pPr>
+        <w:tabs>
+          <w:tab w:val="num" w:pos="2880"/>
+        </w:tabs>
+        <w:ind w:left="2880" w:hanging="360"/>
+      </w:pPr>
+    </w:lvl>
+    <w:lvl w:ilvl="4" w:tentative="1">
+      <w:start w:val="1"/>
+      <w:numFmt w:val="decimal"/>
+      <w:lvlText w:val="%5."/>
+      <w:lvlJc w:val="left"/>
+      <w:pPr>
+        <w:tabs>
+          <w:tab w:val="num" w:pos="3600"/>
+        </w:tabs>
+        <w:ind w:left="3600" w:hanging="360"/>
+      </w:pPr>
+    </w:lvl>
+    <w:lvl w:ilvl="5" w:tentative="1">
+      <w:start w:val="1"/>
+      <w:numFmt w:val="decimal"/>
+      <w:lvlText w:val="%6."/>
+      <w:lvlJc w:val="left"/>
+      <w:pPr>
+        <w:tabs>
+          <w:tab w:val="num" w:pos="4320"/>
+        </w:tabs>
+        <w:ind w:left="4320" w:hanging="360"/>
+      </w:pPr>
+    </w:lvl>
+    <w:lvl w:ilvl="6" w:tentative="1">
+      <w:start w:val="1"/>
+      <w:numFmt w:val="decimal"/>
+      <w:lvlText w:val="%7."/>
+      <w:lvlJc w:val="left"/>
+      <w:pPr>
+        <w:tabs>
+          <w:tab w:val="num" w:pos="5040"/>
+        </w:tabs>
+        <w:ind w:left="5040" w:hanging="360"/>
+      </w:pPr>
+    </w:lvl>
+    <w:lvl w:ilvl="7" w:tentative="1">
+      <w:start w:val="1"/>
+      <w:numFmt w:val="decimal"/>
+      <w:lvlText w:val="%8."/>
+      <w:lvlJc w:val="left"/>
+      <w:pPr>
+        <w:tabs>
+          <w:tab w:val="num" w:pos="5760"/>
+        </w:tabs>
+        <w:ind w:left="5760" w:hanging="360"/>
+      </w:pPr>
+    </w:lvl>
+    <w:lvl w:ilvl="8" w:tentative="1">
+      <w:start w:val="1"/>
+      <w:numFmt w:val="decimal"/>
+      <w:lvlText w:val="%9."/>
+      <w:lvlJc w:val="left"/>
+      <w:pPr>
+        <w:tabs>
+          <w:tab w:val="num" w:pos="6480"/>
+        </w:tabs>
+        <w:ind w:left="6480" w:hanging="360"/>
+      </w:pPr>
+    </w:lvl>
+  </w:abstractNum>
+  <w:abstractNum w:abstractNumId="3">
     <w:nsid w:val="1BE7278D"/>
     <w:multiLevelType w:val="multilevel"/>
     <w:tmpl w:val="81C865BE"/>
@@ -13447,7 +16793,7 @@
       </w:rPr>
     </w:lvl>
   </w:abstractNum>
-  <w:abstractNum w:abstractNumId="3">
+  <w:abstractNum w:abstractNumId="4">
     <w:nsid w:val="1F233A58"/>
     <w:multiLevelType w:val="multilevel"/>
     <w:tmpl w:val="8C32E55A"/>
@@ -13596,7 +16942,156 @@
       </w:rPr>
     </w:lvl>
   </w:abstractNum>
-  <w:abstractNum w:abstractNumId="4">
+  <w:abstractNum w:abstractNumId="5">
+    <w:nsid w:val="22F66EC2"/>
+    <w:multiLevelType w:val="multilevel"/>
+    <w:tmpl w:val="BF047AEA"/>
+    <w:lvl w:ilvl="0">
+      <w:start w:val="1"/>
+      <w:numFmt w:val="bullet"/>
+      <w:lvlText w:val=""/>
+      <w:lvlJc w:val="left"/>
+      <w:pPr>
+        <w:tabs>
+          <w:tab w:val="num" w:pos="720"/>
+        </w:tabs>
+        <w:ind w:left="720" w:hanging="360"/>
+      </w:pPr>
+      <w:rPr>
+        <w:rFonts w:ascii="Symbol" w:hAnsi="Symbol" w:hint="default"/>
+        <w:sz w:val="20"/>
+      </w:rPr>
+    </w:lvl>
+    <w:lvl w:ilvl="1" w:tentative="1">
+      <w:start w:val="1"/>
+      <w:numFmt w:val="bullet"/>
+      <w:lvlText w:val="o"/>
+      <w:lvlJc w:val="left"/>
+      <w:pPr>
+        <w:tabs>
+          <w:tab w:val="num" w:pos="1440"/>
+        </w:tabs>
+        <w:ind w:left="1440" w:hanging="360"/>
+      </w:pPr>
+      <w:rPr>
+        <w:rFonts w:ascii="Courier New" w:hAnsi="Courier New" w:hint="default"/>
+        <w:sz w:val="20"/>
+      </w:rPr>
+    </w:lvl>
+    <w:lvl w:ilvl="2" w:tentative="1">
+      <w:start w:val="1"/>
+      <w:numFmt w:val="bullet"/>
+      <w:lvlText w:val=""/>
+      <w:lvlJc w:val="left"/>
+      <w:pPr>
+        <w:tabs>
+          <w:tab w:val="num" w:pos="2160"/>
+        </w:tabs>
+        <w:ind w:left="2160" w:hanging="360"/>
+      </w:pPr>
+      <w:rPr>
+        <w:rFonts w:ascii="Wingdings" w:hAnsi="Wingdings" w:hint="default"/>
+        <w:sz w:val="20"/>
+      </w:rPr>
+    </w:lvl>
+    <w:lvl w:ilvl="3" w:tentative="1">
+      <w:start w:val="1"/>
+      <w:numFmt w:val="bullet"/>
+      <w:lvlText w:val=""/>
+      <w:lvlJc w:val="left"/>
+      <w:pPr>
+        <w:tabs>
+          <w:tab w:val="num" w:pos="2880"/>
+        </w:tabs>
+        <w:ind w:left="2880" w:hanging="360"/>
+      </w:pPr>
+      <w:rPr>
+        <w:rFonts w:ascii="Wingdings" w:hAnsi="Wingdings" w:hint="default"/>
+        <w:sz w:val="20"/>
+      </w:rPr>
+    </w:lvl>
+    <w:lvl w:ilvl="4" w:tentative="1">
+      <w:start w:val="1"/>
+      <w:numFmt w:val="bullet"/>
+      <w:lvlText w:val=""/>
+      <w:lvlJc w:val="left"/>
+      <w:pPr>
+        <w:tabs>
+          <w:tab w:val="num" w:pos="3600"/>
+        </w:tabs>
+        <w:ind w:left="3600" w:hanging="360"/>
+      </w:pPr>
+      <w:rPr>
+        <w:rFonts w:ascii="Wingdings" w:hAnsi="Wingdings" w:hint="default"/>
+        <w:sz w:val="20"/>
+      </w:rPr>
+    </w:lvl>
+    <w:lvl w:ilvl="5" w:tentative="1">
+      <w:start w:val="1"/>
+      <w:numFmt w:val="bullet"/>
+      <w:lvlText w:val=""/>
+      <w:lvlJc w:val="left"/>
+      <w:pPr>
+        <w:tabs>
+          <w:tab w:val="num" w:pos="4320"/>
+        </w:tabs>
+        <w:ind w:left="4320" w:hanging="360"/>
+      </w:pPr>
+      <w:rPr>
+        <w:rFonts w:ascii="Wingdings" w:hAnsi="Wingdings" w:hint="default"/>
+        <w:sz w:val="20"/>
+      </w:rPr>
+    </w:lvl>
+    <w:lvl w:ilvl="6" w:tentative="1">
+      <w:start w:val="1"/>
+      <w:numFmt w:val="bullet"/>
+      <w:lvlText w:val=""/>
+      <w:lvlJc w:val="left"/>
+      <w:pPr>
+        <w:tabs>
+          <w:tab w:val="num" w:pos="5040"/>
+        </w:tabs>
+        <w:ind w:left="5040" w:hanging="360"/>
+      </w:pPr>
+      <w:rPr>
+        <w:rFonts w:ascii="Wingdings" w:hAnsi="Wingdings" w:hint="default"/>
+        <w:sz w:val="20"/>
+      </w:rPr>
+    </w:lvl>
+    <w:lvl w:ilvl="7" w:tentative="1">
+      <w:start w:val="1"/>
+      <w:numFmt w:val="bullet"/>
+      <w:lvlText w:val=""/>
+      <w:lvlJc w:val="left"/>
+      <w:pPr>
+        <w:tabs>
+          <w:tab w:val="num" w:pos="5760"/>
+        </w:tabs>
+        <w:ind w:left="5760" w:hanging="360"/>
+      </w:pPr>
+      <w:rPr>
+        <w:rFonts w:ascii="Wingdings" w:hAnsi="Wingdings" w:hint="default"/>
+        <w:sz w:val="20"/>
+      </w:rPr>
+    </w:lvl>
+    <w:lvl w:ilvl="8" w:tentative="1">
+      <w:start w:val="1"/>
+      <w:numFmt w:val="bullet"/>
+      <w:lvlText w:val=""/>
+      <w:lvlJc w:val="left"/>
+      <w:pPr>
+        <w:tabs>
+          <w:tab w:val="num" w:pos="6480"/>
+        </w:tabs>
+        <w:ind w:left="6480" w:hanging="360"/>
+      </w:pPr>
+      <w:rPr>
+        <w:rFonts w:ascii="Wingdings" w:hAnsi="Wingdings" w:hint="default"/>
+        <w:sz w:val="20"/>
+      </w:rPr>
+    </w:lvl>
+  </w:abstractNum>
+  <w:abstractNum w:abstractNumId="6">
     <w:nsid w:val="2B0239EF"/>
     <w:multiLevelType w:val="multilevel"/>
     <w:tmpl w:val="2E90D32A"/>
@@ -13745,7 +17240,120 @@
       </w:rPr>
     </w:lvl>
   </w:abstractNum>
-  <w:abstractNum w:abstractNumId="5">
+  <w:abstractNum w:abstractNumId="7">
+    <w:nsid w:val="396E73D2"/>
+    <w:multiLevelType w:val="multilevel"/>
+    <w:tmpl w:val="1CAAFAF4"/>
+    <w:lvl w:ilvl="0">
+      <w:start w:val="1"/>
+      <w:numFmt w:val="decimal"/>
+      <w:lvlText w:val="%1."/>
+      <w:lvlJc w:val="left"/>
+      <w:pPr>
+        <w:tabs>
+          <w:tab w:val="num" w:pos="720"/>
+        </w:tabs>
+        <w:ind w:left="720" w:hanging="360"/>
+      </w:pPr>
+    </w:lvl>
+    <w:lvl w:ilvl="1" w:tentative="1">
+      <w:start w:val="1"/>
+      <w:numFmt w:val="decimal"/>
+      <w:lvlText w:val="%2."/>
+      <w:lvlJc w:val="left"/>
+      <w:pPr>
+        <w:tabs>
+          <w:tab w:val="num" w:pos="1440"/>
+        </w:tabs>
+        <w:ind w:left="1440" w:hanging="360"/>
+      </w:pPr>
+    </w:lvl>
+    <w:lvl w:ilvl="2" w:tentative="1">
+      <w:start w:val="1"/>
+      <w:numFmt w:val="decimal"/>
+      <w:lvlText w:val="%3."/>
+      <w:lvlJc w:val="left"/>
+      <w:pPr>
+        <w:tabs>
+          <w:tab w:val="num" w:pos="2160"/>
+        </w:tabs>
+        <w:ind w:left="2160" w:hanging="360"/>
+      </w:pPr>
+    </w:lvl>
+    <w:lvl w:ilvl="3" w:tentative="1">
+      <w:start w:val="1"/>
+      <w:numFmt w:val="decimal"/>
+      <w:lvlText w:val="%4."/>
+      <w:lvlJc w:val="left"/>
+      <w:pPr>
+        <w:tabs>
+          <w:tab w:val="num" w:pos="2880"/>
+        </w:tabs>
+        <w:ind w:left="2880" w:hanging="360"/>
+      </w:pPr>
+    </w:lvl>
+    <w:lvl w:ilvl="4" w:tentative="1">
+      <w:start w:val="1"/>
+      <w:numFmt w:val="decimal"/>
+      <w:lvlText w:val="%5."/>
+      <w:lvlJc w:val="left"/>
+      <w:pPr>
+        <w:tabs>
+          <w:tab w:val="num" w:pos="3600"/>
+        </w:tabs>
+        <w:ind w:left="3600" w:hanging="360"/>
+      </w:pPr>
+    </w:lvl>
+    <w:lvl w:ilvl="5" w:tentative="1">
+      <w:start w:val="1"/>
+      <w:numFmt w:val="decimal"/>
+      <w:lvlText w:val="%6."/>
+      <w:lvlJc w:val="left"/>
+      <w:pPr>
+        <w:tabs>
+          <w:tab w:val="num" w:pos="4320"/>
+        </w:tabs>
+        <w:ind w:left="4320" w:hanging="360"/>
+      </w:pPr>
+    </w:lvl>
+    <w:lvl w:ilvl="6" w:tentative="1">
+      <w:start w:val="1"/>
+      <w:numFmt w:val="decimal"/>
+      <w:lvlText w:val="%7."/>
+      <w:lvlJc w:val="left"/>
+      <w:pPr>
+        <w:tabs>
+          <w:tab w:val="num" w:pos="5040"/>
+        </w:tabs>
+        <w:ind w:left="5040" w:hanging="360"/>
+      </w:pPr>
+    </w:lvl>
+    <w:lvl w:ilvl="7" w:tentative="1">
+      <w:start w:val="1"/>
+      <w:numFmt w:val="decimal"/>
+      <w:lvlText w:val="%8."/>
+      <w:lvlJc w:val="left"/>
+      <w:pPr>
+        <w:tabs>
+          <w:tab w:val="num" w:pos="5760"/>
+        </w:tabs>
+        <w:ind w:left="5760" w:hanging="360"/>
+      </w:pPr>
+    </w:lvl>
+    <w:lvl w:ilvl="8" w:tentative="1">
+      <w:start w:val="1"/>
+      <w:numFmt w:val="decimal"/>
+      <w:lvlText w:val="%9."/>
+      <w:lvlJc w:val="left"/>
+      <w:pPr>
+        <w:tabs>
+          <w:tab w:val="num" w:pos="6480"/>
+        </w:tabs>
+        <w:ind w:left="6480" w:hanging="360"/>
+      </w:pPr>
+    </w:lvl>
+  </w:abstractNum>
+  <w:abstractNum w:abstractNumId="8">
     <w:nsid w:val="42DE0ACD"/>
     <w:multiLevelType w:val="multilevel"/>
     <w:tmpl w:val="2E90D32A"/>
@@ -13894,7 +17502,7 @@
       </w:rPr>
     </w:lvl>
   </w:abstractNum>
-  <w:abstractNum w:abstractNumId="6">
+  <w:abstractNum w:abstractNumId="9">
     <w:nsid w:val="469223F3"/>
     <w:multiLevelType w:val="multilevel"/>
     <w:tmpl w:val="332C8A9A"/>
@@ -14043,7 +17651,7 @@
       </w:rPr>
     </w:lvl>
   </w:abstractNum>
-  <w:abstractNum w:abstractNumId="7">
+  <w:abstractNum w:abstractNumId="10">
     <w:nsid w:val="47ED2195"/>
     <w:multiLevelType w:val="multilevel"/>
     <w:tmpl w:val="12BAAF08"/>
@@ -14192,7 +17800,120 @@
       </w:rPr>
     </w:lvl>
   </w:abstractNum>
-  <w:abstractNum w:abstractNumId="8">
+  <w:abstractNum w:abstractNumId="11">
+    <w:nsid w:val="53B87424"/>
+    <w:multiLevelType w:val="multilevel"/>
+    <w:tmpl w:val="99F6E4F0"/>
+    <w:lvl w:ilvl="0">
+      <w:start w:val="1"/>
+      <w:numFmt w:val="decimal"/>
+      <w:lvlText w:val="%1."/>
+      <w:lvlJc w:val="left"/>
+      <w:pPr>
+        <w:tabs>
+          <w:tab w:val="num" w:pos="720"/>
+        </w:tabs>
+        <w:ind w:left="720" w:hanging="360"/>
+      </w:pPr>
+    </w:lvl>
+    <w:lvl w:ilvl="1" w:tentative="1">
+      <w:start w:val="1"/>
+      <w:numFmt w:val="decimal"/>
+      <w:lvlText w:val="%2."/>
+      <w:lvlJc w:val="left"/>
+      <w:pPr>
+        <w:tabs>
+          <w:tab w:val="num" w:pos="1440"/>
+        </w:tabs>
+        <w:ind w:left="1440" w:hanging="360"/>
+      </w:pPr>
+    </w:lvl>
+    <w:lvl w:ilvl="2" w:tentative="1">
+      <w:start w:val="1"/>
+      <w:numFmt w:val="decimal"/>
+      <w:lvlText w:val="%3."/>
+      <w:lvlJc w:val="left"/>
+      <w:pPr>
+        <w:tabs>
+          <w:tab w:val="num" w:pos="2160"/>
+        </w:tabs>
+        <w:ind w:left="2160" w:hanging="360"/>
+      </w:pPr>
+    </w:lvl>
+    <w:lvl w:ilvl="3" w:tentative="1">
+      <w:start w:val="1"/>
+      <w:numFmt w:val="decimal"/>
+      <w:lvlText w:val="%4."/>
+      <w:lvlJc w:val="left"/>
+      <w:pPr>
+        <w:tabs>
+          <w:tab w:val="num" w:pos="2880"/>
+        </w:tabs>
+        <w:ind w:left="2880" w:hanging="360"/>
+      </w:pPr>
+    </w:lvl>
+    <w:lvl w:ilvl="4" w:tentative="1">
+      <w:start w:val="1"/>
+      <w:numFmt w:val="decimal"/>
+      <w:lvlText w:val="%5."/>
+      <w:lvlJc w:val="left"/>
+      <w:pPr>
+        <w:tabs>
+          <w:tab w:val="num" w:pos="3600"/>
+        </w:tabs>
+        <w:ind w:left="3600" w:hanging="360"/>
+      </w:pPr>
+    </w:lvl>
+    <w:lvl w:ilvl="5" w:tentative="1">
+      <w:start w:val="1"/>
+      <w:numFmt w:val="decimal"/>
+      <w:lvlText w:val="%6."/>
+      <w:lvlJc w:val="left"/>
+      <w:pPr>
+        <w:tabs>
+          <w:tab w:val="num" w:pos="4320"/>
+        </w:tabs>
+        <w:ind w:left="4320" w:hanging="360"/>
+      </w:pPr>
+    </w:lvl>
+    <w:lvl w:ilvl="6" w:tentative="1">
+      <w:start w:val="1"/>
+      <w:numFmt w:val="decimal"/>
+      <w:lvlText w:val="%7."/>
+      <w:lvlJc w:val="left"/>
+      <w:pPr>
+        <w:tabs>
+          <w:tab w:val="num" w:pos="5040"/>
+        </w:tabs>
+        <w:ind w:left="5040" w:hanging="360"/>
+      </w:pPr>
+    </w:lvl>
+    <w:lvl w:ilvl="7" w:tentative="1">
+      <w:start w:val="1"/>
+      <w:numFmt w:val="decimal"/>
+      <w:lvlText w:val="%8."/>
+      <w:lvlJc w:val="left"/>
+      <w:pPr>
+        <w:tabs>
+          <w:tab w:val="num" w:pos="5760"/>
+        </w:tabs>
+        <w:ind w:left="5760" w:hanging="360"/>
+      </w:pPr>
+    </w:lvl>
+    <w:lvl w:ilvl="8" w:tentative="1">
+      <w:start w:val="1"/>
+      <w:numFmt w:val="decimal"/>
+      <w:lvlText w:val="%9."/>
+      <w:lvlJc w:val="left"/>
+      <w:pPr>
+        <w:tabs>
+          <w:tab w:val="num" w:pos="6480"/>
+        </w:tabs>
+        <w:ind w:left="6480" w:hanging="360"/>
+      </w:pPr>
+    </w:lvl>
+  </w:abstractNum>
+  <w:abstractNum w:abstractNumId="12">
     <w:nsid w:val="56997209"/>
     <w:multiLevelType w:val="multilevel"/>
     <w:tmpl w:val="45064AE2"/>
@@ -14341,7 +18062,7 @@
       </w:rPr>
     </w:lvl>
   </w:abstractNum>
-  <w:abstractNum w:abstractNumId="9">
+  <w:abstractNum w:abstractNumId="13">
     <w:nsid w:val="5EFB1300"/>
     <w:multiLevelType w:val="multilevel"/>
     <w:tmpl w:val="2E90D32A"/>
@@ -14490,7 +18211,7 @@
       </w:rPr>
     </w:lvl>
   </w:abstractNum>
-  <w:abstractNum w:abstractNumId="10">
+  <w:abstractNum w:abstractNumId="14">
     <w:nsid w:val="63102687"/>
     <w:multiLevelType w:val="multilevel"/>
     <w:tmpl w:val="824062C4"/>
@@ -14639,7 +18360,7 @@
       </w:rPr>
     </w:lvl>
   </w:abstractNum>
-  <w:abstractNum w:abstractNumId="11">
+  <w:abstractNum w:abstractNumId="15">
     <w:nsid w:val="63AC0BBA"/>
     <w:multiLevelType w:val="multilevel"/>
     <w:tmpl w:val="E348EC14"/>
@@ -14788,7 +18509,7 @@
       </w:rPr>
     </w:lvl>
   </w:abstractNum>
-  <w:abstractNum w:abstractNumId="12">
+  <w:abstractNum w:abstractNumId="16">
     <w:nsid w:val="65A25449"/>
     <w:multiLevelType w:val="multilevel"/>
     <w:tmpl w:val="183C054E"/>
@@ -14937,14 +18658,14 @@
       </w:rPr>
     </w:lvl>
   </w:abstractNum>
-  <w:abstractNum w:abstractNumId="13">
-    <w:nsid w:val="7E803F8B"/>
+  <w:abstractNum w:abstractNumId="17">
+    <w:nsid w:val="6E6B45E4"/>
     <w:multiLevelType w:val="multilevel"/>
-    <w:tmpl w:val="361C466E"/>
+    <w:tmpl w:val="F6F0F7BA"/>
     <w:lvl w:ilvl="0">
       <w:start w:val="1"/>
       <w:numFmt w:val="bullet"/>
-      <w:lvlText w:val=""/>
+      <w:lvlText w:val=""/>
       <w:lvlJc w:val="left"/>
       <w:pPr>
         <w:tabs>
@@ -15086,7 +18807,156 @@
       </w:rPr>
     </w:lvl>
   </w:abstractNum>
-  <w:abstractNum w:abstractNumId="14">
+  <w:abstractNum w:abstractNumId="18">
+    <w:nsid w:val="7E803F8B"/>
+    <w:multiLevelType w:val="multilevel"/>
+    <w:tmpl w:val="361C466E"/>
+    <w:lvl w:ilvl="0">
+      <w:start w:val="1"/>
+      <w:numFmt w:val="bullet"/>
+      <w:lvlText w:val=""/>
+      <w:lvlJc w:val="left"/>
+      <w:pPr>
+        <w:tabs>
+          <w:tab w:val="num" w:pos="720"/>
+        </w:tabs>
+        <w:ind w:left="720" w:hanging="360"/>
+      </w:pPr>
+      <w:rPr>
+        <w:rFonts w:ascii="Symbol" w:hAnsi="Symbol" w:hint="default"/>
+        <w:sz w:val="20"/>
+      </w:rPr>
+    </w:lvl>
+    <w:lvl w:ilvl="1" w:tentative="1">
+      <w:start w:val="1"/>
+      <w:numFmt w:val="bullet"/>
+      <w:lvlText w:val="o"/>
+      <w:lvlJc w:val="left"/>
+      <w:pPr>
+        <w:tabs>
+          <w:tab w:val="num" w:pos="1440"/>
+        </w:tabs>
+        <w:ind w:left="1440" w:hanging="360"/>
+      </w:pPr>
+      <w:rPr>
+        <w:rFonts w:ascii="Courier New" w:hAnsi="Courier New" w:hint="default"/>
+        <w:sz w:val="20"/>
+      </w:rPr>
+    </w:lvl>
+    <w:lvl w:ilvl="2" w:tentative="1">
+      <w:start w:val="1"/>
+      <w:numFmt w:val="bullet"/>
+      <w:lvlText w:val=""/>
+      <w:lvlJc w:val="left"/>
+      <w:pPr>
+        <w:tabs>
+          <w:tab w:val="num" w:pos="2160"/>
+        </w:tabs>
+        <w:ind w:left="2160" w:hanging="360"/>
+      </w:pPr>
+      <w:rPr>
+        <w:rFonts w:ascii="Wingdings" w:hAnsi="Wingdings" w:hint="default"/>
+        <w:sz w:val="20"/>
+      </w:rPr>
+    </w:lvl>
+    <w:lvl w:ilvl="3" w:tentative="1">
+      <w:start w:val="1"/>
+      <w:numFmt w:val="bullet"/>
+      <w:lvlText w:val=""/>
+      <w:lvlJc w:val="left"/>
+      <w:pPr>
+        <w:tabs>
+          <w:tab w:val="num" w:pos="2880"/>
+        </w:tabs>
+        <w:ind w:left="2880" w:hanging="360"/>
+      </w:pPr>
+      <w:rPr>
+        <w:rFonts w:ascii="Wingdings" w:hAnsi="Wingdings" w:hint="default"/>
+        <w:sz w:val="20"/>
+      </w:rPr>
+    </w:lvl>
+    <w:lvl w:ilvl="4" w:tentative="1">
+      <w:start w:val="1"/>
+      <w:numFmt w:val="bullet"/>
+      <w:lvlText w:val=""/>
+      <w:lvlJc w:val="left"/>
+      <w:pPr>
+        <w:tabs>
+          <w:tab w:val="num" w:pos="3600"/>
+        </w:tabs>
+        <w:ind w:left="3600" w:hanging="360"/>
+      </w:pPr>
+      <w:rPr>
+        <w:rFonts w:ascii="Wingdings" w:hAnsi="Wingdings" w:hint="default"/>
+        <w:sz w:val="20"/>
+      </w:rPr>
+    </w:lvl>
+    <w:lvl w:ilvl="5" w:tentative="1">
+      <w:start w:val="1"/>
+      <w:numFmt w:val="bullet"/>
+      <w:lvlText w:val=""/>
+      <w:lvlJc w:val="left"/>
+      <w:pPr>
+        <w:tabs>
+          <w:tab w:val="num" w:pos="4320"/>
+        </w:tabs>
+        <w:ind w:left="4320" w:hanging="360"/>
+      </w:pPr>
+      <w:rPr>
+        <w:rFonts w:ascii="Wingdings" w:hAnsi="Wingdings" w:hint="default"/>
+        <w:sz w:val="20"/>
+      </w:rPr>
+    </w:lvl>
+    <w:lvl w:ilvl="6" w:tentative="1">
+      <w:start w:val="1"/>
+      <w:numFmt w:val="bullet"/>
+      <w:lvlText w:val=""/>
+      <w:lvlJc w:val="left"/>
+      <w:pPr>
+        <w:tabs>
+          <w:tab w:val="num" w:pos="5040"/>
+        </w:tabs>
+        <w:ind w:left="5040" w:hanging="360"/>
+      </w:pPr>
+      <w:rPr>
+        <w:rFonts w:ascii="Wingdings" w:hAnsi="Wingdings" w:hint="default"/>
+        <w:sz w:val="20"/>
+      </w:rPr>
+    </w:lvl>
+    <w:lvl w:ilvl="7" w:tentative="1">
+      <w:start w:val="1"/>
+      <w:numFmt w:val="bullet"/>
+      <w:lvlText w:val=""/>
+      <w:lvlJc w:val="left"/>
+      <w:pPr>
+        <w:tabs>
+          <w:tab w:val="num" w:pos="5760"/>
+        </w:tabs>
+        <w:ind w:left="5760" w:hanging="360"/>
+      </w:pPr>
+      <w:rPr>
+        <w:rFonts w:ascii="Wingdings" w:hAnsi="Wingdings" w:hint="default"/>
+        <w:sz w:val="20"/>
+      </w:rPr>
+    </w:lvl>
+    <w:lvl w:ilvl="8" w:tentative="1">
+      <w:start w:val="1"/>
+      <w:numFmt w:val="bullet"/>
+      <w:lvlText w:val=""/>
+      <w:lvlJc w:val="left"/>
+      <w:pPr>
+        <w:tabs>
+          <w:tab w:val="num" w:pos="6480"/>
+        </w:tabs>
+        <w:ind w:left="6480" w:hanging="360"/>
+      </w:pPr>
+      <w:rPr>
+        <w:rFonts w:ascii="Wingdings" w:hAnsi="Wingdings" w:hint="default"/>
+        <w:sz w:val="20"/>
+      </w:rPr>
+    </w:lvl>
+  </w:abstractNum>
+  <w:abstractNum w:abstractNumId="19">
     <w:nsid w:val="7FE304E0"/>
     <w:multiLevelType w:val="multilevel"/>
     <w:tmpl w:val="8584A436"/>
@@ -15173,49 +19043,64 @@
     </w:lvl>
   </w:abstractNum>
   <w:num w:numId="1">
-    <w:abstractNumId w:val="14"/>
+    <w:abstractNumId w:val="19"/>
   </w:num>
   <w:num w:numId="2">
-    <w:abstractNumId w:val="11"/>
+    <w:abstractNumId w:val="15"/>
   </w:num>
   <w:num w:numId="3">
-    <w:abstractNumId w:val="12"/>
+    <w:abstractNumId w:val="16"/>
   </w:num>
   <w:num w:numId="4">
-    <w:abstractNumId w:val="13"/>
+    <w:abstractNumId w:val="18"/>
   </w:num>
   <w:num w:numId="5">
-    <w:abstractNumId w:val="3"/>
+    <w:abstractNumId w:val="4"/>
   </w:num>
   <w:num w:numId="6">
     <w:abstractNumId w:val="0"/>
   </w:num>
   <w:num w:numId="7">
-    <w:abstractNumId w:val="8"/>
+    <w:abstractNumId w:val="12"/>
   </w:num>
   <w:num w:numId="8">
-    <w:abstractNumId w:val="7"/>
+    <w:abstractNumId w:val="10"/>
   </w:num>
   <w:num w:numId="9">
-    <w:abstractNumId w:val="6"/>
+    <w:abstractNumId w:val="9"/>
   </w:num>
   <w:num w:numId="10">
-    <w:abstractNumId w:val="2"/>
+    <w:abstractNumId w:val="3"/>
   </w:num>
   <w:num w:numId="11">
     <w:abstractNumId w:val="1"/>
   </w:num>
   <w:num w:numId="12">
-    <w:abstractNumId w:val="9"/>
+    <w:abstractNumId w:val="13"/>
   </w:num>
   <w:num w:numId="13">
-    <w:abstractNumId w:val="10"/>
+    <w:abstractNumId w:val="14"/>
   </w:num>
   <w:num w:numId="14">
-    <w:abstractNumId w:val="4"/>
+    <w:abstractNumId w:val="6"/>
   </w:num>
   <w:num w:numId="15">
+    <w:abstractNumId w:val="8"/>
+  </w:num>
+  <w:num w:numId="16">
+    <w:abstractNumId w:val="2"/>
+  </w:num>
+  <w:num w:numId="17">
+    <w:abstractNumId w:val="7"/>
+  </w:num>
+  <w:num w:numId="18">
     <w:abstractNumId w:val="5"/>
+  </w:num>
+  <w:num w:numId="19">
+    <w:abstractNumId w:val="11"/>
+  </w:num>
+  <w:num w:numId="20">
+    <w:abstractNumId w:val="17"/>
   </w:num>
   <w:numIdMacAtCleanup w:val="15"/>
 </w:numbering>
@@ -16223,8 +20108,8 @@
       <w:szCs w:val="28"/>
     </w:rPr>
   </w:style>
-  <w:style w:type="character" w:customStyle="1" w:styleId="UnresolvedMention">
-    <w:name w:val="Unresolved Mention"/>
+  <w:style w:type="character" w:customStyle="1" w:styleId="14">
+    <w:name w:val="Неразрешенное упоминание1"/>
     <w:basedOn w:val="a0"/>
     <w:uiPriority w:val="99"/>
     <w:semiHidden/>
@@ -16556,7 +20441,7 @@
   <a:extraClrSchemeLst/>
   <a:extLst>
     <a:ext uri="{05A4C25C-085E-4340-85A3-A5531E510DB2}">
-      <thm15:themeFamily xmlns="" xmlns:thm15="http://schemas.microsoft.com/office/thememl/2012/main" name="Office Theme" id="{2E142A2C-CD16-42D6-873A-C26D2A0506FA}" vid="{1BDDFF52-6CD6-40A5-AB3C-68EB2F1E4D0A}"/>
+      <thm15:themeFamily xmlns:thm15="http://schemas.microsoft.com/office/thememl/2012/main" xmlns="" name="Office Theme" id="{2E142A2C-CD16-42D6-873A-C26D2A0506FA}" vid="{1BDDFF52-6CD6-40A5-AB3C-68EB2F1E4D0A}"/>
     </a:ext>
   </a:extLst>
 </a:theme>

--- a/документация/diary.docx
+++ b/документация/diary.docx
@@ -7751,9 +7751,9 @@
         </w:rPr>
         <w:drawing>
           <wp:inline distT="0" distB="0" distL="0" distR="0">
-            <wp:extent cx="5221690" cy="2502187"/>
+            <wp:extent cx="5303191" cy="1941530"/>
             <wp:effectExtent l="19050" t="0" r="0" b="0"/>
-            <wp:docPr id="1" name="Рисунок 1" descr="C:\Users\Milina\Desktop\Диаграмма классов.png"/>
+            <wp:docPr id="7" name="Рисунок 1"/>
             <wp:cNvGraphicFramePr>
               <a:graphicFrameLocks xmlns:a="http://schemas.openxmlformats.org/drawingml/2006/main" noChangeAspect="1"/>
             </wp:cNvGraphicFramePr>
@@ -7761,13 +7761,13 @@
               <a:graphicData uri="http://schemas.openxmlformats.org/drawingml/2006/picture">
                 <pic:pic xmlns:pic="http://schemas.openxmlformats.org/drawingml/2006/picture">
                   <pic:nvPicPr>
-                    <pic:cNvPr id="0" name="Picture 1" descr="C:\Users\Milina\Desktop\Диаграмма классов.png"/>
+                    <pic:cNvPr id="0" name="Picture 1"/>
                     <pic:cNvPicPr>
                       <a:picLocks noChangeAspect="1" noChangeArrowheads="1"/>
                     </pic:cNvPicPr>
                   </pic:nvPicPr>
                   <pic:blipFill>
-                    <a:blip r:embed="rId8" cstate="print"/>
+                    <a:blip r:embed="rId8"/>
                     <a:srcRect/>
                     <a:stretch>
                       <a:fillRect/>
@@ -7776,7 +7776,7 @@
                   <pic:spPr bwMode="auto">
                     <a:xfrm>
                       <a:off x="0" y="0"/>
-                      <a:ext cx="5222629" cy="2502637"/>
+                      <a:ext cx="5319579" cy="1947530"/>
                     </a:xfrm>
                     <a:prstGeom prst="rect">
                       <a:avLst/>
@@ -7820,7 +7820,7 @@
           <w:sz w:val="28"/>
           <w:szCs w:val="28"/>
         </w:rPr>
-        <w:t>3</w:t>
+        <w:t>1</w:t>
       </w:r>
       <w:r>
         <w:rPr>
@@ -7828,7 +7828,15 @@
           <w:sz w:val="28"/>
           <w:szCs w:val="28"/>
         </w:rPr>
-        <w:t xml:space="preserve"> – Диаграмма классов</w:t>
+        <w:t xml:space="preserve"> – Диаграмма </w:t>
+      </w:r>
+      <w:r>
+        <w:rPr>
+          <w:color w:val="000000"/>
+          <w:sz w:val="28"/>
+          <w:szCs w:val="28"/>
+        </w:rPr>
+        <w:t>вариантов использования приложения «My Diary»</w:t>
       </w:r>
     </w:p>
     <w:p>
@@ -8060,9 +8068,9 @@
         </w:rPr>
         <w:drawing>
           <wp:inline distT="0" distB="0" distL="0" distR="0">
-            <wp:extent cx="2915218" cy="5777946"/>
-            <wp:effectExtent l="19050" t="0" r="0" b="0"/>
-            <wp:docPr id="2" name="Рисунок 2" descr="C:\Users\Milina\Desktop\Диаграмма деятельности процесса создания записи.png"/>
+            <wp:extent cx="5004212" cy="3735228"/>
+            <wp:effectExtent l="19050" t="0" r="5938" b="0"/>
+            <wp:docPr id="8" name="Рисунок 4"/>
             <wp:cNvGraphicFramePr>
               <a:graphicFrameLocks xmlns:a="http://schemas.openxmlformats.org/drawingml/2006/main" noChangeAspect="1"/>
             </wp:cNvGraphicFramePr>
@@ -8070,13 +8078,13 @@
               <a:graphicData uri="http://schemas.openxmlformats.org/drawingml/2006/picture">
                 <pic:pic xmlns:pic="http://schemas.openxmlformats.org/drawingml/2006/picture">
                   <pic:nvPicPr>
-                    <pic:cNvPr id="0" name="Picture 2" descr="C:\Users\Milina\Desktop\Диаграмма деятельности процесса создания записи.png"/>
+                    <pic:cNvPr id="0" name="Picture 4"/>
                     <pic:cNvPicPr>
                       <a:picLocks noChangeAspect="1" noChangeArrowheads="1"/>
                     </pic:cNvPicPr>
                   </pic:nvPicPr>
                   <pic:blipFill>
-                    <a:blip r:embed="rId9" cstate="print"/>
+                    <a:blip r:embed="rId9"/>
                     <a:srcRect/>
                     <a:stretch>
                       <a:fillRect/>
@@ -8085,7 +8093,7 @@
                   <pic:spPr bwMode="auto">
                     <a:xfrm>
                       <a:off x="0" y="0"/>
-                      <a:ext cx="2913788" cy="5775112"/>
+                      <a:ext cx="4996643" cy="3729578"/>
                     </a:xfrm>
                     <a:prstGeom prst="rect">
                       <a:avLst/>
@@ -8178,7 +8186,6 @@
           <w:sz w:val="28"/>
           <w:szCs w:val="28"/>
         </w:rPr>
-        <w:lastRenderedPageBreak/>
         <w:t>Пользователь инициирует создание новой заметки (переход на NewEntryScreen).</w:t>
       </w:r>
     </w:p>
@@ -8269,6 +8276,7 @@
           <w:sz w:val="28"/>
           <w:szCs w:val="28"/>
         </w:rPr>
+        <w:lastRenderedPageBreak/>
         <w:t>Любое изменение состояния на экране (ввод символа, сдвиг координат стикера) автоматически инициирует триггер автосохранения (_triggerAutoSave).</w:t>
       </w:r>
     </w:p>
@@ -14829,7 +14837,7 @@
                     <a:blip r:embed="rId10">
                       <a:extLst>
                         <a:ext uri="{28A0092B-C50C-407E-A947-70E740481C1C}">
-                          <a14:useLocalDpi xmlns:a14="http://schemas.microsoft.com/office/drawing/2010/main" xmlns:wps="http://schemas.microsoft.com/office/word/2010/wordprocessingShape" xmlns:wpi="http://schemas.microsoft.com/office/word/2010/wordprocessingInk" xmlns:wpg="http://schemas.microsoft.com/office/word/2010/wordprocessingGroup" xmlns:w16se="http://schemas.microsoft.com/office/word/2015/wordml/symex" xmlns:w16sdtdh="http://schemas.microsoft.com/office/word/2020/wordml/sdtdatahash" xmlns:w16="http://schemas.microsoft.com/office/word/2018/wordml" xmlns:w16cid="http://schemas.microsoft.com/office/word/2016/wordml/cid" xmlns:w16cex="http://schemas.microsoft.com/office/word/2018/wordml/cex" xmlns:w15="http://schemas.microsoft.com/office/word/2012/wordml" xmlns:w14="http://schemas.microsoft.com/office/word/2010/wordml" xmlns:w="http://schemas.openxmlformats.org/wordprocessingml/2006/main" xmlns:w10="urn:schemas-microsoft-com:office:word" xmlns:wp14="http://schemas.microsoft.com/office/word/2010/wordprocessingDrawing" xmlns:v="urn:schemas-microsoft-com:vml" xmlns:oel="http://schemas.microsoft.com/office/2019/extlst" xmlns:o="urn:schemas-microsoft-com:office:office" xmlns:am3d="http://schemas.microsoft.com/office/drawing/2017/model3d" xmlns:aink="http://schemas.microsoft.com/office/drawing/2016/ink" xmlns:mc="http://schemas.openxmlformats.org/markup-compatibility/2006" xmlns:cx8="http://schemas.microsoft.com/office/drawing/2016/5/14/chartex" xmlns:cx7="http://schemas.microsoft.com/office/drawing/2016/5/13/chartex" xmlns:cx6="http://schemas.microsoft.com/office/drawing/2016/5/12/chartex" xmlns:cx5="http://schemas.microsoft.com/office/drawing/2016/5/11/chartex" xmlns:cx4="http://schemas.microsoft.com/office/drawing/2016/5/10/chartex" xmlns:cx3="http://schemas.microsoft.com/office/drawing/2016/5/9/chartex" xmlns:cx2="http://schemas.microsoft.com/office/drawing/2015/10/21/chartex" xmlns:cx1="http://schemas.microsoft.com/office/drawing/2015/9/8/chartex" xmlns:cx="http://schemas.microsoft.com/office/drawing/2014/chartex" xmlns:wpc="http://schemas.microsoft.com/office/word/2010/wordprocessingCanvas" xmlns="" val="0"/>
+                          <a14:useLocalDpi xmlns="" xmlns:wpc="http://schemas.microsoft.com/office/word/2010/wordprocessingCanvas" xmlns:cx="http://schemas.microsoft.com/office/drawing/2014/chartex" xmlns:cx1="http://schemas.microsoft.com/office/drawing/2015/9/8/chartex" xmlns:cx2="http://schemas.microsoft.com/office/drawing/2015/10/21/chartex" xmlns:cx3="http://schemas.microsoft.com/office/drawing/2016/5/9/chartex" xmlns:cx4="http://schemas.microsoft.com/office/drawing/2016/5/10/chartex" xmlns:cx5="http://schemas.microsoft.com/office/drawing/2016/5/11/chartex" xmlns:cx6="http://schemas.microsoft.com/office/drawing/2016/5/12/chartex" xmlns:cx7="http://schemas.microsoft.com/office/drawing/2016/5/13/chartex" xmlns:cx8="http://schemas.microsoft.com/office/drawing/2016/5/14/chartex" xmlns:mc="http://schemas.openxmlformats.org/markup-compatibility/2006" xmlns:aink="http://schemas.microsoft.com/office/drawing/2016/ink" xmlns:am3d="http://schemas.microsoft.com/office/drawing/2017/model3d" xmlns:o="urn:schemas-microsoft-com:office:office" xmlns:oel="http://schemas.microsoft.com/office/2019/extlst" xmlns:v="urn:schemas-microsoft-com:vml" xmlns:wp14="http://schemas.microsoft.com/office/word/2010/wordprocessingDrawing" xmlns:w10="urn:schemas-microsoft-com:office:word" xmlns:w="http://schemas.openxmlformats.org/wordprocessingml/2006/main" xmlns:w14="http://schemas.microsoft.com/office/word/2010/wordml" xmlns:w15="http://schemas.microsoft.com/office/word/2012/wordml" xmlns:w16cex="http://schemas.microsoft.com/office/word/2018/wordml/cex" xmlns:w16cid="http://schemas.microsoft.com/office/word/2016/wordml/cid" xmlns:w16="http://schemas.microsoft.com/office/word/2018/wordml" xmlns:w16sdtdh="http://schemas.microsoft.com/office/word/2020/wordml/sdtdatahash" xmlns:w16se="http://schemas.microsoft.com/office/word/2015/wordml/symex" xmlns:wpg="http://schemas.microsoft.com/office/word/2010/wordprocessingGroup" xmlns:wpi="http://schemas.microsoft.com/office/word/2010/wordprocessingInk" xmlns:wps="http://schemas.microsoft.com/office/word/2010/wordprocessingShape" xmlns:a14="http://schemas.microsoft.com/office/drawing/2010/main" val="0"/>
                         </a:ext>
                       </a:extLst>
                     </a:blip>
@@ -16183,24 +16191,14 @@
           <w:pStyle w:val="af2"/>
           <w:jc w:val="center"/>
         </w:pPr>
-        <w:r>
-          <w:fldChar w:fldCharType="begin"/>
-        </w:r>
-        <w:r>
-          <w:instrText>PAGE   \* MERGEFORMAT</w:instrText>
-        </w:r>
-        <w:r>
-          <w:fldChar w:fldCharType="separate"/>
-        </w:r>
-        <w:r>
-          <w:rPr>
-            <w:noProof/>
-          </w:rPr>
-          <w:t>43</w:t>
-        </w:r>
-        <w:r>
-          <w:fldChar w:fldCharType="end"/>
-        </w:r>
+        <w:fldSimple w:instr="PAGE   \* MERGEFORMAT">
+          <w:r>
+            <w:rPr>
+              <w:noProof/>
+            </w:rPr>
+            <w:t>17</w:t>
+          </w:r>
+        </w:fldSimple>
       </w:p>
     </w:sdtContent>
   </w:sdt>
@@ -20441,7 +20439,7 @@
   <a:extraClrSchemeLst/>
   <a:extLst>
     <a:ext uri="{05A4C25C-085E-4340-85A3-A5531E510DB2}">
-      <thm15:themeFamily xmlns:thm15="http://schemas.microsoft.com/office/thememl/2012/main" xmlns="" name="Office Theme" id="{2E142A2C-CD16-42D6-873A-C26D2A0506FA}" vid="{1BDDFF52-6CD6-40A5-AB3C-68EB2F1E4D0A}"/>
+      <thm15:themeFamily xmlns="" xmlns:thm15="http://schemas.microsoft.com/office/thememl/2012/main" name="Office Theme" id="{2E142A2C-CD16-42D6-873A-C26D2A0506FA}" vid="{1BDDFF52-6CD6-40A5-AB3C-68EB2F1E4D0A}"/>
     </a:ext>
   </a:extLst>
 </a:theme>

--- a/документация/diary.docx
+++ b/документация/diary.docx
@@ -140,7 +140,7 @@
           <w:sz w:val="28"/>
           <w:szCs w:val="28"/>
         </w:rPr>
-        <w:t>Техническое задание</w:t>
+        <w:t>Пояснительная записка</w:t>
       </w:r>
     </w:p>
     <w:p>
@@ -14837,7 +14837,7 @@
                     <a:blip r:embed="rId10">
                       <a:extLst>
                         <a:ext uri="{28A0092B-C50C-407E-A947-70E740481C1C}">
-                          <a14:useLocalDpi xmlns="" xmlns:wpc="http://schemas.microsoft.com/office/word/2010/wordprocessingCanvas" xmlns:cx="http://schemas.microsoft.com/office/drawing/2014/chartex" xmlns:cx1="http://schemas.microsoft.com/office/drawing/2015/9/8/chartex" xmlns:cx2="http://schemas.microsoft.com/office/drawing/2015/10/21/chartex" xmlns:cx3="http://schemas.microsoft.com/office/drawing/2016/5/9/chartex" xmlns:cx4="http://schemas.microsoft.com/office/drawing/2016/5/10/chartex" xmlns:cx5="http://schemas.microsoft.com/office/drawing/2016/5/11/chartex" xmlns:cx6="http://schemas.microsoft.com/office/drawing/2016/5/12/chartex" xmlns:cx7="http://schemas.microsoft.com/office/drawing/2016/5/13/chartex" xmlns:cx8="http://schemas.microsoft.com/office/drawing/2016/5/14/chartex" xmlns:mc="http://schemas.openxmlformats.org/markup-compatibility/2006" xmlns:aink="http://schemas.microsoft.com/office/drawing/2016/ink" xmlns:am3d="http://schemas.microsoft.com/office/drawing/2017/model3d" xmlns:o="urn:schemas-microsoft-com:office:office" xmlns:oel="http://schemas.microsoft.com/office/2019/extlst" xmlns:v="urn:schemas-microsoft-com:vml" xmlns:wp14="http://schemas.microsoft.com/office/word/2010/wordprocessingDrawing" xmlns:w10="urn:schemas-microsoft-com:office:word" xmlns:w="http://schemas.openxmlformats.org/wordprocessingml/2006/main" xmlns:w14="http://schemas.microsoft.com/office/word/2010/wordml" xmlns:w15="http://schemas.microsoft.com/office/word/2012/wordml" xmlns:w16cex="http://schemas.microsoft.com/office/word/2018/wordml/cex" xmlns:w16cid="http://schemas.microsoft.com/office/word/2016/wordml/cid" xmlns:w16="http://schemas.microsoft.com/office/word/2018/wordml" xmlns:w16sdtdh="http://schemas.microsoft.com/office/word/2020/wordml/sdtdatahash" xmlns:w16se="http://schemas.microsoft.com/office/word/2015/wordml/symex" xmlns:wpg="http://schemas.microsoft.com/office/word/2010/wordprocessingGroup" xmlns:wpi="http://schemas.microsoft.com/office/word/2010/wordprocessingInk" xmlns:wps="http://schemas.microsoft.com/office/word/2010/wordprocessingShape" xmlns:a14="http://schemas.microsoft.com/office/drawing/2010/main" val="0"/>
+                          <a14:useLocalDpi xmlns:a14="http://schemas.microsoft.com/office/drawing/2010/main" xmlns:wps="http://schemas.microsoft.com/office/word/2010/wordprocessingShape" xmlns:wpi="http://schemas.microsoft.com/office/word/2010/wordprocessingInk" xmlns:wpg="http://schemas.microsoft.com/office/word/2010/wordprocessingGroup" xmlns:w16se="http://schemas.microsoft.com/office/word/2015/wordml/symex" xmlns:w16sdtdh="http://schemas.microsoft.com/office/word/2020/wordml/sdtdatahash" xmlns:w16="http://schemas.microsoft.com/office/word/2018/wordml" xmlns:w16cid="http://schemas.microsoft.com/office/word/2016/wordml/cid" xmlns:w16cex="http://schemas.microsoft.com/office/word/2018/wordml/cex" xmlns:w15="http://schemas.microsoft.com/office/word/2012/wordml" xmlns:w14="http://schemas.microsoft.com/office/word/2010/wordml" xmlns:w="http://schemas.openxmlformats.org/wordprocessingml/2006/main" xmlns:w10="urn:schemas-microsoft-com:office:word" xmlns:wp14="http://schemas.microsoft.com/office/word/2010/wordprocessingDrawing" xmlns:v="urn:schemas-microsoft-com:vml" xmlns:oel="http://schemas.microsoft.com/office/2019/extlst" xmlns:o="urn:schemas-microsoft-com:office:office" xmlns:am3d="http://schemas.microsoft.com/office/drawing/2017/model3d" xmlns:aink="http://schemas.microsoft.com/office/drawing/2016/ink" xmlns:mc="http://schemas.openxmlformats.org/markup-compatibility/2006" xmlns:cx8="http://schemas.microsoft.com/office/drawing/2016/5/14/chartex" xmlns:cx7="http://schemas.microsoft.com/office/drawing/2016/5/13/chartex" xmlns:cx6="http://schemas.microsoft.com/office/drawing/2016/5/12/chartex" xmlns:cx5="http://schemas.microsoft.com/office/drawing/2016/5/11/chartex" xmlns:cx4="http://schemas.microsoft.com/office/drawing/2016/5/10/chartex" xmlns:cx3="http://schemas.microsoft.com/office/drawing/2016/5/9/chartex" xmlns:cx2="http://schemas.microsoft.com/office/drawing/2015/10/21/chartex" xmlns:cx1="http://schemas.microsoft.com/office/drawing/2015/9/8/chartex" xmlns:cx="http://schemas.microsoft.com/office/drawing/2014/chartex" xmlns:wpc="http://schemas.microsoft.com/office/word/2010/wordprocessingCanvas" xmlns="" val="0"/>
                         </a:ext>
                       </a:extLst>
                     </a:blip>
@@ -16143,8 +16143,1347 @@
         </w:rPr>
       </w:pPr>
     </w:p>
+    <w:p>
+      <w:pPr>
+        <w:spacing w:after="160" w:line="278" w:lineRule="auto"/>
+        <w:rPr>
+          <w:sz w:val="28"/>
+          <w:szCs w:val="28"/>
+        </w:rPr>
+      </w:pPr>
+    </w:p>
+    <w:p>
+      <w:pPr>
+        <w:spacing w:after="160" w:line="278" w:lineRule="auto"/>
+        <w:rPr>
+          <w:sz w:val="28"/>
+          <w:szCs w:val="28"/>
+        </w:rPr>
+      </w:pPr>
+    </w:p>
+    <w:p>
+      <w:pPr>
+        <w:spacing w:after="160" w:line="278" w:lineRule="auto"/>
+        <w:rPr>
+          <w:sz w:val="28"/>
+          <w:szCs w:val="28"/>
+        </w:rPr>
+      </w:pPr>
+    </w:p>
+    <w:p>
+      <w:pPr>
+        <w:spacing w:after="160" w:line="278" w:lineRule="auto"/>
+        <w:rPr>
+          <w:sz w:val="28"/>
+          <w:szCs w:val="28"/>
+        </w:rPr>
+      </w:pPr>
+    </w:p>
+    <w:p>
+      <w:pPr>
+        <w:spacing w:after="160" w:line="278" w:lineRule="auto"/>
+        <w:rPr>
+          <w:sz w:val="28"/>
+          <w:szCs w:val="28"/>
+        </w:rPr>
+      </w:pPr>
+    </w:p>
+    <w:p>
+      <w:pPr>
+        <w:spacing w:after="160" w:line="278" w:lineRule="auto"/>
+        <w:rPr>
+          <w:sz w:val="28"/>
+          <w:szCs w:val="28"/>
+        </w:rPr>
+      </w:pPr>
+    </w:p>
+    <w:p>
+      <w:pPr>
+        <w:spacing w:before="240" w:after="240" w:line="360" w:lineRule="auto"/>
+        <w:jc w:val="center"/>
+        <w:rPr>
+          <w:b/>
+          <w:sz w:val="28"/>
+          <w:szCs w:val="28"/>
+        </w:rPr>
+      </w:pPr>
+      <w:r>
+        <w:rPr>
+          <w:b/>
+          <w:sz w:val="28"/>
+          <w:szCs w:val="28"/>
+        </w:rPr>
+        <w:lastRenderedPageBreak/>
+        <w:t>СПИСОК ИСПОЛЬЗОВАННЫХ ИСТОЧНИКОВ</w:t>
+      </w:r>
+    </w:p>
+    <w:p>
+      <w:pPr>
+        <w:pStyle w:val="ad"/>
+        <w:numPr>
+          <w:ilvl w:val="0"/>
+          <w:numId w:val="21"/>
+        </w:numPr>
+        <w:spacing w:before="0" w:beforeAutospacing="0" w:after="0" w:afterAutospacing="0" w:line="360" w:lineRule="auto"/>
+        <w:ind w:left="0"/>
+        <w:rPr>
+          <w:color w:val="1F1F1F"/>
+          <w:sz w:val="28"/>
+          <w:szCs w:val="28"/>
+          <w:lang w:val="en-US"/>
+        </w:rPr>
+      </w:pPr>
+      <w:r>
+        <w:rPr>
+          <w:b/>
+          <w:bCs/>
+          <w:color w:val="1F1F1F"/>
+          <w:sz w:val="28"/>
+          <w:szCs w:val="28"/>
+          <w:bdr w:val="none" w:sz="0" w:space="0" w:color="auto" w:frame="1"/>
+          <w:lang w:val="en-US"/>
+        </w:rPr>
+        <w:t>Flutter documentation</w:t>
+      </w:r>
+      <w:r>
+        <w:rPr>
+          <w:color w:val="1F1F1F"/>
+          <w:sz w:val="28"/>
+          <w:szCs w:val="28"/>
+          <w:bdr w:val="none" w:sz="0" w:space="0" w:color="auto" w:frame="1"/>
+          <w:lang w:val="en-US"/>
+        </w:rPr>
+        <w:t xml:space="preserve"> [Electronic resource] : official website of the Flutter framework. — URL: </w:t>
+      </w:r>
+      <w:hyperlink r:id="rId14" w:tgtFrame="_blank" w:history="1">
+        <w:r>
+          <w:rPr>
+            <w:rStyle w:val="af"/>
+            <w:rFonts w:eastAsiaTheme="majorEastAsia"/>
+            <w:color w:val="1F1F1F"/>
+            <w:sz w:val="28"/>
+            <w:szCs w:val="28"/>
+            <w:bdr w:val="none" w:sz="0" w:space="0" w:color="auto" w:frame="1"/>
+            <w:lang w:val="en-US"/>
+          </w:rPr>
+          <w:t>https://docs.flutter.dev/</w:t>
+        </w:r>
+      </w:hyperlink>
+      <w:r>
+        <w:rPr>
+          <w:color w:val="1F1F1F"/>
+          <w:sz w:val="28"/>
+          <w:szCs w:val="28"/>
+          <w:bdr w:val="none" w:sz="0" w:space="0" w:color="auto" w:frame="1"/>
+          <w:lang w:val="en-US"/>
+        </w:rPr>
+        <w:t xml:space="preserve"> (</w:t>
+      </w:r>
+      <w:r>
+        <w:rPr>
+          <w:color w:val="1F1F1F"/>
+          <w:sz w:val="28"/>
+          <w:szCs w:val="28"/>
+          <w:bdr w:val="none" w:sz="0" w:space="0" w:color="auto" w:frame="1"/>
+        </w:rPr>
+        <w:t>дата</w:t>
+      </w:r>
+      <w:r>
+        <w:rPr>
+          <w:color w:val="1F1F1F"/>
+          <w:sz w:val="28"/>
+          <w:szCs w:val="28"/>
+          <w:bdr w:val="none" w:sz="0" w:space="0" w:color="auto" w:frame="1"/>
+          <w:lang w:val="en-US"/>
+        </w:rPr>
+        <w:t xml:space="preserve"> </w:t>
+      </w:r>
+      <w:r>
+        <w:rPr>
+          <w:color w:val="1F1F1F"/>
+          <w:sz w:val="28"/>
+          <w:szCs w:val="28"/>
+          <w:bdr w:val="none" w:sz="0" w:space="0" w:color="auto" w:frame="1"/>
+        </w:rPr>
+        <w:t>обращения</w:t>
+      </w:r>
+      <w:r>
+        <w:rPr>
+          <w:color w:val="1F1F1F"/>
+          <w:sz w:val="28"/>
+          <w:szCs w:val="28"/>
+          <w:bdr w:val="none" w:sz="0" w:space="0" w:color="auto" w:frame="1"/>
+          <w:lang w:val="en-US"/>
+        </w:rPr>
+        <w:t>: 25.06.2026). — Text : electronic.</w:t>
+      </w:r>
+      <w:r>
+        <w:rPr>
+          <w:color w:val="1F1F1F"/>
+          <w:sz w:val="28"/>
+          <w:szCs w:val="28"/>
+          <w:lang w:val="en-US"/>
+        </w:rPr>
+        <w:t xml:space="preserve"> </w:t>
+      </w:r>
+    </w:p>
+    <w:p>
+      <w:pPr>
+        <w:pStyle w:val="ad"/>
+        <w:numPr>
+          <w:ilvl w:val="0"/>
+          <w:numId w:val="21"/>
+        </w:numPr>
+        <w:spacing w:before="0" w:beforeAutospacing="0" w:after="0" w:afterAutospacing="0" w:line="360" w:lineRule="auto"/>
+        <w:ind w:left="0"/>
+        <w:rPr>
+          <w:color w:val="1F1F1F"/>
+          <w:sz w:val="28"/>
+          <w:szCs w:val="28"/>
+          <w:lang w:val="en-US"/>
+        </w:rPr>
+      </w:pPr>
+      <w:r>
+        <w:rPr>
+          <w:b/>
+          <w:bCs/>
+          <w:color w:val="1F1F1F"/>
+          <w:sz w:val="28"/>
+          <w:szCs w:val="28"/>
+          <w:bdr w:val="none" w:sz="0" w:space="0" w:color="auto" w:frame="1"/>
+          <w:lang w:val="en-US"/>
+        </w:rPr>
+        <w:t>Dart programming language</w:t>
+      </w:r>
+      <w:r>
+        <w:rPr>
+          <w:color w:val="1F1F1F"/>
+          <w:sz w:val="28"/>
+          <w:szCs w:val="28"/>
+          <w:bdr w:val="none" w:sz="0" w:space="0" w:color="auto" w:frame="1"/>
+          <w:lang w:val="en-US"/>
+        </w:rPr>
+        <w:t xml:space="preserve"> [Electronic resource] : documentation for the Dart language. — URL: </w:t>
+      </w:r>
+      <w:hyperlink r:id="rId15" w:tgtFrame="_blank" w:history="1">
+        <w:r>
+          <w:rPr>
+            <w:rStyle w:val="af"/>
+            <w:rFonts w:eastAsiaTheme="majorEastAsia"/>
+            <w:color w:val="1F1F1F"/>
+            <w:sz w:val="28"/>
+            <w:szCs w:val="28"/>
+            <w:bdr w:val="none" w:sz="0" w:space="0" w:color="auto" w:frame="1"/>
+            <w:lang w:val="en-US"/>
+          </w:rPr>
+          <w:t>https://dart.dev/guides</w:t>
+        </w:r>
+      </w:hyperlink>
+      <w:r>
+        <w:rPr>
+          <w:color w:val="1F1F1F"/>
+          <w:sz w:val="28"/>
+          <w:szCs w:val="28"/>
+          <w:bdr w:val="none" w:sz="0" w:space="0" w:color="auto" w:frame="1"/>
+          <w:lang w:val="en-US"/>
+        </w:rPr>
+        <w:t xml:space="preserve"> (</w:t>
+      </w:r>
+      <w:r>
+        <w:rPr>
+          <w:color w:val="1F1F1F"/>
+          <w:sz w:val="28"/>
+          <w:szCs w:val="28"/>
+          <w:bdr w:val="none" w:sz="0" w:space="0" w:color="auto" w:frame="1"/>
+        </w:rPr>
+        <w:t>дата</w:t>
+      </w:r>
+      <w:r>
+        <w:rPr>
+          <w:color w:val="1F1F1F"/>
+          <w:sz w:val="28"/>
+          <w:szCs w:val="28"/>
+          <w:bdr w:val="none" w:sz="0" w:space="0" w:color="auto" w:frame="1"/>
+          <w:lang w:val="en-US"/>
+        </w:rPr>
+        <w:t xml:space="preserve"> </w:t>
+      </w:r>
+      <w:r>
+        <w:rPr>
+          <w:color w:val="1F1F1F"/>
+          <w:sz w:val="28"/>
+          <w:szCs w:val="28"/>
+          <w:bdr w:val="none" w:sz="0" w:space="0" w:color="auto" w:frame="1"/>
+        </w:rPr>
+        <w:t>обращения</w:t>
+      </w:r>
+      <w:r>
+        <w:rPr>
+          <w:color w:val="1F1F1F"/>
+          <w:sz w:val="28"/>
+          <w:szCs w:val="28"/>
+          <w:bdr w:val="none" w:sz="0" w:space="0" w:color="auto" w:frame="1"/>
+          <w:lang w:val="en-US"/>
+        </w:rPr>
+        <w:t>: 25.06.2026). — Text : electronic.</w:t>
+      </w:r>
+      <w:r>
+        <w:rPr>
+          <w:color w:val="1F1F1F"/>
+          <w:sz w:val="28"/>
+          <w:szCs w:val="28"/>
+          <w:lang w:val="en-US"/>
+        </w:rPr>
+        <w:t xml:space="preserve"> </w:t>
+      </w:r>
+    </w:p>
+    <w:p>
+      <w:pPr>
+        <w:pStyle w:val="ad"/>
+        <w:numPr>
+          <w:ilvl w:val="0"/>
+          <w:numId w:val="21"/>
+        </w:numPr>
+        <w:spacing w:before="0" w:beforeAutospacing="0" w:after="0" w:afterAutospacing="0" w:line="360" w:lineRule="auto"/>
+        <w:ind w:left="0"/>
+        <w:rPr>
+          <w:color w:val="1F1F1F"/>
+          <w:sz w:val="28"/>
+          <w:szCs w:val="28"/>
+          <w:lang w:val="en-US"/>
+        </w:rPr>
+      </w:pPr>
+      <w:r>
+        <w:rPr>
+          <w:b/>
+          <w:bCs/>
+          <w:color w:val="1F1F1F"/>
+          <w:sz w:val="28"/>
+          <w:szCs w:val="28"/>
+          <w:bdr w:val="none" w:sz="0" w:space="0" w:color="auto" w:frame="1"/>
+          <w:lang w:val="en-US"/>
+        </w:rPr>
+        <w:t>Material Design 3 Guidelines</w:t>
+      </w:r>
+      <w:r>
+        <w:rPr>
+          <w:color w:val="1F1F1F"/>
+          <w:sz w:val="28"/>
+          <w:szCs w:val="28"/>
+          <w:bdr w:val="none" w:sz="0" w:space="0" w:color="auto" w:frame="1"/>
+          <w:lang w:val="en-US"/>
+        </w:rPr>
+        <w:t xml:space="preserve"> [Electronic resource] : official design system specifications. — URL: </w:t>
+      </w:r>
+      <w:hyperlink r:id="rId16" w:tgtFrame="_blank" w:history="1">
+        <w:r>
+          <w:rPr>
+            <w:rStyle w:val="af"/>
+            <w:rFonts w:eastAsiaTheme="majorEastAsia"/>
+            <w:color w:val="1F1F1F"/>
+            <w:sz w:val="28"/>
+            <w:szCs w:val="28"/>
+            <w:bdr w:val="none" w:sz="0" w:space="0" w:color="auto" w:frame="1"/>
+            <w:lang w:val="en-US"/>
+          </w:rPr>
+          <w:t>https://m3.material.io/</w:t>
+        </w:r>
+      </w:hyperlink>
+      <w:r>
+        <w:rPr>
+          <w:color w:val="1F1F1F"/>
+          <w:sz w:val="28"/>
+          <w:szCs w:val="28"/>
+          <w:bdr w:val="none" w:sz="0" w:space="0" w:color="auto" w:frame="1"/>
+          <w:lang w:val="en-US"/>
+        </w:rPr>
+        <w:t xml:space="preserve"> (</w:t>
+      </w:r>
+      <w:r>
+        <w:rPr>
+          <w:color w:val="1F1F1F"/>
+          <w:sz w:val="28"/>
+          <w:szCs w:val="28"/>
+          <w:bdr w:val="none" w:sz="0" w:space="0" w:color="auto" w:frame="1"/>
+        </w:rPr>
+        <w:t>дата</w:t>
+      </w:r>
+      <w:r>
+        <w:rPr>
+          <w:color w:val="1F1F1F"/>
+          <w:sz w:val="28"/>
+          <w:szCs w:val="28"/>
+          <w:bdr w:val="none" w:sz="0" w:space="0" w:color="auto" w:frame="1"/>
+          <w:lang w:val="en-US"/>
+        </w:rPr>
+        <w:t xml:space="preserve"> </w:t>
+      </w:r>
+      <w:r>
+        <w:rPr>
+          <w:color w:val="1F1F1F"/>
+          <w:sz w:val="28"/>
+          <w:szCs w:val="28"/>
+          <w:bdr w:val="none" w:sz="0" w:space="0" w:color="auto" w:frame="1"/>
+        </w:rPr>
+        <w:t>обращения</w:t>
+      </w:r>
+      <w:r>
+        <w:rPr>
+          <w:color w:val="1F1F1F"/>
+          <w:sz w:val="28"/>
+          <w:szCs w:val="28"/>
+          <w:bdr w:val="none" w:sz="0" w:space="0" w:color="auto" w:frame="1"/>
+          <w:lang w:val="en-US"/>
+        </w:rPr>
+        <w:t>: 25.06.2026). — Text : electronic.</w:t>
+      </w:r>
+      <w:r>
+        <w:rPr>
+          <w:color w:val="1F1F1F"/>
+          <w:sz w:val="28"/>
+          <w:szCs w:val="28"/>
+          <w:lang w:val="en-US"/>
+        </w:rPr>
+        <w:t xml:space="preserve"> </w:t>
+      </w:r>
+    </w:p>
+    <w:p>
+      <w:pPr>
+        <w:pStyle w:val="ad"/>
+        <w:numPr>
+          <w:ilvl w:val="0"/>
+          <w:numId w:val="21"/>
+        </w:numPr>
+        <w:spacing w:before="0" w:beforeAutospacing="0" w:after="0" w:afterAutospacing="0" w:line="360" w:lineRule="auto"/>
+        <w:ind w:left="0"/>
+        <w:rPr>
+          <w:color w:val="1F1F1F"/>
+          <w:sz w:val="28"/>
+          <w:szCs w:val="28"/>
+          <w:lang w:val="en-US"/>
+        </w:rPr>
+      </w:pPr>
+      <w:r>
+        <w:rPr>
+          <w:b/>
+          <w:bCs/>
+          <w:color w:val="1F1F1F"/>
+          <w:sz w:val="28"/>
+          <w:szCs w:val="28"/>
+          <w:bdr w:val="none" w:sz="0" w:space="0" w:color="auto" w:frame="1"/>
+          <w:lang w:val="en-US"/>
+        </w:rPr>
+        <w:t>shared_preferences</w:t>
+      </w:r>
+      <w:r>
+        <w:rPr>
+          <w:color w:val="1F1F1F"/>
+          <w:sz w:val="28"/>
+          <w:szCs w:val="28"/>
+          <w:bdr w:val="none" w:sz="0" w:space="0" w:color="auto" w:frame="1"/>
+          <w:lang w:val="en-US"/>
+        </w:rPr>
+        <w:t xml:space="preserve"> [Electronic resource] : Flutter plugin for reading and writing simple key-value pairs. — URL: </w:t>
+      </w:r>
+      <w:hyperlink r:id="rId17" w:tgtFrame="_blank" w:history="1">
+        <w:r>
+          <w:rPr>
+            <w:rStyle w:val="af"/>
+            <w:rFonts w:eastAsiaTheme="majorEastAsia"/>
+            <w:color w:val="1F1F1F"/>
+            <w:sz w:val="28"/>
+            <w:szCs w:val="28"/>
+            <w:bdr w:val="none" w:sz="0" w:space="0" w:color="auto" w:frame="1"/>
+            <w:lang w:val="en-US"/>
+          </w:rPr>
+          <w:t>https://pub.dev/packages/shared_preferences</w:t>
+        </w:r>
+      </w:hyperlink>
+      <w:r>
+        <w:rPr>
+          <w:color w:val="1F1F1F"/>
+          <w:sz w:val="28"/>
+          <w:szCs w:val="28"/>
+          <w:bdr w:val="none" w:sz="0" w:space="0" w:color="auto" w:frame="1"/>
+          <w:lang w:val="en-US"/>
+        </w:rPr>
+        <w:t xml:space="preserve"> (</w:t>
+      </w:r>
+      <w:r>
+        <w:rPr>
+          <w:color w:val="1F1F1F"/>
+          <w:sz w:val="28"/>
+          <w:szCs w:val="28"/>
+          <w:bdr w:val="none" w:sz="0" w:space="0" w:color="auto" w:frame="1"/>
+        </w:rPr>
+        <w:t>дата</w:t>
+      </w:r>
+      <w:r>
+        <w:rPr>
+          <w:color w:val="1F1F1F"/>
+          <w:sz w:val="28"/>
+          <w:szCs w:val="28"/>
+          <w:bdr w:val="none" w:sz="0" w:space="0" w:color="auto" w:frame="1"/>
+          <w:lang w:val="en-US"/>
+        </w:rPr>
+        <w:t xml:space="preserve"> </w:t>
+      </w:r>
+      <w:r>
+        <w:rPr>
+          <w:color w:val="1F1F1F"/>
+          <w:sz w:val="28"/>
+          <w:szCs w:val="28"/>
+          <w:bdr w:val="none" w:sz="0" w:space="0" w:color="auto" w:frame="1"/>
+        </w:rPr>
+        <w:t>обращения</w:t>
+      </w:r>
+      <w:r>
+        <w:rPr>
+          <w:color w:val="1F1F1F"/>
+          <w:sz w:val="28"/>
+          <w:szCs w:val="28"/>
+          <w:bdr w:val="none" w:sz="0" w:space="0" w:color="auto" w:frame="1"/>
+          <w:lang w:val="en-US"/>
+        </w:rPr>
+        <w:t>: 25.06.2026). — Text : electronic.</w:t>
+      </w:r>
+      <w:r>
+        <w:rPr>
+          <w:color w:val="1F1F1F"/>
+          <w:sz w:val="28"/>
+          <w:szCs w:val="28"/>
+          <w:lang w:val="en-US"/>
+        </w:rPr>
+        <w:t xml:space="preserve"> </w:t>
+      </w:r>
+    </w:p>
+    <w:p>
+      <w:pPr>
+        <w:pStyle w:val="ad"/>
+        <w:numPr>
+          <w:ilvl w:val="0"/>
+          <w:numId w:val="21"/>
+        </w:numPr>
+        <w:spacing w:before="0" w:beforeAutospacing="0" w:after="0" w:afterAutospacing="0" w:line="360" w:lineRule="auto"/>
+        <w:ind w:left="0"/>
+        <w:rPr>
+          <w:color w:val="1F1F1F"/>
+          <w:sz w:val="28"/>
+          <w:szCs w:val="28"/>
+          <w:lang w:val="en-US"/>
+        </w:rPr>
+      </w:pPr>
+      <w:r>
+        <w:rPr>
+          <w:b/>
+          <w:bCs/>
+          <w:color w:val="1F1F1F"/>
+          <w:sz w:val="28"/>
+          <w:szCs w:val="28"/>
+          <w:bdr w:val="none" w:sz="0" w:space="0" w:color="auto" w:frame="1"/>
+          <w:lang w:val="en-US"/>
+        </w:rPr>
+        <w:t>intl package</w:t>
+      </w:r>
+      <w:r>
+        <w:rPr>
+          <w:color w:val="1F1F1F"/>
+          <w:sz w:val="28"/>
+          <w:szCs w:val="28"/>
+          <w:bdr w:val="none" w:sz="0" w:space="0" w:color="auto" w:frame="1"/>
+          <w:lang w:val="en-US"/>
+        </w:rPr>
+        <w:t xml:space="preserve"> [Electronic resource] : Internationalization and localization support for Dart. — URL: </w:t>
+      </w:r>
+      <w:hyperlink r:id="rId18" w:tgtFrame="_blank" w:history="1">
+        <w:r>
+          <w:rPr>
+            <w:rStyle w:val="af"/>
+            <w:rFonts w:eastAsiaTheme="majorEastAsia"/>
+            <w:color w:val="1F1F1F"/>
+            <w:sz w:val="28"/>
+            <w:szCs w:val="28"/>
+            <w:bdr w:val="none" w:sz="0" w:space="0" w:color="auto" w:frame="1"/>
+            <w:lang w:val="en-US"/>
+          </w:rPr>
+          <w:t>https://pub.dev/packages/intl</w:t>
+        </w:r>
+      </w:hyperlink>
+      <w:r>
+        <w:rPr>
+          <w:color w:val="1F1F1F"/>
+          <w:sz w:val="28"/>
+          <w:szCs w:val="28"/>
+          <w:bdr w:val="none" w:sz="0" w:space="0" w:color="auto" w:frame="1"/>
+          <w:lang w:val="en-US"/>
+        </w:rPr>
+        <w:t xml:space="preserve"> (</w:t>
+      </w:r>
+      <w:r>
+        <w:rPr>
+          <w:color w:val="1F1F1F"/>
+          <w:sz w:val="28"/>
+          <w:szCs w:val="28"/>
+          <w:bdr w:val="none" w:sz="0" w:space="0" w:color="auto" w:frame="1"/>
+        </w:rPr>
+        <w:t>дата</w:t>
+      </w:r>
+      <w:r>
+        <w:rPr>
+          <w:color w:val="1F1F1F"/>
+          <w:sz w:val="28"/>
+          <w:szCs w:val="28"/>
+          <w:bdr w:val="none" w:sz="0" w:space="0" w:color="auto" w:frame="1"/>
+          <w:lang w:val="en-US"/>
+        </w:rPr>
+        <w:t xml:space="preserve"> </w:t>
+      </w:r>
+      <w:r>
+        <w:rPr>
+          <w:color w:val="1F1F1F"/>
+          <w:sz w:val="28"/>
+          <w:szCs w:val="28"/>
+          <w:bdr w:val="none" w:sz="0" w:space="0" w:color="auto" w:frame="1"/>
+        </w:rPr>
+        <w:t>обращения</w:t>
+      </w:r>
+      <w:r>
+        <w:rPr>
+          <w:color w:val="1F1F1F"/>
+          <w:sz w:val="28"/>
+          <w:szCs w:val="28"/>
+          <w:bdr w:val="none" w:sz="0" w:space="0" w:color="auto" w:frame="1"/>
+          <w:lang w:val="en-US"/>
+        </w:rPr>
+        <w:t>: 25.06.2026). — Text : electronic.</w:t>
+      </w:r>
+      <w:r>
+        <w:rPr>
+          <w:color w:val="1F1F1F"/>
+          <w:sz w:val="28"/>
+          <w:szCs w:val="28"/>
+          <w:lang w:val="en-US"/>
+        </w:rPr>
+        <w:t xml:space="preserve"> </w:t>
+      </w:r>
+    </w:p>
+    <w:p>
+      <w:pPr>
+        <w:pStyle w:val="ad"/>
+        <w:numPr>
+          <w:ilvl w:val="0"/>
+          <w:numId w:val="21"/>
+        </w:numPr>
+        <w:spacing w:before="0" w:beforeAutospacing="0" w:after="0" w:afterAutospacing="0" w:line="360" w:lineRule="auto"/>
+        <w:ind w:left="0"/>
+        <w:rPr>
+          <w:color w:val="1F1F1F"/>
+          <w:sz w:val="28"/>
+          <w:szCs w:val="28"/>
+          <w:lang w:val="en-US"/>
+        </w:rPr>
+      </w:pPr>
+      <w:r>
+        <w:rPr>
+          <w:b/>
+          <w:bCs/>
+          <w:color w:val="1F1F1F"/>
+          <w:sz w:val="28"/>
+          <w:szCs w:val="28"/>
+          <w:bdr w:val="none" w:sz="0" w:space="0" w:color="auto" w:frame="1"/>
+          <w:lang w:val="en-US"/>
+        </w:rPr>
+        <w:t>file_picker</w:t>
+      </w:r>
+      <w:r>
+        <w:rPr>
+          <w:color w:val="1F1F1F"/>
+          <w:sz w:val="28"/>
+          <w:szCs w:val="28"/>
+          <w:bdr w:val="none" w:sz="0" w:space="0" w:color="auto" w:frame="1"/>
+          <w:lang w:val="en-US"/>
+        </w:rPr>
+        <w:t xml:space="preserve"> [Electronic resource] : A package that allows you to use the native file explorer to pick files. — URL: </w:t>
+      </w:r>
+      <w:hyperlink r:id="rId19" w:tgtFrame="_blank" w:history="1">
+        <w:r>
+          <w:rPr>
+            <w:rStyle w:val="af"/>
+            <w:rFonts w:eastAsiaTheme="majorEastAsia"/>
+            <w:color w:val="1F1F1F"/>
+            <w:sz w:val="28"/>
+            <w:szCs w:val="28"/>
+            <w:bdr w:val="none" w:sz="0" w:space="0" w:color="auto" w:frame="1"/>
+            <w:lang w:val="en-US"/>
+          </w:rPr>
+          <w:t>https://pub.dev/packages/file_picker</w:t>
+        </w:r>
+      </w:hyperlink>
+      <w:r>
+        <w:rPr>
+          <w:color w:val="1F1F1F"/>
+          <w:sz w:val="28"/>
+          <w:szCs w:val="28"/>
+          <w:bdr w:val="none" w:sz="0" w:space="0" w:color="auto" w:frame="1"/>
+          <w:lang w:val="en-US"/>
+        </w:rPr>
+        <w:t xml:space="preserve"> (</w:t>
+      </w:r>
+      <w:r>
+        <w:rPr>
+          <w:color w:val="1F1F1F"/>
+          <w:sz w:val="28"/>
+          <w:szCs w:val="28"/>
+          <w:bdr w:val="none" w:sz="0" w:space="0" w:color="auto" w:frame="1"/>
+        </w:rPr>
+        <w:t>дата</w:t>
+      </w:r>
+      <w:r>
+        <w:rPr>
+          <w:color w:val="1F1F1F"/>
+          <w:sz w:val="28"/>
+          <w:szCs w:val="28"/>
+          <w:bdr w:val="none" w:sz="0" w:space="0" w:color="auto" w:frame="1"/>
+          <w:lang w:val="en-US"/>
+        </w:rPr>
+        <w:t xml:space="preserve"> </w:t>
+      </w:r>
+      <w:r>
+        <w:rPr>
+          <w:color w:val="1F1F1F"/>
+          <w:sz w:val="28"/>
+          <w:szCs w:val="28"/>
+          <w:bdr w:val="none" w:sz="0" w:space="0" w:color="auto" w:frame="1"/>
+        </w:rPr>
+        <w:t>обращения</w:t>
+      </w:r>
+      <w:r>
+        <w:rPr>
+          <w:color w:val="1F1F1F"/>
+          <w:sz w:val="28"/>
+          <w:szCs w:val="28"/>
+          <w:bdr w:val="none" w:sz="0" w:space="0" w:color="auto" w:frame="1"/>
+          <w:lang w:val="en-US"/>
+        </w:rPr>
+        <w:t>: 25.06.2026). — Text : electronic.</w:t>
+      </w:r>
+      <w:r>
+        <w:rPr>
+          <w:color w:val="1F1F1F"/>
+          <w:sz w:val="28"/>
+          <w:szCs w:val="28"/>
+          <w:lang w:val="en-US"/>
+        </w:rPr>
+        <w:t xml:space="preserve"> </w:t>
+      </w:r>
+    </w:p>
+    <w:p>
+      <w:pPr>
+        <w:pStyle w:val="ad"/>
+        <w:numPr>
+          <w:ilvl w:val="0"/>
+          <w:numId w:val="21"/>
+        </w:numPr>
+        <w:spacing w:before="0" w:beforeAutospacing="0" w:after="0" w:afterAutospacing="0" w:line="360" w:lineRule="auto"/>
+        <w:ind w:left="0"/>
+        <w:rPr>
+          <w:color w:val="1F1F1F"/>
+          <w:sz w:val="28"/>
+          <w:szCs w:val="28"/>
+          <w:lang w:val="en-US"/>
+        </w:rPr>
+      </w:pPr>
+      <w:r>
+        <w:rPr>
+          <w:b/>
+          <w:bCs/>
+          <w:color w:val="1F1F1F"/>
+          <w:sz w:val="28"/>
+          <w:szCs w:val="28"/>
+          <w:bdr w:val="none" w:sz="0" w:space="0" w:color="auto" w:frame="1"/>
+          <w:lang w:val="en-US"/>
+        </w:rPr>
+        <w:t>desktop_window</w:t>
+      </w:r>
+      <w:r>
+        <w:rPr>
+          <w:color w:val="1F1F1F"/>
+          <w:sz w:val="28"/>
+          <w:szCs w:val="28"/>
+          <w:bdr w:val="none" w:sz="0" w:space="0" w:color="auto" w:frame="1"/>
+          <w:lang w:val="en-US"/>
+        </w:rPr>
+        <w:t xml:space="preserve"> [Electronic resource] : Flutter plugin to change window size on desktop platforms. — URL: </w:t>
+      </w:r>
+      <w:hyperlink r:id="rId20" w:tgtFrame="_blank" w:history="1">
+        <w:r>
+          <w:rPr>
+            <w:rStyle w:val="af"/>
+            <w:rFonts w:eastAsiaTheme="majorEastAsia"/>
+            <w:color w:val="1F1F1F"/>
+            <w:sz w:val="28"/>
+            <w:szCs w:val="28"/>
+            <w:bdr w:val="none" w:sz="0" w:space="0" w:color="auto" w:frame="1"/>
+            <w:lang w:val="en-US"/>
+          </w:rPr>
+          <w:t>https://pub.dev/packages/desktop_window</w:t>
+        </w:r>
+      </w:hyperlink>
+      <w:r>
+        <w:rPr>
+          <w:color w:val="1F1F1F"/>
+          <w:sz w:val="28"/>
+          <w:szCs w:val="28"/>
+          <w:bdr w:val="none" w:sz="0" w:space="0" w:color="auto" w:frame="1"/>
+          <w:lang w:val="en-US"/>
+        </w:rPr>
+        <w:t xml:space="preserve"> (</w:t>
+      </w:r>
+      <w:r>
+        <w:rPr>
+          <w:color w:val="1F1F1F"/>
+          <w:sz w:val="28"/>
+          <w:szCs w:val="28"/>
+          <w:bdr w:val="none" w:sz="0" w:space="0" w:color="auto" w:frame="1"/>
+        </w:rPr>
+        <w:t>дата</w:t>
+      </w:r>
+      <w:r>
+        <w:rPr>
+          <w:color w:val="1F1F1F"/>
+          <w:sz w:val="28"/>
+          <w:szCs w:val="28"/>
+          <w:bdr w:val="none" w:sz="0" w:space="0" w:color="auto" w:frame="1"/>
+          <w:lang w:val="en-US"/>
+        </w:rPr>
+        <w:t xml:space="preserve"> </w:t>
+      </w:r>
+      <w:r>
+        <w:rPr>
+          <w:color w:val="1F1F1F"/>
+          <w:sz w:val="28"/>
+          <w:szCs w:val="28"/>
+          <w:bdr w:val="none" w:sz="0" w:space="0" w:color="auto" w:frame="1"/>
+        </w:rPr>
+        <w:t>обращения</w:t>
+      </w:r>
+      <w:r>
+        <w:rPr>
+          <w:color w:val="1F1F1F"/>
+          <w:sz w:val="28"/>
+          <w:szCs w:val="28"/>
+          <w:bdr w:val="none" w:sz="0" w:space="0" w:color="auto" w:frame="1"/>
+          <w:lang w:val="en-US"/>
+        </w:rPr>
+        <w:t>: 25.06.2026). — Text : electronic.</w:t>
+      </w:r>
+      <w:r>
+        <w:rPr>
+          <w:color w:val="1F1F1F"/>
+          <w:sz w:val="28"/>
+          <w:szCs w:val="28"/>
+          <w:lang w:val="en-US"/>
+        </w:rPr>
+        <w:t xml:space="preserve"> </w:t>
+      </w:r>
+    </w:p>
+    <w:p>
+      <w:pPr>
+        <w:pStyle w:val="ad"/>
+        <w:numPr>
+          <w:ilvl w:val="0"/>
+          <w:numId w:val="21"/>
+        </w:numPr>
+        <w:spacing w:before="0" w:beforeAutospacing="0" w:after="0" w:afterAutospacing="0" w:line="360" w:lineRule="auto"/>
+        <w:ind w:left="0"/>
+        <w:rPr>
+          <w:color w:val="1F1F1F"/>
+          <w:sz w:val="28"/>
+          <w:szCs w:val="28"/>
+          <w:lang w:val="en-US"/>
+        </w:rPr>
+      </w:pPr>
+      <w:r>
+        <w:rPr>
+          <w:b/>
+          <w:bCs/>
+          <w:color w:val="1F1F1F"/>
+          <w:sz w:val="28"/>
+          <w:szCs w:val="28"/>
+          <w:bdr w:val="none" w:sz="0" w:space="0" w:color="auto" w:frame="1"/>
+          <w:lang w:val="en-US"/>
+        </w:rPr>
+        <w:t>flutter_test library</w:t>
+      </w:r>
+      <w:r>
+        <w:rPr>
+          <w:color w:val="1F1F1F"/>
+          <w:sz w:val="28"/>
+          <w:szCs w:val="28"/>
+          <w:bdr w:val="none" w:sz="0" w:space="0" w:color="auto" w:frame="1"/>
+          <w:lang w:val="en-US"/>
+        </w:rPr>
+        <w:t xml:space="preserve"> [Electronic resource] : Core testing framework for Flutter applications (Unit and Widget tests). — URL: </w:t>
+      </w:r>
+      <w:hyperlink r:id="rId21" w:tgtFrame="_blank" w:history="1">
+        <w:r>
+          <w:rPr>
+            <w:rStyle w:val="af"/>
+            <w:rFonts w:eastAsiaTheme="majorEastAsia"/>
+            <w:color w:val="1F1F1F"/>
+            <w:sz w:val="28"/>
+            <w:szCs w:val="28"/>
+            <w:bdr w:val="none" w:sz="0" w:space="0" w:color="auto" w:frame="1"/>
+            <w:lang w:val="en-US"/>
+          </w:rPr>
+          <w:t>https://api.flutter.dev/flutter/flutter_test/flutter_test-library.html</w:t>
+        </w:r>
+      </w:hyperlink>
+      <w:r>
+        <w:rPr>
+          <w:color w:val="1F1F1F"/>
+          <w:sz w:val="28"/>
+          <w:szCs w:val="28"/>
+          <w:bdr w:val="none" w:sz="0" w:space="0" w:color="auto" w:frame="1"/>
+          <w:lang w:val="en-US"/>
+        </w:rPr>
+        <w:t xml:space="preserve"> (</w:t>
+      </w:r>
+      <w:r>
+        <w:rPr>
+          <w:color w:val="1F1F1F"/>
+          <w:sz w:val="28"/>
+          <w:szCs w:val="28"/>
+          <w:bdr w:val="none" w:sz="0" w:space="0" w:color="auto" w:frame="1"/>
+        </w:rPr>
+        <w:t>дата</w:t>
+      </w:r>
+      <w:r>
+        <w:rPr>
+          <w:color w:val="1F1F1F"/>
+          <w:sz w:val="28"/>
+          <w:szCs w:val="28"/>
+          <w:bdr w:val="none" w:sz="0" w:space="0" w:color="auto" w:frame="1"/>
+          <w:lang w:val="en-US"/>
+        </w:rPr>
+        <w:t xml:space="preserve"> </w:t>
+      </w:r>
+      <w:r>
+        <w:rPr>
+          <w:color w:val="1F1F1F"/>
+          <w:sz w:val="28"/>
+          <w:szCs w:val="28"/>
+          <w:bdr w:val="none" w:sz="0" w:space="0" w:color="auto" w:frame="1"/>
+        </w:rPr>
+        <w:t>обращения</w:t>
+      </w:r>
+      <w:r>
+        <w:rPr>
+          <w:color w:val="1F1F1F"/>
+          <w:sz w:val="28"/>
+          <w:szCs w:val="28"/>
+          <w:bdr w:val="none" w:sz="0" w:space="0" w:color="auto" w:frame="1"/>
+          <w:lang w:val="en-US"/>
+        </w:rPr>
+        <w:t>: 25.06.2026). — Text : electronic.</w:t>
+      </w:r>
+      <w:r>
+        <w:rPr>
+          <w:color w:val="1F1F1F"/>
+          <w:sz w:val="28"/>
+          <w:szCs w:val="28"/>
+          <w:lang w:val="en-US"/>
+        </w:rPr>
+        <w:t xml:space="preserve"> </w:t>
+      </w:r>
+    </w:p>
+    <w:p>
+      <w:pPr>
+        <w:pStyle w:val="ad"/>
+        <w:numPr>
+          <w:ilvl w:val="0"/>
+          <w:numId w:val="21"/>
+        </w:numPr>
+        <w:spacing w:before="0" w:beforeAutospacing="0" w:after="0" w:afterAutospacing="0" w:line="360" w:lineRule="auto"/>
+        <w:ind w:left="0"/>
+        <w:rPr>
+          <w:color w:val="1F1F1F"/>
+          <w:sz w:val="28"/>
+          <w:szCs w:val="28"/>
+          <w:lang w:val="en-US"/>
+        </w:rPr>
+      </w:pPr>
+      <w:r>
+        <w:rPr>
+          <w:b/>
+          <w:bCs/>
+          <w:color w:val="1F1F1F"/>
+          <w:sz w:val="28"/>
+          <w:szCs w:val="28"/>
+          <w:bdr w:val="none" w:sz="0" w:space="0" w:color="auto" w:frame="1"/>
+          <w:lang w:val="en-US"/>
+        </w:rPr>
+        <w:t>JSON (JavaScript Object Notation)</w:t>
+      </w:r>
+      <w:r>
+        <w:rPr>
+          <w:color w:val="1F1F1F"/>
+          <w:sz w:val="28"/>
+          <w:szCs w:val="28"/>
+          <w:bdr w:val="none" w:sz="0" w:space="0" w:color="auto" w:frame="1"/>
+          <w:lang w:val="en-US"/>
+        </w:rPr>
+        <w:t xml:space="preserve"> [Electronic resource] : Data Interchange Standard. — URL: </w:t>
+      </w:r>
+      <w:hyperlink r:id="rId22" w:tgtFrame="_blank" w:history="1">
+        <w:r>
+          <w:rPr>
+            <w:rStyle w:val="af"/>
+            <w:rFonts w:eastAsiaTheme="majorEastAsia"/>
+            <w:color w:val="1F1F1F"/>
+            <w:sz w:val="28"/>
+            <w:szCs w:val="28"/>
+            <w:bdr w:val="none" w:sz="0" w:space="0" w:color="auto" w:frame="1"/>
+            <w:lang w:val="en-US"/>
+          </w:rPr>
+          <w:t>https://www.json.org/json-en.html</w:t>
+        </w:r>
+      </w:hyperlink>
+      <w:r>
+        <w:rPr>
+          <w:color w:val="1F1F1F"/>
+          <w:sz w:val="28"/>
+          <w:szCs w:val="28"/>
+          <w:bdr w:val="none" w:sz="0" w:space="0" w:color="auto" w:frame="1"/>
+          <w:lang w:val="en-US"/>
+        </w:rPr>
+        <w:t xml:space="preserve"> (</w:t>
+      </w:r>
+      <w:r>
+        <w:rPr>
+          <w:color w:val="1F1F1F"/>
+          <w:sz w:val="28"/>
+          <w:szCs w:val="28"/>
+          <w:bdr w:val="none" w:sz="0" w:space="0" w:color="auto" w:frame="1"/>
+        </w:rPr>
+        <w:t>дата</w:t>
+      </w:r>
+      <w:r>
+        <w:rPr>
+          <w:color w:val="1F1F1F"/>
+          <w:sz w:val="28"/>
+          <w:szCs w:val="28"/>
+          <w:bdr w:val="none" w:sz="0" w:space="0" w:color="auto" w:frame="1"/>
+          <w:lang w:val="en-US"/>
+        </w:rPr>
+        <w:t xml:space="preserve"> </w:t>
+      </w:r>
+      <w:r>
+        <w:rPr>
+          <w:color w:val="1F1F1F"/>
+          <w:sz w:val="28"/>
+          <w:szCs w:val="28"/>
+          <w:bdr w:val="none" w:sz="0" w:space="0" w:color="auto" w:frame="1"/>
+        </w:rPr>
+        <w:t>обращения</w:t>
+      </w:r>
+      <w:r>
+        <w:rPr>
+          <w:color w:val="1F1F1F"/>
+          <w:sz w:val="28"/>
+          <w:szCs w:val="28"/>
+          <w:bdr w:val="none" w:sz="0" w:space="0" w:color="auto" w:frame="1"/>
+          <w:lang w:val="en-US"/>
+        </w:rPr>
+        <w:t>: 25.06.2026). — Text : electronic.</w:t>
+      </w:r>
+      <w:r>
+        <w:rPr>
+          <w:color w:val="1F1F1F"/>
+          <w:sz w:val="28"/>
+          <w:szCs w:val="28"/>
+          <w:lang w:val="en-US"/>
+        </w:rPr>
+        <w:t xml:space="preserve"> </w:t>
+      </w:r>
+    </w:p>
+    <w:p>
+      <w:pPr>
+        <w:pStyle w:val="ad"/>
+        <w:numPr>
+          <w:ilvl w:val="0"/>
+          <w:numId w:val="21"/>
+        </w:numPr>
+        <w:spacing w:before="0" w:beforeAutospacing="0" w:after="0" w:afterAutospacing="0" w:line="360" w:lineRule="auto"/>
+        <w:ind w:left="0" w:hanging="426"/>
+        <w:rPr>
+          <w:color w:val="1F1F1F"/>
+          <w:sz w:val="28"/>
+          <w:szCs w:val="28"/>
+        </w:rPr>
+      </w:pPr>
+      <w:r>
+        <w:rPr>
+          <w:b/>
+          <w:bCs/>
+          <w:color w:val="1F1F1F"/>
+          <w:sz w:val="28"/>
+          <w:szCs w:val="28"/>
+          <w:bdr w:val="none" w:sz="0" w:space="0" w:color="auto" w:frame="1"/>
+        </w:rPr>
+        <w:lastRenderedPageBreak/>
+        <w:t>Дейт</w:t>
+      </w:r>
+      <w:r>
+        <w:rPr>
+          <w:b/>
+          <w:bCs/>
+          <w:color w:val="1F1F1F"/>
+          <w:sz w:val="28"/>
+          <w:szCs w:val="28"/>
+          <w:bdr w:val="none" w:sz="0" w:space="0" w:color="auto" w:frame="1"/>
+          <w:lang w:val="en-US"/>
+        </w:rPr>
+        <w:t xml:space="preserve">, </w:t>
+      </w:r>
+      <w:r>
+        <w:rPr>
+          <w:b/>
+          <w:bCs/>
+          <w:color w:val="1F1F1F"/>
+          <w:sz w:val="28"/>
+          <w:szCs w:val="28"/>
+          <w:bdr w:val="none" w:sz="0" w:space="0" w:color="auto" w:frame="1"/>
+        </w:rPr>
+        <w:t>К</w:t>
+      </w:r>
+      <w:r>
+        <w:rPr>
+          <w:b/>
+          <w:bCs/>
+          <w:color w:val="1F1F1F"/>
+          <w:sz w:val="28"/>
+          <w:szCs w:val="28"/>
+          <w:bdr w:val="none" w:sz="0" w:space="0" w:color="auto" w:frame="1"/>
+          <w:lang w:val="en-US"/>
+        </w:rPr>
+        <w:t xml:space="preserve">. </w:t>
+      </w:r>
+      <w:r>
+        <w:rPr>
+          <w:b/>
+          <w:bCs/>
+          <w:color w:val="1F1F1F"/>
+          <w:sz w:val="28"/>
+          <w:szCs w:val="28"/>
+          <w:bdr w:val="none" w:sz="0" w:space="0" w:color="auto" w:frame="1"/>
+        </w:rPr>
+        <w:t>Дж</w:t>
+      </w:r>
+      <w:r>
+        <w:rPr>
+          <w:b/>
+          <w:bCs/>
+          <w:color w:val="1F1F1F"/>
+          <w:sz w:val="28"/>
+          <w:szCs w:val="28"/>
+          <w:bdr w:val="none" w:sz="0" w:space="0" w:color="auto" w:frame="1"/>
+          <w:lang w:val="en-US"/>
+        </w:rPr>
+        <w:t>.</w:t>
+      </w:r>
+      <w:r>
+        <w:rPr>
+          <w:color w:val="1F1F1F"/>
+          <w:sz w:val="28"/>
+          <w:szCs w:val="28"/>
+          <w:bdr w:val="none" w:sz="0" w:space="0" w:color="auto" w:frame="1"/>
+          <w:lang w:val="en-US"/>
+        </w:rPr>
+        <w:t xml:space="preserve"> </w:t>
+      </w:r>
+      <w:r>
+        <w:rPr>
+          <w:color w:val="1F1F1F"/>
+          <w:sz w:val="28"/>
+          <w:szCs w:val="28"/>
+          <w:bdr w:val="none" w:sz="0" w:space="0" w:color="auto" w:frame="1"/>
+        </w:rPr>
+        <w:t>Введение</w:t>
+      </w:r>
+      <w:r>
+        <w:rPr>
+          <w:color w:val="1F1F1F"/>
+          <w:sz w:val="28"/>
+          <w:szCs w:val="28"/>
+          <w:bdr w:val="none" w:sz="0" w:space="0" w:color="auto" w:frame="1"/>
+          <w:lang w:val="en-US"/>
+        </w:rPr>
+        <w:t xml:space="preserve"> </w:t>
+      </w:r>
+      <w:r>
+        <w:rPr>
+          <w:color w:val="1F1F1F"/>
+          <w:sz w:val="28"/>
+          <w:szCs w:val="28"/>
+          <w:bdr w:val="none" w:sz="0" w:space="0" w:color="auto" w:frame="1"/>
+        </w:rPr>
+        <w:t>в</w:t>
+      </w:r>
+      <w:r>
+        <w:rPr>
+          <w:color w:val="1F1F1F"/>
+          <w:sz w:val="28"/>
+          <w:szCs w:val="28"/>
+          <w:bdr w:val="none" w:sz="0" w:space="0" w:color="auto" w:frame="1"/>
+          <w:lang w:val="en-US"/>
+        </w:rPr>
+        <w:t xml:space="preserve"> </w:t>
+      </w:r>
+      <w:r>
+        <w:rPr>
+          <w:color w:val="1F1F1F"/>
+          <w:sz w:val="28"/>
+          <w:szCs w:val="28"/>
+          <w:bdr w:val="none" w:sz="0" w:space="0" w:color="auto" w:frame="1"/>
+        </w:rPr>
+        <w:t>системы</w:t>
+      </w:r>
+      <w:r>
+        <w:rPr>
+          <w:color w:val="1F1F1F"/>
+          <w:sz w:val="28"/>
+          <w:szCs w:val="28"/>
+          <w:bdr w:val="none" w:sz="0" w:space="0" w:color="auto" w:frame="1"/>
+          <w:lang w:val="en-US"/>
+        </w:rPr>
+        <w:t xml:space="preserve"> </w:t>
+      </w:r>
+      <w:r>
+        <w:rPr>
+          <w:color w:val="1F1F1F"/>
+          <w:sz w:val="28"/>
+          <w:szCs w:val="28"/>
+          <w:bdr w:val="none" w:sz="0" w:space="0" w:color="auto" w:frame="1"/>
+        </w:rPr>
+        <w:t>баз</w:t>
+      </w:r>
+      <w:r>
+        <w:rPr>
+          <w:color w:val="1F1F1F"/>
+          <w:sz w:val="28"/>
+          <w:szCs w:val="28"/>
+          <w:bdr w:val="none" w:sz="0" w:space="0" w:color="auto" w:frame="1"/>
+          <w:lang w:val="en-US"/>
+        </w:rPr>
+        <w:t xml:space="preserve"> </w:t>
+      </w:r>
+      <w:r>
+        <w:rPr>
+          <w:color w:val="1F1F1F"/>
+          <w:sz w:val="28"/>
+          <w:szCs w:val="28"/>
+          <w:bdr w:val="none" w:sz="0" w:space="0" w:color="auto" w:frame="1"/>
+        </w:rPr>
+        <w:t>данных</w:t>
+      </w:r>
+      <w:r>
+        <w:rPr>
+          <w:color w:val="1F1F1F"/>
+          <w:sz w:val="28"/>
+          <w:szCs w:val="28"/>
+          <w:bdr w:val="none" w:sz="0" w:space="0" w:color="auto" w:frame="1"/>
+          <w:lang w:val="en-US"/>
+        </w:rPr>
+        <w:t xml:space="preserve"> = Introduction to Database Systems / </w:t>
+      </w:r>
+      <w:r>
+        <w:rPr>
+          <w:color w:val="1F1F1F"/>
+          <w:sz w:val="28"/>
+          <w:szCs w:val="28"/>
+          <w:bdr w:val="none" w:sz="0" w:space="0" w:color="auto" w:frame="1"/>
+        </w:rPr>
+        <w:t>К</w:t>
+      </w:r>
+      <w:r>
+        <w:rPr>
+          <w:color w:val="1F1F1F"/>
+          <w:sz w:val="28"/>
+          <w:szCs w:val="28"/>
+          <w:bdr w:val="none" w:sz="0" w:space="0" w:color="auto" w:frame="1"/>
+          <w:lang w:val="en-US"/>
+        </w:rPr>
+        <w:t xml:space="preserve">. </w:t>
+      </w:r>
+      <w:r>
+        <w:rPr>
+          <w:color w:val="1F1F1F"/>
+          <w:sz w:val="28"/>
+          <w:szCs w:val="28"/>
+          <w:bdr w:val="none" w:sz="0" w:space="0" w:color="auto" w:frame="1"/>
+        </w:rPr>
+        <w:t>Дж</w:t>
+      </w:r>
+      <w:r>
+        <w:rPr>
+          <w:color w:val="1F1F1F"/>
+          <w:sz w:val="28"/>
+          <w:szCs w:val="28"/>
+          <w:bdr w:val="none" w:sz="0" w:space="0" w:color="auto" w:frame="1"/>
+          <w:lang w:val="en-US"/>
+        </w:rPr>
+        <w:t xml:space="preserve">. </w:t>
+      </w:r>
+      <w:r>
+        <w:rPr>
+          <w:color w:val="1F1F1F"/>
+          <w:sz w:val="28"/>
+          <w:szCs w:val="28"/>
+          <w:bdr w:val="none" w:sz="0" w:space="0" w:color="auto" w:frame="1"/>
+        </w:rPr>
+        <w:t xml:space="preserve">Дейт. — 8-е изд. — Москва : Вильямс, 2019. — 1328 c. — Текст : непосредственный </w:t>
+      </w:r>
+      <w:r>
+        <w:rPr>
+          <w:iCs/>
+          <w:color w:val="1F1F1F"/>
+          <w:sz w:val="28"/>
+          <w:szCs w:val="28"/>
+          <w:bdr w:val="none" w:sz="0" w:space="0" w:color="auto" w:frame="1"/>
+        </w:rPr>
+        <w:t>(используется как теоретическая основа проектирования БД, нормализации 1НФ, 2НФ, 3НФ)</w:t>
+      </w:r>
+      <w:r>
+        <w:rPr>
+          <w:color w:val="1F1F1F"/>
+          <w:sz w:val="28"/>
+          <w:szCs w:val="28"/>
+          <w:bdr w:val="none" w:sz="0" w:space="0" w:color="auto" w:frame="1"/>
+        </w:rPr>
+        <w:t>.</w:t>
+      </w:r>
+      <w:r>
+        <w:rPr>
+          <w:color w:val="1F1F1F"/>
+          <w:sz w:val="28"/>
+          <w:szCs w:val="28"/>
+        </w:rPr>
+        <w:t xml:space="preserve"> </w:t>
+      </w:r>
+    </w:p>
+    <w:p>
+      <w:pPr>
+        <w:spacing w:after="160" w:line="278" w:lineRule="auto"/>
+        <w:rPr>
+          <w:b/>
+          <w:sz w:val="28"/>
+          <w:szCs w:val="28"/>
+        </w:rPr>
+      </w:pPr>
+    </w:p>
     <w:sectPr>
-      <w:footerReference w:type="default" r:id="rId14"/>
+      <w:footerReference w:type="default" r:id="rId23"/>
       <w:pgSz w:w="11906" w:h="16838"/>
       <w:pgMar w:top="1134" w:right="850" w:bottom="1134" w:left="1701" w:header="708" w:footer="708" w:gutter="0"/>
       <w:pgNumType w:start="1"/>
@@ -16196,7 +17535,7 @@
             <w:rPr>
               <w:noProof/>
             </w:rPr>
-            <w:t>17</w:t>
+            <w:t>46</w:t>
           </w:r>
         </w:fldSimple>
       </w:p>
@@ -18657,6 +19996,122 @@
     </w:lvl>
   </w:abstractNum>
   <w:abstractNum w:abstractNumId="17">
+    <w:nsid w:val="67B306B3"/>
+    <w:multiLevelType w:val="multilevel"/>
+    <w:tmpl w:val="AC12B774"/>
+    <w:lvl w:ilvl="0">
+      <w:start w:val="1"/>
+      <w:numFmt w:val="decimal"/>
+      <w:lvlText w:val="%1."/>
+      <w:lvlJc w:val="left"/>
+      <w:pPr>
+        <w:tabs>
+          <w:tab w:val="num" w:pos="360"/>
+        </w:tabs>
+        <w:ind w:left="360" w:hanging="360"/>
+      </w:pPr>
+      <w:rPr>
+        <w:b/>
+      </w:rPr>
+    </w:lvl>
+    <w:lvl w:ilvl="1" w:tentative="1">
+      <w:start w:val="1"/>
+      <w:numFmt w:val="decimal"/>
+      <w:lvlText w:val="%2."/>
+      <w:lvlJc w:val="left"/>
+      <w:pPr>
+        <w:tabs>
+          <w:tab w:val="num" w:pos="1080"/>
+        </w:tabs>
+        <w:ind w:left="1080" w:hanging="360"/>
+      </w:pPr>
+    </w:lvl>
+    <w:lvl w:ilvl="2" w:tentative="1">
+      <w:start w:val="1"/>
+      <w:numFmt w:val="decimal"/>
+      <w:lvlText w:val="%3."/>
+      <w:lvlJc w:val="left"/>
+      <w:pPr>
+        <w:tabs>
+          <w:tab w:val="num" w:pos="1800"/>
+        </w:tabs>
+        <w:ind w:left="1800" w:hanging="360"/>
+      </w:pPr>
+    </w:lvl>
+    <w:lvl w:ilvl="3" w:tentative="1">
+      <w:start w:val="1"/>
+      <w:numFmt w:val="decimal"/>
+      <w:lvlText w:val="%4."/>
+      <w:lvlJc w:val="left"/>
+      <w:pPr>
+        <w:tabs>
+          <w:tab w:val="num" w:pos="2520"/>
+        </w:tabs>
+        <w:ind w:left="2520" w:hanging="360"/>
+      </w:pPr>
+    </w:lvl>
+    <w:lvl w:ilvl="4" w:tentative="1">
+      <w:start w:val="1"/>
+      <w:numFmt w:val="decimal"/>
+      <w:lvlText w:val="%5."/>
+      <w:lvlJc w:val="left"/>
+      <w:pPr>
+        <w:tabs>
+          <w:tab w:val="num" w:pos="3240"/>
+        </w:tabs>
+        <w:ind w:left="3240" w:hanging="360"/>
+      </w:pPr>
+    </w:lvl>
+    <w:lvl w:ilvl="5" w:tentative="1">
+      <w:start w:val="1"/>
+      <w:numFmt w:val="decimal"/>
+      <w:lvlText w:val="%6."/>
+      <w:lvlJc w:val="left"/>
+      <w:pPr>
+        <w:tabs>
+          <w:tab w:val="num" w:pos="3960"/>
+        </w:tabs>
+        <w:ind w:left="3960" w:hanging="360"/>
+      </w:pPr>
+    </w:lvl>
+    <w:lvl w:ilvl="6" w:tentative="1">
+      <w:start w:val="1"/>
+      <w:numFmt w:val="decimal"/>
+      <w:lvlText w:val="%7."/>
+      <w:lvlJc w:val="left"/>
+      <w:pPr>
+        <w:tabs>
+          <w:tab w:val="num" w:pos="4680"/>
+        </w:tabs>
+        <w:ind w:left="4680" w:hanging="360"/>
+      </w:pPr>
+    </w:lvl>
+    <w:lvl w:ilvl="7" w:tentative="1">
+      <w:start w:val="1"/>
+      <w:numFmt w:val="decimal"/>
+      <w:lvlText w:val="%8."/>
+      <w:lvlJc w:val="left"/>
+      <w:pPr>
+        <w:tabs>
+          <w:tab w:val="num" w:pos="5400"/>
+        </w:tabs>
+        <w:ind w:left="5400" w:hanging="360"/>
+      </w:pPr>
+    </w:lvl>
+    <w:lvl w:ilvl="8" w:tentative="1">
+      <w:start w:val="1"/>
+      <w:numFmt w:val="decimal"/>
+      <w:lvlText w:val="%9."/>
+      <w:lvlJc w:val="left"/>
+      <w:pPr>
+        <w:tabs>
+          <w:tab w:val="num" w:pos="6120"/>
+        </w:tabs>
+        <w:ind w:left="6120" w:hanging="360"/>
+      </w:pPr>
+    </w:lvl>
+  </w:abstractNum>
+  <w:abstractNum w:abstractNumId="18">
     <w:nsid w:val="6E6B45E4"/>
     <w:multiLevelType w:val="multilevel"/>
     <w:tmpl w:val="F6F0F7BA"/>
@@ -18805,7 +20260,7 @@
       </w:rPr>
     </w:lvl>
   </w:abstractNum>
-  <w:abstractNum w:abstractNumId="18">
+  <w:abstractNum w:abstractNumId="19">
     <w:nsid w:val="7E803F8B"/>
     <w:multiLevelType w:val="multilevel"/>
     <w:tmpl w:val="361C466E"/>
@@ -18954,7 +20409,7 @@
       </w:rPr>
     </w:lvl>
   </w:abstractNum>
-  <w:abstractNum w:abstractNumId="19">
+  <w:abstractNum w:abstractNumId="20">
     <w:nsid w:val="7FE304E0"/>
     <w:multiLevelType w:val="multilevel"/>
     <w:tmpl w:val="8584A436"/>
@@ -19041,7 +20496,7 @@
     </w:lvl>
   </w:abstractNum>
   <w:num w:numId="1">
-    <w:abstractNumId w:val="19"/>
+    <w:abstractNumId w:val="20"/>
   </w:num>
   <w:num w:numId="2">
     <w:abstractNumId w:val="15"/>
@@ -19050,7 +20505,7 @@
     <w:abstractNumId w:val="16"/>
   </w:num>
   <w:num w:numId="4">
-    <w:abstractNumId w:val="18"/>
+    <w:abstractNumId w:val="19"/>
   </w:num>
   <w:num w:numId="5">
     <w:abstractNumId w:val="4"/>
@@ -19098,6 +20553,9 @@
     <w:abstractNumId w:val="11"/>
   </w:num>
   <w:num w:numId="20">
+    <w:abstractNumId w:val="18"/>
+  </w:num>
+  <w:num w:numId="21">
     <w:abstractNumId w:val="17"/>
   </w:num>
   <w:numIdMacAtCleanup w:val="15"/>
@@ -20439,7 +21897,7 @@
   <a:extraClrSchemeLst/>
   <a:extLst>
     <a:ext uri="{05A4C25C-085E-4340-85A3-A5531E510DB2}">
-      <thm15:themeFamily xmlns="" xmlns:thm15="http://schemas.microsoft.com/office/thememl/2012/main" name="Office Theme" id="{2E142A2C-CD16-42D6-873A-C26D2A0506FA}" vid="{1BDDFF52-6CD6-40A5-AB3C-68EB2F1E4D0A}"/>
+      <thm15:themeFamily xmlns:thm15="http://schemas.microsoft.com/office/thememl/2012/main" xmlns="" name="Office Theme" id="{2E142A2C-CD16-42D6-873A-C26D2A0506FA}" vid="{1BDDFF52-6CD6-40A5-AB3C-68EB2F1E4D0A}"/>
     </a:ext>
   </a:extLst>
 </a:theme>

--- a/документация/diary.docx
+++ b/документация/diary.docx
@@ -14837,7 +14837,7 @@
                     <a:blip r:embed="rId10">
                       <a:extLst>
                         <a:ext uri="{28A0092B-C50C-407E-A947-70E740481C1C}">
-                          <a14:useLocalDpi xmlns:a14="http://schemas.microsoft.com/office/drawing/2010/main" xmlns:wps="http://schemas.microsoft.com/office/word/2010/wordprocessingShape" xmlns:wpi="http://schemas.microsoft.com/office/word/2010/wordprocessingInk" xmlns:wpg="http://schemas.microsoft.com/office/word/2010/wordprocessingGroup" xmlns:w16se="http://schemas.microsoft.com/office/word/2015/wordml/symex" xmlns:w16sdtdh="http://schemas.microsoft.com/office/word/2020/wordml/sdtdatahash" xmlns:w16="http://schemas.microsoft.com/office/word/2018/wordml" xmlns:w16cid="http://schemas.microsoft.com/office/word/2016/wordml/cid" xmlns:w16cex="http://schemas.microsoft.com/office/word/2018/wordml/cex" xmlns:w15="http://schemas.microsoft.com/office/word/2012/wordml" xmlns:w14="http://schemas.microsoft.com/office/word/2010/wordml" xmlns:w="http://schemas.openxmlformats.org/wordprocessingml/2006/main" xmlns:w10="urn:schemas-microsoft-com:office:word" xmlns:wp14="http://schemas.microsoft.com/office/word/2010/wordprocessingDrawing" xmlns:v="urn:schemas-microsoft-com:vml" xmlns:oel="http://schemas.microsoft.com/office/2019/extlst" xmlns:o="urn:schemas-microsoft-com:office:office" xmlns:am3d="http://schemas.microsoft.com/office/drawing/2017/model3d" xmlns:aink="http://schemas.microsoft.com/office/drawing/2016/ink" xmlns:mc="http://schemas.openxmlformats.org/markup-compatibility/2006" xmlns:cx8="http://schemas.microsoft.com/office/drawing/2016/5/14/chartex" xmlns:cx7="http://schemas.microsoft.com/office/drawing/2016/5/13/chartex" xmlns:cx6="http://schemas.microsoft.com/office/drawing/2016/5/12/chartex" xmlns:cx5="http://schemas.microsoft.com/office/drawing/2016/5/11/chartex" xmlns:cx4="http://schemas.microsoft.com/office/drawing/2016/5/10/chartex" xmlns:cx3="http://schemas.microsoft.com/office/drawing/2016/5/9/chartex" xmlns:cx2="http://schemas.microsoft.com/office/drawing/2015/10/21/chartex" xmlns:cx1="http://schemas.microsoft.com/office/drawing/2015/9/8/chartex" xmlns:cx="http://schemas.microsoft.com/office/drawing/2014/chartex" xmlns:wpc="http://schemas.microsoft.com/office/word/2010/wordprocessingCanvas" xmlns="" val="0"/>
+                          <a14:useLocalDpi xmlns="" xmlns:wpc="http://schemas.microsoft.com/office/word/2010/wordprocessingCanvas" xmlns:cx="http://schemas.microsoft.com/office/drawing/2014/chartex" xmlns:cx1="http://schemas.microsoft.com/office/drawing/2015/9/8/chartex" xmlns:cx2="http://schemas.microsoft.com/office/drawing/2015/10/21/chartex" xmlns:cx3="http://schemas.microsoft.com/office/drawing/2016/5/9/chartex" xmlns:cx4="http://schemas.microsoft.com/office/drawing/2016/5/10/chartex" xmlns:cx5="http://schemas.microsoft.com/office/drawing/2016/5/11/chartex" xmlns:cx6="http://schemas.microsoft.com/office/drawing/2016/5/12/chartex" xmlns:cx7="http://schemas.microsoft.com/office/drawing/2016/5/13/chartex" xmlns:cx8="http://schemas.microsoft.com/office/drawing/2016/5/14/chartex" xmlns:mc="http://schemas.openxmlformats.org/markup-compatibility/2006" xmlns:aink="http://schemas.microsoft.com/office/drawing/2016/ink" xmlns:am3d="http://schemas.microsoft.com/office/drawing/2017/model3d" xmlns:o="urn:schemas-microsoft-com:office:office" xmlns:oel="http://schemas.microsoft.com/office/2019/extlst" xmlns:v="urn:schemas-microsoft-com:vml" xmlns:wp14="http://schemas.microsoft.com/office/word/2010/wordprocessingDrawing" xmlns:w10="urn:schemas-microsoft-com:office:word" xmlns:w="http://schemas.openxmlformats.org/wordprocessingml/2006/main" xmlns:w14="http://schemas.microsoft.com/office/word/2010/wordml" xmlns:w15="http://schemas.microsoft.com/office/word/2012/wordml" xmlns:w16cex="http://schemas.microsoft.com/office/word/2018/wordml/cex" xmlns:w16cid="http://schemas.microsoft.com/office/word/2016/wordml/cid" xmlns:w16="http://schemas.microsoft.com/office/word/2018/wordml" xmlns:w16sdtdh="http://schemas.microsoft.com/office/word/2020/wordml/sdtdatahash" xmlns:w16se="http://schemas.microsoft.com/office/word/2015/wordml/symex" xmlns:wpg="http://schemas.microsoft.com/office/word/2010/wordprocessingGroup" xmlns:wpi="http://schemas.microsoft.com/office/word/2010/wordprocessingInk" xmlns:wps="http://schemas.microsoft.com/office/word/2010/wordprocessingShape" xmlns:a14="http://schemas.microsoft.com/office/drawing/2010/main" val="0"/>
                         </a:ext>
                       </a:extLst>
                     </a:blip>
@@ -16199,7 +16199,8 @@
     </w:p>
     <w:p>
       <w:pPr>
-        <w:spacing w:before="240" w:after="240" w:line="360" w:lineRule="auto"/>
+        <w:pStyle w:val="ad"/>
+        <w:spacing w:line="360" w:lineRule="auto"/>
         <w:jc w:val="center"/>
         <w:rPr>
           <w:b/>
@@ -16210,6 +16211,7 @@
       <w:r>
         <w:rPr>
           <w:b/>
+          <w:color w:val="1F1F1F"/>
           <w:sz w:val="28"/>
           <w:szCs w:val="28"/>
         </w:rPr>
@@ -17535,7 +17537,7 @@
             <w:rPr>
               <w:noProof/>
             </w:rPr>
-            <w:t>46</w:t>
+            <w:t>45</w:t>
           </w:r>
         </w:fldSimple>
       </w:p>
@@ -21897,7 +21899,7 @@
   <a:extraClrSchemeLst/>
   <a:extLst>
     <a:ext uri="{05A4C25C-085E-4340-85A3-A5531E510DB2}">
-      <thm15:themeFamily xmlns:thm15="http://schemas.microsoft.com/office/thememl/2012/main" xmlns="" name="Office Theme" id="{2E142A2C-CD16-42D6-873A-C26D2A0506FA}" vid="{1BDDFF52-6CD6-40A5-AB3C-68EB2F1E4D0A}"/>
+      <thm15:themeFamily xmlns="" xmlns:thm15="http://schemas.microsoft.com/office/thememl/2012/main" name="Office Theme" id="{2E142A2C-CD16-42D6-873A-C26D2A0506FA}" vid="{1BDDFF52-6CD6-40A5-AB3C-68EB2F1E4D0A}"/>
     </a:ext>
   </a:extLst>
 </a:theme>

--- a/документация/diary.docx
+++ b/документация/diary.docx
@@ -16206,6 +16206,7 @@
           <w:b/>
           <w:sz w:val="28"/>
           <w:szCs w:val="28"/>
+          <w:lang w:val="en-US"/>
         </w:rPr>
       </w:pPr>
       <w:r>
@@ -17217,7 +17218,7 @@
           <w:numId w:val="21"/>
         </w:numPr>
         <w:spacing w:before="0" w:beforeAutospacing="0" w:after="0" w:afterAutospacing="0" w:line="360" w:lineRule="auto"/>
-        <w:ind w:left="0" w:hanging="426"/>
+        <w:ind w:left="0" w:hanging="567"/>
         <w:rPr>
           <w:color w:val="1F1F1F"/>
           <w:sz w:val="28"/>
